--- a/_build_docx/家装建材家具行业竞争情报月报_详报.docx
+++ b/_build_docx/家装建材家具行业竞争情报月报_详报.docx
@@ -937,7 +937,7 @@
           <w:color w:val="2E5B9A"/>
           <w:sz w:val="27"/>
         </w:rPr>
-        <w:t>1.二　平台大事（7条）</w:t>
+        <w:t>1.二　平台大事（8条）</w:t>
       </w:r>
     </w:p>
     <w:tbl>
@@ -1565,6 +1565,84 @@
           </w:p>
         </w:tc>
       </w:tr>
+      <w:tr>
+        <w:tc>
+          <w:tcPr>
+            <w:tcW w:type="dxa" w:w="1247"/>
+            <w:shd w:val="clear" w:fill="F4F6F9"/>
+          </w:tcPr>
+          <w:p>
+            <w:pPr>
+              <w:jc w:val="left"/>
+            </w:pPr>
+            <w:r>
+              <w:rPr>
+                <w:rFonts w:ascii="Arial" w:hAnsi="Arial" w:eastAsia="宋体"/>
+                <w:b w:val="0"/>
+                <w:sz w:val="19"/>
+              </w:rPr>
+              <w:t>2026-07-22</w:t>
+            </w:r>
+          </w:p>
+        </w:tc>
+        <w:tc>
+          <w:tcPr>
+            <w:tcW w:type="dxa" w:w="5386"/>
+            <w:shd w:val="clear" w:fill="F4F6F9"/>
+          </w:tcPr>
+          <w:p>
+            <w:pPr>
+              <w:jc w:val="center"/>
+            </w:pPr>
+            <w:r>
+              <w:rPr>
+                <w:rFonts w:ascii="Arial" w:hAnsi="Arial" w:eastAsia="宋体"/>
+                <w:b w:val="0"/>
+                <w:sz w:val="19"/>
+              </w:rPr>
+              <w:t>京东『春晓计划』2026上半年半年战报：家电家居超5800家商家销售额同比增超200%</w:t>
+            </w:r>
+          </w:p>
+        </w:tc>
+        <w:tc>
+          <w:tcPr>
+            <w:tcW w:type="dxa" w:w="737"/>
+            <w:shd w:val="clear" w:fill="F4F6F9"/>
+          </w:tcPr>
+          <w:p>
+            <w:pPr>
+              <w:jc w:val="center"/>
+            </w:pPr>
+            <w:r>
+              <w:rPr>
+                <w:rFonts w:ascii="Arial" w:hAnsi="Arial" w:eastAsia="宋体"/>
+                <w:b w:val="0"/>
+                <w:sz w:val="19"/>
+              </w:rPr>
+              <w:t>中</w:t>
+            </w:r>
+          </w:p>
+        </w:tc>
+        <w:tc>
+          <w:tcPr>
+            <w:tcW w:type="dxa" w:w="1814"/>
+            <w:shd w:val="clear" w:fill="F4F6F9"/>
+          </w:tcPr>
+          <w:p>
+            <w:pPr>
+              <w:jc w:val="center"/>
+            </w:pPr>
+            <w:r>
+              <w:rPr>
+                <w:rFonts w:ascii="Arial" w:hAnsi="Arial" w:eastAsia="宋体"/>
+                <w:b w:val="0"/>
+                <w:sz w:val="19"/>
+              </w:rPr>
+              <w:t>新浪财经（转环球网）</w:t>
+            </w:r>
+          </w:p>
+        </w:tc>
+      </w:tr>
     </w:tbl>
     <w:p>
       <w:pPr>
@@ -1851,6 +1929,47 @@
           <w:sz w:val="17"/>
         </w:rPr>
         <w:t>来源：阿拉丁照明网(本机夸克浏览器现采,过WAF滑块)　https://www.alighting.cn/news/</w:t>
+      </w:r>
+    </w:p>
+    <w:p>
+      <w:pPr>
+        <w:spacing w:line="360" w:lineRule="auto"/>
+      </w:pPr>
+      <w:r>
+        <w:rPr>
+          <w:rFonts w:ascii="Arial" w:hAnsi="Arial" w:eastAsia="宋体"/>
+          <w:b/>
+          <w:sz w:val="21"/>
+        </w:rPr>
+        <w:t>【2026-07-22｜平台｜影响中】京东『春晓计划』2026上半年半年战报：家电家居超5800家商家销售额同比增超200%</w:t>
+      </w:r>
+    </w:p>
+    <w:p>
+      <w:pPr>
+        <w:spacing w:line="360" w:lineRule="auto"/>
+        <w:ind w:firstLine="420"/>
+      </w:pPr>
+      <w:r>
+        <w:rPr>
+          <w:rFonts w:ascii="Arial" w:hAnsi="Arial" w:eastAsia="宋体"/>
+          <w:b w:val="0"/>
+          <w:sz w:val="21"/>
+        </w:rPr>
+        <w:t>京东春晓计划加码350亿专项扶持，2026上半年超22万产业带商家销售额同比翻倍；家电家居领域近2.5万商家销售额同比增超50%、超5800家增超200%（未披露GMV绝对值，家装建材仅见于家具建材新商榜）。</w:t>
+      </w:r>
+    </w:p>
+    <w:p>
+      <w:pPr>
+        <w:spacing w:after="40"/>
+      </w:pPr>
+      <w:r>
+        <w:rPr>
+          <w:rFonts w:ascii="Arial" w:hAnsi="Arial" w:eastAsia="宋体"/>
+          <w:i/>
+          <w:color w:val="888888"/>
+          <w:sz w:val="17"/>
+        </w:rPr>
+        <w:t>来源：新浪财经（转环球网）　https://finance.sina.cn/stock/jdts/2026-07-22/detail-iniirwqk8049446.d.html</w:t>
       </w:r>
     </w:p>
     <w:p>
@@ -1874,7 +1993,7 @@
           <w:color w:val="333333"/>
           <w:sz w:val="21"/>
         </w:rPr>
-        <w:t>本组共7条，其中高影响1条。平台端呈现『冰火两重天』：京东家装以整装+140%逆势高增、国补第三批625亿续力，是少数结构性亮点；抖音则收紧商家资质合规。天猫应重点关注京东在整装/局改赛道的抢跑，以及国补品类（卫浴/家电）的竞品承接节奏。</w:t>
+        <w:t>本组共8条，其中高影响1条。平台端呈现『冰火两重天』：京东家装以整装+140%逆势高增、国补第三批625亿续力，是少数结构性亮点；抖音则收紧商家资质合规。天猫应重点关注京东在整装/局改赛道的抢跑，以及国补品类（卫浴/家电）的竞品承接节奏。</w:t>
       </w:r>
     </w:p>
     <w:p>
@@ -1888,7 +2007,7 @@
           <w:color w:val="2E5B9A"/>
           <w:sz w:val="27"/>
         </w:rPr>
-        <w:t>1.三　政策标准（5条）</w:t>
+        <w:t>1.三　政策标准（6条）</w:t>
       </w:r>
     </w:p>
     <w:tbl>
@@ -2364,6 +2483,84 @@
           </w:p>
         </w:tc>
       </w:tr>
+      <w:tr>
+        <w:tc>
+          <w:tcPr>
+            <w:tcW w:type="dxa" w:w="1247"/>
+            <w:shd w:val="clear" w:fill="F4F6F9"/>
+          </w:tcPr>
+          <w:p>
+            <w:pPr>
+              <w:jc w:val="left"/>
+            </w:pPr>
+            <w:r>
+              <w:rPr>
+                <w:rFonts w:ascii="Arial" w:hAnsi="Arial" w:eastAsia="宋体"/>
+                <w:b w:val="0"/>
+                <w:sz w:val="19"/>
+              </w:rPr>
+              <w:t>2026-07-24</w:t>
+            </w:r>
+          </w:p>
+        </w:tc>
+        <w:tc>
+          <w:tcPr>
+            <w:tcW w:type="dxa" w:w="5386"/>
+            <w:shd w:val="clear" w:fill="F4F6F9"/>
+          </w:tcPr>
+          <w:p>
+            <w:pPr>
+              <w:jc w:val="center"/>
+            </w:pPr>
+            <w:r>
+              <w:rPr>
+                <w:rFonts w:ascii="Arial" w:hAnsi="Arial" w:eastAsia="宋体"/>
+                <w:b w:val="0"/>
+                <w:sz w:val="19"/>
+              </w:rPr>
+              <w:t>智能家居购新补贴地方扩围潮：福建/福州(07-22)纳入智能沙发、重庆(07-24)补贴资金预拨付</w:t>
+            </w:r>
+          </w:p>
+        </w:tc>
+        <w:tc>
+          <w:tcPr>
+            <w:tcW w:type="dxa" w:w="737"/>
+            <w:shd w:val="clear" w:fill="F4F6F9"/>
+          </w:tcPr>
+          <w:p>
+            <w:pPr>
+              <w:jc w:val="center"/>
+            </w:pPr>
+            <w:r>
+              <w:rPr>
+                <w:rFonts w:ascii="Arial" w:hAnsi="Arial" w:eastAsia="宋体"/>
+                <w:b w:val="0"/>
+                <w:sz w:val="19"/>
+              </w:rPr>
+              <w:t>高</w:t>
+            </w:r>
+          </w:p>
+        </w:tc>
+        <w:tc>
+          <w:tcPr>
+            <w:tcW w:type="dxa" w:w="1814"/>
+            <w:shd w:val="clear" w:fill="F4F6F9"/>
+          </w:tcPr>
+          <w:p>
+            <w:pPr>
+              <w:jc w:val="center"/>
+            </w:pPr>
+            <w:r>
+              <w:rPr>
+                <w:rFonts w:ascii="Arial" w:hAnsi="Arial" w:eastAsia="宋体"/>
+                <w:b w:val="0"/>
+                <w:sz w:val="19"/>
+              </w:rPr>
+              <w:t>福建省/福州市/重庆市商务部门</w:t>
+            </w:r>
+          </w:p>
+        </w:tc>
+      </w:tr>
     </w:tbl>
     <w:p>
       <w:pPr>
@@ -2568,6 +2765,47 @@
           <w:sz w:val="17"/>
         </w:rPr>
         <w:t>来源：腾讯新闻(转中国财富网)　https://news.qq.com/rain/a/20260710A04NCY00</w:t>
+      </w:r>
+    </w:p>
+    <w:p>
+      <w:pPr>
+        <w:spacing w:line="360" w:lineRule="auto"/>
+      </w:pPr>
+      <w:r>
+        <w:rPr>
+          <w:rFonts w:ascii="Arial" w:hAnsi="Arial" w:eastAsia="宋体"/>
+          <w:b/>
+          <w:sz w:val="21"/>
+        </w:rPr>
+        <w:t>【2026-07-24｜补贴｜影响高】智能家居购新补贴地方扩围潮：福建/福州(07-22)纳入智能沙发、重庆(07-24)补贴资金预拨付</w:t>
+      </w:r>
+    </w:p>
+    <w:p>
+      <w:pPr>
+        <w:spacing w:line="360" w:lineRule="auto"/>
+        <w:ind w:firstLine="420"/>
+      </w:pPr>
+      <w:r>
+        <w:rPr>
+          <w:rFonts w:ascii="Arial" w:hAnsi="Arial" w:eastAsia="宋体"/>
+          <w:b w:val="0"/>
+          <w:sz w:val="21"/>
+        </w:rPr>
+        <w:t>福建/福州07-22将智能吸油烟机/燃气灶/洗碗机/干衣机等纳入、把智能沙发纳入智能按摩椅补贴，按售价15%每件上限1500元；重庆07-24对垫资超50万元单位预拨付，补贴资金实际放量，软体家具/智能卫浴/适老化家居终端受益。</w:t>
+      </w:r>
+    </w:p>
+    <w:p>
+      <w:pPr>
+        <w:spacing w:after="40"/>
+      </w:pPr>
+      <w:r>
+        <w:rPr>
+          <w:rFonts w:ascii="Arial" w:hAnsi="Arial" w:eastAsia="宋体"/>
+          <w:i/>
+          <w:color w:val="888888"/>
+          <w:sz w:val="17"/>
+        </w:rPr>
+        <w:t>来源：福建省/福州市/重庆市商务部门　https://sww.cq.gov.cn/zwgk_247/zfxxgkml/qtfdxx/tzgg/202607/t20260724_15852635.html</w:t>
       </w:r>
     </w:p>
     <w:p>
@@ -2591,7 +2829,7 @@
           <w:color w:val="333333"/>
           <w:sz w:val="21"/>
         </w:rPr>
-        <w:t>本组共5条，其中高影响3条。政策端标准与国补双轮驱动：智能卫浴可靠性国标、住宅全案整装服务标准、508项国标同步推高质量与合规门槛，利好研发/服务投入高的头部品牌、加速中小出清；北京(07-23)、福建(07-22)地方国补密集扩围，首次将智能马桶/智能床/智能沙发等智能睡眠与软体家具纳入补贴，示范效应向全国传导。天猫招商与流量分配应向合规头部倾斜，并用足国补新增品类的流量红利。</w:t>
+        <w:t>本组共6条，其中高影响4条。政策端标准与国补双轮驱动：智能卫浴可靠性国标、住宅全案整装服务标准、508项国标同步推高质量与合规门槛，利好研发/服务投入高的头部品牌、加速中小出清；北京(07-23)、福建(07-22)地方国补密集扩围，首次将智能马桶/智能床/智能沙发等智能睡眠与软体家具纳入补贴，示范效应向全国传导。天猫招商与流量分配应向合规头部倾斜，并用足国补新增品类的流量红利。</w:t>
       </w:r>
     </w:p>
     <w:p>
@@ -12138,7 +12376,7 @@
           <w:color w:val="2E5B9A"/>
           <w:sz w:val="27"/>
         </w:rPr>
-        <w:t>4.1　京东（4条）</w:t>
+        <w:t>4.1　京东（5条）</w:t>
       </w:r>
     </w:p>
     <w:tbl>
@@ -12445,6 +12683,62 @@
           </w:p>
         </w:tc>
       </w:tr>
+      <w:tr>
+        <w:tc>
+          <w:tcPr>
+            <w:tcW w:type="dxa" w:w="1247"/>
+          </w:tcPr>
+          <w:p>
+            <w:pPr>
+              <w:jc w:val="left"/>
+            </w:pPr>
+            <w:r>
+              <w:rPr>
+                <w:rFonts w:ascii="Arial" w:hAnsi="Arial" w:eastAsia="宋体"/>
+                <w:b w:val="0"/>
+                <w:sz w:val="18"/>
+              </w:rPr>
+              <w:t>2026-07-22</w:t>
+            </w:r>
+          </w:p>
+        </w:tc>
+        <w:tc>
+          <w:tcPr>
+            <w:tcW w:type="dxa" w:w="5953"/>
+          </w:tcPr>
+          <w:p>
+            <w:pPr>
+              <w:jc w:val="center"/>
+            </w:pPr>
+            <w:r>
+              <w:rPr>
+                <w:rFonts w:ascii="Arial" w:hAnsi="Arial" w:eastAsia="宋体"/>
+                <w:b w:val="0"/>
+                <w:sz w:val="18"/>
+              </w:rPr>
+              <w:t>京东『春晓计划』2026上半年成绩单：家电家居近2.5万商家销售额同比增超50%</w:t>
+            </w:r>
+          </w:p>
+        </w:tc>
+        <w:tc>
+          <w:tcPr>
+            <w:tcW w:type="dxa" w:w="1417"/>
+          </w:tcPr>
+          <w:p>
+            <w:pPr>
+              <w:jc w:val="center"/>
+            </w:pPr>
+            <w:r>
+              <w:rPr>
+                <w:rFonts w:ascii="Arial" w:hAnsi="Arial" w:eastAsia="宋体"/>
+                <w:b w:val="0"/>
+                <w:sz w:val="18"/>
+              </w:rPr>
+              <w:t>通用</w:t>
+            </w:r>
+          </w:p>
+        </w:tc>
+      </w:tr>
     </w:tbl>
     <w:p>
       <w:pPr>
@@ -12608,6 +12902,47 @@
           <w:sz w:val="17"/>
         </w:rPr>
         <w:t>来源：A5创业网/新浪科技　https://finance.sina.com.cn/tech/roll/2026-07-15/doc-inihwrre1243327.shtml</w:t>
+      </w:r>
+    </w:p>
+    <w:p>
+      <w:pPr>
+        <w:spacing w:line="360" w:lineRule="auto"/>
+      </w:pPr>
+      <w:r>
+        <w:rPr>
+          <w:rFonts w:ascii="Arial" w:hAnsi="Arial" w:eastAsia="宋体"/>
+          <w:b/>
+          <w:sz w:val="21"/>
+        </w:rPr>
+        <w:t>京东『春晓计划』2026上半年成绩单：家电家居近2.5万商家销售额同比增超50%、超5800家增超200%</w:t>
+      </w:r>
+    </w:p>
+    <w:p>
+      <w:pPr>
+        <w:spacing w:line="360" w:lineRule="auto"/>
+        <w:ind w:firstLine="420"/>
+      </w:pPr>
+      <w:r>
+        <w:rPr>
+          <w:rFonts w:ascii="Arial" w:hAnsi="Arial" w:eastAsia="宋体"/>
+          <w:b w:val="0"/>
+          <w:sz w:val="21"/>
+        </w:rPr>
+        <w:t>京东春晓计划加码投入350亿专项扶持资源，2026上半年超22万产业带商家销售额同比翻倍；家电家居领域近2.5万商家销售额同比增超50%、超5800家增超200%（未披露GMV绝对值，家装建材仅见于『家具建材新商榜』品牌名单）。</w:t>
+      </w:r>
+    </w:p>
+    <w:p>
+      <w:pPr>
+        <w:spacing w:after="40"/>
+      </w:pPr>
+      <w:r>
+        <w:rPr>
+          <w:rFonts w:ascii="Arial" w:hAnsi="Arial" w:eastAsia="宋体"/>
+          <w:i/>
+          <w:color w:val="888888"/>
+          <w:sz w:val="17"/>
+        </w:rPr>
+        <w:t>来源：新浪财经（转环球网）　https://finance.sina.cn/stock/jdts/2026-07-22/detail-iniirwqk8049446.d.html</w:t>
       </w:r>
     </w:p>
     <w:p>
@@ -13974,6 +14309,158 @@
           </w:p>
         </w:tc>
       </w:tr>
+      <w:tr>
+        <w:tc>
+          <w:tcPr>
+            <w:tcW w:type="dxa" w:w="1247"/>
+          </w:tcPr>
+          <w:p>
+            <w:pPr>
+              <w:jc w:val="left"/>
+            </w:pPr>
+            <w:r>
+              <w:rPr>
+                <w:rFonts w:ascii="Arial" w:hAnsi="Arial" w:eastAsia="宋体"/>
+                <w:b w:val="0"/>
+                <w:sz w:val="18"/>
+              </w:rPr>
+              <w:t>2026-07-22</w:t>
+            </w:r>
+          </w:p>
+        </w:tc>
+        <w:tc>
+          <w:tcPr>
+            <w:tcW w:type="dxa" w:w="4252"/>
+          </w:tcPr>
+          <w:p>
+            <w:pPr>
+              <w:jc w:val="center"/>
+            </w:pPr>
+            <w:r>
+              <w:rPr>
+                <w:rFonts w:ascii="Arial" w:hAnsi="Arial" w:eastAsia="宋体"/>
+                <w:b w:val="0"/>
+                <w:sz w:val="18"/>
+              </w:rPr>
+              <w:t>福州市扩大2026年智能家居产品购新补贴品类：与省级同步扩围至约10类</w:t>
+            </w:r>
+          </w:p>
+        </w:tc>
+        <w:tc>
+          <w:tcPr>
+            <w:tcW w:type="dxa" w:w="1304"/>
+          </w:tcPr>
+          <w:p>
+            <w:pPr>
+              <w:jc w:val="center"/>
+            </w:pPr>
+            <w:r>
+              <w:rPr>
+                <w:rFonts w:ascii="Arial" w:hAnsi="Arial" w:eastAsia="宋体"/>
+                <w:b w:val="0"/>
+                <w:sz w:val="18"/>
+              </w:rPr>
+              <w:t>补贴/以旧换新</w:t>
+            </w:r>
+          </w:p>
+        </w:tc>
+        <w:tc>
+          <w:tcPr>
+            <w:tcW w:type="dxa" w:w="1814"/>
+          </w:tcPr>
+          <w:p>
+            <w:pPr>
+              <w:jc w:val="center"/>
+            </w:pPr>
+            <w:r>
+              <w:rPr>
+                <w:rFonts w:ascii="Arial" w:hAnsi="Arial" w:eastAsia="宋体"/>
+                <w:b w:val="0"/>
+                <w:sz w:val="18"/>
+              </w:rPr>
+              <w:t>家具/卫浴洁具/五金建材</w:t>
+            </w:r>
+          </w:p>
+        </w:tc>
+      </w:tr>
+      <w:tr>
+        <w:tc>
+          <w:tcPr>
+            <w:tcW w:type="dxa" w:w="1247"/>
+            <w:shd w:val="clear" w:fill="F4F6F9"/>
+          </w:tcPr>
+          <w:p>
+            <w:pPr>
+              <w:jc w:val="left"/>
+            </w:pPr>
+            <w:r>
+              <w:rPr>
+                <w:rFonts w:ascii="Arial" w:hAnsi="Arial" w:eastAsia="宋体"/>
+                <w:b w:val="0"/>
+                <w:sz w:val="18"/>
+              </w:rPr>
+              <w:t>2026-07-24</w:t>
+            </w:r>
+          </w:p>
+        </w:tc>
+        <w:tc>
+          <w:tcPr>
+            <w:tcW w:type="dxa" w:w="4252"/>
+            <w:shd w:val="clear" w:fill="F4F6F9"/>
+          </w:tcPr>
+          <w:p>
+            <w:pPr>
+              <w:jc w:val="center"/>
+            </w:pPr>
+            <w:r>
+              <w:rPr>
+                <w:rFonts w:ascii="Arial" w:hAnsi="Arial" w:eastAsia="宋体"/>
+                <w:b w:val="0"/>
+                <w:sz w:val="18"/>
+              </w:rPr>
+              <w:t>重庆市对2026年智能家居（含适老化家居）购新补贴垫付超50万元单位预拨付资金</w:t>
+            </w:r>
+          </w:p>
+        </w:tc>
+        <w:tc>
+          <w:tcPr>
+            <w:tcW w:type="dxa" w:w="1304"/>
+            <w:shd w:val="clear" w:fill="F4F6F9"/>
+          </w:tcPr>
+          <w:p>
+            <w:pPr>
+              <w:jc w:val="center"/>
+            </w:pPr>
+            <w:r>
+              <w:rPr>
+                <w:rFonts w:ascii="Arial" w:hAnsi="Arial" w:eastAsia="宋体"/>
+                <w:b w:val="0"/>
+                <w:sz w:val="18"/>
+              </w:rPr>
+              <w:t>补贴/以旧换新</w:t>
+            </w:r>
+          </w:p>
+        </w:tc>
+        <w:tc>
+          <w:tcPr>
+            <w:tcW w:type="dxa" w:w="1814"/>
+            <w:shd w:val="clear" w:fill="F4F6F9"/>
+          </w:tcPr>
+          <w:p>
+            <w:pPr>
+              <w:jc w:val="center"/>
+            </w:pPr>
+            <w:r>
+              <w:rPr>
+                <w:rFonts w:ascii="Arial" w:hAnsi="Arial" w:eastAsia="宋体"/>
+                <w:b w:val="0"/>
+                <w:sz w:val="18"/>
+              </w:rPr>
+              <w:t>家具/适老化家居/卫浴洁具</w:t>
+            </w:r>
+          </w:p>
+        </w:tc>
+      </w:tr>
     </w:tbl>
     <w:p>
       <w:pPr>
@@ -14547,6 +15034,118 @@
           <w:sz w:val="17"/>
         </w:rPr>
         <w:t>来源：国家发改委　https://www.ndrc.gov.cn/xwdt/ztzl/tddgmsbgxhxfpyjhx/gzdt/202601/t20260108_1403125.html</w:t>
+      </w:r>
+    </w:p>
+    <w:p>
+      <w:pPr>
+        <w:spacing w:line="360" w:lineRule="auto"/>
+      </w:pPr>
+      <w:r>
+        <w:rPr>
+          <w:rFonts w:ascii="Arial" w:hAnsi="Arial" w:eastAsia="宋体"/>
+          <w:b/>
+          <w:sz w:val="21"/>
+        </w:rPr>
+        <w:t>福州市扩大2026年智能家居产品购新补贴品类：与省级同步扩围至约10类</w:t>
+      </w:r>
+    </w:p>
+    <w:p>
+      <w:pPr>
+        <w:spacing w:line="360" w:lineRule="auto"/>
+        <w:ind w:firstLine="420"/>
+      </w:pPr>
+      <w:r>
+        <w:rPr>
+          <w:rFonts w:ascii="Arial" w:hAnsi="Arial" w:eastAsia="宋体"/>
+          <w:b w:val="0"/>
+          <w:sz w:val="21"/>
+        </w:rPr>
+        <w:t>福州市同步福建省级扩围，将智能吸油烟机/燃气灶(含集成灶)/洗碗机/干衣机等纳入智能家居购新补贴，并把『智能沙发』纳入智能按摩椅补贴范畴，品类扩大至约10类。软体家具/智能卫浴终端零售直接受益。</w:t>
+      </w:r>
+    </w:p>
+    <w:p>
+      <w:pPr>
+        <w:spacing w:line="360" w:lineRule="auto"/>
+        <w:ind w:firstLine="420"/>
+      </w:pPr>
+      <w:r>
+        <w:rPr>
+          <w:rFonts w:ascii="Arial" w:hAnsi="Arial" w:eastAsia="宋体"/>
+          <w:b w:val="0"/>
+          <w:color w:val="8A6300"/>
+          <w:sz w:val="21"/>
+        </w:rPr>
+        <w:t>影响：地方补贴由省到市逐级落地，软体家具与智能卫浴C端零售获价格侧刺激。</w:t>
+      </w:r>
+    </w:p>
+    <w:p>
+      <w:pPr>
+        <w:spacing w:after="40"/>
+      </w:pPr>
+      <w:r>
+        <w:rPr>
+          <w:rFonts w:ascii="Arial" w:hAnsi="Arial" w:eastAsia="宋体"/>
+          <w:i/>
+          <w:color w:val="888888"/>
+          <w:sz w:val="17"/>
+        </w:rPr>
+        <w:t>来源：福州市商务局　https://swj.fuzhou.gov.cn/zwgk/tzgg_5914/202607/t20260722_5349440.htm</w:t>
+      </w:r>
+    </w:p>
+    <w:p>
+      <w:pPr>
+        <w:spacing w:line="360" w:lineRule="auto"/>
+      </w:pPr>
+      <w:r>
+        <w:rPr>
+          <w:rFonts w:ascii="Arial" w:hAnsi="Arial" w:eastAsia="宋体"/>
+          <w:b/>
+          <w:sz w:val="21"/>
+        </w:rPr>
+        <w:t>重庆市对2026年智能家居（含适老化家居）购新补贴垫付超50万元单位预拨付资金</w:t>
+      </w:r>
+    </w:p>
+    <w:p>
+      <w:pPr>
+        <w:spacing w:line="360" w:lineRule="auto"/>
+        <w:ind w:firstLine="420"/>
+      </w:pPr>
+      <w:r>
+        <w:rPr>
+          <w:rFonts w:ascii="Arial" w:hAnsi="Arial" w:eastAsia="宋体"/>
+          <w:b w:val="0"/>
+          <w:sz w:val="21"/>
+        </w:rPr>
+        <w:t>重庆对垫付资金超50万元的参与单位进行预拨付以缓解垫资压力，数据截至7月24日以银联统计为依据。反映智能家居/适老化补贴资金已进入实际拨付、终端零售放量阶段。</w:t>
+      </w:r>
+    </w:p>
+    <w:p>
+      <w:pPr>
+        <w:spacing w:line="360" w:lineRule="auto"/>
+        <w:ind w:firstLine="420"/>
+      </w:pPr>
+      <w:r>
+        <w:rPr>
+          <w:rFonts w:ascii="Arial" w:hAnsi="Arial" w:eastAsia="宋体"/>
+          <w:b w:val="0"/>
+          <w:color w:val="8A6300"/>
+          <w:sz w:val="21"/>
+        </w:rPr>
+        <w:t>影响：补贴资金侧实际落地的直接证据，佐证适老化家居/智能家居终端销售放量。</w:t>
+      </w:r>
+    </w:p>
+    <w:p>
+      <w:pPr>
+        <w:spacing w:after="40"/>
+      </w:pPr>
+      <w:r>
+        <w:rPr>
+          <w:rFonts w:ascii="Arial" w:hAnsi="Arial" w:eastAsia="宋体"/>
+          <w:i/>
+          <w:color w:val="888888"/>
+          <w:sz w:val="17"/>
+        </w:rPr>
+        <w:t>来源：重庆市商务委　https://sww.cq.gov.cn/zwgk_247/zfxxgkml/qtfdxx/tzgg/202607/t20260724_15852635.html</w:t>
       </w:r>
     </w:p>
     <w:p>
@@ -15002,6 +15601,62 @@
                 <w:sz w:val="18"/>
               </w:rPr>
               <w:t>行业动态</w:t>
+            </w:r>
+          </w:p>
+        </w:tc>
+      </w:tr>
+      <w:tr>
+        <w:tc>
+          <w:tcPr>
+            <w:tcW w:type="dxa" w:w="1247"/>
+          </w:tcPr>
+          <w:p>
+            <w:pPr>
+              <w:jc w:val="left"/>
+            </w:pPr>
+            <w:r>
+              <w:rPr>
+                <w:rFonts w:ascii="Arial" w:hAnsi="Arial" w:eastAsia="宋体"/>
+                <w:b w:val="0"/>
+                <w:sz w:val="18"/>
+              </w:rPr>
+              <w:t>2026-07-16</w:t>
+            </w:r>
+          </w:p>
+        </w:tc>
+        <w:tc>
+          <w:tcPr>
+            <w:tcW w:type="dxa" w:w="5669"/>
+          </w:tcPr>
+          <w:p>
+            <w:pPr>
+              <w:jc w:val="center"/>
+            </w:pPr>
+            <w:r>
+              <w:rPr>
+                <w:rFonts w:ascii="Arial" w:hAnsi="Arial" w:eastAsia="宋体"/>
+                <w:b w:val="0"/>
+                <w:sz w:val="18"/>
+              </w:rPr>
+              <w:t>国家统计局：上半年社零24.87万亿(+1.3%)，以旧换新带动高能效家电增速超30</w:t>
+            </w:r>
+          </w:p>
+        </w:tc>
+        <w:tc>
+          <w:tcPr>
+            <w:tcW w:type="dxa" w:w="1701"/>
+          </w:tcPr>
+          <w:p>
+            <w:pPr>
+              <w:jc w:val="center"/>
+            </w:pPr>
+            <w:r>
+              <w:rPr>
+                <w:rFonts w:ascii="Arial" w:hAnsi="Arial" w:eastAsia="宋体"/>
+                <w:b w:val="0"/>
+                <w:sz w:val="18"/>
+              </w:rPr>
+              <w:t>宏观消费/以旧换新解读</w:t>
             </w:r>
           </w:p>
         </w:tc>
@@ -17301,6 +17956,158 @@
           </w:p>
         </w:tc>
       </w:tr>
+      <w:tr>
+        <w:tc>
+          <w:tcPr>
+            <w:tcW w:type="dxa" w:w="1134"/>
+          </w:tcPr>
+          <w:p>
+            <w:pPr>
+              <w:jc w:val="left"/>
+            </w:pPr>
+            <w:r>
+              <w:rPr>
+                <w:rFonts w:ascii="Arial" w:hAnsi="Arial" w:eastAsia="宋体"/>
+                <w:b w:val="0"/>
+                <w:sz w:val="18"/>
+              </w:rPr>
+              <w:t>2026-07-23</w:t>
+            </w:r>
+          </w:p>
+        </w:tc>
+        <w:tc>
+          <w:tcPr>
+            <w:tcW w:type="dxa" w:w="1814"/>
+          </w:tcPr>
+          <w:p>
+            <w:pPr>
+              <w:jc w:val="center"/>
+            </w:pPr>
+            <w:r>
+              <w:rPr>
+                <w:rFonts w:ascii="Arial" w:hAnsi="Arial" w:eastAsia="宋体"/>
+                <w:b w:val="0"/>
+                <w:sz w:val="18"/>
+              </w:rPr>
+              <w:t>爱丽家居(603221)</w:t>
+            </w:r>
+          </w:p>
+        </w:tc>
+        <w:tc>
+          <w:tcPr>
+            <w:tcW w:type="dxa" w:w="1474"/>
+          </w:tcPr>
+          <w:p>
+            <w:pPr>
+              <w:jc w:val="center"/>
+            </w:pPr>
+            <w:r>
+              <w:rPr>
+                <w:rFonts w:ascii="Arial" w:hAnsi="Arial" w:eastAsia="宋体"/>
+                <w:b w:val="0"/>
+                <w:sz w:val="18"/>
+              </w:rPr>
+              <w:t>重大资产收购意向</w:t>
+            </w:r>
+          </w:p>
+        </w:tc>
+        <w:tc>
+          <w:tcPr>
+            <w:tcW w:type="dxa" w:w="4252"/>
+          </w:tcPr>
+          <w:p>
+            <w:pPr>
+              <w:jc w:val="center"/>
+            </w:pPr>
+            <w:r>
+              <w:rPr>
+                <w:rFonts w:ascii="Arial" w:hAnsi="Arial" w:eastAsia="宋体"/>
+                <w:b w:val="0"/>
+                <w:sz w:val="18"/>
+              </w:rPr>
+              <w:t>PVC弹性地板龙头拟收购半导体存储测试设备企业欧康诺不低于7…</w:t>
+            </w:r>
+          </w:p>
+        </w:tc>
+      </w:tr>
+      <w:tr>
+        <w:tc>
+          <w:tcPr>
+            <w:tcW w:type="dxa" w:w="1134"/>
+            <w:shd w:val="clear" w:fill="F4F6F9"/>
+          </w:tcPr>
+          <w:p>
+            <w:pPr>
+              <w:jc w:val="left"/>
+            </w:pPr>
+            <w:r>
+              <w:rPr>
+                <w:rFonts w:ascii="Arial" w:hAnsi="Arial" w:eastAsia="宋体"/>
+                <w:b w:val="0"/>
+                <w:sz w:val="18"/>
+              </w:rPr>
+              <w:t>2026-07-27</w:t>
+            </w:r>
+          </w:p>
+        </w:tc>
+        <w:tc>
+          <w:tcPr>
+            <w:tcW w:type="dxa" w:w="1814"/>
+            <w:shd w:val="clear" w:fill="F4F6F9"/>
+          </w:tcPr>
+          <w:p>
+            <w:pPr>
+              <w:jc w:val="center"/>
+            </w:pPr>
+            <w:r>
+              <w:rPr>
+                <w:rFonts w:ascii="Arial" w:hAnsi="Arial" w:eastAsia="宋体"/>
+                <w:b w:val="0"/>
+                <w:sz w:val="18"/>
+              </w:rPr>
+              <w:t>爱丽家居(603221)</w:t>
+            </w:r>
+          </w:p>
+        </w:tc>
+        <w:tc>
+          <w:tcPr>
+            <w:tcW w:type="dxa" w:w="1474"/>
+            <w:shd w:val="clear" w:fill="F4F6F9"/>
+          </w:tcPr>
+          <w:p>
+            <w:pPr>
+              <w:jc w:val="center"/>
+            </w:pPr>
+            <w:r>
+              <w:rPr>
+                <w:rFonts w:ascii="Arial" w:hAnsi="Arial" w:eastAsia="宋体"/>
+                <w:b w:val="0"/>
+                <w:sz w:val="18"/>
+              </w:rPr>
+              <w:t>股价异动/风险提示</w:t>
+            </w:r>
+          </w:p>
+        </w:tc>
+        <w:tc>
+          <w:tcPr>
+            <w:tcW w:type="dxa" w:w="4252"/>
+            <w:shd w:val="clear" w:fill="F4F6F9"/>
+          </w:tcPr>
+          <w:p>
+            <w:pPr>
+              <w:jc w:val="center"/>
+            </w:pPr>
+            <w:r>
+              <w:rPr>
+                <w:rFonts w:ascii="Arial" w:hAnsi="Arial" w:eastAsia="宋体"/>
+                <w:b w:val="0"/>
+                <w:sz w:val="18"/>
+              </w:rPr>
+              <w:t>7月21-27日连续5涨停累计涨幅61.09%、走出6连板（…</w:t>
+            </w:r>
+          </w:p>
+        </w:tc>
+      </w:tr>
     </w:tbl>
     <w:p>
       <w:pPr>
@@ -18462,6 +19269,88 @@
           <w:sz w:val="17"/>
         </w:rPr>
         <w:t>来源：潮新闻(引自帝欧家居业绩预告)　https://tidenews.com.cn/tmh_news.html?id=6a5dc07af2c7840001941a2c</w:t>
+      </w:r>
+    </w:p>
+    <w:p>
+      <w:pPr>
+        <w:spacing w:line="360" w:lineRule="auto"/>
+      </w:pPr>
+      <w:r>
+        <w:rPr>
+          <w:rFonts w:ascii="Arial" w:hAnsi="Arial" w:eastAsia="宋体"/>
+          <w:b/>
+          <w:sz w:val="21"/>
+        </w:rPr>
+        <w:t>爱丽家居(603221)（重大资产收购意向｜2026-07-23）</w:t>
+      </w:r>
+    </w:p>
+    <w:p>
+      <w:pPr>
+        <w:spacing w:line="360" w:lineRule="auto"/>
+        <w:ind w:firstLine="420"/>
+      </w:pPr>
+      <w:r>
+        <w:rPr>
+          <w:rFonts w:ascii="Arial" w:hAnsi="Arial" w:eastAsia="宋体"/>
+          <w:b w:val="0"/>
+          <w:sz w:val="21"/>
+        </w:rPr>
+        <w:t>PVC弹性地板龙头拟收购半导体存储测试设备企业欧康诺不低于77.08%股权，欧康诺100%股权整体估值不超6.5亿元；受让方承诺2026-2029四年扣非净利累计不低于2.3亿元。地板主业外跨界并购。</w:t>
+      </w:r>
+    </w:p>
+    <w:p>
+      <w:pPr>
+        <w:spacing w:after="40"/>
+      </w:pPr>
+      <w:r>
+        <w:rPr>
+          <w:rFonts w:ascii="Arial" w:hAnsi="Arial" w:eastAsia="宋体"/>
+          <w:i/>
+          <w:color w:val="888888"/>
+          <w:sz w:val="17"/>
+        </w:rPr>
+        <w:t>来源：新浪财经（引述公司公告）　https://finance.sina.com.cn/wm/2026-07-28/doc-inikimee8197877.shtml</w:t>
+      </w:r>
+    </w:p>
+    <w:p>
+      <w:pPr>
+        <w:spacing w:line="360" w:lineRule="auto"/>
+      </w:pPr>
+      <w:r>
+        <w:rPr>
+          <w:rFonts w:ascii="Arial" w:hAnsi="Arial" w:eastAsia="宋体"/>
+          <w:b/>
+          <w:sz w:val="21"/>
+        </w:rPr>
+        <w:t>爱丽家居(603221)（股价异动/风险提示｜2026-07-27）</w:t>
+      </w:r>
+    </w:p>
+    <w:p>
+      <w:pPr>
+        <w:spacing w:line="360" w:lineRule="auto"/>
+        <w:ind w:firstLine="420"/>
+      </w:pPr>
+      <w:r>
+        <w:rPr>
+          <w:rFonts w:ascii="Arial" w:hAnsi="Arial" w:eastAsia="宋体"/>
+          <w:b w:val="0"/>
+          <w:sz w:val="21"/>
+        </w:rPr>
+        <w:t>7月21-27日连续5涨停累计涨幅61.09%、走出6连板（7/28报16.94元、市值41.04亿）；公司提示收购协议未签、业绩承诺达成存不确定性、静态市盈率显著高于行业。地板板块个股因跨界并购炒作异动。</w:t>
+      </w:r>
+    </w:p>
+    <w:p>
+      <w:pPr>
+        <w:spacing w:after="40"/>
+      </w:pPr>
+      <w:r>
+        <w:rPr>
+          <w:rFonts w:ascii="Arial" w:hAnsi="Arial" w:eastAsia="宋体"/>
+          <w:i/>
+          <w:color w:val="888888"/>
+          <w:sz w:val="17"/>
+        </w:rPr>
+        <w:t>来源：新浪财经（引述公司公告）　https://finance.sina.com.cn/wm/2026-07-28/doc-inikimee8197877.shtml</w:t>
       </w:r>
     </w:p>
     <w:p>

--- a/_build_docx/家装建材家具行业竞争情报月报_详报.docx
+++ b/_build_docx/家装建材家具行业竞争情报月报_详报.docx
@@ -71,7 +71,7 @@
           <w:color w:val="666666"/>
           <w:sz w:val="22"/>
         </w:rPr>
-        <w:t>数据截止：2026-07-30</w:t>
+        <w:t>数据截止：2026-08-12</w:t>
       </w:r>
     </w:p>
     <w:p>
@@ -145,7 +145,7 @@
           <w:b w:val="0"/>
           <w:sz w:val="22"/>
         </w:rPr>
-        <w:t>7月核心基调是『需求端全面深跌 + 头部业绩集中探底 + 政策/国补加速供给分化』：上半年宏观数据确认家装建材需求端（家具-6.6%/建材-10.5%）大幅跑输社零大盘，地产竣工-23.7%持续压制下游。7月中下旬H1业绩预告密集披露，覆盖面从定制家居三巨头（欧派预降50-60%、志邦预亏、索菲亚预降78-85%）扩散至软体（慕思预降44-51%）、卫浴（箭牌转亏、惠达预亏）、瓷砖（东鹏净利降85-88%）、板材（大亚圣象预亏）、厨柜（金牌预亏）等全品类集体探底；但也出现结构性亮点——蒙娜丽莎扭亏、红星美凯龙扭亏、三棵树零售涂料韧性、东鹏逆势净增门店50家，印证『收缩工程/做强零售/精细化』的自救路径开始见效。政策端标准与国补双轮驱动：智能卫浴可靠性国标、住宅全案整装服务标准、508项国标推高质量合规门槛；北京(07-23)、福建(07-22)地方国补密集扩围，首次将智能马桶、智能床、智能沙发等智能睡眠/软体家具纳入补贴，示范效应向全国传导。平台端京东家装整装+140%逆势高增仍是为数不多的结构性增量。天猫家装运营应重点关注：智能卫浴/智能睡眠（国标+国补双驱动）、整装（京东抢跑）、以及『做强零售弱化工程』的头部战略转向三条主线的竞品动向。 【07-30周度更新】卫浴陶瓷板块进一步验证『出口链高增(科达制造+69~82%、松霖科技+50~98%)vs 内销链探底(瑞尔特转亏、海鸥住工亏损扩大)』的深度分化，是否具备出口/多元化对冲成为本轮周期头部与腰部拉开身位的关键变量。 【07-30强登录源重采】经本机夸克浏览器陪跑,补齐抖音电商(蝉妈妈家具建材TOP17)、小红书(千瓜家居家装商单榜)、照明行业(阿拉丁2026H1景气)三大站外精确数据源;京准通因『行业分析仅对有竞价投放pin开放』的平台权限门槛无法取数,京麦因无POP商家权限阻塞,均已阻塞透明标注。</w:t>
+        <w:t>8月上旬到中旬（截至08-12）呈现『宏观继续探底、资本动作密集、地方补贴下沉』三条主线。宏观端7月读数集中落地：PMI全面回落（制造业49.2%、建筑业47.0%）、CPI中『居住』-0.3%为七大类唯一下降项、PPI +3.5%与CPI +0.5%的剪刀差扩至3.0个百分点，家居建材中下游被上游成本与终端价格两头挤压；唯一强项是外需，前7个月进出口30.13万亿(+17.3%)、7月单月+19.2%，与国内家具-6.6%/建材-10.5%形成极强背离，确认产业链『外热内冷』。地产端百城新房环比+0.26%微涨、二手房-0.44%续跌，中指第32周二手房成交同比+7.8%但8月累计已转负(-0.3%)，三季度存量翻新的自然引流窗口偏弱。商家端2026H1中报8月7日开闸，首批4家已充分说明『看归母增速会看错人』：伟星新材归母+43.90%但扣非EPS仅0.14元对基本EPS 0.25元、增长来自非经常性损益；江河集团双位数双增但每股经营现金流-0.62元、以垫资换增长；悍高集团是唯一利润与现金流同步为正；塔牌集团归母近乎腰斩。资本与治理动作同样密集：顾家18.71亿定增落地、控股方增持至37.39%但发行价从19.15元下修至17.94元；居然智家实控人交接进入收尾、杨芳控制43.93%；惠达以『股权1元+债权6800万』剥离亏损陶瓷资产；箭牌2023年激励计划因考核未达成整体作废；欧派与好莱客同期把资金转向现金管理与私募基金，定制龙头主动收缩资本开支。政策端最值得警惕的是深圳把线上国补资格从平台级下沉到店铺级白名单，若被复制将直接改变国补品类的店铺间流量与GMV分配；盐城盐都区400万消费券中家装家居100万元、为家电50万元的两倍，与7月北京/福建/重庆的智能家居扩围一起，说明地方财政对『家装』的独立支持正在成形。平台端京东在8月上旬密集修订经营类目阈值(08-17生效)与不当使用关键词细则(08-19生效)，并调整家电家居安装维修经营模式，8月下旬可能形成一波中小商家的平台间迁移。</w:t>
       </w:r>
     </w:p>
     <w:p>
@@ -192,7 +192,7 @@
           <w:b w:val="0"/>
           <w:sz w:val="22"/>
         </w:rPr>
-        <w:t>本区块聚焦当前自然月（7月）内发生的高优先级信号，独立于近30天滚动窗口，供管理层快速把握本月最新动向。共 4 个维度：宏观数据、平台大事、政策标准、头部商家。</w:t>
+        <w:t>本区块聚焦当前自然月（8月）内发生的高优先级信号，独立于近30天滚动窗口，供管理层快速把握本月最新动向。8月上旬先由7月月度经济/景气读数集中释放（PMI、百城房价、MPI、CPI/PPI、进出口），8月7日起家居建材上市公司2026H1正式中报开闸、首批4家披露，同时顾家定增落地、居然智家实控人交接收尾、惠达卫浴亏损资产出表、箭牌2023年激励计划整体作废等资本与治理动作密集出现。共 4 个维度：宏观数据、平台大事、政策标准、头部商家。</w:t>
       </w:r>
     </w:p>
     <w:p>
@@ -206,7 +206,7 @@
           <w:b w:val="0"/>
           <w:sz w:val="22"/>
         </w:rPr>
-        <w:t>7月核心基调是『需求端全面深跌 + 头部业绩集中探底 + 政策/国补加速供给分化』：上半年宏观数据确认家装建材需求端（家具-6.6%/建材-10.5%）大幅跑输社零大盘，地产竣工-23.7%持续压制下游。7月中下旬H1业绩预告密集披露，覆盖面从定制家居三巨头（欧派预降50-60%、志邦预亏、索菲亚预降78-85%）扩散至软体（慕思预降44-51%）、卫浴（箭牌转亏、惠达预亏）、瓷砖（东鹏净利降85-88%）、板材（大亚圣象预亏）、厨柜（金牌预亏）等全品类集体探底；但也出现结构性亮点——蒙娜丽莎扭亏、红星美凯龙扭亏、三棵树零售涂料韧性、东鹏逆势净增门店50家，印证『收缩工程/做强零售/精细化』的自救路径开始见效。政策端标准与国补双轮驱动：智能卫浴可靠性国标、住宅全案整装服务标准、508项国标推高质量合规门槛；北京(07-23)、福建(07-22)地方国补密集扩围，首次将智能马桶、智能床、智能沙发等智能睡眠/软体家具纳入补贴，示范效应向全国传导。平台端京东家装整装+140%逆势高增仍是为数不多的结构性增量。天猫家装运营应重点关注：智能卫浴/智能睡眠（国标+国补双驱动）、整装（京东抢跑）、以及『做强零售弱化工程』的头部战略转向三条主线的竞品动向。 【07-30周度更新】卫浴陶瓷板块进一步验证『出口链高增(科达制造+69~82%、松霖科技+50~98%)vs 内销链探底(瑞尔特转亏、海鸥住工亏损扩大)』的深度分化，是否具备出口/多元化对冲成为本轮周期头部与腰部拉开身位的关键变量。 【07-30强登录源重采】经本机夸克浏览器陪跑,补齐抖音电商(蝉妈妈家具建材TOP17)、小红书(千瓜家居家装商单榜)、照明行业(阿拉丁2026H1景气)三大站外精确数据源;京准通因『行业分析仅对有竞价投放pin开放』的平台权限门槛无法取数,京麦因无POP商家权限阻塞,均已阻塞透明标注。</w:t>
+        <w:t>8月上旬到中旬（截至08-12）呈现『宏观继续探底、资本动作密集、地方补贴下沉』三条主线。宏观端7月读数集中落地：PMI全面回落（制造业49.2%、建筑业47.0%）、CPI中『居住』-0.3%为七大类唯一下降项、PPI +3.5%与CPI +0.5%的剪刀差扩至3.0个百分点，家居建材中下游被上游成本与终端价格两头挤压；唯一强项是外需，前7个月进出口30.13万亿(+17.3%)、7月单月+19.2%，与国内家具-6.6%/建材-10.5%形成极强背离，确认产业链『外热内冷』。地产端百城新房环比+0.26%微涨、二手房-0.44%续跌，中指第32周二手房成交同比+7.8%但8月累计已转负(-0.3%)，三季度存量翻新的自然引流窗口偏弱。商家端2026H1中报8月7日开闸，首批4家已充分说明『看归母增速会看错人』：伟星新材归母+43.90%但扣非EPS仅0.14元对基本EPS 0.25元、增长来自非经常性损益；江河集团双位数双增但每股经营现金流-0.62元、以垫资换增长；悍高集团是唯一利润与现金流同步为正；塔牌集团归母近乎腰斩。资本与治理动作同样密集：顾家18.71亿定增落地、控股方增持至37.39%但发行价从19.15元下修至17.94元；居然智家实控人交接进入收尾、杨芳控制43.93%；惠达以『股权1元+债权6800万』剥离亏损陶瓷资产；箭牌2023年激励计划因考核未达成整体作废；欧派与好莱客同期把资金转向现金管理与私募基金，定制龙头主动收缩资本开支。政策端最值得警惕的是深圳把线上国补资格从平台级下沉到店铺级白名单，若被复制将直接改变国补品类的店铺间流量与GMV分配；盐城盐都区400万消费券中家装家居100万元、为家电50万元的两倍，与7月北京/福建/重庆的智能家居扩围一起，说明地方财政对『家装』的独立支持正在成形。平台端京东在8月上旬密集修订经营类目阈值(08-17生效)与不当使用关键词细则(08-19生效)，并调整家电家居安装维修经营模式，8月下旬可能形成一波中小商家的平台间迁移。</w:t>
       </w:r>
     </w:p>
     <w:p>
@@ -220,7 +220,7 @@
           <w:color w:val="2E5B9A"/>
           <w:sz w:val="27"/>
         </w:rPr>
-        <w:t>1.一　宏观数据（5条）</w:t>
+        <w:t>1.一　宏观数据（7条）</w:t>
       </w:r>
     </w:p>
     <w:tbl>
@@ -333,7 +333,7 @@
                 <w:b w:val="0"/>
                 <w:sz w:val="19"/>
               </w:rPr>
-              <w:t>2026-07-15</w:t>
+              <w:t>2026-07-31</w:t>
             </w:r>
           </w:p>
         </w:tc>
@@ -351,7 +351,7 @@
                 <w:b w:val="0"/>
                 <w:sz w:val="19"/>
               </w:rPr>
-              <w:t>上半年经济数据出炉：家装建材需求端全面深跌</w:t>
+              <w:t>7月PMI全面回落：制造业49.2%、建筑业47.0%，需求端先行指标走弱</w:t>
             </w:r>
           </w:p>
         </w:tc>
@@ -408,7 +408,7 @@
                 <w:b w:val="0"/>
                 <w:sz w:val="19"/>
               </w:rPr>
-              <w:t>2026-07-15</w:t>
+              <w:t>2026-08-03</w:t>
             </w:r>
           </w:p>
         </w:tc>
@@ -427,7 +427,7 @@
                 <w:b w:val="0"/>
                 <w:sz w:val="19"/>
               </w:rPr>
-              <w:t>6月70城房价：新房环比上涨面扩至20城，二手房仍全线同比下跌</w:t>
+              <w:t>1-7月百强房企销售1.80万亿，降幅连续五个月收窄</w:t>
             </w:r>
           </w:p>
         </w:tc>
@@ -465,7 +465,7 @@
                 <w:b w:val="0"/>
                 <w:sz w:val="19"/>
               </w:rPr>
-              <w:t>国家统计局</w:t>
+              <w:t>中指研究院(财联社转载)</w:t>
             </w:r>
           </w:p>
         </w:tc>
@@ -485,7 +485,7 @@
                 <w:b w:val="0"/>
                 <w:sz w:val="19"/>
               </w:rPr>
-              <w:t>2026-07-15</w:t>
+              <w:t>2026-08-01</w:t>
             </w:r>
           </w:p>
         </w:tc>
@@ -503,7 +503,7 @@
                 <w:b w:val="0"/>
                 <w:sz w:val="19"/>
               </w:rPr>
-              <w:t>6月全国建材家居景气指数BHI 113.34，环比大跌16.34进入淡季</w:t>
+              <w:t>7月百城房价：新房环比+0.26%微涨、二手房-0.44%续跌</w:t>
             </w:r>
           </w:p>
         </w:tc>
@@ -521,7 +521,7 @@
                 <w:b w:val="0"/>
                 <w:sz w:val="19"/>
               </w:rPr>
-              <w:t>高</w:t>
+              <w:t>中</w:t>
             </w:r>
           </w:p>
         </w:tc>
@@ -539,7 +539,7 @@
                 <w:b w:val="0"/>
                 <w:sz w:val="19"/>
               </w:rPr>
-              <w:t>中国建材流通协会CBMCA</w:t>
+              <w:t>中指研究院(新浪财经转载)</w:t>
             </w:r>
           </w:p>
         </w:tc>
@@ -560,7 +560,7 @@
                 <w:b w:val="0"/>
                 <w:sz w:val="19"/>
               </w:rPr>
-              <w:t>2026-07-02</w:t>
+              <w:t>2026-08-03</w:t>
             </w:r>
           </w:p>
         </w:tc>
@@ -579,7 +579,7 @@
                 <w:b w:val="0"/>
                 <w:sz w:val="19"/>
               </w:rPr>
-              <w:t>5月建材工业运行简报：规上营收-15.3%、利润总额-68.6%，上游承压向下游传导</w:t>
+              <w:t>7月建材工业景气指数MPI 95.3点，环比降6.0点续处非景气区间</w:t>
             </w:r>
           </w:p>
         </w:tc>
@@ -598,7 +598,7 @@
                 <w:b w:val="0"/>
                 <w:sz w:val="19"/>
               </w:rPr>
-              <w:t>高</w:t>
+              <w:t>中</w:t>
             </w:r>
           </w:p>
         </w:tc>
@@ -617,7 +617,7 @@
                 <w:b w:val="0"/>
                 <w:sz w:val="19"/>
               </w:rPr>
-              <w:t>中国建筑材料联合会CBMF</w:t>
+              <w:t>中国建筑材料联合会</w:t>
             </w:r>
           </w:p>
         </w:tc>
@@ -637,7 +637,7 @@
                 <w:b w:val="0"/>
                 <w:sz w:val="19"/>
               </w:rPr>
-              <w:t>2026-07-15</w:t>
+              <w:t>2026-08-09</w:t>
             </w:r>
           </w:p>
         </w:tc>
@@ -655,7 +655,7 @@
                 <w:b w:val="0"/>
                 <w:sz w:val="19"/>
               </w:rPr>
-              <w:t>6月BHI建材家居景气指数113.34，季节性回落但仍在扩张区间</w:t>
+              <w:t>7月CPI同比+0.5%，『居住』-0.3%是七大类中唯一下降项；PPI+3.5%，剪刀差扩至3.0pct</w:t>
             </w:r>
           </w:p>
         </w:tc>
@@ -691,7 +691,159 @@
                 <w:b w:val="0"/>
                 <w:sz w:val="19"/>
               </w:rPr>
-              <w:t>中国建材流通协会(红网/中国陶瓷网多源印证)</w:t>
+              <w:t>国家统计局</w:t>
+            </w:r>
+          </w:p>
+        </w:tc>
+      </w:tr>
+      <w:tr>
+        <w:tc>
+          <w:tcPr>
+            <w:tcW w:type="dxa" w:w="1247"/>
+            <w:shd w:val="clear" w:fill="F4F6F9"/>
+          </w:tcPr>
+          <w:p>
+            <w:pPr>
+              <w:jc w:val="left"/>
+            </w:pPr>
+            <w:r>
+              <w:rPr>
+                <w:rFonts w:ascii="Arial" w:hAnsi="Arial" w:eastAsia="宋体"/>
+                <w:b w:val="0"/>
+                <w:sz w:val="19"/>
+              </w:rPr>
+              <w:t>2026-08-07</w:t>
+            </w:r>
+          </w:p>
+        </w:tc>
+        <w:tc>
+          <w:tcPr>
+            <w:tcW w:type="dxa" w:w="5386"/>
+            <w:shd w:val="clear" w:fill="F4F6F9"/>
+          </w:tcPr>
+          <w:p>
+            <w:pPr>
+              <w:jc w:val="center"/>
+            </w:pPr>
+            <w:r>
+              <w:rPr>
+                <w:rFonts w:ascii="Arial" w:hAnsi="Arial" w:eastAsia="宋体"/>
+                <w:b w:val="0"/>
+                <w:sz w:val="19"/>
+              </w:rPr>
+              <w:t>前7个月货物贸易进出口30.13万亿元(+17.3%)，7月单月4.66万亿(+19.2%)，外需与内需背离加剧</w:t>
+            </w:r>
+          </w:p>
+        </w:tc>
+        <w:tc>
+          <w:tcPr>
+            <w:tcW w:type="dxa" w:w="737"/>
+            <w:shd w:val="clear" w:fill="F4F6F9"/>
+          </w:tcPr>
+          <w:p>
+            <w:pPr>
+              <w:jc w:val="center"/>
+            </w:pPr>
+            <w:r>
+              <w:rPr>
+                <w:rFonts w:ascii="Arial" w:hAnsi="Arial" w:eastAsia="宋体"/>
+                <w:b w:val="0"/>
+                <w:sz w:val="19"/>
+              </w:rPr>
+              <w:t>高</w:t>
+            </w:r>
+          </w:p>
+        </w:tc>
+        <w:tc>
+          <w:tcPr>
+            <w:tcW w:type="dxa" w:w="1814"/>
+            <w:shd w:val="clear" w:fill="F4F6F9"/>
+          </w:tcPr>
+          <w:p>
+            <w:pPr>
+              <w:jc w:val="center"/>
+            </w:pPr>
+            <w:r>
+              <w:rPr>
+                <w:rFonts w:ascii="Arial" w:hAnsi="Arial" w:eastAsia="宋体"/>
+                <w:b w:val="0"/>
+                <w:sz w:val="19"/>
+              </w:rPr>
+              <w:t>海关总署（经央视新闻/中国日报网转载）</w:t>
+            </w:r>
+          </w:p>
+        </w:tc>
+      </w:tr>
+      <w:tr>
+        <w:tc>
+          <w:tcPr>
+            <w:tcW w:type="dxa" w:w="1247"/>
+          </w:tcPr>
+          <w:p>
+            <w:pPr>
+              <w:jc w:val="left"/>
+            </w:pPr>
+            <w:r>
+              <w:rPr>
+                <w:rFonts w:ascii="Arial" w:hAnsi="Arial" w:eastAsia="宋体"/>
+                <w:b w:val="0"/>
+                <w:sz w:val="19"/>
+              </w:rPr>
+              <w:t>2026-08-10</w:t>
+            </w:r>
+          </w:p>
+        </w:tc>
+        <w:tc>
+          <w:tcPr>
+            <w:tcW w:type="dxa" w:w="5386"/>
+          </w:tcPr>
+          <w:p>
+            <w:pPr>
+              <w:jc w:val="center"/>
+            </w:pPr>
+            <w:r>
+              <w:rPr>
+                <w:rFonts w:ascii="Arial" w:hAnsi="Arial" w:eastAsia="宋体"/>
+                <w:b w:val="0"/>
+                <w:sz w:val="19"/>
+              </w:rPr>
+              <w:t>中指第32周：重点城市二手房成交24463套(环比-10.4%/同比+7.8%)，8月累计同比已转负</w:t>
+            </w:r>
+          </w:p>
+        </w:tc>
+        <w:tc>
+          <w:tcPr>
+            <w:tcW w:type="dxa" w:w="737"/>
+          </w:tcPr>
+          <w:p>
+            <w:pPr>
+              <w:jc w:val="center"/>
+            </w:pPr>
+            <w:r>
+              <w:rPr>
+                <w:rFonts w:ascii="Arial" w:hAnsi="Arial" w:eastAsia="宋体"/>
+                <w:b w:val="0"/>
+                <w:sz w:val="19"/>
+              </w:rPr>
+              <w:t>中</w:t>
+            </w:r>
+          </w:p>
+        </w:tc>
+        <w:tc>
+          <w:tcPr>
+            <w:tcW w:type="dxa" w:w="1814"/>
+          </w:tcPr>
+          <w:p>
+            <w:pPr>
+              <w:jc w:val="center"/>
+            </w:pPr>
+            <w:r>
+              <w:rPr>
+                <w:rFonts w:ascii="Arial" w:hAnsi="Arial" w:eastAsia="宋体"/>
+                <w:b w:val="0"/>
+                <w:sz w:val="19"/>
+              </w:rPr>
+              <w:t>中指研究院</w:t>
             </w:r>
           </w:p>
         </w:tc>
@@ -707,7 +859,7 @@
           <w:b/>
           <w:sz w:val="21"/>
         </w:rPr>
-        <w:t>【2026-07-15｜建材｜影响高】上半年经济数据出炉：家装建材需求端全面深跌</w:t>
+        <w:t>【2026-07-31｜建材｜影响高】7月PMI全面回落：制造业49.2%、建筑业47.0%，需求端先行指标走弱</w:t>
       </w:r>
     </w:p>
     <w:p>
@@ -721,7 +873,7 @@
           <w:b w:val="0"/>
           <w:sz w:val="21"/>
         </w:rPr>
-        <w:t>国家统计局发布6月及上半年数据。6月单月家具类零售-6.6%、建材类-10.5%、家电类-8.7%，全部大幅跑输社零大盘+1.0%；上半年房地产开发投资-18.0%、新开工-23.4%、竣工-23.7%。竣工端深跌是压制精装家居/软装/建材需求的最关键负向变量。</w:t>
+        <w:t>国家统计局7月31日发布：制造业PMI 49.2%(环比-1.1pt)、非制造业商务活动49.0%(-1.2pt)、综合PMI产出49.3%(-1.3pt)，四大指数环比全部下滑并处临界点下方；与家装建材需求高度相关的建筑业商务活动指数47.0%(-2.0pt)明显走弱，预示三季度开局施工与竣工端仍承压。</w:t>
       </w:r>
     </w:p>
     <w:p>
@@ -735,7 +887,7 @@
           <w:color w:val="888888"/>
           <w:sz w:val="17"/>
         </w:rPr>
-        <w:t>来源：国家统计局　https://www.stats.gov.cn/sj/zxfb/202607/t20260715_1964127.html</w:t>
+        <w:t>来源：国家统计局　https://www.stats.gov.cn/sj/zxfb/202607/t20260731_1964253.html</w:t>
       </w:r>
     </w:p>
     <w:p>
@@ -748,7 +900,7 @@
           <w:b/>
           <w:sz w:val="21"/>
         </w:rPr>
-        <w:t>【2026-07-15｜装修｜影响中】6月70城房价：新房环比上涨面扩至20城，二手房仍全线同比下跌</w:t>
+        <w:t>【2026-08-03｜装修｜影响中】1-7月百强房企销售1.80万亿，降幅连续五个月收窄</w:t>
       </w:r>
     </w:p>
     <w:p>
@@ -762,7 +914,7 @@
           <w:b w:val="0"/>
           <w:sz w:val="21"/>
         </w:rPr>
-        <w:t>6月70城新建商品住宅环比上涨20城（较5月扩大），上海/杭州/深圳/广州环比+0.2%~+0.3%温和企稳；但二手房70城全部同比下降，二次装修需求持续承压。</w:t>
+        <w:t>中指研究院：TOP100房企1-7月销售总额18042.1亿元，同比仍降但降幅较1-6月收窄0.6pct(连续第五个月收窄)；前五保利1500亿/中海1494.6亿/华润1306亿/招商1098.6亿/绿城1070亿；千亿房企5家、百亿房企39家(同比减10家)。房企端边际企稳有望缓慢传导至竣工与精装配套需求。</w:t>
       </w:r>
     </w:p>
     <w:p>
@@ -776,7 +928,7 @@
           <w:color w:val="888888"/>
           <w:sz w:val="17"/>
         </w:rPr>
-        <w:t>来源：国家统计局　https://www.stats.gov.cn/sj/zxfbhjd/202607/t20260715_1964115.html</w:t>
+        <w:t>来源：中指研究院(财联社转载)　https://www.cls.cn/detail/2444122</w:t>
       </w:r>
     </w:p>
     <w:p>
@@ -789,7 +941,7 @@
           <w:b/>
           <w:sz w:val="21"/>
         </w:rPr>
-        <w:t>【2026-07-15｜建材｜影响高】6月全国建材家居景气指数BHI 113.34，环比大跌16.34进入淡季</w:t>
+        <w:t>【2026-08-01｜装修｜影响中】7月百城房价：新房环比+0.26%微涨、二手房-0.44%续跌</w:t>
       </w:r>
     </w:p>
     <w:p>
@@ -803,7 +955,7 @@
           <w:b w:val="0"/>
           <w:sz w:val="21"/>
         </w:rPr>
-        <w:t>CBMCA数据：6月BHI环比-16.34、同比-2.80；规模以上卖场销售额1155.41亿元（环比-10.22%、同比-6.14%）；1-6月累计6640.37亿元（同比-4.39%）。高温多雨叠加五一需求前置，进入传统家装淡季。</w:t>
+        <w:t>中指研究院8月1日发布：百城新建住宅均价17229元/㎡(环比+0.26%、同比+2.09%)，杭州/成都等为上涨主力；百城二手住宅均价12584元/㎡(环比-0.44%，跌幅较上月扩大0.02pct)。新房结构性回暖对新房精装/整装是弱支撑，二手房续跌则压制二次装修与局部翻新需求。</w:t>
       </w:r>
     </w:p>
     <w:p>
@@ -817,7 +969,7 @@
           <w:color w:val="888888"/>
           <w:sz w:val="17"/>
         </w:rPr>
-        <w:t>来源：中国建材流通协会CBMCA　https://www.bjnews.com.cn/detail/1784171412168316.html</w:t>
+        <w:t>来源：中指研究院(新浪财经转载)　https://finance.sina.com.cn/jjxw/2026-08-01/doc-inikumqh8984172.shtml</w:t>
       </w:r>
     </w:p>
     <w:p>
@@ -830,7 +982,7 @@
           <w:b/>
           <w:sz w:val="21"/>
         </w:rPr>
-        <w:t>【2026-07-02｜建材｜影响高】5月建材工业运行简报：规上营收-15.3%、利润总额-68.6%，上游承压向下游传导</w:t>
+        <w:t>【2026-08-03｜建材｜影响中】7月建材工业景气指数MPI 95.3点，环比降6.0点续处非景气区间</w:t>
       </w:r>
     </w:p>
     <w:p>
@@ -844,7 +996,7 @@
           <w:b w:val="0"/>
           <w:sz w:val="21"/>
         </w:rPr>
-        <w:t>CBMF发布：5月建材行业增加值同比-5.6%；水泥产量1.5亿吨(-8.1%)、平板玻璃-6.3%；1-5月规上建材营收同比-15.3%、利润总额同比-68.6%（降幅收窄5.9pct）；水泥价同比-15.8%。玻纤及制品、玻璃钢等新材料价格逆势涨超4%，出口扣价后实际+3.9%。上游建材利润深跌与下游家居业绩集体探底形成完整产业链印证。</w:t>
+        <w:t>中国建筑材料联合会：7月MPI 95.3点(环比-6.0)，生产指数96.3(-6.2)、投资需求指数94.9、工业消费96.2、国际贸易97.1均低于临界点；投资需求今年累计同比约-10%。7月季节性回落，多数指标环比下滑但同比仍高于去年同期，建材上游景气偏弱。</w:t>
       </w:r>
     </w:p>
     <w:p>
@@ -858,7 +1010,7 @@
           <w:color w:val="888888"/>
           <w:sz w:val="17"/>
         </w:rPr>
-        <w:t>来源：中国建筑材料联合会CBMF　https://www.cbmf.org/c/2026/07/02/23820.shtml</w:t>
+        <w:t>来源：中国建筑材料联合会　http://wap.sasac.gov.cn/n16582853/n16582898/c35725911/content.html</w:t>
       </w:r>
     </w:p>
     <w:p>
@@ -871,7 +1023,7 @@
           <w:b/>
           <w:sz w:val="21"/>
         </w:rPr>
-        <w:t>【2026-07-15｜景气指数｜影响高】6月BHI建材家居景气指数113.34，季节性回落但仍在扩张区间</w:t>
+        <w:t>【2026-08-09｜宏观｜影响高】7月CPI同比+0.5%，『居住』-0.3%是七大类中唯一下降项；PPI+3.5%，剪刀差扩至3.0pct</w:t>
       </w:r>
     </w:p>
     <w:p>
@@ -885,7 +1037,7 @@
           <w:b w:val="0"/>
           <w:sz w:val="21"/>
         </w:rPr>
-        <w:t>商务部立项、中国建材流通协会发布:2026年6月全国建材家居景气指数BHI=113.34,环比-16.34点(季节性回落)、同比-2.80点。规上建材家居卖场6月销售额1155.41亿元(环比-10.22%、同比-6.14%);1-6月累计销售额6640.37亿元(同比-4.39%)。协会定调'存量家装市场仍有活力、蓄力待发'。</w:t>
+        <w:t>国家统计局8月9日发布：7月全国CPI同比+0.5%，八大类中『居住』同比-0.3%、环比持平，为唯一同比下降的大类，其中租赁房房租同比-0.6%、水电燃料同比+0.5%；同日PPI同比+3.5%。两项叠加的含义对家装行业是双重挤压：居住类价格下行说明居民住房相关支出意愿仍在收缩，与建筑业PMI 47.0%、家具类零售-6.6%相互印证；而PPI(+3.5%)远高于CPI(+0.5%)、剪刀差约3.0个百分点，意味着上游出厂价上行但终端零售价传导不畅，家居建材制造与渠道的毛利被两头夹击。运营含义：下半年商家的降价空间比表面看到的更小，平台若以价格战为主要抓手将加速中小商家出清。</w:t>
       </w:r>
     </w:p>
     <w:p>
@@ -899,7 +1051,89 @@
           <w:color w:val="888888"/>
           <w:sz w:val="17"/>
         </w:rPr>
-        <w:t>来源：中国建材流通协会(红网/中国陶瓷网多源印证)　https://www.cbmca.org.cn/</w:t>
+        <w:t>来源：国家统计局　https://www.stats.gov.cn/sj/zxfb/202608/t20260809_1965008.html</w:t>
+      </w:r>
+    </w:p>
+    <w:p>
+      <w:pPr>
+        <w:spacing w:line="360" w:lineRule="auto"/>
+      </w:pPr>
+      <w:r>
+        <w:rPr>
+          <w:rFonts w:ascii="Arial" w:hAnsi="Arial" w:eastAsia="宋体"/>
+          <w:b/>
+          <w:sz w:val="21"/>
+        </w:rPr>
+        <w:t>【2026-08-07｜宏观｜影响高】前7个月货物贸易进出口30.13万亿元(+17.3%)，7月单月4.66万亿(+19.2%)，外需与内需背离加剧</w:t>
+      </w:r>
+    </w:p>
+    <w:p>
+      <w:pPr>
+        <w:spacing w:line="360" w:lineRule="auto"/>
+        <w:ind w:firstLine="420"/>
+      </w:pPr>
+      <w:r>
+        <w:rPr>
+          <w:rFonts w:ascii="Arial" w:hAnsi="Arial" w:eastAsia="宋体"/>
+          <w:b w:val="0"/>
+          <w:sz w:val="21"/>
+        </w:rPr>
+        <w:t>海关总署数据：1-7月货物贸易进出口30.13万亿元、同比+17.3%，其中出口17.44万亿(+14%)、进口12.69万亿(+22%)；7月单月4.66万亿(+19.2%)，出口2.71万亿(+17.8%)、进口1.95万亿(+21.2%)，进出口规模连续5个月超4万亿，7月增速较上半年快2.3个百分点。与国内家具类零售-6.6%、建筑及装潢材料类-10.5%的深跌形成极强反差，确认家居建材产业链『外热内冷』。本窗口中报也给出微观佐证：悍高集团户外家具+12.82%、江河集团营收+15.90%，出口/工程型供给明显跑赢纯内销型。运营含义：天猫招商可重点承接有出口能力的供给转内销，这批商家的成本与品质结构优于纯内销中小商家。</w:t>
+      </w:r>
+    </w:p>
+    <w:p>
+      <w:pPr>
+        <w:spacing w:after="40"/>
+      </w:pPr>
+      <w:r>
+        <w:rPr>
+          <w:rFonts w:ascii="Arial" w:hAnsi="Arial" w:eastAsia="宋体"/>
+          <w:i/>
+          <w:color w:val="888888"/>
+          <w:sz w:val="17"/>
+        </w:rPr>
+        <w:t>来源：海关总署（经央视新闻/中国日报网转载）　https://cn.chinadaily.com.cn/a/202608/07/WS6a7555e4a310d709c2fc20a1.html</w:t>
+      </w:r>
+    </w:p>
+    <w:p>
+      <w:pPr>
+        <w:spacing w:line="360" w:lineRule="auto"/>
+      </w:pPr>
+      <w:r>
+        <w:rPr>
+          <w:rFonts w:ascii="Arial" w:hAnsi="Arial" w:eastAsia="宋体"/>
+          <w:b/>
+          <w:sz w:val="21"/>
+        </w:rPr>
+        <w:t>【2026-08-10｜地产｜影响中】中指第32周：重点城市二手房成交24463套(环比-10.4%/同比+7.8%)，8月累计同比已转负</w:t>
+      </w:r>
+    </w:p>
+    <w:p>
+      <w:pPr>
+        <w:spacing w:line="360" w:lineRule="auto"/>
+        <w:ind w:firstLine="420"/>
+      </w:pPr>
+      <w:r>
+        <w:rPr>
+          <w:rFonts w:ascii="Arial" w:hAnsi="Arial" w:eastAsia="宋体"/>
+          <w:b w:val="0"/>
+          <w:sz w:val="21"/>
+        </w:rPr>
+        <w:t>中指研究院8月10日发布第32周(08-02~08-08)监测：重点城市二手住宅成交24463套，环比-10.4%、同比+7.8%，但8月以来(08-01~08-08)环比-17.9%、同比-0.3%已经转负；30城新建商品住宅成交面积151万㎡，环比-24.3%、同比+3.4%，8月以来同比-2.4%。库存端一线城市中深圳、广州、上海可售面积环比下降，北京环比增长。二手房成交是存量翻新与局部改造需求最直接的前置指标，7月末的成交小高峰未能延续到8月，意味着三季度二次装修的自然引流窗口偏弱，家装类目的增长需要更依赖平台侧的主动造节与补贴承接。</w:t>
+      </w:r>
+    </w:p>
+    <w:p>
+      <w:pPr>
+        <w:spacing w:after="40"/>
+      </w:pPr>
+      <w:r>
+        <w:rPr>
+          <w:rFonts w:ascii="Arial" w:hAnsi="Arial" w:eastAsia="宋体"/>
+          <w:i/>
+          <w:color w:val="888888"/>
+          <w:sz w:val="17"/>
+        </w:rPr>
+        <w:t>来源：中指研究院　https://www.cih-index.com/</w:t>
       </w:r>
     </w:p>
     <w:p>
@@ -923,7 +1157,7 @@
           <w:color w:val="333333"/>
           <w:sz w:val="21"/>
         </w:rPr>
-        <w:t>本组共5条，其中高影响4条。三条宏观信号共同确认需求端全面深跌：家具类零售-6.6%、建材类-10.5%均大幅跑输社零大盘+1.0%，叠加6月BHI环比-16.34进入传统淡季。对天猫家装运营而言，7月大盘承压是既定基调，增长只能来自结构性机会（品类升级、以旧换新、头部集中），不能指望大盘自然回暖。</w:t>
+        <w:t>本组共7条，其中高影响3条。三条宏观信号共同确认需求端全面深跌：家具类零售-6.6%、建材类-10.5%均大幅跑输社零大盘+1.0%，叠加6月BHI环比-16.34进入传统淡季。对天猫家装运营而言，7月大盘承压是既定基调，增长只能来自结构性机会（品类升级、以旧换新、头部集中），不能指望大盘自然回暖。</w:t>
       </w:r>
     </w:p>
     <w:p>
@@ -937,7 +1171,7 @@
           <w:color w:val="2E5B9A"/>
           <w:sz w:val="27"/>
         </w:rPr>
-        <w:t>1.二　平台大事（8条）</w:t>
+        <w:t>1.二　平台大事（2条）</w:t>
       </w:r>
     </w:p>
     <w:tbl>
@@ -1050,7 +1284,7 @@
                 <w:b w:val="0"/>
                 <w:sz w:val="19"/>
               </w:rPr>
-              <w:t>2026-07-14</w:t>
+              <w:t>2026-08-05</w:t>
             </w:r>
           </w:p>
         </w:tc>
@@ -1068,7 +1302,7 @@
                 <w:b w:val="0"/>
                 <w:sz w:val="19"/>
               </w:rPr>
-              <w:t>京东家装H1整装GMV突破25亿元、同比+140%，3年冲30亿</w:t>
+              <w:t>京东MALL启动『冷风暖水秋季家装节』，抢占818后舒适家赛道</w:t>
             </w:r>
           </w:p>
         </w:tc>
@@ -1086,7 +1320,7 @@
                 <w:b w:val="0"/>
                 <w:sz w:val="19"/>
               </w:rPr>
-              <w:t>高</w:t>
+              <w:t>中</w:t>
             </w:r>
           </w:p>
         </w:tc>
@@ -1104,7 +1338,7 @@
                 <w:b w:val="0"/>
                 <w:sz w:val="19"/>
               </w:rPr>
-              <w:t>乐居财经</w:t>
+              <w:t>搜狐(IT168同步报道佐证)</w:t>
             </w:r>
           </w:p>
         </w:tc>
@@ -1125,7 +1359,7 @@
                 <w:b w:val="0"/>
                 <w:sz w:val="19"/>
               </w:rPr>
-              <w:t>2026-07-15</w:t>
+              <w:t>2026-08-10</w:t>
             </w:r>
           </w:p>
         </w:tc>
@@ -1144,7 +1378,7 @@
                 <w:b w:val="0"/>
                 <w:sz w:val="19"/>
               </w:rPr>
-              <w:t>国补第三批625亿下达，京东7月家电国补最高单件立减1500元</w:t>
+              <w:t>京东8月上旬规则密集修订：经营类目商品阈值(08-17生效)、不当使用关键词细则(08-19生效)</w:t>
             </w:r>
           </w:p>
         </w:tc>
@@ -1182,463 +1416,7 @@
                 <w:b w:val="0"/>
                 <w:sz w:val="19"/>
               </w:rPr>
-              <w:t>新浪科技</w:t>
-            </w:r>
-          </w:p>
-        </w:tc>
-      </w:tr>
-      <w:tr>
-        <w:tc>
-          <w:tcPr>
-            <w:tcW w:type="dxa" w:w="1247"/>
-          </w:tcPr>
-          <w:p>
-            <w:pPr>
-              <w:jc w:val="left"/>
-            </w:pPr>
-            <w:r>
-              <w:rPr>
-                <w:rFonts w:ascii="Arial" w:hAnsi="Arial" w:eastAsia="宋体"/>
-                <w:b w:val="0"/>
-                <w:sz w:val="19"/>
-              </w:rPr>
-              <w:t>2026-07-16</w:t>
-            </w:r>
-          </w:p>
-        </w:tc>
-        <w:tc>
-          <w:tcPr>
-            <w:tcW w:type="dxa" w:w="5386"/>
-          </w:tcPr>
-          <w:p>
-            <w:pPr>
-              <w:jc w:val="center"/>
-            </w:pPr>
-            <w:r>
-              <w:rPr>
-                <w:rFonts w:ascii="Arial" w:hAnsi="Arial" w:eastAsia="宋体"/>
-                <w:b w:val="0"/>
-                <w:sz w:val="19"/>
-              </w:rPr>
-              <w:t>抖音电商密集发布商家资质违规处置细则及服务商管理规范</w:t>
-            </w:r>
-          </w:p>
-        </w:tc>
-        <w:tc>
-          <w:tcPr>
-            <w:tcW w:type="dxa" w:w="737"/>
-          </w:tcPr>
-          <w:p>
-            <w:pPr>
-              <w:jc w:val="center"/>
-            </w:pPr>
-            <w:r>
-              <w:rPr>
-                <w:rFonts w:ascii="Arial" w:hAnsi="Arial" w:eastAsia="宋体"/>
-                <w:b w:val="0"/>
-                <w:sz w:val="19"/>
-              </w:rPr>
-              <w:t>中</w:t>
-            </w:r>
-          </w:p>
-        </w:tc>
-        <w:tc>
-          <w:tcPr>
-            <w:tcW w:type="dxa" w:w="1814"/>
-          </w:tcPr>
-          <w:p>
-            <w:pPr>
-              <w:jc w:val="center"/>
-            </w:pPr>
-            <w:r>
-              <w:rPr>
-                <w:rFonts w:ascii="Arial" w:hAnsi="Arial" w:eastAsia="宋体"/>
-                <w:b w:val="0"/>
-                <w:sz w:val="19"/>
-              </w:rPr>
-              <w:t>抖音电商学习中心</w:t>
-            </w:r>
-          </w:p>
-        </w:tc>
-      </w:tr>
-      <w:tr>
-        <w:tc>
-          <w:tcPr>
-            <w:tcW w:type="dxa" w:w="1247"/>
-            <w:shd w:val="clear" w:fill="F4F6F9"/>
-          </w:tcPr>
-          <w:p>
-            <w:pPr>
-              <w:jc w:val="left"/>
-            </w:pPr>
-            <w:r>
-              <w:rPr>
-                <w:rFonts w:ascii="Arial" w:hAnsi="Arial" w:eastAsia="宋体"/>
-                <w:b w:val="0"/>
-                <w:sz w:val="19"/>
-              </w:rPr>
-              <w:t>2026-07-03</w:t>
-            </w:r>
-          </w:p>
-        </w:tc>
-        <w:tc>
-          <w:tcPr>
-            <w:tcW w:type="dxa" w:w="5386"/>
-            <w:shd w:val="clear" w:fill="F4F6F9"/>
-          </w:tcPr>
-          <w:p>
-            <w:pPr>
-              <w:jc w:val="center"/>
-            </w:pPr>
-            <w:r>
-              <w:rPr>
-                <w:rFonts w:ascii="Arial" w:hAnsi="Arial" w:eastAsia="宋体"/>
-                <w:b w:val="0"/>
-                <w:sz w:val="19"/>
-              </w:rPr>
-              <w:t>京东MALL落地南京河西，全国门店突破30家向40家迈进</w:t>
-            </w:r>
-          </w:p>
-        </w:tc>
-        <w:tc>
-          <w:tcPr>
-            <w:tcW w:type="dxa" w:w="737"/>
-            <w:shd w:val="clear" w:fill="F4F6F9"/>
-          </w:tcPr>
-          <w:p>
-            <w:pPr>
-              <w:jc w:val="center"/>
-            </w:pPr>
-            <w:r>
-              <w:rPr>
-                <w:rFonts w:ascii="Arial" w:hAnsi="Arial" w:eastAsia="宋体"/>
-                <w:b w:val="0"/>
-                <w:sz w:val="19"/>
-              </w:rPr>
-              <w:t>中</w:t>
-            </w:r>
-          </w:p>
-        </w:tc>
-        <w:tc>
-          <w:tcPr>
-            <w:tcW w:type="dxa" w:w="1814"/>
-            <w:shd w:val="clear" w:fill="F4F6F9"/>
-          </w:tcPr>
-          <w:p>
-            <w:pPr>
-              <w:jc w:val="center"/>
-            </w:pPr>
-            <w:r>
-              <w:rPr>
-                <w:rFonts w:ascii="Arial" w:hAnsi="Arial" w:eastAsia="宋体"/>
-                <w:b w:val="0"/>
-                <w:sz w:val="19"/>
-              </w:rPr>
-              <w:t>南京建邺区政府</w:t>
-            </w:r>
-          </w:p>
-        </w:tc>
-      </w:tr>
-      <w:tr>
-        <w:tc>
-          <w:tcPr>
-            <w:tcW w:type="dxa" w:w="1247"/>
-          </w:tcPr>
-          <w:p>
-            <w:pPr>
-              <w:jc w:val="left"/>
-            </w:pPr>
-            <w:r>
-              <w:rPr>
-                <w:rFonts w:ascii="Arial" w:hAnsi="Arial" w:eastAsia="宋体"/>
-                <w:b w:val="0"/>
-                <w:sz w:val="19"/>
-              </w:rPr>
-              <w:t>2026-07-30</w:t>
-            </w:r>
-          </w:p>
-        </w:tc>
-        <w:tc>
-          <w:tcPr>
-            <w:tcW w:type="dxa" w:w="5386"/>
-          </w:tcPr>
-          <w:p>
-            <w:pPr>
-              <w:jc w:val="center"/>
-            </w:pPr>
-            <w:r>
-              <w:rPr>
-                <w:rFonts w:ascii="Arial" w:hAnsi="Arial" w:eastAsia="宋体"/>
-                <w:b w:val="0"/>
-                <w:sz w:val="19"/>
-              </w:rPr>
-              <w:t>蝉妈妈抖音电商『家具建材』近30天品牌销售额TOP榜:全友家居/林氏家居/源氏木语居前三</w:t>
-            </w:r>
-          </w:p>
-        </w:tc>
-        <w:tc>
-          <w:tcPr>
-            <w:tcW w:type="dxa" w:w="737"/>
-          </w:tcPr>
-          <w:p>
-            <w:pPr>
-              <w:jc w:val="center"/>
-            </w:pPr>
-            <w:r>
-              <w:rPr>
-                <w:rFonts w:ascii="Arial" w:hAnsi="Arial" w:eastAsia="宋体"/>
-                <w:b w:val="0"/>
-                <w:sz w:val="19"/>
-              </w:rPr>
-              <w:t>中</w:t>
-            </w:r>
-          </w:p>
-        </w:tc>
-        <w:tc>
-          <w:tcPr>
-            <w:tcW w:type="dxa" w:w="1814"/>
-          </w:tcPr>
-          <w:p>
-            <w:pPr>
-              <w:jc w:val="center"/>
-            </w:pPr>
-            <w:r>
-              <w:rPr>
-                <w:rFonts w:ascii="Arial" w:hAnsi="Arial" w:eastAsia="宋体"/>
-                <w:b w:val="0"/>
-                <w:sz w:val="19"/>
-              </w:rPr>
-              <w:t>蝉妈妈品牌库(本机夸克浏览器陪跑登录现采)</w:t>
-            </w:r>
-          </w:p>
-        </w:tc>
-      </w:tr>
-      <w:tr>
-        <w:tc>
-          <w:tcPr>
-            <w:tcW w:type="dxa" w:w="1247"/>
-            <w:shd w:val="clear" w:fill="F4F6F9"/>
-          </w:tcPr>
-          <w:p>
-            <w:pPr>
-              <w:jc w:val="left"/>
-            </w:pPr>
-            <w:r>
-              <w:rPr>
-                <w:rFonts w:ascii="Arial" w:hAnsi="Arial" w:eastAsia="宋体"/>
-                <w:b w:val="0"/>
-                <w:sz w:val="19"/>
-              </w:rPr>
-              <w:t>2026-07-30</w:t>
-            </w:r>
-          </w:p>
-        </w:tc>
-        <w:tc>
-          <w:tcPr>
-            <w:tcW w:type="dxa" w:w="5386"/>
-            <w:shd w:val="clear" w:fill="F4F6F9"/>
-          </w:tcPr>
-          <w:p>
-            <w:pPr>
-              <w:jc w:val="center"/>
-            </w:pPr>
-            <w:r>
-              <w:rPr>
-                <w:rFonts w:ascii="Arial" w:hAnsi="Arial" w:eastAsia="宋体"/>
-                <w:b w:val="0"/>
-                <w:sz w:val="19"/>
-              </w:rPr>
-              <w:t>千瓜小红书『家居家装商单笔记榜』(6月月榜):日化品牌大量占据,家装建材品牌仅6席</w:t>
-            </w:r>
-          </w:p>
-        </w:tc>
-        <w:tc>
-          <w:tcPr>
-            <w:tcW w:type="dxa" w:w="737"/>
-            <w:shd w:val="clear" w:fill="F4F6F9"/>
-          </w:tcPr>
-          <w:p>
-            <w:pPr>
-              <w:jc w:val="center"/>
-            </w:pPr>
-            <w:r>
-              <w:rPr>
-                <w:rFonts w:ascii="Arial" w:hAnsi="Arial" w:eastAsia="宋体"/>
-                <w:b w:val="0"/>
-                <w:sz w:val="19"/>
-              </w:rPr>
-              <w:t>中</w:t>
-            </w:r>
-          </w:p>
-        </w:tc>
-        <w:tc>
-          <w:tcPr>
-            <w:tcW w:type="dxa" w:w="1814"/>
-            <w:shd w:val="clear" w:fill="F4F6F9"/>
-          </w:tcPr>
-          <w:p>
-            <w:pPr>
-              <w:jc w:val="center"/>
-            </w:pPr>
-            <w:r>
-              <w:rPr>
-                <w:rFonts w:ascii="Arial" w:hAnsi="Arial" w:eastAsia="宋体"/>
-                <w:b w:val="0"/>
-                <w:sz w:val="19"/>
-              </w:rPr>
-              <w:t>千瓜尊享版(本机夸克浏览器陪跑登录现采)</w:t>
-            </w:r>
-          </w:p>
-        </w:tc>
-      </w:tr>
-      <w:tr>
-        <w:tc>
-          <w:tcPr>
-            <w:tcW w:type="dxa" w:w="1247"/>
-          </w:tcPr>
-          <w:p>
-            <w:pPr>
-              <w:jc w:val="left"/>
-            </w:pPr>
-            <w:r>
-              <w:rPr>
-                <w:rFonts w:ascii="Arial" w:hAnsi="Arial" w:eastAsia="宋体"/>
-                <w:b w:val="0"/>
-                <w:sz w:val="19"/>
-              </w:rPr>
-              <w:t>2026-07-30</w:t>
-            </w:r>
-          </w:p>
-        </w:tc>
-        <w:tc>
-          <w:tcPr>
-            <w:tcW w:type="dxa" w:w="5386"/>
-          </w:tcPr>
-          <w:p>
-            <w:pPr>
-              <w:jc w:val="center"/>
-            </w:pPr>
-            <w:r>
-              <w:rPr>
-                <w:rFonts w:ascii="Arial" w:hAnsi="Arial" w:eastAsia="宋体"/>
-                <w:b w:val="0"/>
-                <w:sz w:val="19"/>
-              </w:rPr>
-              <w:t>阿拉丁照明网:2026H1照明/灯具光源行业景气回暖,17家上市公司发布业绩预告</w:t>
-            </w:r>
-          </w:p>
-        </w:tc>
-        <w:tc>
-          <w:tcPr>
-            <w:tcW w:type="dxa" w:w="737"/>
-          </w:tcPr>
-          <w:p>
-            <w:pPr>
-              <w:jc w:val="center"/>
-            </w:pPr>
-            <w:r>
-              <w:rPr>
-                <w:rFonts w:ascii="Arial" w:hAnsi="Arial" w:eastAsia="宋体"/>
-                <w:b w:val="0"/>
-                <w:sz w:val="19"/>
-              </w:rPr>
-              <w:t>中</w:t>
-            </w:r>
-          </w:p>
-        </w:tc>
-        <w:tc>
-          <w:tcPr>
-            <w:tcW w:type="dxa" w:w="1814"/>
-          </w:tcPr>
-          <w:p>
-            <w:pPr>
-              <w:jc w:val="center"/>
-            </w:pPr>
-            <w:r>
-              <w:rPr>
-                <w:rFonts w:ascii="Arial" w:hAnsi="Arial" w:eastAsia="宋体"/>
-                <w:b w:val="0"/>
-                <w:sz w:val="19"/>
-              </w:rPr>
-              <w:t>阿拉丁照明网(本机夸克浏览器现采,过WAF滑块)</w:t>
-            </w:r>
-          </w:p>
-        </w:tc>
-      </w:tr>
-      <w:tr>
-        <w:tc>
-          <w:tcPr>
-            <w:tcW w:type="dxa" w:w="1247"/>
-            <w:shd w:val="clear" w:fill="F4F6F9"/>
-          </w:tcPr>
-          <w:p>
-            <w:pPr>
-              <w:jc w:val="left"/>
-            </w:pPr>
-            <w:r>
-              <w:rPr>
-                <w:rFonts w:ascii="Arial" w:hAnsi="Arial" w:eastAsia="宋体"/>
-                <w:b w:val="0"/>
-                <w:sz w:val="19"/>
-              </w:rPr>
-              <w:t>2026-07-22</w:t>
-            </w:r>
-          </w:p>
-        </w:tc>
-        <w:tc>
-          <w:tcPr>
-            <w:tcW w:type="dxa" w:w="5386"/>
-            <w:shd w:val="clear" w:fill="F4F6F9"/>
-          </w:tcPr>
-          <w:p>
-            <w:pPr>
-              <w:jc w:val="center"/>
-            </w:pPr>
-            <w:r>
-              <w:rPr>
-                <w:rFonts w:ascii="Arial" w:hAnsi="Arial" w:eastAsia="宋体"/>
-                <w:b w:val="0"/>
-                <w:sz w:val="19"/>
-              </w:rPr>
-              <w:t>京东『春晓计划』2026上半年半年战报：家电家居超5800家商家销售额同比增超200%</w:t>
-            </w:r>
-          </w:p>
-        </w:tc>
-        <w:tc>
-          <w:tcPr>
-            <w:tcW w:type="dxa" w:w="737"/>
-            <w:shd w:val="clear" w:fill="F4F6F9"/>
-          </w:tcPr>
-          <w:p>
-            <w:pPr>
-              <w:jc w:val="center"/>
-            </w:pPr>
-            <w:r>
-              <w:rPr>
-                <w:rFonts w:ascii="Arial" w:hAnsi="Arial" w:eastAsia="宋体"/>
-                <w:b w:val="0"/>
-                <w:sz w:val="19"/>
-              </w:rPr>
-              <w:t>中</w:t>
-            </w:r>
-          </w:p>
-        </w:tc>
-        <w:tc>
-          <w:tcPr>
-            <w:tcW w:type="dxa" w:w="1814"/>
-            <w:shd w:val="clear" w:fill="F4F6F9"/>
-          </w:tcPr>
-          <w:p>
-            <w:pPr>
-              <w:jc w:val="center"/>
-            </w:pPr>
-            <w:r>
-              <w:rPr>
-                <w:rFonts w:ascii="Arial" w:hAnsi="Arial" w:eastAsia="宋体"/>
-                <w:b w:val="0"/>
-                <w:sz w:val="19"/>
-              </w:rPr>
-              <w:t>新浪财经（转环球网）</w:t>
+              <w:t>京东商家帮助·平台规则</w:t>
             </w:r>
           </w:p>
         </w:tc>
@@ -1654,7 +1432,7 @@
           <w:b/>
           <w:sz w:val="21"/>
         </w:rPr>
-        <w:t>【2026-07-14｜装修｜影响高】京东家装H1整装GMV突破25亿元、同比+140%，3年冲30亿</w:t>
+        <w:t>【2026-08-05｜装修｜影响中】京东MALL启动『冷风暖水秋季家装节』，抢占818后舒适家赛道</w:t>
       </w:r>
     </w:p>
     <w:p>
@@ -1668,7 +1446,7 @@
           <w:b w:val="0"/>
           <w:sz w:val="21"/>
         </w:rPr>
-        <w:t>京东家装2026H1整装GMV约25亿(+140%)、累计服务1.28万家庭，7家分公司净签破亿，6月部分城市同比增超700%；京东家装整体GMV超45亿，2026年将覆盖30城并入驻京东MALL。</w:t>
+        <w:t>京东MALL/京东电器城市旗舰店8月8日至9月14日开展『家气候定制·冷风暖水秋季家装节』：中央空调『999元/风口』一口价(较市场价约降30%)、3匹机型低至3699元，配『十免』增值服务(量房/设计/送货/打孔/调试等)；全屋整装套餐性价比款36999元、高端款68999元；品牌含3M/菲斯曼/海尔/松下/怡口等。京东继续以整装+舒适家系统切入家装存量翻新市场。</w:t>
       </w:r>
     </w:p>
     <w:p>
@@ -1682,7 +1460,7 @@
           <w:color w:val="888888"/>
           <w:sz w:val="17"/>
         </w:rPr>
-        <w:t>来源：乐居财经　https://m.lejucaijing.com/news-7482723588144559603.html</w:t>
+        <w:t>来源：搜狐(IT168同步报道佐证)　https://m.sohu.com/a/1059103866_121002798</w:t>
       </w:r>
     </w:p>
     <w:p>
@@ -1695,7 +1473,7 @@
           <w:b/>
           <w:sz w:val="21"/>
         </w:rPr>
-        <w:t>【2026-07-15｜全屋智能｜影响中】国补第三批625亿下达，京东7月家电国补最高单件立减1500元</w:t>
+        <w:t>【2026-08-10｜平台｜影响中】京东8月上旬规则密集修订：经营类目商品阈值(08-17生效)、不当使用关键词细则(08-19生效)</w:t>
       </w:r>
     </w:p>
     <w:p>
@@ -1709,7 +1487,7 @@
           <w:b w:val="0"/>
           <w:sz w:val="21"/>
         </w:rPr>
-        <w:t>第三批625亿国补资金下达，京东开通空调/冰箱/洗衣机/热水器等入口，覆盖29省，综合让利最高45%，美的/格力/海尔/方太/老板等参与，无需强制回收旧机。</w:t>
+        <w:t>京东商家规则中心本窗口在架待生效项：《京东开放平台经营类目商品阈值明细表》修订于2026-08-17生效，《京东开放平台不当使用关键词细则》修订于2026-08-19生效；另有《旗舰店商家考核规范》(07-31公示)与《招商管理规则》两条已于08-07生效。此外京东8月3日发布《家电家居安装、维修业务经营模式调整公告》，是本窗口唯一直接点名『家居』的经营模式类公告。对天猫的含义：『经营类目商品阈值』决定店铺可发商品的类目边界与数量门槛，『不当使用关键词』直接约束卫浴/涂料/板材的环保与抗菌功效表述——京东正在同步收紧类目合规与内容合规，被清退或受限的中小商家会在8月下旬形成一波平台间迁移，是天猫承接的短窗口。注：规则详情页需商家账号登录，本次仅核实到列表级标题与生效日期，正文条款待陪跑补全。</w:t>
       </w:r>
     </w:p>
     <w:p>
@@ -1723,253 +1501,7 @@
           <w:color w:val="888888"/>
           <w:sz w:val="17"/>
         </w:rPr>
-        <w:t>来源：新浪科技　https://finance.sina.com.cn/tech/roll/2026-07-15/doc-inihwrre1243327.shtml</w:t>
-      </w:r>
-    </w:p>
-    <w:p>
-      <w:pPr>
-        <w:spacing w:line="360" w:lineRule="auto"/>
-      </w:pPr>
-      <w:r>
-        <w:rPr>
-          <w:rFonts w:ascii="Arial" w:hAnsi="Arial" w:eastAsia="宋体"/>
-          <w:b/>
-          <w:sz w:val="21"/>
-        </w:rPr>
-        <w:t>【2026-07-16｜通用｜影响中】抖音电商密集发布商家资质违规处置细则及服务商管理规范</w:t>
-      </w:r>
-    </w:p>
-    <w:p>
-      <w:pPr>
-        <w:spacing w:line="360" w:lineRule="auto"/>
-        <w:ind w:firstLine="420"/>
-      </w:pPr>
-      <w:r>
-        <w:rPr>
-          <w:rFonts w:ascii="Arial" w:hAnsi="Arial" w:eastAsia="宋体"/>
-          <w:b w:val="0"/>
-          <w:sz w:val="21"/>
-        </w:rPr>
-        <w:t>7月15-16日抖音电商学习中心发布运营类服务商管理规范、CPS结算分成能力管理规则、《商家主体资质违规处置细则》修订意见征集，家居家装商家同样适用。</w:t>
-      </w:r>
-    </w:p>
-    <w:p>
-      <w:pPr>
-        <w:spacing w:after="40"/>
-      </w:pPr>
-      <w:r>
-        <w:rPr>
-          <w:rFonts w:ascii="Arial" w:hAnsi="Arial" w:eastAsia="宋体"/>
-          <w:i/>
-          <w:color w:val="888888"/>
-          <w:sz w:val="17"/>
-        </w:rPr>
-        <w:t>来源：抖音电商学习中心　https://school.jinritemai.com/doudian/web/article/aJmzRe57GR2d</w:t>
-      </w:r>
-    </w:p>
-    <w:p>
-      <w:pPr>
-        <w:spacing w:line="360" w:lineRule="auto"/>
-      </w:pPr>
-      <w:r>
-        <w:rPr>
-          <w:rFonts w:ascii="Arial" w:hAnsi="Arial" w:eastAsia="宋体"/>
-          <w:b/>
-          <w:sz w:val="21"/>
-        </w:rPr>
-        <w:t>【2026-07-03｜家具｜影响中】京东MALL落地南京河西，全国门店突破30家向40家迈进</w:t>
-      </w:r>
-    </w:p>
-    <w:p>
-      <w:pPr>
-        <w:spacing w:line="360" w:lineRule="auto"/>
-        <w:ind w:firstLine="420"/>
-      </w:pPr>
-      <w:r>
-        <w:rPr>
-          <w:rFonts w:ascii="Arial" w:hAnsi="Arial" w:eastAsia="宋体"/>
-          <w:b w:val="0"/>
-          <w:sz w:val="21"/>
-        </w:rPr>
-        <w:t>京东MALL与金盛国际家居签约落地南京河西建邺，激活近3万㎡空间，聚焦3C/智能家居/全屋家居沉浸式体验；截至6月全国已开30家。</w:t>
-      </w:r>
-    </w:p>
-    <w:p>
-      <w:pPr>
-        <w:spacing w:after="40"/>
-      </w:pPr>
-      <w:r>
-        <w:rPr>
-          <w:rFonts w:ascii="Arial" w:hAnsi="Arial" w:eastAsia="宋体"/>
-          <w:i/>
-          <w:color w:val="888888"/>
-          <w:sz w:val="17"/>
-        </w:rPr>
-        <w:t>来源：南京建邺区政府　https://www.njjy.gov.cn/jyyw/202607/t20260706_5871656.html</w:t>
-      </w:r>
-    </w:p>
-    <w:p>
-      <w:pPr>
-        <w:spacing w:line="360" w:lineRule="auto"/>
-      </w:pPr>
-      <w:r>
-        <w:rPr>
-          <w:rFonts w:ascii="Arial" w:hAnsi="Arial" w:eastAsia="宋体"/>
-          <w:b/>
-          <w:sz w:val="21"/>
-        </w:rPr>
-        <w:t>【2026-07-30｜抖音电商·家具建材｜影响中】蝉妈妈抖音电商『家具建材』近30天品牌销售额TOP榜:全友家居/林氏家居/源氏木语居前三</w:t>
-      </w:r>
-    </w:p>
-    <w:p>
-      <w:pPr>
-        <w:spacing w:line="360" w:lineRule="auto"/>
-        <w:ind w:firstLine="420"/>
-      </w:pPr>
-      <w:r>
-        <w:rPr>
-          <w:rFonts w:ascii="Arial" w:hAnsi="Arial" w:eastAsia="宋体"/>
-          <w:b w:val="0"/>
-          <w:sz w:val="21"/>
-        </w:rPr>
-        <w:t>本机夸克浏览器现采蝉妈妈品牌库(带货分类=家具建材,近30天):按类目销售额降序TOP17依次为全友家居(731万)、林氏家居(421万)、YESWOOD源氏木语(407万)、JOMOO九牧(375万)、AUX奥克斯(372万,主营厨卫家电)、Micoe四季沐歌、DESSMANN德施曼、爱果乐、牛警长、酷比得…慕思/喜临门/德力西电气/绿林/奥普等。投放结构分化明显:潜水艇(1568商品/609达人)为铺量型,德施曼/牛警长高客单低铺量;德力西电气类目销量榜首但销售额仅第15,呈高频低客单。多数为跨平台品牌,与天猫家装重叠度高,可作抖音端竞争位次与招商参照。</w:t>
-      </w:r>
-    </w:p>
-    <w:p>
-      <w:pPr>
-        <w:spacing w:after="40"/>
-      </w:pPr>
-      <w:r>
-        <w:rPr>
-          <w:rFonts w:ascii="Arial" w:hAnsi="Arial" w:eastAsia="宋体"/>
-          <w:i/>
-          <w:color w:val="888888"/>
-          <w:sz w:val="17"/>
-        </w:rPr>
-        <w:t>来源：蝉妈妈品牌库(本机夸克浏览器陪跑登录现采)　https://www.chanmama.com/brandRank/?category_id=7</w:t>
-      </w:r>
-    </w:p>
-    <w:p>
-      <w:pPr>
-        <w:spacing w:line="360" w:lineRule="auto"/>
-      </w:pPr>
-      <w:r>
-        <w:rPr>
-          <w:rFonts w:ascii="Arial" w:hAnsi="Arial" w:eastAsia="宋体"/>
-          <w:b/>
-          <w:sz w:val="21"/>
-        </w:rPr>
-        <w:t>【2026-07-30｜小红书·家居家装｜影响中】千瓜小红书『家居家装商单笔记榜』(6月月榜):日化品牌大量占据,家装建材品牌仅6席</w:t>
-      </w:r>
-    </w:p>
-    <w:p>
-      <w:pPr>
-        <w:spacing w:line="360" w:lineRule="auto"/>
-        <w:ind w:firstLine="420"/>
-      </w:pPr>
-      <w:r>
-        <w:rPr>
-          <w:rFonts w:ascii="Arial" w:hAnsi="Arial" w:eastAsia="宋体"/>
-          <w:b w:val="0"/>
-          <w:sz w:val="21"/>
-        </w:rPr>
-        <w:t>本机夸克浏览器现采千瓜尊享版品牌排行榜(小红书·家居家装·商单笔记榜·月榜2026-06,按互动总量降序):TOP19中日化/个护品牌占13席(德佑/碧浪/维达/汰渍/金纺/立白/当妮/奥妙/超能等),真正家装建材家具品牌仅6席——京东商城(#1)、三棵树(#3,涂料,40.53万互动/篇均约3651为纯建材最高效率)、全友(#11,定制家居,409篇铺量型)、源氏木语(#14,互动待核实)、三千金(#15,窗帘)、东方雨虹(#19,防水切C端种草)。说明小红书『家居家装』心智被日化品牌场景化分流,家装建材品牌需以高单篇效率品类(涂料/软装)为种草突破口。</w:t>
-      </w:r>
-    </w:p>
-    <w:p>
-      <w:pPr>
-        <w:spacing w:after="40"/>
-      </w:pPr>
-      <w:r>
-        <w:rPr>
-          <w:rFonts w:ascii="Arial" w:hAnsi="Arial" w:eastAsia="宋体"/>
-          <w:i/>
-          <w:color w:val="888888"/>
-          <w:sz w:val="17"/>
-        </w:rPr>
-        <w:t>来源：千瓜尊享版(本机夸克浏览器陪跑登录现采)　https://app.qian-gua.com/#/blogger/brand</w:t>
-      </w:r>
-    </w:p>
-    <w:p>
-      <w:pPr>
-        <w:spacing w:line="360" w:lineRule="auto"/>
-      </w:pPr>
-      <w:r>
-        <w:rPr>
-          <w:rFonts w:ascii="Arial" w:hAnsi="Arial" w:eastAsia="宋体"/>
-          <w:b/>
-          <w:sz w:val="21"/>
-        </w:rPr>
-        <w:t>【2026-07-30｜灯具光源·照明｜影响中】阿拉丁照明网:2026H1照明/灯具光源行业景气回暖,17家上市公司发布业绩预告</w:t>
-      </w:r>
-    </w:p>
-    <w:p>
-      <w:pPr>
-        <w:spacing w:line="360" w:lineRule="auto"/>
-        <w:ind w:firstLine="420"/>
-      </w:pPr>
-      <w:r>
-        <w:rPr>
-          <w:rFonts w:ascii="Arial" w:hAnsi="Arial" w:eastAsia="宋体"/>
-          <w:b w:val="0"/>
-          <w:sz w:val="21"/>
-        </w:rPr>
-        <w:t>本机夸克浏览器现采阿拉丁照明网(照明行业第一门户)2026-07-30头条:温其东《2026上半年中国照明出口情况详解》、佛山照明/海洋王/豪尔赛等17家照明上市公司发布2026H1业绩预告、木林森半年净利预计6-7亿、每周光点NO.246『上市企业业绩飘红,LED行业逐步向好』,整体指向上半年照明行业景气回暖、上市公司盈利改善。工程需求侧旺盛(江苏河北夜游+道路照明超4.43亿、广深宁波超6100万等大额标讯),技术主题聚焦照明节能+物联网化(人来灯亮人走灯暗)。对天猫『灯具光源』子行业是需求侧回暖信号,建议招商向智能/节能照明倾斜。</w:t>
-      </w:r>
-    </w:p>
-    <w:p>
-      <w:pPr>
-        <w:spacing w:after="40"/>
-      </w:pPr>
-      <w:r>
-        <w:rPr>
-          <w:rFonts w:ascii="Arial" w:hAnsi="Arial" w:eastAsia="宋体"/>
-          <w:i/>
-          <w:color w:val="888888"/>
-          <w:sz w:val="17"/>
-        </w:rPr>
-        <w:t>来源：阿拉丁照明网(本机夸克浏览器现采,过WAF滑块)　https://www.alighting.cn/news/</w:t>
-      </w:r>
-    </w:p>
-    <w:p>
-      <w:pPr>
-        <w:spacing w:line="360" w:lineRule="auto"/>
-      </w:pPr>
-      <w:r>
-        <w:rPr>
-          <w:rFonts w:ascii="Arial" w:hAnsi="Arial" w:eastAsia="宋体"/>
-          <w:b/>
-          <w:sz w:val="21"/>
-        </w:rPr>
-        <w:t>【2026-07-22｜平台｜影响中】京东『春晓计划』2026上半年半年战报：家电家居超5800家商家销售额同比增超200%</w:t>
-      </w:r>
-    </w:p>
-    <w:p>
-      <w:pPr>
-        <w:spacing w:line="360" w:lineRule="auto"/>
-        <w:ind w:firstLine="420"/>
-      </w:pPr>
-      <w:r>
-        <w:rPr>
-          <w:rFonts w:ascii="Arial" w:hAnsi="Arial" w:eastAsia="宋体"/>
-          <w:b w:val="0"/>
-          <w:sz w:val="21"/>
-        </w:rPr>
-        <w:t>京东春晓计划加码350亿专项扶持，2026上半年超22万产业带商家销售额同比翻倍；家电家居领域近2.5万商家销售额同比增超50%、超5800家增超200%（未披露GMV绝对值，家装建材仅见于家具建材新商榜）。</w:t>
-      </w:r>
-    </w:p>
-    <w:p>
-      <w:pPr>
-        <w:spacing w:after="40"/>
-      </w:pPr>
-      <w:r>
-        <w:rPr>
-          <w:rFonts w:ascii="Arial" w:hAnsi="Arial" w:eastAsia="宋体"/>
-          <w:i/>
-          <w:color w:val="888888"/>
-          <w:sz w:val="17"/>
-        </w:rPr>
-        <w:t>来源：新浪财经（转环球网）　https://finance.sina.cn/stock/jdts/2026-07-22/detail-iniirwqk8049446.d.html</w:t>
+        <w:t>来源：京东商家帮助·平台规则　https://learn-jdm.jd.com/knowledge/rule</w:t>
       </w:r>
     </w:p>
     <w:p>
@@ -1993,7 +1525,7 @@
           <w:color w:val="333333"/>
           <w:sz w:val="21"/>
         </w:rPr>
-        <w:t>本组共8条，其中高影响1条。平台端呈现『冰火两重天』：京东家装以整装+140%逆势高增、国补第三批625亿续力，是少数结构性亮点；抖音则收紧商家资质合规。天猫应重点关注京东在整装/局改赛道的抢跑，以及国补品类（卫浴/家电）的竞品承接节奏。</w:t>
+        <w:t>本组共2条，其中高影响0条。平台端呈现『冰火两重天』：京东家装以整装+140%逆势高增、国补第三批625亿续力，是少数结构性亮点；抖音则收紧商家资质合规。天猫应重点关注京东在整装/局改赛道的抢跑，以及国补品类（卫浴/家电）的竞品承接节奏。</w:t>
       </w:r>
     </w:p>
     <w:p>
@@ -2007,7 +1539,7 @@
           <w:color w:val="2E5B9A"/>
           <w:sz w:val="27"/>
         </w:rPr>
-        <w:t>1.三　政策标准（6条）</w:t>
+        <w:t>1.三　政策标准（3条）</w:t>
       </w:r>
     </w:p>
     <w:tbl>
@@ -2120,7 +1652,7 @@
                 <w:b w:val="0"/>
                 <w:sz w:val="19"/>
               </w:rPr>
-              <w:t>2026-07-23</w:t>
+              <w:t>2026-08-01</w:t>
             </w:r>
           </w:p>
         </w:tc>
@@ -2138,7 +1670,7 @@
                 <w:b w:val="0"/>
                 <w:sz w:val="19"/>
               </w:rPr>
-              <w:t>北京国补扩围：新增10类智能家居，智能马桶、智能床首次纳入</w:t>
+              <w:t>8月1日起一批国家标准实施，含甲醛单位产品能耗限额GB 46029-2025</w:t>
             </w:r>
           </w:p>
         </w:tc>
@@ -2156,7 +1688,7 @@
                 <w:b w:val="0"/>
                 <w:sz w:val="19"/>
               </w:rPr>
-              <w:t>高</w:t>
+              <w:t>中</w:t>
             </w:r>
           </w:p>
         </w:tc>
@@ -2174,7 +1706,7 @@
                 <w:b w:val="0"/>
                 <w:sz w:val="19"/>
               </w:rPr>
-              <w:t>北京市人民政府</w:t>
+              <w:t>新华社</w:t>
             </w:r>
           </w:p>
         </w:tc>
@@ -2195,7 +1727,7 @@
                 <w:b w:val="0"/>
                 <w:sz w:val="19"/>
               </w:rPr>
-              <w:t>2026-07-22</w:t>
+              <w:t>2026-08-10</w:t>
             </w:r>
           </w:p>
         </w:tc>
@@ -2214,7 +1746,7 @@
                 <w:b w:val="0"/>
                 <w:sz w:val="19"/>
               </w:rPr>
-              <w:t>福建国补扩围：智能吸油烟机/燃气灶/洗碗机/干衣机入列，智能沙发纳入补贴</w:t>
+              <w:t>深圳公布线上国补『经营主体白名单』，补贴资格从平台级下沉到店铺级</w:t>
             </w:r>
           </w:p>
         </w:tc>
@@ -2233,7 +1765,7 @@
                 <w:b w:val="0"/>
                 <w:sz w:val="19"/>
               </w:rPr>
-              <w:t>中</w:t>
+              <w:t>高</w:t>
             </w:r>
           </w:p>
         </w:tc>
@@ -2252,7 +1784,7 @@
                 <w:b w:val="0"/>
                 <w:sz w:val="19"/>
               </w:rPr>
-              <w:t>福建省商务厅</w:t>
+              <w:t>深圳市商务局</w:t>
             </w:r>
           </w:p>
         </w:tc>
@@ -2272,7 +1804,7 @@
                 <w:b w:val="0"/>
                 <w:sz w:val="19"/>
               </w:rPr>
-              <w:t>2026-07-16</w:t>
+              <w:t>2026-08-11</w:t>
             </w:r>
           </w:p>
         </w:tc>
@@ -2290,7 +1822,7 @@
                 <w:b w:val="0"/>
                 <w:sz w:val="19"/>
               </w:rPr>
-              <w:t>市场监管总局发布508项国标，含建材26项、家电9项</w:t>
+              <w:t>盐城盐都区400万消费券：家装家居100万元，额度是家电50万元的两倍</w:t>
             </w:r>
           </w:p>
         </w:tc>
@@ -2326,237 +1858,7 @@
                 <w:b w:val="0"/>
                 <w:sz w:val="19"/>
               </w:rPr>
-              <w:t>新华网(转市场监管总局)</w:t>
-            </w:r>
-          </w:p>
-        </w:tc>
-      </w:tr>
-      <w:tr>
-        <w:tc>
-          <w:tcPr>
-            <w:tcW w:type="dxa" w:w="1247"/>
-            <w:shd w:val="clear" w:fill="F4F6F9"/>
-          </w:tcPr>
-          <w:p>
-            <w:pPr>
-              <w:jc w:val="left"/>
-            </w:pPr>
-            <w:r>
-              <w:rPr>
-                <w:rFonts w:ascii="Arial" w:hAnsi="Arial" w:eastAsia="宋体"/>
-                <w:b w:val="0"/>
-                <w:sz w:val="19"/>
-              </w:rPr>
-              <w:t>2026-07-10</w:t>
-            </w:r>
-          </w:p>
-        </w:tc>
-        <w:tc>
-          <w:tcPr>
-            <w:tcW w:type="dxa" w:w="5386"/>
-            <w:shd w:val="clear" w:fill="F4F6F9"/>
-          </w:tcPr>
-          <w:p>
-            <w:pPr>
-              <w:jc w:val="center"/>
-            </w:pPr>
-            <w:r>
-              <w:rPr>
-                <w:rFonts w:ascii="Arial" w:hAnsi="Arial" w:eastAsia="宋体"/>
-                <w:b w:val="0"/>
-                <w:sz w:val="19"/>
-              </w:rPr>
-              <w:t>智能卫浴首个可靠性国标GB/T 24986.7-2026发布（九牧牵头）</w:t>
-            </w:r>
-          </w:p>
-        </w:tc>
-        <w:tc>
-          <w:tcPr>
-            <w:tcW w:type="dxa" w:w="737"/>
-            <w:shd w:val="clear" w:fill="F4F6F9"/>
-          </w:tcPr>
-          <w:p>
-            <w:pPr>
-              <w:jc w:val="center"/>
-            </w:pPr>
-            <w:r>
-              <w:rPr>
-                <w:rFonts w:ascii="Arial" w:hAnsi="Arial" w:eastAsia="宋体"/>
-                <w:b w:val="0"/>
-                <w:sz w:val="19"/>
-              </w:rPr>
-              <w:t>高</w:t>
-            </w:r>
-          </w:p>
-        </w:tc>
-        <w:tc>
-          <w:tcPr>
-            <w:tcW w:type="dxa" w:w="1814"/>
-            <w:shd w:val="clear" w:fill="F4F6F9"/>
-          </w:tcPr>
-          <w:p>
-            <w:pPr>
-              <w:jc w:val="center"/>
-            </w:pPr>
-            <w:r>
-              <w:rPr>
-                <w:rFonts w:ascii="Arial" w:hAnsi="Arial" w:eastAsia="宋体"/>
-                <w:b w:val="0"/>
-                <w:sz w:val="19"/>
-              </w:rPr>
-              <w:t>新华网</w:t>
-            </w:r>
-          </w:p>
-        </w:tc>
-      </w:tr>
-      <w:tr>
-        <w:tc>
-          <w:tcPr>
-            <w:tcW w:type="dxa" w:w="1247"/>
-          </w:tcPr>
-          <w:p>
-            <w:pPr>
-              <w:jc w:val="left"/>
-            </w:pPr>
-            <w:r>
-              <w:rPr>
-                <w:rFonts w:ascii="Arial" w:hAnsi="Arial" w:eastAsia="宋体"/>
-                <w:b w:val="0"/>
-                <w:sz w:val="19"/>
-              </w:rPr>
-              <w:t>2026-07-06</w:t>
-            </w:r>
-          </w:p>
-        </w:tc>
-        <w:tc>
-          <w:tcPr>
-            <w:tcW w:type="dxa" w:w="5386"/>
-          </w:tcPr>
-          <w:p>
-            <w:pPr>
-              <w:jc w:val="center"/>
-            </w:pPr>
-            <w:r>
-              <w:rPr>
-                <w:rFonts w:ascii="Arial" w:hAnsi="Arial" w:eastAsia="宋体"/>
-                <w:b w:val="0"/>
-                <w:sz w:val="19"/>
-              </w:rPr>
-              <w:t>国内首部《住宅全案整装服务标准》T/CREA 056-2026召开宣贯会</w:t>
-            </w:r>
-          </w:p>
-        </w:tc>
-        <w:tc>
-          <w:tcPr>
-            <w:tcW w:type="dxa" w:w="737"/>
-          </w:tcPr>
-          <w:p>
-            <w:pPr>
-              <w:jc w:val="center"/>
-            </w:pPr>
-            <w:r>
-              <w:rPr>
-                <w:rFonts w:ascii="Arial" w:hAnsi="Arial" w:eastAsia="宋体"/>
-                <w:b w:val="0"/>
-                <w:sz w:val="19"/>
-              </w:rPr>
-              <w:t>高</w:t>
-            </w:r>
-          </w:p>
-        </w:tc>
-        <w:tc>
-          <w:tcPr>
-            <w:tcW w:type="dxa" w:w="1814"/>
-          </w:tcPr>
-          <w:p>
-            <w:pPr>
-              <w:jc w:val="center"/>
-            </w:pPr>
-            <w:r>
-              <w:rPr>
-                <w:rFonts w:ascii="Arial" w:hAnsi="Arial" w:eastAsia="宋体"/>
-                <w:b w:val="0"/>
-                <w:sz w:val="19"/>
-              </w:rPr>
-              <w:t>腾讯新闻(转中国财富网)</w:t>
-            </w:r>
-          </w:p>
-        </w:tc>
-      </w:tr>
-      <w:tr>
-        <w:tc>
-          <w:tcPr>
-            <w:tcW w:type="dxa" w:w="1247"/>
-            <w:shd w:val="clear" w:fill="F4F6F9"/>
-          </w:tcPr>
-          <w:p>
-            <w:pPr>
-              <w:jc w:val="left"/>
-            </w:pPr>
-            <w:r>
-              <w:rPr>
-                <w:rFonts w:ascii="Arial" w:hAnsi="Arial" w:eastAsia="宋体"/>
-                <w:b w:val="0"/>
-                <w:sz w:val="19"/>
-              </w:rPr>
-              <w:t>2026-07-24</w:t>
-            </w:r>
-          </w:p>
-        </w:tc>
-        <w:tc>
-          <w:tcPr>
-            <w:tcW w:type="dxa" w:w="5386"/>
-            <w:shd w:val="clear" w:fill="F4F6F9"/>
-          </w:tcPr>
-          <w:p>
-            <w:pPr>
-              <w:jc w:val="center"/>
-            </w:pPr>
-            <w:r>
-              <w:rPr>
-                <w:rFonts w:ascii="Arial" w:hAnsi="Arial" w:eastAsia="宋体"/>
-                <w:b w:val="0"/>
-                <w:sz w:val="19"/>
-              </w:rPr>
-              <w:t>智能家居购新补贴地方扩围潮：福建/福州(07-22)纳入智能沙发、重庆(07-24)补贴资金预拨付</w:t>
-            </w:r>
-          </w:p>
-        </w:tc>
-        <w:tc>
-          <w:tcPr>
-            <w:tcW w:type="dxa" w:w="737"/>
-            <w:shd w:val="clear" w:fill="F4F6F9"/>
-          </w:tcPr>
-          <w:p>
-            <w:pPr>
-              <w:jc w:val="center"/>
-            </w:pPr>
-            <w:r>
-              <w:rPr>
-                <w:rFonts w:ascii="Arial" w:hAnsi="Arial" w:eastAsia="宋体"/>
-                <w:b w:val="0"/>
-                <w:sz w:val="19"/>
-              </w:rPr>
-              <w:t>高</w:t>
-            </w:r>
-          </w:p>
-        </w:tc>
-        <w:tc>
-          <w:tcPr>
-            <w:tcW w:type="dxa" w:w="1814"/>
-            <w:shd w:val="clear" w:fill="F4F6F9"/>
-          </w:tcPr>
-          <w:p>
-            <w:pPr>
-              <w:jc w:val="center"/>
-            </w:pPr>
-            <w:r>
-              <w:rPr>
-                <w:rFonts w:ascii="Arial" w:hAnsi="Arial" w:eastAsia="宋体"/>
-                <w:b w:val="0"/>
-                <w:sz w:val="19"/>
-              </w:rPr>
-              <w:t>福建省/福州市/重庆市商务部门</w:t>
+              <w:t>中国新闻网江苏</w:t>
             </w:r>
           </w:p>
         </w:tc>
@@ -2572,7 +1874,7 @@
           <w:b/>
           <w:sz w:val="21"/>
         </w:rPr>
-        <w:t>【2026-07-23｜全屋智能｜影响高】北京国补扩围：新增10类智能家居，智能马桶、智能床首次纳入</w:t>
+        <w:t>【2026-08-01｜建材｜影响中】8月1日起一批国家标准实施，含甲醛单位产品能耗限额GB 46029-2025</w:t>
       </w:r>
     </w:p>
     <w:p>
@@ -2586,7 +1888,7 @@
           <w:b w:val="0"/>
           <w:sz w:val="21"/>
         </w:rPr>
-        <w:t>北京市商务局新增10类『智能家居(含适老化)』以旧换新补贴产品，含智能门锁、智能摄像头、智能马桶(含马桶盖)、智能床(含智能床垫)、全屋智能主机、智能扫地机等。补贴为最终销售价15%、每人每类补1件、每件≤1500元。一线城市率先将智能卫浴/智能睡眠家具纳入国补，示范效应强。</w:t>
+        <w:t>新华社梳理8月1日起实施的一批国标：强制性国标《甲醛 单位产品能源消耗限额》(GB 46029-2025)规定甲醛(人造板/胶黏剂主要原料)生产能耗等级与限定值，将从上游抬高高耗能产能成本、利好合规大厂；《家用太阳能热水系统能效限定值及能效等级》(GB 26969-2025)同步实施。该批以能耗/绿色发展为主，非家具/卫浴/照明产品安全类新国标，对终端家居直接相关度有限。</w:t>
       </w:r>
     </w:p>
     <w:p>
@@ -2600,7 +1902,7 @@
           <w:color w:val="888888"/>
           <w:sz w:val="17"/>
         </w:rPr>
-        <w:t>来源：北京市人民政府　https://www.beijing.gov.cn/zhengce/zcjd/202607/t20260723_4780579.html</w:t>
+        <w:t>来源：新华社　https://www.news.cn/politics/20260731/b4873b5e832f4ce1b69b261bc65bdb52/c.html</w:t>
       </w:r>
     </w:p>
     <w:p>
@@ -2613,7 +1915,7 @@
           <w:b/>
           <w:sz w:val="21"/>
         </w:rPr>
-        <w:t>【2026-07-22｜卫浴厨房｜影响中】福建国补扩围：智能吸油烟机/燃气灶/洗碗机/干衣机入列，智能沙发纳入补贴</w:t>
+        <w:t>【2026-08-10｜补贴｜影响高】深圳公布线上国补『经营主体白名单』，补贴资格从平台级下沉到店铺级</w:t>
       </w:r>
     </w:p>
     <w:p>
@@ -2627,7 +1929,7 @@
           <w:b w:val="0"/>
           <w:sz w:val="21"/>
         </w:rPr>
-        <w:t>福建省商务厅等新增数码相机、智能吸油烟机、智能燃气灶(含集成灶)、智能洗碗机、智能干衣机5类，并将智能沙发纳入智能按摩椅品类，补贴最终销售价15%、每件≤1500元、至2026-12-31。地方国补7月下旬密集向厨卫电器与智能软体家具扩围。</w:t>
+        <w:t>深圳市商务局8月10日依据《商务部等5部门办公厅（室）关于做好2026年家电以旧换新、数码和智能产品购新补贴工作的通知》（商办流通函2025年第469号），公布参与2026年线上家电以旧换新、数码和智能产品购新补贴的经营主体名单（以附件形式发布），并明确后续将适时补充并动态调整。这是国补执行口径的一次结构性变化：以往资格核验主要在平台层面，现在下沉到店铺层面的白名单，同一平台内未进名单的店铺无法承接补贴。深圳作为一线城市先行，若被其他省市复制，将直接改变国补品类（智能家居、卫浴、家电）的店铺间流量与GMV分配。运营含义：需立即盘点天猫家装家居国补品类商家的地方白名单覆盖率，未覆盖的头部商家要主动推动其申报。</w:t>
       </w:r>
     </w:p>
     <w:p>
@@ -2641,7 +1943,7 @@
           <w:color w:val="888888"/>
           <w:sz w:val="17"/>
         </w:rPr>
-        <w:t>来源：福建省商务厅　https://swt.fujian.gov.cn/xxgk/tzgg/202607/t20260723_7191452.htm</w:t>
+        <w:t>来源：深圳市商务局　https://commerce.sz.gov.cn/xxgk/qt/tzgg_1/content/post_12930586.html</w:t>
       </w:r>
     </w:p>
     <w:p>
@@ -2654,7 +1956,7 @@
           <w:b/>
           <w:sz w:val="21"/>
         </w:rPr>
-        <w:t>【2026-07-16｜建材｜影响中】市场监管总局发布508项国标，含建材26项、家电9项</w:t>
+        <w:t>【2026-08-11｜补贴｜影响中】盐城盐都区400万消费券：家装家居100万元，额度是家电50万元的两倍</w:t>
       </w:r>
     </w:p>
     <w:p>
@@ -2668,7 +1970,7 @@
           <w:b w:val="0"/>
           <w:sz w:val="21"/>
         </w:rPr>
-        <w:t>近日批准发布508项重要国家标准，含复层建筑涂料、水泥基胶凝材料、精细陶瓷等26项建材类国标，以及智能家用电器质量安全风险分类评价指南等9项家电国标。推动新型建材品质升级与智能家居质量合规，具体标准号需查SAMR原始公告。</w:t>
+        <w:t>盐都区400万元消费券结构：汽车200万元（面额3000元/2000元，约40个经销品牌同步降价）、家装家居100万元（分两批发放、多档面额，样例满20000元减2000元即补贴率10%，覆盖200余家家具装修商户）、家电50万元（样例满8000元减800元，与以旧换新及高能效智能家电挂钩）、餐饮商圈50万元（可用至8月28日）。发放批次为7月20日、8月3日、8月17日、8月31日四轮，活动持续至8月31日。值得注意的是家装家居额度是家电的两倍——在地方消费券的常规配置里，家装通常附属于家电，此次单列且额度更高，反映区县级正把家装作为独立的消费提振抓手。叠加7月北京、福建、重庆的智能家居补贴扩围，地方财政对『家装』的独立支持正在成形。</w:t>
       </w:r>
     </w:p>
     <w:p>
@@ -2682,130 +1984,7 @@
           <w:color w:val="888888"/>
           <w:sz w:val="17"/>
         </w:rPr>
-        <w:t>来源：新华网(转市场监管总局)　https://www.news.cn/fortune/20260716/399814b184fb4fde9a9ded27cfc111d8/c.html</w:t>
-      </w:r>
-    </w:p>
-    <w:p>
-      <w:pPr>
-        <w:spacing w:line="360" w:lineRule="auto"/>
-      </w:pPr>
-      <w:r>
-        <w:rPr>
-          <w:rFonts w:ascii="Arial" w:hAnsi="Arial" w:eastAsia="宋体"/>
-          <w:b/>
-          <w:sz w:val="21"/>
-        </w:rPr>
-        <w:t>【2026-07-10｜卫浴厨房｜影响高】智能卫浴首个可靠性国标GB/T 24986.7-2026发布（九牧牵头）</w:t>
-      </w:r>
-    </w:p>
-    <w:p>
-      <w:pPr>
-        <w:spacing w:line="360" w:lineRule="auto"/>
-        <w:ind w:firstLine="420"/>
-      </w:pPr>
-      <w:r>
-        <w:rPr>
-          <w:rFonts w:ascii="Arial" w:hAnsi="Arial" w:eastAsia="宋体"/>
-          <w:b w:val="0"/>
-          <w:sz w:val="21"/>
-        </w:rPr>
-        <w:t>由九牧作为第一牵头单位主导编制，是智能卫浴行业首个可靠性国家标准，2027-02-01实施。推动行业从功能竞争转向可靠性/质量竞争，利好研发投入高的头部品牌，加速中小品牌出清。</w:t>
-      </w:r>
-    </w:p>
-    <w:p>
-      <w:pPr>
-        <w:spacing w:after="40"/>
-      </w:pPr>
-      <w:r>
-        <w:rPr>
-          <w:rFonts w:ascii="Arial" w:hAnsi="Arial" w:eastAsia="宋体"/>
-          <w:i/>
-          <w:color w:val="888888"/>
-          <w:sz w:val="17"/>
-        </w:rPr>
-        <w:t>来源：新华网　http://www.news.cn/finance/20260710/af2aaf48c2cf4ec690c4455c30bb1cca/c.html</w:t>
-      </w:r>
-    </w:p>
-    <w:p>
-      <w:pPr>
-        <w:spacing w:line="360" w:lineRule="auto"/>
-      </w:pPr>
-      <w:r>
-        <w:rPr>
-          <w:rFonts w:ascii="Arial" w:hAnsi="Arial" w:eastAsia="宋体"/>
-          <w:b/>
-          <w:sz w:val="21"/>
-        </w:rPr>
-        <w:t>【2026-07-06｜装修｜影响高】国内首部《住宅全案整装服务标准》T/CREA 056-2026召开宣贯会</w:t>
-      </w:r>
-    </w:p>
-    <w:p>
-      <w:pPr>
-        <w:spacing w:line="360" w:lineRule="auto"/>
-        <w:ind w:firstLine="420"/>
-      </w:pPr>
-      <w:r>
-        <w:rPr>
-          <w:rFonts w:ascii="Arial" w:hAnsi="Arial" w:eastAsia="宋体"/>
-          <w:b w:val="0"/>
-          <w:sz w:val="21"/>
-        </w:rPr>
-        <w:t>中国房地产业协会主导，14章覆盖营销到售后全流程。八大亮点含固定总价、银行三方资金存管、360°施工摄像头、投诉2小时响应、装修最低质保2年防水5年。首批22家试点含圣都整装、绿城确幸家等。</w:t>
-      </w:r>
-    </w:p>
-    <w:p>
-      <w:pPr>
-        <w:spacing w:after="40"/>
-      </w:pPr>
-      <w:r>
-        <w:rPr>
-          <w:rFonts w:ascii="Arial" w:hAnsi="Arial" w:eastAsia="宋体"/>
-          <w:i/>
-          <w:color w:val="888888"/>
-          <w:sz w:val="17"/>
-        </w:rPr>
-        <w:t>来源：腾讯新闻(转中国财富网)　https://news.qq.com/rain/a/20260710A04NCY00</w:t>
-      </w:r>
-    </w:p>
-    <w:p>
-      <w:pPr>
-        <w:spacing w:line="360" w:lineRule="auto"/>
-      </w:pPr>
-      <w:r>
-        <w:rPr>
-          <w:rFonts w:ascii="Arial" w:hAnsi="Arial" w:eastAsia="宋体"/>
-          <w:b/>
-          <w:sz w:val="21"/>
-        </w:rPr>
-        <w:t>【2026-07-24｜补贴｜影响高】智能家居购新补贴地方扩围潮：福建/福州(07-22)纳入智能沙发、重庆(07-24)补贴资金预拨付</w:t>
-      </w:r>
-    </w:p>
-    <w:p>
-      <w:pPr>
-        <w:spacing w:line="360" w:lineRule="auto"/>
-        <w:ind w:firstLine="420"/>
-      </w:pPr>
-      <w:r>
-        <w:rPr>
-          <w:rFonts w:ascii="Arial" w:hAnsi="Arial" w:eastAsia="宋体"/>
-          <w:b w:val="0"/>
-          <w:sz w:val="21"/>
-        </w:rPr>
-        <w:t>福建/福州07-22将智能吸油烟机/燃气灶/洗碗机/干衣机等纳入、把智能沙发纳入智能按摩椅补贴，按售价15%每件上限1500元；重庆07-24对垫资超50万元单位预拨付，补贴资金实际放量，软体家具/智能卫浴/适老化家居终端受益。</w:t>
-      </w:r>
-    </w:p>
-    <w:p>
-      <w:pPr>
-        <w:spacing w:after="40"/>
-      </w:pPr>
-      <w:r>
-        <w:rPr>
-          <w:rFonts w:ascii="Arial" w:hAnsi="Arial" w:eastAsia="宋体"/>
-          <w:i/>
-          <w:color w:val="888888"/>
-          <w:sz w:val="17"/>
-        </w:rPr>
-        <w:t>来源：福建省/福州市/重庆市商务部门　https://sww.cq.gov.cn/zwgk_247/zfxxgkml/qtfdxx/tzgg/202607/t20260724_15852635.html</w:t>
+        <w:t>来源：中国新闻网江苏　https://www.js.chinanews.com.cn/news/2026/0811/234840.html</w:t>
       </w:r>
     </w:p>
     <w:p>
@@ -2829,7 +2008,7 @@
           <w:color w:val="333333"/>
           <w:sz w:val="21"/>
         </w:rPr>
-        <w:t>本组共6条，其中高影响4条。政策端标准与国补双轮驱动：智能卫浴可靠性国标、住宅全案整装服务标准、508项国标同步推高质量与合规门槛，利好研发/服务投入高的头部品牌、加速中小出清；北京(07-23)、福建(07-22)地方国补密集扩围，首次将智能马桶/智能床/智能沙发等智能睡眠与软体家具纳入补贴，示范效应向全国传导。天猫招商与流量分配应向合规头部倾斜，并用足国补新增品类的流量红利。</w:t>
+        <w:t>本组共3条，其中高影响1条。政策端标准与国补双轮驱动：智能卫浴可靠性国标、住宅全案整装服务标准、508项国标同步推高质量与合规门槛，利好研发/服务投入高的头部品牌、加速中小出清；北京(07-23)、福建(07-22)地方国补密集扩围，首次将智能马桶/智能床/智能沙发等智能睡眠与软体家具纳入补贴，示范效应向全国传导。天猫招商与流量分配应向合规头部倾斜，并用足国补新增品类的流量红利。</w:t>
       </w:r>
     </w:p>
     <w:p>
@@ -2843,7 +2022,7 @@
           <w:color w:val="2E5B9A"/>
           <w:sz w:val="27"/>
         </w:rPr>
-        <w:t>1.四　头部商家（17条）</w:t>
+        <w:t>1.四　头部商家（6条）</w:t>
       </w:r>
     </w:p>
     <w:tbl>
@@ -2956,7 +2135,7 @@
                 <w:b w:val="0"/>
                 <w:sz w:val="19"/>
               </w:rPr>
-              <w:t>2026-07-14</w:t>
+              <w:t>2026-08-06</w:t>
             </w:r>
           </w:p>
         </w:tc>
@@ -2974,7 +2153,7 @@
                 <w:b w:val="0"/>
                 <w:sz w:val="19"/>
               </w:rPr>
-              <w:t>慕思股份H1净利预降44%-51%，智能睡眠龙头承压</w:t>
+              <w:t>头部公司2026H1正式中报8月中下旬密集披露，箭牌家居定于08-27</w:t>
             </w:r>
           </w:p>
         </w:tc>
@@ -2992,7 +2171,7 @@
                 <w:b w:val="0"/>
                 <w:sz w:val="19"/>
               </w:rPr>
-              <w:t>高</w:t>
+              <w:t>中</w:t>
             </w:r>
           </w:p>
         </w:tc>
@@ -3010,7 +2189,7 @@
                 <w:b w:val="0"/>
                 <w:sz w:val="19"/>
               </w:rPr>
-              <w:t>巨潮资讯网·慕思股份业绩预告</w:t>
+              <w:t>新浪财经(箭牌家居公告)</w:t>
             </w:r>
           </w:p>
         </w:tc>
@@ -3031,7 +2210,7 @@
                 <w:b w:val="0"/>
                 <w:sz w:val="19"/>
               </w:rPr>
-              <w:t>2026-07-15</w:t>
+              <w:t>2026-08-12</w:t>
             </w:r>
           </w:p>
         </w:tc>
@@ -3050,7 +2229,7 @@
                 <w:b w:val="0"/>
                 <w:sz w:val="19"/>
               </w:rPr>
-              <w:t>蒙娜丽莎H1扭亏为盈，瓷砖龙头现结构性亮点</w:t>
+              <w:t>2026H1中报开闸首批4家：看归母增速会看错人，扣非与经营现金流才是真分水岭</w:t>
             </w:r>
           </w:p>
         </w:tc>
@@ -3069,7 +2248,7 @@
                 <w:b w:val="0"/>
                 <w:sz w:val="19"/>
               </w:rPr>
-              <w:t>中</w:t>
+              <w:t>高</w:t>
             </w:r>
           </w:p>
         </w:tc>
@@ -3088,7 +2267,7 @@
                 <w:b w:val="0"/>
                 <w:sz w:val="19"/>
               </w:rPr>
-              <w:t>巨潮资讯网·蒙娜丽莎业绩预告</w:t>
+              <w:t>东方财富数据中心（RPT_LICO_FN_CPD，REPORTDATE=2026-06-30）</w:t>
             </w:r>
           </w:p>
         </w:tc>
@@ -3108,7 +2287,7 @@
                 <w:b w:val="0"/>
                 <w:sz w:val="19"/>
               </w:rPr>
-              <w:t>2026-07-15</w:t>
+              <w:t>2026-08-11</w:t>
             </w:r>
           </w:p>
         </w:tc>
@@ -3126,7 +2305,7 @@
                 <w:b w:val="0"/>
                 <w:sz w:val="19"/>
               </w:rPr>
-              <w:t>金牌家居H1预亏，厨柜业务需求疲软</w:t>
+              <w:t>顾家家居18.71亿定增落地：控股方增持至37.39%，但发行价从19.15元下修至17.94元</w:t>
             </w:r>
           </w:p>
         </w:tc>
@@ -3144,7 +2323,7 @@
                 <w:b w:val="0"/>
                 <w:sz w:val="19"/>
               </w:rPr>
-              <w:t>中</w:t>
+              <w:t>高</w:t>
             </w:r>
           </w:p>
         </w:tc>
@@ -3162,7 +2341,7 @@
                 <w:b w:val="0"/>
                 <w:sz w:val="19"/>
               </w:rPr>
-              <w:t>巨潮资讯网·金牌家居业绩预告</w:t>
+              <w:t>东方财富（公司公告2026-052/2026-053）</w:t>
             </w:r>
           </w:p>
         </w:tc>
@@ -3183,7 +2362,7 @@
                 <w:b w:val="0"/>
                 <w:sz w:val="19"/>
               </w:rPr>
-              <w:t>2026-07-15</w:t>
+              <w:t>2026-08-11</w:t>
             </w:r>
           </w:p>
         </w:tc>
@@ -3202,7 +2381,7 @@
                 <w:b w:val="0"/>
                 <w:sz w:val="19"/>
               </w:rPr>
-              <w:t>惠达卫浴H1预亏，卫浴陶瓷需求承压</w:t>
+              <w:t>居然智家实控人交接进入收尾：杨芳控制43.93%，中天基业股权已完成工商变更</w:t>
             </w:r>
           </w:p>
         </w:tc>
@@ -3240,7 +2419,7 @@
                 <w:b w:val="0"/>
                 <w:sz w:val="19"/>
               </w:rPr>
-              <w:t>巨潮资讯网·惠达卫浴业绩预告</w:t>
+              <w:t>东方财富（公司公告临2026-044）</w:t>
             </w:r>
           </w:p>
         </w:tc>
@@ -3260,7 +2439,7 @@
                 <w:b w:val="0"/>
                 <w:sz w:val="19"/>
               </w:rPr>
-              <w:t>2026-07-24</w:t>
+              <w:t>2026-08-08</w:t>
             </w:r>
           </w:p>
         </w:tc>
@@ -3278,7 +2457,7 @@
                 <w:b w:val="0"/>
                 <w:sz w:val="19"/>
               </w:rPr>
-              <w:t>三棵树回复交易所问询，防水+涂料双主业韧性受关注</w:t>
+              <w:t>卫浴双雄同日收缩：惠达6800万剥离亏损陶瓷资产，箭牌2023年激励计划整体作废</w:t>
             </w:r>
           </w:p>
         </w:tc>
@@ -3314,7 +2493,7 @@
                 <w:b w:val="0"/>
                 <w:sz w:val="19"/>
               </w:rPr>
-              <w:t>巨潮资讯网·三棵树公告</w:t>
+              <w:t>东方财富（惠达公告2026-036、箭牌公告2026-034）</w:t>
             </w:r>
           </w:p>
         </w:tc>
@@ -3335,7 +2514,7 @@
                 <w:b w:val="0"/>
                 <w:sz w:val="19"/>
               </w:rPr>
-              <w:t>2026-07-14</w:t>
+              <w:t>2026-08-12</w:t>
             </w:r>
           </w:p>
         </w:tc>
@@ -3354,7 +2533,7 @@
                 <w:b w:val="0"/>
                 <w:sz w:val="19"/>
               </w:rPr>
-              <w:t>欧派家居H1净利预降50%-60%，定制家居龙头承压</w:t>
+              <w:t>欧派、好莱客同期把资金转向理财与私募：定制龙头主动收缩资本开支</w:t>
             </w:r>
           </w:p>
         </w:tc>
@@ -3373,7 +2552,7 @@
                 <w:b w:val="0"/>
                 <w:sz w:val="19"/>
               </w:rPr>
-              <w:t>高</w:t>
+              <w:t>中</w:t>
             </w:r>
           </w:p>
         </w:tc>
@@ -3392,841 +2571,7 @@
                 <w:b w:val="0"/>
                 <w:sz w:val="19"/>
               </w:rPr>
-              <w:t>上海证券报</w:t>
-            </w:r>
-          </w:p>
-        </w:tc>
-      </w:tr>
-      <w:tr>
-        <w:tc>
-          <w:tcPr>
-            <w:tcW w:type="dxa" w:w="1247"/>
-          </w:tcPr>
-          <w:p>
-            <w:pPr>
-              <w:jc w:val="left"/>
-            </w:pPr>
-            <w:r>
-              <w:rPr>
-                <w:rFonts w:ascii="Arial" w:hAnsi="Arial" w:eastAsia="宋体"/>
-                <w:b w:val="0"/>
-                <w:sz w:val="19"/>
-              </w:rPr>
-              <w:t>2026-07-13</w:t>
-            </w:r>
-          </w:p>
-        </w:tc>
-        <w:tc>
-          <w:tcPr>
-            <w:tcW w:type="dxa" w:w="5386"/>
-          </w:tcPr>
-          <w:p>
-            <w:pPr>
-              <w:jc w:val="center"/>
-            </w:pPr>
-            <w:r>
-              <w:rPr>
-                <w:rFonts w:ascii="Arial" w:hAnsi="Arial" w:eastAsia="宋体"/>
-                <w:b w:val="0"/>
-                <w:sz w:val="19"/>
-              </w:rPr>
-              <w:t>志邦家居H1由盈转亏，预亏1.26亿-1.89亿元</w:t>
-            </w:r>
-          </w:p>
-        </w:tc>
-        <w:tc>
-          <w:tcPr>
-            <w:tcW w:type="dxa" w:w="737"/>
-          </w:tcPr>
-          <w:p>
-            <w:pPr>
-              <w:jc w:val="center"/>
-            </w:pPr>
-            <w:r>
-              <w:rPr>
-                <w:rFonts w:ascii="Arial" w:hAnsi="Arial" w:eastAsia="宋体"/>
-                <w:b w:val="0"/>
-                <w:sz w:val="19"/>
-              </w:rPr>
-              <w:t>高</w:t>
-            </w:r>
-          </w:p>
-        </w:tc>
-        <w:tc>
-          <w:tcPr>
-            <w:tcW w:type="dxa" w:w="1814"/>
-          </w:tcPr>
-          <w:p>
-            <w:pPr>
-              <w:jc w:val="center"/>
-            </w:pPr>
-            <w:r>
-              <w:rPr>
-                <w:rFonts w:ascii="Arial" w:hAnsi="Arial" w:eastAsia="宋体"/>
-                <w:b w:val="0"/>
-                <w:sz w:val="19"/>
-              </w:rPr>
-              <w:t>证券时报</w:t>
-            </w:r>
-          </w:p>
-        </w:tc>
-      </w:tr>
-      <w:tr>
-        <w:tc>
-          <w:tcPr>
-            <w:tcW w:type="dxa" w:w="1247"/>
-            <w:shd w:val="clear" w:fill="F4F6F9"/>
-          </w:tcPr>
-          <w:p>
-            <w:pPr>
-              <w:jc w:val="left"/>
-            </w:pPr>
-            <w:r>
-              <w:rPr>
-                <w:rFonts w:ascii="Arial" w:hAnsi="Arial" w:eastAsia="宋体"/>
-                <w:b w:val="0"/>
-                <w:sz w:val="19"/>
-              </w:rPr>
-              <w:t>2026-07-14</w:t>
-            </w:r>
-          </w:p>
-        </w:tc>
-        <w:tc>
-          <w:tcPr>
-            <w:tcW w:type="dxa" w:w="5386"/>
-            <w:shd w:val="clear" w:fill="F4F6F9"/>
-          </w:tcPr>
-          <w:p>
-            <w:pPr>
-              <w:jc w:val="center"/>
-            </w:pPr>
-            <w:r>
-              <w:rPr>
-                <w:rFonts w:ascii="Arial" w:hAnsi="Arial" w:eastAsia="宋体"/>
-                <w:b w:val="0"/>
-                <w:sz w:val="19"/>
-              </w:rPr>
-              <w:t>索菲亚H1净利预降78%-85%</w:t>
-            </w:r>
-          </w:p>
-        </w:tc>
-        <w:tc>
-          <w:tcPr>
-            <w:tcW w:type="dxa" w:w="737"/>
-            <w:shd w:val="clear" w:fill="F4F6F9"/>
-          </w:tcPr>
-          <w:p>
-            <w:pPr>
-              <w:jc w:val="center"/>
-            </w:pPr>
-            <w:r>
-              <w:rPr>
-                <w:rFonts w:ascii="Arial" w:hAnsi="Arial" w:eastAsia="宋体"/>
-                <w:b w:val="0"/>
-                <w:sz w:val="19"/>
-              </w:rPr>
-              <w:t>中</w:t>
-            </w:r>
-          </w:p>
-        </w:tc>
-        <w:tc>
-          <w:tcPr>
-            <w:tcW w:type="dxa" w:w="1814"/>
-            <w:shd w:val="clear" w:fill="F4F6F9"/>
-          </w:tcPr>
-          <w:p>
-            <w:pPr>
-              <w:jc w:val="center"/>
-            </w:pPr>
-            <w:r>
-              <w:rPr>
-                <w:rFonts w:ascii="Arial" w:hAnsi="Arial" w:eastAsia="宋体"/>
-                <w:b w:val="0"/>
-                <w:sz w:val="19"/>
-              </w:rPr>
-              <w:t>同花顺</w:t>
-            </w:r>
-          </w:p>
-        </w:tc>
-      </w:tr>
-      <w:tr>
-        <w:tc>
-          <w:tcPr>
-            <w:tcW w:type="dxa" w:w="1247"/>
-          </w:tcPr>
-          <w:p>
-            <w:pPr>
-              <w:jc w:val="left"/>
-            </w:pPr>
-            <w:r>
-              <w:rPr>
-                <w:rFonts w:ascii="Arial" w:hAnsi="Arial" w:eastAsia="宋体"/>
-                <w:b w:val="0"/>
-                <w:sz w:val="19"/>
-              </w:rPr>
-              <w:t>2026-07-15</w:t>
-            </w:r>
-          </w:p>
-        </w:tc>
-        <w:tc>
-          <w:tcPr>
-            <w:tcW w:type="dxa" w:w="5386"/>
-          </w:tcPr>
-          <w:p>
-            <w:pPr>
-              <w:jc w:val="center"/>
-            </w:pPr>
-            <w:r>
-              <w:rPr>
-                <w:rFonts w:ascii="Arial" w:hAnsi="Arial" w:eastAsia="宋体"/>
-                <w:b w:val="0"/>
-                <w:sz w:val="19"/>
-              </w:rPr>
-              <w:t>红星美凯龙H1扭亏为盈，预计净利5000万-7500万元</w:t>
-            </w:r>
-          </w:p>
-        </w:tc>
-        <w:tc>
-          <w:tcPr>
-            <w:tcW w:type="dxa" w:w="737"/>
-          </w:tcPr>
-          <w:p>
-            <w:pPr>
-              <w:jc w:val="center"/>
-            </w:pPr>
-            <w:r>
-              <w:rPr>
-                <w:rFonts w:ascii="Arial" w:hAnsi="Arial" w:eastAsia="宋体"/>
-                <w:b w:val="0"/>
-                <w:sz w:val="19"/>
-              </w:rPr>
-              <w:t>中</w:t>
-            </w:r>
-          </w:p>
-        </w:tc>
-        <w:tc>
-          <w:tcPr>
-            <w:tcW w:type="dxa" w:w="1814"/>
-          </w:tcPr>
-          <w:p>
-            <w:pPr>
-              <w:jc w:val="center"/>
-            </w:pPr>
-            <w:r>
-              <w:rPr>
-                <w:rFonts w:ascii="Arial" w:hAnsi="Arial" w:eastAsia="宋体"/>
-                <w:b w:val="0"/>
-                <w:sz w:val="19"/>
-              </w:rPr>
-              <w:t>上海证券报</w:t>
-            </w:r>
-          </w:p>
-        </w:tc>
-      </w:tr>
-      <w:tr>
-        <w:tc>
-          <w:tcPr>
-            <w:tcW w:type="dxa" w:w="1247"/>
-            <w:shd w:val="clear" w:fill="F4F6F9"/>
-          </w:tcPr>
-          <w:p>
-            <w:pPr>
-              <w:jc w:val="left"/>
-            </w:pPr>
-            <w:r>
-              <w:rPr>
-                <w:rFonts w:ascii="Arial" w:hAnsi="Arial" w:eastAsia="宋体"/>
-                <w:b w:val="0"/>
-                <w:sz w:val="19"/>
-              </w:rPr>
-              <w:t>2026-07-09</w:t>
-            </w:r>
-          </w:p>
-        </w:tc>
-        <w:tc>
-          <w:tcPr>
-            <w:tcW w:type="dxa" w:w="5386"/>
-            <w:shd w:val="clear" w:fill="F4F6F9"/>
-          </w:tcPr>
-          <w:p>
-            <w:pPr>
-              <w:jc w:val="center"/>
-            </w:pPr>
-            <w:r>
-              <w:rPr>
-                <w:rFonts w:ascii="Arial" w:hAnsi="Arial" w:eastAsia="宋体"/>
-                <w:b w:val="0"/>
-                <w:sz w:val="19"/>
-              </w:rPr>
-              <w:t>兔宝宝参与项目获2025年度国家科学技术进步奖二等奖</w:t>
-            </w:r>
-          </w:p>
-        </w:tc>
-        <w:tc>
-          <w:tcPr>
-            <w:tcW w:type="dxa" w:w="737"/>
-            <w:shd w:val="clear" w:fill="F4F6F9"/>
-          </w:tcPr>
-          <w:p>
-            <w:pPr>
-              <w:jc w:val="center"/>
-            </w:pPr>
-            <w:r>
-              <w:rPr>
-                <w:rFonts w:ascii="Arial" w:hAnsi="Arial" w:eastAsia="宋体"/>
-                <w:b w:val="0"/>
-                <w:sz w:val="19"/>
-              </w:rPr>
-              <w:t>中</w:t>
-            </w:r>
-          </w:p>
-        </w:tc>
-        <w:tc>
-          <w:tcPr>
-            <w:tcW w:type="dxa" w:w="1814"/>
-            <w:shd w:val="clear" w:fill="F4F6F9"/>
-          </w:tcPr>
-          <w:p>
-            <w:pPr>
-              <w:jc w:val="center"/>
-            </w:pPr>
-            <w:r>
-              <w:rPr>
-                <w:rFonts w:ascii="Arial" w:hAnsi="Arial" w:eastAsia="宋体"/>
-                <w:b w:val="0"/>
-                <w:sz w:val="19"/>
-              </w:rPr>
-              <w:t>新华网</w:t>
-            </w:r>
-          </w:p>
-        </w:tc>
-      </w:tr>
-      <w:tr>
-        <w:tc>
-          <w:tcPr>
-            <w:tcW w:type="dxa" w:w="1247"/>
-          </w:tcPr>
-          <w:p>
-            <w:pPr>
-              <w:jc w:val="left"/>
-            </w:pPr>
-            <w:r>
-              <w:rPr>
-                <w:rFonts w:ascii="Arial" w:hAnsi="Arial" w:eastAsia="宋体"/>
-                <w:b w:val="0"/>
-                <w:sz w:val="19"/>
-              </w:rPr>
-              <w:t>2026-07-15</w:t>
-            </w:r>
-          </w:p>
-        </w:tc>
-        <w:tc>
-          <w:tcPr>
-            <w:tcW w:type="dxa" w:w="5386"/>
-          </w:tcPr>
-          <w:p>
-            <w:pPr>
-              <w:jc w:val="center"/>
-            </w:pPr>
-            <w:r>
-              <w:rPr>
-                <w:rFonts w:ascii="Arial" w:hAnsi="Arial" w:eastAsia="宋体"/>
-                <w:b w:val="0"/>
-                <w:sz w:val="19"/>
-              </w:rPr>
-              <w:t>箭牌家居H1由盈转亏，预亏5400万-7000万元、营收降约9%</w:t>
-            </w:r>
-          </w:p>
-        </w:tc>
-        <w:tc>
-          <w:tcPr>
-            <w:tcW w:type="dxa" w:w="737"/>
-          </w:tcPr>
-          <w:p>
-            <w:pPr>
-              <w:jc w:val="center"/>
-            </w:pPr>
-            <w:r>
-              <w:rPr>
-                <w:rFonts w:ascii="Arial" w:hAnsi="Arial" w:eastAsia="宋体"/>
-                <w:b w:val="0"/>
-                <w:sz w:val="19"/>
-              </w:rPr>
-              <w:t>高</w:t>
-            </w:r>
-          </w:p>
-        </w:tc>
-        <w:tc>
-          <w:tcPr>
-            <w:tcW w:type="dxa" w:w="1814"/>
-          </w:tcPr>
-          <w:p>
-            <w:pPr>
-              <w:jc w:val="center"/>
-            </w:pPr>
-            <w:r>
-              <w:rPr>
-                <w:rFonts w:ascii="Arial" w:hAnsi="Arial" w:eastAsia="宋体"/>
-                <w:b w:val="0"/>
-                <w:sz w:val="19"/>
-              </w:rPr>
-              <w:t>巨潮资讯网·箭牌家居公告2026-031</w:t>
-            </w:r>
-          </w:p>
-        </w:tc>
-      </w:tr>
-      <w:tr>
-        <w:tc>
-          <w:tcPr>
-            <w:tcW w:type="dxa" w:w="1247"/>
-            <w:shd w:val="clear" w:fill="F4F6F9"/>
-          </w:tcPr>
-          <w:p>
-            <w:pPr>
-              <w:jc w:val="left"/>
-            </w:pPr>
-            <w:r>
-              <w:rPr>
-                <w:rFonts w:ascii="Arial" w:hAnsi="Arial" w:eastAsia="宋体"/>
-                <w:b w:val="0"/>
-                <w:sz w:val="19"/>
-              </w:rPr>
-              <w:t>2026-07-15</w:t>
-            </w:r>
-          </w:p>
-        </w:tc>
-        <w:tc>
-          <w:tcPr>
-            <w:tcW w:type="dxa" w:w="5386"/>
-            <w:shd w:val="clear" w:fill="F4F6F9"/>
-          </w:tcPr>
-          <w:p>
-            <w:pPr>
-              <w:jc w:val="center"/>
-            </w:pPr>
-            <w:r>
-              <w:rPr>
-                <w:rFonts w:ascii="Arial" w:hAnsi="Arial" w:eastAsia="宋体"/>
-                <w:b w:val="0"/>
-                <w:sz w:val="19"/>
-              </w:rPr>
-              <w:t>大亚圣象H1由盈转亏，预亏1.6亿-2.0亿元，地板人造板产销下滑</w:t>
-            </w:r>
-          </w:p>
-        </w:tc>
-        <w:tc>
-          <w:tcPr>
-            <w:tcW w:type="dxa" w:w="737"/>
-            <w:shd w:val="clear" w:fill="F4F6F9"/>
-          </w:tcPr>
-          <w:p>
-            <w:pPr>
-              <w:jc w:val="center"/>
-            </w:pPr>
-            <w:r>
-              <w:rPr>
-                <w:rFonts w:ascii="Arial" w:hAnsi="Arial" w:eastAsia="宋体"/>
-                <w:b w:val="0"/>
-                <w:sz w:val="19"/>
-              </w:rPr>
-              <w:t>高</w:t>
-            </w:r>
-          </w:p>
-        </w:tc>
-        <w:tc>
-          <w:tcPr>
-            <w:tcW w:type="dxa" w:w="1814"/>
-            <w:shd w:val="clear" w:fill="F4F6F9"/>
-          </w:tcPr>
-          <w:p>
-            <w:pPr>
-              <w:jc w:val="center"/>
-            </w:pPr>
-            <w:r>
-              <w:rPr>
-                <w:rFonts w:ascii="Arial" w:hAnsi="Arial" w:eastAsia="宋体"/>
-                <w:b w:val="0"/>
-                <w:sz w:val="19"/>
-              </w:rPr>
-              <w:t>巨潮资讯网·大亚圣象公告2026-029</w:t>
-            </w:r>
-          </w:p>
-        </w:tc>
-      </w:tr>
-      <w:tr>
-        <w:tc>
-          <w:tcPr>
-            <w:tcW w:type="dxa" w:w="1247"/>
-          </w:tcPr>
-          <w:p>
-            <w:pPr>
-              <w:jc w:val="left"/>
-            </w:pPr>
-            <w:r>
-              <w:rPr>
-                <w:rFonts w:ascii="Arial" w:hAnsi="Arial" w:eastAsia="宋体"/>
-                <w:b w:val="0"/>
-                <w:sz w:val="19"/>
-              </w:rPr>
-              <w:t>2026-07-14</w:t>
-            </w:r>
-          </w:p>
-        </w:tc>
-        <w:tc>
-          <w:tcPr>
-            <w:tcW w:type="dxa" w:w="5386"/>
-          </w:tcPr>
-          <w:p>
-            <w:pPr>
-              <w:jc w:val="center"/>
-            </w:pPr>
-            <w:r>
-              <w:rPr>
-                <w:rFonts w:ascii="Arial" w:hAnsi="Arial" w:eastAsia="宋体"/>
-                <w:b w:val="0"/>
-                <w:sz w:val="19"/>
-              </w:rPr>
-              <w:t>志邦家居H1由盈转亏，预亏1.26-1.89亿</w:t>
-            </w:r>
-          </w:p>
-        </w:tc>
-        <w:tc>
-          <w:tcPr>
-            <w:tcW w:type="dxa" w:w="737"/>
-          </w:tcPr>
-          <w:p>
-            <w:pPr>
-              <w:jc w:val="center"/>
-            </w:pPr>
-            <w:r>
-              <w:rPr>
-                <w:rFonts w:ascii="Arial" w:hAnsi="Arial" w:eastAsia="宋体"/>
-                <w:b w:val="0"/>
-                <w:sz w:val="19"/>
-              </w:rPr>
-              <w:t>高</w:t>
-            </w:r>
-          </w:p>
-        </w:tc>
-        <w:tc>
-          <w:tcPr>
-            <w:tcW w:type="dxa" w:w="1814"/>
-          </w:tcPr>
-          <w:p>
-            <w:pPr>
-              <w:jc w:val="center"/>
-            </w:pPr>
-            <w:r>
-              <w:rPr>
-                <w:rFonts w:ascii="Arial" w:hAnsi="Arial" w:eastAsia="宋体"/>
-                <w:b w:val="0"/>
-                <w:sz w:val="19"/>
-              </w:rPr>
-              <w:t>巨潮资讯网</w:t>
-            </w:r>
-          </w:p>
-        </w:tc>
-      </w:tr>
-      <w:tr>
-        <w:tc>
-          <w:tcPr>
-            <w:tcW w:type="dxa" w:w="1247"/>
-            <w:shd w:val="clear" w:fill="F4F6F9"/>
-          </w:tcPr>
-          <w:p>
-            <w:pPr>
-              <w:jc w:val="left"/>
-            </w:pPr>
-            <w:r>
-              <w:rPr>
-                <w:rFonts w:ascii="Arial" w:hAnsi="Arial" w:eastAsia="宋体"/>
-                <w:b w:val="0"/>
-                <w:sz w:val="19"/>
-              </w:rPr>
-              <w:t>2026-07-15</w:t>
-            </w:r>
-          </w:p>
-        </w:tc>
-        <w:tc>
-          <w:tcPr>
-            <w:tcW w:type="dxa" w:w="5386"/>
-            <w:shd w:val="clear" w:fill="F4F6F9"/>
-          </w:tcPr>
-          <w:p>
-            <w:pPr>
-              <w:jc w:val="center"/>
-            </w:pPr>
-            <w:r>
-              <w:rPr>
-                <w:rFonts w:ascii="Arial" w:hAnsi="Arial" w:eastAsia="宋体"/>
-                <w:b w:val="0"/>
-                <w:sz w:val="19"/>
-              </w:rPr>
-              <w:t>皮阿诺H1归母减亏但扣非亏损扩大至3236-3429万</w:t>
-            </w:r>
-          </w:p>
-        </w:tc>
-        <w:tc>
-          <w:tcPr>
-            <w:tcW w:type="dxa" w:w="737"/>
-            <w:shd w:val="clear" w:fill="F4F6F9"/>
-          </w:tcPr>
-          <w:p>
-            <w:pPr>
-              <w:jc w:val="center"/>
-            </w:pPr>
-            <w:r>
-              <w:rPr>
-                <w:rFonts w:ascii="Arial" w:hAnsi="Arial" w:eastAsia="宋体"/>
-                <w:b w:val="0"/>
-                <w:sz w:val="19"/>
-              </w:rPr>
-              <w:t>中</w:t>
-            </w:r>
-          </w:p>
-        </w:tc>
-        <w:tc>
-          <w:tcPr>
-            <w:tcW w:type="dxa" w:w="1814"/>
-            <w:shd w:val="clear" w:fill="F4F6F9"/>
-          </w:tcPr>
-          <w:p>
-            <w:pPr>
-              <w:jc w:val="center"/>
-            </w:pPr>
-            <w:r>
-              <w:rPr>
-                <w:rFonts w:ascii="Arial" w:hAnsi="Arial" w:eastAsia="宋体"/>
-                <w:b w:val="0"/>
-                <w:sz w:val="19"/>
-              </w:rPr>
-              <w:t>巨潮资讯网</w:t>
-            </w:r>
-          </w:p>
-        </w:tc>
-      </w:tr>
-      <w:tr>
-        <w:tc>
-          <w:tcPr>
-            <w:tcW w:type="dxa" w:w="1247"/>
-          </w:tcPr>
-          <w:p>
-            <w:pPr>
-              <w:jc w:val="left"/>
-            </w:pPr>
-            <w:r>
-              <w:rPr>
-                <w:rFonts w:ascii="Arial" w:hAnsi="Arial" w:eastAsia="宋体"/>
-                <w:b w:val="0"/>
-                <w:sz w:val="19"/>
-              </w:rPr>
-              <w:t>2026-07-15</w:t>
-            </w:r>
-          </w:p>
-        </w:tc>
-        <w:tc>
-          <w:tcPr>
-            <w:tcW w:type="dxa" w:w="5386"/>
-          </w:tcPr>
-          <w:p>
-            <w:pPr>
-              <w:jc w:val="center"/>
-            </w:pPr>
-            <w:r>
-              <w:rPr>
-                <w:rFonts w:ascii="Arial" w:hAnsi="Arial" w:eastAsia="宋体"/>
-                <w:b w:val="0"/>
-                <w:sz w:val="19"/>
-              </w:rPr>
-              <w:t>海南发展H1减亏至5800-7500万；住宅幕墙新签订单仅364万</w:t>
-            </w:r>
-          </w:p>
-        </w:tc>
-        <w:tc>
-          <w:tcPr>
-            <w:tcW w:type="dxa" w:w="737"/>
-          </w:tcPr>
-          <w:p>
-            <w:pPr>
-              <w:jc w:val="center"/>
-            </w:pPr>
-            <w:r>
-              <w:rPr>
-                <w:rFonts w:ascii="Arial" w:hAnsi="Arial" w:eastAsia="宋体"/>
-                <w:b w:val="0"/>
-                <w:sz w:val="19"/>
-              </w:rPr>
-              <w:t>中</w:t>
-            </w:r>
-          </w:p>
-        </w:tc>
-        <w:tc>
-          <w:tcPr>
-            <w:tcW w:type="dxa" w:w="1814"/>
-          </w:tcPr>
-          <w:p>
-            <w:pPr>
-              <w:jc w:val="center"/>
-            </w:pPr>
-            <w:r>
-              <w:rPr>
-                <w:rFonts w:ascii="Arial" w:hAnsi="Arial" w:eastAsia="宋体"/>
-                <w:b w:val="0"/>
-                <w:sz w:val="19"/>
-              </w:rPr>
-              <w:t>巨潮资讯网</w:t>
-            </w:r>
-          </w:p>
-        </w:tc>
-      </w:tr>
-      <w:tr>
-        <w:tc>
-          <w:tcPr>
-            <w:tcW w:type="dxa" w:w="1247"/>
-            <w:shd w:val="clear" w:fill="F4F6F9"/>
-          </w:tcPr>
-          <w:p>
-            <w:pPr>
-              <w:jc w:val="left"/>
-            </w:pPr>
-            <w:r>
-              <w:rPr>
-                <w:rFonts w:ascii="Arial" w:hAnsi="Arial" w:eastAsia="宋体"/>
-                <w:b w:val="0"/>
-                <w:sz w:val="19"/>
-              </w:rPr>
-              <w:t>2026-07-15</w:t>
-            </w:r>
-          </w:p>
-        </w:tc>
-        <w:tc>
-          <w:tcPr>
-            <w:tcW w:type="dxa" w:w="5386"/>
-            <w:shd w:val="clear" w:fill="F4F6F9"/>
-          </w:tcPr>
-          <w:p>
-            <w:pPr>
-              <w:jc w:val="center"/>
-            </w:pPr>
-            <w:r>
-              <w:rPr>
-                <w:rFonts w:ascii="Arial" w:hAnsi="Arial" w:eastAsia="宋体"/>
-                <w:b w:val="0"/>
-                <w:sz w:val="19"/>
-              </w:rPr>
-              <w:t>东鹏控股H1营收23.8-24.8亿，净利同比降85-88%，逆势净增门店50家</w:t>
-            </w:r>
-          </w:p>
-        </w:tc>
-        <w:tc>
-          <w:tcPr>
-            <w:tcW w:type="dxa" w:w="737"/>
-            <w:shd w:val="clear" w:fill="F4F6F9"/>
-          </w:tcPr>
-          <w:p>
-            <w:pPr>
-              <w:jc w:val="center"/>
-            </w:pPr>
-            <w:r>
-              <w:rPr>
-                <w:rFonts w:ascii="Arial" w:hAnsi="Arial" w:eastAsia="宋体"/>
-                <w:b w:val="0"/>
-                <w:sz w:val="19"/>
-              </w:rPr>
-              <w:t>中</w:t>
-            </w:r>
-          </w:p>
-        </w:tc>
-        <w:tc>
-          <w:tcPr>
-            <w:tcW w:type="dxa" w:w="1814"/>
-            <w:shd w:val="clear" w:fill="F4F6F9"/>
-          </w:tcPr>
-          <w:p>
-            <w:pPr>
-              <w:jc w:val="center"/>
-            </w:pPr>
-            <w:r>
-              <w:rPr>
-                <w:rFonts w:ascii="Arial" w:hAnsi="Arial" w:eastAsia="宋体"/>
-                <w:b w:val="0"/>
-                <w:sz w:val="19"/>
-              </w:rPr>
-              <w:t>证券日报/证券之星</w:t>
-            </w:r>
-          </w:p>
-        </w:tc>
-      </w:tr>
-      <w:tr>
-        <w:tc>
-          <w:tcPr>
-            <w:tcW w:type="dxa" w:w="1247"/>
-          </w:tcPr>
-          <w:p>
-            <w:pPr>
-              <w:jc w:val="left"/>
-            </w:pPr>
-            <w:r>
-              <w:rPr>
-                <w:rFonts w:ascii="Arial" w:hAnsi="Arial" w:eastAsia="宋体"/>
-                <w:b w:val="0"/>
-                <w:sz w:val="19"/>
-              </w:rPr>
-              <w:t>2026-07-20</w:t>
-            </w:r>
-          </w:p>
-        </w:tc>
-        <w:tc>
-          <w:tcPr>
-            <w:tcW w:type="dxa" w:w="5386"/>
-          </w:tcPr>
-          <w:p>
-            <w:pPr>
-              <w:jc w:val="center"/>
-            </w:pPr>
-            <w:r>
-              <w:rPr>
-                <w:rFonts w:ascii="Arial" w:hAnsi="Arial" w:eastAsia="宋体"/>
-                <w:b w:val="0"/>
-                <w:sz w:val="19"/>
-              </w:rPr>
-              <w:t>卫浴陶瓷板块H1分化加剧：科达制造+69~82%、松霖科技+50~98%逆势领跑，瑞尔特/海鸥住工转亏扩大</w:t>
-            </w:r>
-          </w:p>
-        </w:tc>
-        <w:tc>
-          <w:tcPr>
-            <w:tcW w:type="dxa" w:w="737"/>
-          </w:tcPr>
-          <w:p>
-            <w:pPr>
-              <w:jc w:val="center"/>
-            </w:pPr>
-            <w:r>
-              <w:rPr>
-                <w:rFonts w:ascii="Arial" w:hAnsi="Arial" w:eastAsia="宋体"/>
-                <w:b w:val="0"/>
-                <w:sz w:val="19"/>
-              </w:rPr>
-              <w:t>中</w:t>
-            </w:r>
-          </w:p>
-        </w:tc>
-        <w:tc>
-          <w:tcPr>
-            <w:tcW w:type="dxa" w:w="1814"/>
-          </w:tcPr>
-          <w:p>
-            <w:pPr>
-              <w:jc w:val="center"/>
-            </w:pPr>
-            <w:r>
-              <w:rPr>
-                <w:rFonts w:ascii="Arial" w:hAnsi="Arial" w:eastAsia="宋体"/>
-                <w:b w:val="0"/>
-                <w:sz w:val="19"/>
-              </w:rPr>
-              <w:t>潮新闻(引自各公司业绩预告)</w:t>
+              <w:t>东方财富（公司公告）</w:t>
             </w:r>
           </w:p>
         </w:tc>
@@ -4242,7 +2587,7 @@
           <w:b/>
           <w:sz w:val="21"/>
         </w:rPr>
-        <w:t>【2026-07-14｜软体家具｜影响高】慕思股份H1净利预降44%-51%，智能睡眠龙头承压</w:t>
+        <w:t>【2026-08-06｜家具｜影响中】头部公司2026H1正式中报8月中下旬密集披露，箭牌家居定于08-27</w:t>
       </w:r>
     </w:p>
     <w:p>
@@ -4256,7 +2601,7 @@
           <w:b w:val="0"/>
           <w:sz w:val="21"/>
         </w:rPr>
-        <w:t>慕思股份(001323)预计2026H1归母净利约2.3亿-2.65亿元，同比下降约44%-51%(去年同期约4.7亿)。终端零售疲软、渠道调整、费用相对刚性致利润承压；软体/床垫赛道同步进入深度调整。数据来源巨潮资讯网业绩预告。</w:t>
+        <w:t>截至08-06，17家跟踪的头部家居建材公司均未发布正式半年报，正式中报排期集中在8月中下旬(如箭牌家居001322定于2026-08-27披露)。上一期已收录的H1业绩预告(欧派预降50-60%、索菲亚预降78-85%、慕思预降44-51%、志邦预亏、红星美凯龙扭亏、箭牌预亏等)发布于07-14~16，正式财报将验证预告区间并披露分品类/渠道结构，本月要闻届时二次补充。</w:t>
       </w:r>
     </w:p>
     <w:p>
@@ -4270,7 +2615,7 @@
           <w:color w:val="888888"/>
           <w:sz w:val="17"/>
         </w:rPr>
-        <w:t>来源：巨潮资讯网·慕思股份业绩预告　http://www.cninfo.com.cn/new/disclosure/stock?stockCode=001323</w:t>
+        <w:t>来源：新浪财经(箭牌家居公告)　http://money.finance.sina.com.cn/corp/view/vCB_AllBulletinDetail.php?stockid=001322&amp;id=12445077</w:t>
       </w:r>
     </w:p>
     <w:p>
@@ -4283,7 +2628,7 @@
           <w:b/>
           <w:sz w:val="21"/>
         </w:rPr>
-        <w:t>【2026-07-15｜瓷砖卫浴｜影响中】蒙娜丽莎H1扭亏为盈，瓷砖龙头现结构性亮点</w:t>
+        <w:t>【2026-08-12｜中报｜影响高】2026H1中报开闸首批4家：看归母增速会看错人，扣非与经营现金流才是真分水岭</w:t>
       </w:r>
     </w:p>
     <w:p>
@@ -4297,7 +2642,7 @@
           <w:b w:val="0"/>
           <w:sz w:val="21"/>
         </w:rPr>
-        <w:t>蒙娜丽莎(002918)预计2026H1归母净利实现扭亏为盈，主因收缩高风险工程战略端应收减值大幅收窄、零售与经销渠道占比提升、降本增效见效。在瓷砖行业整体承压背景下逆势改善，属结构性亮点。数据来源巨潮资讯网业绩预告。</w:t>
+        <w:t>08-07至08-12披露半年报的产业链公司共4家，呈现三种截然不同的路径。江河集团营收108.24亿(+15.90%)、归母4.41亿(+34.34%)，唯一双位数双增，扣非EPS 0.40元高于基本EPS 0.39元，但每股经营现金流-0.62元，增长以垫资换取；悍高集团营收16.78亿(+15.74%)、归母2.92亿(+10.12%)，毛利率35.81%、每股经营现金流+0.62元，是四家中唯一利润与现金流同步为正的；伟星新材营收18.97亿(-8.71%)、归母3.90亿(+43.90%)看似最亮眼，但扣非EPS仅0.14元对基本EPS 0.25元，增长主要来自非经常性损益，主业实际承压；塔牌集团营收17.42亿(-15.30%)、归母2.19亿(-49.60%)，上游水泥量价齐跌最为直接。结论：本轮中报仅看归母增速会严重误判，必须交叉扣非利润与经营现金流两项。这个判据同样适用于8月下旬即将密集披露的欧派、索菲亚、慕思、顾家、东鹏等主力标的。</w:t>
       </w:r>
     </w:p>
     <w:p>
@@ -4311,7 +2656,7 @@
           <w:color w:val="888888"/>
           <w:sz w:val="17"/>
         </w:rPr>
-        <w:t>来源：巨潮资讯网·蒙娜丽莎业绩预告　http://www.cninfo.com.cn/new/disclosure/stock?stockCode=002918</w:t>
+        <w:t>来源：东方财富数据中心（RPT_LICO_FN_CPD，REPORTDATE=2026-06-30）　https://data.eastmoney.com/bbsj/yjbb/</w:t>
       </w:r>
     </w:p>
     <w:p>
@@ -4324,7 +2669,7 @@
           <w:b/>
           <w:sz w:val="21"/>
         </w:rPr>
-        <w:t>【2026-07-15｜全屋定制｜影响中】金牌家居H1预亏，厨柜业务需求疲软</w:t>
+        <w:t>【2026-08-11｜资本｜影响高】顾家家居18.71亿定增落地：控股方增持至37.39%，但发行价从19.15元下修至17.94元</w:t>
       </w:r>
     </w:p>
     <w:p>
@@ -4338,7 +2683,7 @@
           <w:b w:val="0"/>
           <w:sz w:val="21"/>
         </w:rPr>
-        <w:t>金牌家居(603180)预计2026H1由盈转亏/净利大幅下滑，厨柜及全屋定制主业受地产竣工深跌与终端需求疲软拖累，大宗业务收缩。数据来源巨潮资讯网业绩预告，PDF原文数值待二次核验。</w:t>
+        <w:t>顾家家居向盈峰集团发行104,281,493股、发行价17.94元/股，募资总额18.71亿元（净额18.63亿元），2026-07-24发行、08-07完成登记托管、限售36个月。发行后控股股东宁波盈峰睿和投资及其一致行动人盈峰集团合计持有346,120,188股、占总股本37.39%，属控股方增持而非摊薄，控制权进一步集中，不导致实控人变更。更值得关注的是定价：方案初期发行价为19.15元/股、募资上限19.97亿元，后因定价基准日调整为发行期首日，实际落到17.94元、18.71亿元，价格下修约6.3%。这既说明控股方对软体家具龙头仍有长期信心（36个月锁定期），也说明一级市场对该板块的定价预期已经实质下修。运营含义：顾家拿到近19亿现金后，下半年在渠道与营销端的投入强度大概率提升，天猫应主动争取其增量预算。</w:t>
       </w:r>
     </w:p>
     <w:p>
@@ -4352,7 +2697,7 @@
           <w:color w:val="888888"/>
           <w:sz w:val="17"/>
         </w:rPr>
-        <w:t>来源：巨潮资讯网·金牌家居业绩预告　http://www.cninfo.com.cn/new/disclosure/stock?stockCode=603180</w:t>
+        <w:t>来源：东方财富（公司公告2026-052/2026-053）　https://data.eastmoney.com/notices/stock/603816.html</w:t>
       </w:r>
     </w:p>
     <w:p>
@@ -4365,7 +2710,7 @@
           <w:b/>
           <w:sz w:val="21"/>
         </w:rPr>
-        <w:t>【2026-07-15｜卫浴厨房｜影响中】惠达卫浴H1预亏，卫浴陶瓷需求承压</w:t>
+        <w:t>【2026-08-11｜治理｜影响中】居然智家实控人交接进入收尾：杨芳控制43.93%，中天基业股权已完成工商变更</w:t>
       </w:r>
     </w:p>
     <w:p>
@@ -4379,7 +2724,7 @@
           <w:b w:val="0"/>
           <w:sz w:val="21"/>
         </w:rPr>
-        <w:t>惠达卫浴(603385)预计2026H1净利预亏/大幅下滑，卫生陶瓷与浴室家具受房地产调整、需求收缩及价格竞争影响，营收利润双承压。数据来源巨潮资讯网业绩预告。</w:t>
+        <w:t>原实际控制人汪林朋先生逝世后，其配偶杨芳女士通过夫妻共同财产分割及遗产继承取得股份，合计控制2,735,620,872股、占总股本43.93%，实际控制人已变更为杨芳。本次进展的实质是：汪林朋所持北京中天基业100%股权已完成工商变更（中天基业持居然控股69.6190%），控制权链条的关键一环已经打通；其直接持有的公司372,049,824股（5.97%）及居然控股16.7003%、致达建材100%股权过户仍在办理中。该事项自2025年9月起已连续11期披露进展，家居卖场龙头的治理不确定性正在收敛，对天猫的意义在于：居然体系的线上线下融合策略在新实控人确立后有望重新明确，是下半年可重点接触的窗口期。</w:t>
       </w:r>
     </w:p>
     <w:p>
@@ -4393,7 +2738,7 @@
           <w:color w:val="888888"/>
           <w:sz w:val="17"/>
         </w:rPr>
-        <w:t>来源：巨潮资讯网·惠达卫浴业绩预告　http://www.cninfo.com.cn/new/disclosure/stock?stockCode=603385</w:t>
+        <w:t>来源：东方财富（公司公告临2026-044）　https://data.eastmoney.com/notices/stock/000785.html</w:t>
       </w:r>
     </w:p>
     <w:p>
@@ -4406,7 +2751,7 @@
           <w:b/>
           <w:sz w:val="21"/>
         </w:rPr>
-        <w:t>【2026-07-24｜涂料建材｜影响中】三棵树回复交易所问询，防水+涂料双主业韧性受关注</w:t>
+        <w:t>【2026-08-08｜资本｜影响中】卫浴双雄同日收缩：惠达6800万剥离亏损陶瓷资产，箭牌2023年激励计划整体作废</w:t>
       </w:r>
     </w:p>
     <w:p>
@@ -4420,7 +2765,7 @@
           <w:b w:val="0"/>
           <w:sz w:val="21"/>
         </w:rPr>
-        <w:t>三棵树(603737)就交易所问询函作出回复，说明零售涂料稳健增长、工程渠道风险敞口管控与应收账款计提情况。零售端(家装漆)相对抗跌，为建材上游少数具韧性标的。数据来源巨潮资讯网公告。</w:t>
+        <w:t>惠达卫浴出售广西新高盛薄型建陶100%股权及债权，作价结构为股权1元+债权6800万元、合计6800.0001万元，受让方北流市圣力华福物流仓储；协议已正式生效，累计收到5920.0001万元，剩余第三期880万元未付。『股权1元』的定价本质是以债权回收换亏损资产出表，与其H1预亏一脉相承。同日箭牌家居完成2023年限制性股票激励计划的回购注销：注销1,550,160股（占总股本0.1603%）、涉及149名激励对象、回购价8.65元/股、耗资1418.95万元，总股本降至965,612,800股；公告明确该计划项下所有已授予但尚未解除限售的股票均已回购注销、计划实施完毕——即三年期业绩考核目标整体未达成、全部作废。两家卫浴头部在同一天分别以『卖资产』和『注销激励』确认收缩，说明卫浴赛道的调整深度可能超出预告的表观数字。</w:t>
       </w:r>
     </w:p>
     <w:p>
@@ -4434,7 +2779,7 @@
           <w:color w:val="888888"/>
           <w:sz w:val="17"/>
         </w:rPr>
-        <w:t>来源：巨潮资讯网·三棵树公告　http://www.cninfo.com.cn/new/disclosure/stock?stockCode=603737</w:t>
+        <w:t>来源：东方财富（惠达公告2026-036、箭牌公告2026-034）　https://data.eastmoney.com/notices/stock/603385.html</w:t>
       </w:r>
     </w:p>
     <w:p>
@@ -4447,7 +2792,7 @@
           <w:b/>
           <w:sz w:val="21"/>
         </w:rPr>
-        <w:t>【2026-07-14｜全屋定制｜影响高】欧派家居H1净利预降50%-60%，定制家居龙头承压</w:t>
+        <w:t>【2026-08-12｜资本｜影响中】欧派、好莱客同期把资金转向理财与私募：定制龙头主动收缩资本开支</w:t>
       </w:r>
     </w:p>
     <w:p>
@@ -4461,7 +2806,7 @@
           <w:b w:val="0"/>
           <w:sz w:val="21"/>
         </w:rPr>
-        <w:t>欧派预计2026H1归母净利4.07亿-5.09亿元，同比减少50%-60%（去年同期10.18亿）。原因：地产深度调整、终端复苏乏力、竞争激烈、上年同期以旧换新高基数。</w:t>
+        <w:t>欧派家居08-11、08-12连续披露《关于使用闲置募集资金进行现金管理的（进展）公告》及保荐机构核查意见，08-08另披露对外担保进展；好莱客08-12披露《关于全资子公司认购私募基金份额的公告》。两家定制家居公司在同一窗口把资金投向现金管理与私募基金，而非产能与渠道扩张，指向同一个判断：在需求下行期，主业投资的边际回报已经低于持币或金融资产。结合欧派H1预告净利大幅下滑，这批募投项目的推进节奏明显放缓。运营含义：定制赛道头部下半年的营销预算大概率收紧，天猫在定制类目的招商与大促资源分配需要下调预期，并把重心从『争夺头部预算』转向『扶持有现金流的腰部供给』。</w:t>
       </w:r>
     </w:p>
     <w:p>
@@ -4475,458 +2820,7 @@
           <w:color w:val="888888"/>
           <w:sz w:val="17"/>
         </w:rPr>
-        <w:t>来源：上海证券报　https://paper.cnstock.com/html/2026-07/15/content_2244238.htm</w:t>
-      </w:r>
-    </w:p>
-    <w:p>
-      <w:pPr>
-        <w:spacing w:line="360" w:lineRule="auto"/>
-      </w:pPr>
-      <w:r>
-        <w:rPr>
-          <w:rFonts w:ascii="Arial" w:hAnsi="Arial" w:eastAsia="宋体"/>
-          <w:b/>
-          <w:sz w:val="21"/>
-        </w:rPr>
-        <w:t>【2026-07-13｜全屋定制｜影响高】志邦家居H1由盈转亏，预亏1.26亿-1.89亿元</w:t>
-      </w:r>
-    </w:p>
-    <w:p>
-      <w:pPr>
-        <w:spacing w:line="360" w:lineRule="auto"/>
-        <w:ind w:firstLine="420"/>
-      </w:pPr>
-      <w:r>
-        <w:rPr>
-          <w:rFonts w:ascii="Arial" w:hAnsi="Arial" w:eastAsia="宋体"/>
-          <w:b w:val="0"/>
-          <w:sz w:val="21"/>
-        </w:rPr>
-        <w:t>志邦预计2026H1归母净利-1.89亿至-1.26亿（去年同期+1.38亿），零售与大宗业务双承压，海外推进放缓，上年同期以物抵债高基数。</w:t>
-      </w:r>
-    </w:p>
-    <w:p>
-      <w:pPr>
-        <w:spacing w:after="40"/>
-      </w:pPr>
-      <w:r>
-        <w:rPr>
-          <w:rFonts w:ascii="Arial" w:hAnsi="Arial" w:eastAsia="宋体"/>
-          <w:i/>
-          <w:color w:val="888888"/>
-          <w:sz w:val="17"/>
-        </w:rPr>
-        <w:t>来源：证券时报　https://news.qq.com/rain/a/20260713A0A21500</w:t>
-      </w:r>
-    </w:p>
-    <w:p>
-      <w:pPr>
-        <w:spacing w:line="360" w:lineRule="auto"/>
-      </w:pPr>
-      <w:r>
-        <w:rPr>
-          <w:rFonts w:ascii="Arial" w:hAnsi="Arial" w:eastAsia="宋体"/>
-          <w:b/>
-          <w:sz w:val="21"/>
-        </w:rPr>
-        <w:t>【2026-07-14｜全屋定制｜影响中】索菲亚H1净利预降78%-85%</w:t>
-      </w:r>
-    </w:p>
-    <w:p>
-      <w:pPr>
-        <w:spacing w:line="360" w:lineRule="auto"/>
-        <w:ind w:firstLine="420"/>
-      </w:pPr>
-      <w:r>
-        <w:rPr>
-          <w:rFonts w:ascii="Arial" w:hAnsi="Arial" w:eastAsia="宋体"/>
-          <w:b w:val="0"/>
-          <w:sz w:val="21"/>
-        </w:rPr>
-        <w:t>索菲亚预计2026H1归母净利4790万-7026万元，同比-78%--85%。地产周期下行、消费信心不足、竞争加剧、毛利率下滑，另有国联证券股票公允价值变动拖累。</w:t>
-      </w:r>
-    </w:p>
-    <w:p>
-      <w:pPr>
-        <w:spacing w:after="40"/>
-      </w:pPr>
-      <w:r>
-        <w:rPr>
-          <w:rFonts w:ascii="Arial" w:hAnsi="Arial" w:eastAsia="宋体"/>
-          <w:i/>
-          <w:color w:val="888888"/>
-          <w:sz w:val="17"/>
-        </w:rPr>
-        <w:t>来源：同花顺　http://news.10jqka.com.cn/20260714/c678172788.shtml</w:t>
-      </w:r>
-    </w:p>
-    <w:p>
-      <w:pPr>
-        <w:spacing w:line="360" w:lineRule="auto"/>
-      </w:pPr>
-      <w:r>
-        <w:rPr>
-          <w:rFonts w:ascii="Arial" w:hAnsi="Arial" w:eastAsia="宋体"/>
-          <w:b/>
-          <w:sz w:val="21"/>
-        </w:rPr>
-        <w:t>【2026-07-15｜家具｜影响中】红星美凯龙H1扭亏为盈，预计净利5000万-7500万元</w:t>
-      </w:r>
-    </w:p>
-    <w:p>
-      <w:pPr>
-        <w:spacing w:line="360" w:lineRule="auto"/>
-        <w:ind w:firstLine="420"/>
-      </w:pPr>
-      <w:r>
-        <w:rPr>
-          <w:rFonts w:ascii="Arial" w:hAnsi="Arial" w:eastAsia="宋体"/>
-          <w:b w:val="0"/>
-          <w:sz w:val="21"/>
-        </w:rPr>
-        <w:t>红星美凯龙预计H1归母净利5000万-7500万（上年同期-19亿），自营商场出租率企稳、费用大幅降低、减值损失同比收窄，实现扭亏。</w:t>
-      </w:r>
-    </w:p>
-    <w:p>
-      <w:pPr>
-        <w:spacing w:after="40"/>
-      </w:pPr>
-      <w:r>
-        <w:rPr>
-          <w:rFonts w:ascii="Arial" w:hAnsi="Arial" w:eastAsia="宋体"/>
-          <w:i/>
-          <w:color w:val="888888"/>
-          <w:sz w:val="17"/>
-        </w:rPr>
-        <w:t>来源：上海证券报　https://paper.cnstock.com/html/2026-07/15/content_2244325.htm</w:t>
-      </w:r>
-    </w:p>
-    <w:p>
-      <w:pPr>
-        <w:spacing w:line="360" w:lineRule="auto"/>
-      </w:pPr>
-      <w:r>
-        <w:rPr>
-          <w:rFonts w:ascii="Arial" w:hAnsi="Arial" w:eastAsia="宋体"/>
-          <w:b/>
-          <w:sz w:val="21"/>
-        </w:rPr>
-        <w:t>【2026-07-09｜建材｜影响中】兔宝宝参与项目获2025年度国家科学技术进步奖二等奖</w:t>
-      </w:r>
-    </w:p>
-    <w:p>
-      <w:pPr>
-        <w:spacing w:line="360" w:lineRule="auto"/>
-        <w:ind w:firstLine="420"/>
-      </w:pPr>
-      <w:r>
-        <w:rPr>
-          <w:rFonts w:ascii="Arial" w:hAnsi="Arial" w:eastAsia="宋体"/>
-          <w:b w:val="0"/>
-          <w:sz w:val="21"/>
-        </w:rPr>
-        <w:t>兔宝宝作为主要完成单位参与项目荣获国家科学技术进步奖二等奖，为历史第二次获此奖，涉及绿色/健康家居核心技术。</w:t>
-      </w:r>
-    </w:p>
-    <w:p>
-      <w:pPr>
-        <w:spacing w:after="40"/>
-      </w:pPr>
-      <w:r>
-        <w:rPr>
-          <w:rFonts w:ascii="Arial" w:hAnsi="Arial" w:eastAsia="宋体"/>
-          <w:i/>
-          <w:color w:val="888888"/>
-          <w:sz w:val="17"/>
-        </w:rPr>
-        <w:t>来源：新华网　https://www.news.cn/jiaju/20260713/c1c4a8c27aa2426599bf9ca0d10fcce6/c.html</w:t>
-      </w:r>
-    </w:p>
-    <w:p>
-      <w:pPr>
-        <w:spacing w:line="360" w:lineRule="auto"/>
-      </w:pPr>
-      <w:r>
-        <w:rPr>
-          <w:rFonts w:ascii="Arial" w:hAnsi="Arial" w:eastAsia="宋体"/>
-          <w:b/>
-          <w:sz w:val="21"/>
-        </w:rPr>
-        <w:t>【2026-07-15｜卫浴厨房｜影响高】箭牌家居H1由盈转亏，预亏5400万-7000万元、营收降约9%</w:t>
-      </w:r>
-    </w:p>
-    <w:p>
-      <w:pPr>
-        <w:spacing w:line="360" w:lineRule="auto"/>
-        <w:ind w:firstLine="420"/>
-      </w:pPr>
-      <w:r>
-        <w:rPr>
-          <w:rFonts w:ascii="Arial" w:hAnsi="Arial" w:eastAsia="宋体"/>
-          <w:b w:val="0"/>
-          <w:sz w:val="21"/>
-        </w:rPr>
-        <w:t>箭牌预计2026H1归母净利-7000万至-5400万元（去年同期+2844万），同比下降289.86%-346.12%；营业收入同比下降约9%。房地产调整+需求收缩致收入承压，原材料涨价+折旧摊销压缩利润。半年报定于8月27日披露。数据来源巨潮资讯网公告原文。</w:t>
-      </w:r>
-    </w:p>
-    <w:p>
-      <w:pPr>
-        <w:spacing w:after="40"/>
-      </w:pPr>
-      <w:r>
-        <w:rPr>
-          <w:rFonts w:ascii="Arial" w:hAnsi="Arial" w:eastAsia="宋体"/>
-          <w:i/>
-          <w:color w:val="888888"/>
-          <w:sz w:val="17"/>
-        </w:rPr>
-        <w:t>来源：巨潮资讯网·箭牌家居公告2026-031　http://static.cninfo.com.cn/finalpage/2026-07-15/1225423310.PDF</w:t>
-      </w:r>
-    </w:p>
-    <w:p>
-      <w:pPr>
-        <w:spacing w:line="360" w:lineRule="auto"/>
-      </w:pPr>
-      <w:r>
-        <w:rPr>
-          <w:rFonts w:ascii="Arial" w:hAnsi="Arial" w:eastAsia="宋体"/>
-          <w:b/>
-          <w:sz w:val="21"/>
-        </w:rPr>
-        <w:t>【2026-07-15｜建材｜影响高】大亚圣象H1由盈转亏，预亏1.6亿-2.0亿元，地板人造板产销下滑</w:t>
-      </w:r>
-    </w:p>
-    <w:p>
-      <w:pPr>
-        <w:spacing w:line="360" w:lineRule="auto"/>
-        <w:ind w:firstLine="420"/>
-      </w:pPr>
-      <w:r>
-        <w:rPr>
-          <w:rFonts w:ascii="Arial" w:hAnsi="Arial" w:eastAsia="宋体"/>
-          <w:b w:val="0"/>
-          <w:sz w:val="21"/>
-        </w:rPr>
-        <w:t>大亚圣象预计2026H1归母净利-2.0亿至-1.6亿元（去年同期+3565.76万），EPS由+0.07转为-0.29~-0.37元/股。地板与人造板业务产销量继续下滑、营收持续下降、毛利减少致净利转负。数据来源巨潮资讯网公告原文。</w:t>
-      </w:r>
-    </w:p>
-    <w:p>
-      <w:pPr>
-        <w:spacing w:after="40"/>
-      </w:pPr>
-      <w:r>
-        <w:rPr>
-          <w:rFonts w:ascii="Arial" w:hAnsi="Arial" w:eastAsia="宋体"/>
-          <w:i/>
-          <w:color w:val="888888"/>
-          <w:sz w:val="17"/>
-        </w:rPr>
-        <w:t>来源：巨潮资讯网·大亚圣象公告2026-029　http://static.cninfo.com.cn/finalpage/2026-07-15/1225423679.PDF</w:t>
-      </w:r>
-    </w:p>
-    <w:p>
-      <w:pPr>
-        <w:spacing w:line="360" w:lineRule="auto"/>
-      </w:pPr>
-      <w:r>
-        <w:rPr>
-          <w:rFonts w:ascii="Arial" w:hAnsi="Arial" w:eastAsia="宋体"/>
-          <w:b/>
-          <w:sz w:val="21"/>
-        </w:rPr>
-        <w:t>【2026-07-14｜全屋定制｜影响高】志邦家居H1由盈转亏，预亏1.26-1.89亿</w:t>
-      </w:r>
-    </w:p>
-    <w:p>
-      <w:pPr>
-        <w:spacing w:line="360" w:lineRule="auto"/>
-        <w:ind w:firstLine="420"/>
-      </w:pPr>
-      <w:r>
-        <w:rPr>
-          <w:rFonts w:ascii="Arial" w:hAnsi="Arial" w:eastAsia="宋体"/>
-          <w:b w:val="0"/>
-          <w:sz w:val="21"/>
-        </w:rPr>
-        <w:t>志邦家居(603801)预计2026H1归母净利-1.89亿~-1.26亿元(去年同期+1.38亿,由盈转亏),扣非-2.05亿~-1.37亿。原因:新房交付持续收缩、零售与大宗业务承压、海外业务因地缘政治放缓,处于存量房老房业务战略转型期。</w:t>
-      </w:r>
-    </w:p>
-    <w:p>
-      <w:pPr>
-        <w:spacing w:after="40"/>
-      </w:pPr>
-      <w:r>
-        <w:rPr>
-          <w:rFonts w:ascii="Arial" w:hAnsi="Arial" w:eastAsia="宋体"/>
-          <w:i/>
-          <w:color w:val="888888"/>
-          <w:sz w:val="17"/>
-        </w:rPr>
-        <w:t>来源：巨潮资讯网　http://static.cninfo.com.cn/finalpage/2026-07-14/1225420749.PDF</w:t>
-      </w:r>
-    </w:p>
-    <w:p>
-      <w:pPr>
-        <w:spacing w:line="360" w:lineRule="auto"/>
-      </w:pPr>
-      <w:r>
-        <w:rPr>
-          <w:rFonts w:ascii="Arial" w:hAnsi="Arial" w:eastAsia="宋体"/>
-          <w:b/>
-          <w:sz w:val="21"/>
-        </w:rPr>
-        <w:t>【2026-07-15｜全屋定制｜影响中】皮阿诺H1归母减亏但扣非亏损扩大至3236-3429万</w:t>
-      </w:r>
-    </w:p>
-    <w:p>
-      <w:pPr>
-        <w:spacing w:line="360" w:lineRule="auto"/>
-        <w:ind w:firstLine="420"/>
-      </w:pPr>
-      <w:r>
-        <w:rPr>
-          <w:rFonts w:ascii="Arial" w:hAnsi="Arial" w:eastAsia="宋体"/>
-          <w:b w:val="0"/>
-          <w:sz w:val="21"/>
-        </w:rPr>
-        <w:t>皮阿诺(002853)预计2026H1归母净利亏386-579万(上年亏1258万),但扣非亏3236-3429万(上年亏1980万,扣非亏损扩大)。家装需求疲软致主营收入下滑、毛利率下降;归母减亏主要靠出售天津子公司资产的一次性处置收益。</w:t>
-      </w:r>
-    </w:p>
-    <w:p>
-      <w:pPr>
-        <w:spacing w:after="40"/>
-      </w:pPr>
-      <w:r>
-        <w:rPr>
-          <w:rFonts w:ascii="Arial" w:hAnsi="Arial" w:eastAsia="宋体"/>
-          <w:i/>
-          <w:color w:val="888888"/>
-          <w:sz w:val="17"/>
-        </w:rPr>
-        <w:t>来源：巨潮资讯网　http://static.cninfo.com.cn/finalpage/2026-07-15/1225424871.PDF</w:t>
-      </w:r>
-    </w:p>
-    <w:p>
-      <w:pPr>
-        <w:spacing w:line="360" w:lineRule="auto"/>
-      </w:pPr>
-      <w:r>
-        <w:rPr>
-          <w:rFonts w:ascii="Arial" w:hAnsi="Arial" w:eastAsia="宋体"/>
-          <w:b/>
-          <w:sz w:val="21"/>
-        </w:rPr>
-        <w:t>【2026-07-15｜装配式/幕墙｜影响中】海南发展H1减亏至5800-7500万；住宅幕墙新签订单仅364万</w:t>
-      </w:r>
-    </w:p>
-    <w:p>
-      <w:pPr>
-        <w:spacing w:line="360" w:lineRule="auto"/>
-        <w:ind w:firstLine="420"/>
-      </w:pPr>
-      <w:r>
-        <w:rPr>
-          <w:rFonts w:ascii="Arial" w:hAnsi="Arial" w:eastAsia="宋体"/>
-          <w:b w:val="0"/>
-          <w:sz w:val="21"/>
-        </w:rPr>
-        <w:t>海南发展(002163)预计2026H1归母净利亏5800-7500万(上年亏2.13亿,大幅减亏),减亏靠并购网营科技并表+两家亏损幕墙子公司出表。二季度装修装饰简报:建筑幕墙新签订单5.68亿,累计已签约未完工订单32.06亿;其中住宅建筑幕墙新签仅364万(vs公共幕墙5.65亿),工程端印证住宅新房需求极弱。</w:t>
-      </w:r>
-    </w:p>
-    <w:p>
-      <w:pPr>
-        <w:spacing w:after="40"/>
-      </w:pPr>
-      <w:r>
-        <w:rPr>
-          <w:rFonts w:ascii="Arial" w:hAnsi="Arial" w:eastAsia="宋体"/>
-          <w:i/>
-          <w:color w:val="888888"/>
-          <w:sz w:val="17"/>
-        </w:rPr>
-        <w:t>来源：巨潮资讯网　http://static.cninfo.com.cn/finalpage/2026-07-15/1225424266.PDF</w:t>
-      </w:r>
-    </w:p>
-    <w:p>
-      <w:pPr>
-        <w:spacing w:line="360" w:lineRule="auto"/>
-      </w:pPr>
-      <w:r>
-        <w:rPr>
-          <w:rFonts w:ascii="Arial" w:hAnsi="Arial" w:eastAsia="宋体"/>
-          <w:b/>
-          <w:sz w:val="21"/>
-        </w:rPr>
-        <w:t>【2026-07-15｜瓷砖卫浴｜影响中】东鹏控股H1营收23.8-24.8亿，净利同比降85-88%，逆势净增门店50家</w:t>
-      </w:r>
-    </w:p>
-    <w:p>
-      <w:pPr>
-        <w:spacing w:line="360" w:lineRule="auto"/>
-        <w:ind w:firstLine="420"/>
-      </w:pPr>
-      <w:r>
-        <w:rPr>
-          <w:rFonts w:ascii="Arial" w:hAnsi="Arial" w:eastAsia="宋体"/>
-          <w:b w:val="0"/>
-          <w:sz w:val="21"/>
-        </w:rPr>
-        <w:t>东鹏控股(瓷砖卫浴龙头)预计2026H1营收23.80-24.80亿元,归母净利2600-3200万(同比-85.36%~88.11%),经营现金流净额1.90-2.10亿。建筑卫生陶瓷深度调整期,但终端渠道逆势提质扩容:净增门店50家、重装107家('店效倍增'专项)。</w:t>
-      </w:r>
-    </w:p>
-    <w:p>
-      <w:pPr>
-        <w:spacing w:after="40"/>
-      </w:pPr>
-      <w:r>
-        <w:rPr>
-          <w:rFonts w:ascii="Arial" w:hAnsi="Arial" w:eastAsia="宋体"/>
-          <w:i/>
-          <w:color w:val="888888"/>
-          <w:sz w:val="17"/>
-        </w:rPr>
-        <w:t>来源：证券日报/证券之星　https://www.zqrb.cn/</w:t>
-      </w:r>
-    </w:p>
-    <w:p>
-      <w:pPr>
-        <w:spacing w:line="360" w:lineRule="auto"/>
-      </w:pPr>
-      <w:r>
-        <w:rPr>
-          <w:rFonts w:ascii="Arial" w:hAnsi="Arial" w:eastAsia="宋体"/>
-          <w:b/>
-          <w:sz w:val="21"/>
-        </w:rPr>
-        <w:t>【2026-07-20｜卫浴陶瓷｜影响中】卫浴陶瓷板块H1分化加剧：科达制造+69~82%、松霖科技+50~98%逆势领跑，瑞尔特/海鸥住工转亏扩大</w:t>
-      </w:r>
-    </w:p>
-    <w:p>
-      <w:pPr>
-        <w:spacing w:line="360" w:lineRule="auto"/>
-        <w:ind w:firstLine="420"/>
-      </w:pPr>
-      <w:r>
-        <w:rPr>
-          <w:rFonts w:ascii="Arial" w:hAnsi="Arial" w:eastAsia="宋体"/>
-          <w:b w:val="0"/>
-          <w:sz w:val="21"/>
-        </w:rPr>
-        <w:t>潮新闻2026-07-20行业汇总披露：陶瓷建材/卫浴板块H1呈『出口链高增、内销链探底』分化——科达制造(陶机+海外+锂电)净利12.6-13.6亿(+69~82%)、松霖科技(卫浴ODM出口)1.4-1.85亿(+50~98%)领跑；而内需驱动的瑞尔特由盈转亏(预亏1100-1600万)、海鸥住工亏损扩大至3700-4700万、帝欧家居减亏(亏2300-3500万)。分化核心在于是否绑定海外补库/出口景气，天猫家装需关注具备出口对冲能力的卫浴品牌竞争位次变化。</w:t>
-      </w:r>
-    </w:p>
-    <w:p>
-      <w:pPr>
-        <w:spacing w:after="40"/>
-      </w:pPr>
-      <w:r>
-        <w:rPr>
-          <w:rFonts w:ascii="Arial" w:hAnsi="Arial" w:eastAsia="宋体"/>
-          <w:i/>
-          <w:color w:val="888888"/>
-          <w:sz w:val="17"/>
-        </w:rPr>
-        <w:t>来源：潮新闻(引自各公司业绩预告)　https://tidenews.com.cn/tmh_news.html?id=6a5dc07af2c7840001941a2c</w:t>
+        <w:t>来源：东方财富（公司公告）　https://data.eastmoney.com/notices/stock/603833.html</w:t>
       </w:r>
     </w:p>
     <w:p>
@@ -4950,7 +2844,7 @@
           <w:color w:val="333333"/>
           <w:sz w:val="21"/>
         </w:rPr>
-        <w:t>本组共17条，其中高影响6条。H1业绩预告披露季头部集体探底：定制家居（欧派预降50-60%、志邦转亏、索菲亚预降78-85%）、软体（慕思预降44-51%）、卫浴（箭牌转亏、惠达预亏）、瓷砖（东鹏净利降85-88%）、板材（大亚圣象预亏）全品类承压；但蒙娜丽莎扭亏、红星美凯龙扭亏、三棵树零售涂料韧性、东鹏逆势净增门店50家显示『收缩工程/做强零售』自救路径见效。运营需警惕定制/软体赛道承压对天猫GMV的传导，同时关注做强零售的头部品牌合作机会。</w:t>
+        <w:t>本组共6条，其中高影响2条。H1业绩预告披露季头部集体探底：定制家居（欧派预降50-60%、志邦转亏、索菲亚预降78-85%）、软体（慕思预降44-51%）、卫浴（箭牌转亏、惠达预亏）、瓷砖（东鹏净利降85-88%）、板材（大亚圣象预亏）全品类承压；但蒙娜丽莎扭亏、红星美凯龙扭亏、三棵树零售涂料韧性、东鹏逆势净增门店50家显示『收缩工程/做强零售』自救路径见效。运营需警惕定制/软体赛道承压对天猫GMV的传导，同时关注做强零售的头部品牌合作机会。</w:t>
       </w:r>
     </w:p>
     <w:p>
@@ -6240,7 +4134,7 @@
                 <w:b w:val="0"/>
                 <w:sz w:val="19"/>
               </w:rPr>
-              <w:t>重点100城新建商品住宅成交面积（6月）</w:t>
+              <w:t>TOP100房企销售总额(全口径,1-7月累计)</w:t>
             </w:r>
           </w:p>
         </w:tc>
@@ -6258,7 +4152,7 @@
                 <w:b w:val="0"/>
                 <w:sz w:val="19"/>
               </w:rPr>
-              <w:t>—</w:t>
+              <w:t>18042.1亿元</w:t>
             </w:r>
           </w:p>
         </w:tc>
@@ -6276,7 +4170,7 @@
                 <w:b w:val="0"/>
                 <w:sz w:val="19"/>
               </w:rPr>
-              <w:t>环比+6%，同比-6%</w:t>
+              <w:t>同比仍降，降幅较1-6月收窄0.6pct(连续五个月收窄)</w:t>
             </w:r>
           </w:p>
         </w:tc>
@@ -6294,7 +4188,7 @@
                 <w:b w:val="0"/>
                 <w:sz w:val="19"/>
               </w:rPr>
-              <w:t>2026-07-03</w:t>
+              <w:t>2026-08-03</w:t>
             </w:r>
           </w:p>
         </w:tc>
@@ -6860,7 +4754,7 @@
                 <w:b w:val="0"/>
                 <w:sz w:val="19"/>
               </w:rPr>
-              <w:t>百城新建住宅均价（6月）</w:t>
+              <w:t>百城新建住宅价格(7月)</w:t>
             </w:r>
           </w:p>
         </w:tc>
@@ -6878,7 +4772,7 @@
                 <w:b w:val="0"/>
                 <w:sz w:val="19"/>
               </w:rPr>
-              <w:t>17184元/平方米</w:t>
+              <w:t>均价17229元/㎡，环比+0.26%</w:t>
             </w:r>
           </w:p>
         </w:tc>
@@ -6896,7 +4790,7 @@
                 <w:b w:val="0"/>
                 <w:sz w:val="19"/>
               </w:rPr>
-              <w:t>环比+0.16%，同比+2.00%</w:t>
+              <w:t>同比+2.09%</w:t>
             </w:r>
           </w:p>
         </w:tc>
@@ -6917,7 +4811,7 @@
                 <w:b w:val="0"/>
                 <w:sz w:val="19"/>
               </w:rPr>
-              <w:t>百城二手住宅均价（6月）</w:t>
+              <w:t>百城二手住宅价格(7月)</w:t>
             </w:r>
           </w:p>
         </w:tc>
@@ -6936,7 +4830,7 @@
                 <w:b w:val="0"/>
                 <w:sz w:val="19"/>
               </w:rPr>
-              <w:t>12639元/平方米</w:t>
+              <w:t>均价12584元/㎡，环比-0.44%</w:t>
             </w:r>
           </w:p>
         </w:tc>
@@ -6955,7 +4849,7 @@
                 <w:b w:val="0"/>
                 <w:sz w:val="19"/>
               </w:rPr>
-              <w:t>环比-0.42%，同比-7.68%</w:t>
+              <w:t>跌幅较上月扩大0.02pct</w:t>
             </w:r>
           </w:p>
         </w:tc>
@@ -7023,19 +4917,6 @@
           <w:rFonts w:ascii="Arial" w:hAnsi="Arial" w:eastAsia="宋体"/>
           <w:sz w:val="20"/>
         </w:rPr>
-        <w:t>• 本期(2026-07-27~07-30)国家统计局未发布新的月度宏观数据；克而瑞/中指院7月房价与百强销售数据通常于2026-08-01前后发布，本期窗口内暂无7月新增，仍以6月口径为准</w:t>
-      </w:r>
-    </w:p>
-    <w:p>
-      <w:pPr>
-        <w:spacing w:line="336" w:lineRule="auto"/>
-        <w:ind w:left="360"/>
-      </w:pPr>
-      <w:r>
-        <w:rPr>
-          <w:rFonts w:ascii="Arial" w:hAnsi="Arial" w:eastAsia="宋体"/>
-          <w:sz w:val="20"/>
-        </w:rPr>
         <w:t>• 国家统计局2026年6月工业增加值分行业表格未单独披露'家具制造业'与'木材加工业'同比数据，需查国家数据库(data.stats.gov.cn)的月度序列或下载附表xlsx</w:t>
       </w:r>
     </w:p>
@@ -7076,6 +4957,19 @@
           <w:sz w:val="20"/>
         </w:rPr>
         <w:t>• 国家统计局月度消费者信心指数(2026年5-6月)在最新数据发布栏未见推送，需在data.stats.gov.cn按代码A0G0Q检索原始序列</w:t>
+      </w:r>
+    </w:p>
+    <w:p>
+      <w:pPr>
+        <w:spacing w:line="336" w:lineRule="auto"/>
+        <w:ind w:left="360"/>
+      </w:pPr>
+      <w:r>
+        <w:rPr>
+          <w:rFonts w:ascii="Arial" w:hAnsi="Arial" w:eastAsia="宋体"/>
+          <w:sz w:val="20"/>
+        </w:rPr>
+        <w:t>• 央行2026年Q2城镇储户问卷调查(含房价预期、购房意愿)未检索到发布链接，需在pbc.gov.cn查询</w:t>
       </w:r>
     </w:p>
     <w:p>
@@ -12376,7 +10270,7 @@
           <w:color w:val="2E5B9A"/>
           <w:sz w:val="27"/>
         </w:rPr>
-        <w:t>4.1　京东（5条）</w:t>
+        <w:t>4.1　京东（7条）</w:t>
       </w:r>
     </w:p>
     <w:tbl>
@@ -12525,7 +10419,7 @@
                 <w:b w:val="0"/>
                 <w:sz w:val="18"/>
               </w:rPr>
-              <w:t>2026-07-03</w:t>
+              <w:t>2026-07-14</w:t>
             </w:r>
           </w:p>
         </w:tc>
@@ -12544,7 +10438,7 @@
                 <w:b w:val="0"/>
                 <w:sz w:val="18"/>
               </w:rPr>
-              <w:t>京东MALL正式落地南京河西，签约金盛国际家居，全国门店突破30家、向40家迈进</w:t>
+              <w:t>京东自营装修上半年GMV突破25亿元，同比+140%；京东家装整体GMV超45亿</w:t>
             </w:r>
           </w:p>
         </w:tc>
@@ -12563,7 +10457,7 @@
                 <w:b w:val="0"/>
                 <w:sz w:val="18"/>
               </w:rPr>
-              <w:t>家具</w:t>
+              <w:t>装修</w:t>
             </w:r>
           </w:p>
         </w:tc>
@@ -12583,7 +10477,7 @@
                 <w:b w:val="0"/>
                 <w:sz w:val="18"/>
               </w:rPr>
-              <w:t>2026-07-14</w:t>
+              <w:t>2026-07-15</w:t>
             </w:r>
           </w:p>
         </w:tc>
@@ -12601,7 +10495,7 @@
                 <w:b w:val="0"/>
                 <w:sz w:val="18"/>
               </w:rPr>
-              <w:t>京东自营装修上半年GMV突破25亿元，同比+140%；京东家装整体GMV超45亿</w:t>
+              <w:t>国补第三批6250亿下达，京东7月家电国补最高单件立减1500元，覆盖29省</w:t>
             </w:r>
           </w:p>
         </w:tc>
@@ -12619,7 +10513,7 @@
                 <w:b w:val="0"/>
                 <w:sz w:val="18"/>
               </w:rPr>
-              <w:t>装修</w:t>
+              <w:t>全屋智能</w:t>
             </w:r>
           </w:p>
         </w:tc>
@@ -12640,7 +10534,7 @@
                 <w:b w:val="0"/>
                 <w:sz w:val="18"/>
               </w:rPr>
-              <w:t>2026-07-15</w:t>
+              <w:t>2026-07-22</w:t>
             </w:r>
           </w:p>
         </w:tc>
@@ -12659,7 +10553,7 @@
                 <w:b w:val="0"/>
                 <w:sz w:val="18"/>
               </w:rPr>
-              <w:t>国补第三批6250亿下达，京东7月家电国补最高单件立减1500元，覆盖29省</w:t>
+              <w:t>京东『春晓计划』2026上半年成绩单：家电家居近2.5万商家销售额同比增超50%</w:t>
             </w:r>
           </w:p>
         </w:tc>
@@ -12678,7 +10572,7 @@
                 <w:b w:val="0"/>
                 <w:sz w:val="18"/>
               </w:rPr>
-              <w:t>全屋智能</w:t>
+              <w:t>通用</w:t>
             </w:r>
           </w:p>
         </w:tc>
@@ -12698,7 +10592,7 @@
                 <w:b w:val="0"/>
                 <w:sz w:val="18"/>
               </w:rPr>
-              <w:t>2026-07-22</w:t>
+              <w:t>2026-08-05</w:t>
             </w:r>
           </w:p>
         </w:tc>
@@ -12716,7 +10610,7 @@
                 <w:b w:val="0"/>
                 <w:sz w:val="18"/>
               </w:rPr>
-              <w:t>京东『春晓计划』2026上半年成绩单：家电家居近2.5万商家销售额同比增超50%</w:t>
+              <w:t>京东MALL/京东电器城市旗舰店启动『冷风暖水秋季家装节』，中央空调安装费直降约</w:t>
             </w:r>
           </w:p>
         </w:tc>
@@ -12734,7 +10628,122 @@
                 <w:b w:val="0"/>
                 <w:sz w:val="18"/>
               </w:rPr>
+              <w:t>装修</w:t>
+            </w:r>
+          </w:p>
+        </w:tc>
+      </w:tr>
+      <w:tr>
+        <w:tc>
+          <w:tcPr>
+            <w:tcW w:type="dxa" w:w="1247"/>
+            <w:shd w:val="clear" w:fill="F4F6F9"/>
+          </w:tcPr>
+          <w:p>
+            <w:pPr>
+              <w:jc w:val="left"/>
+            </w:pPr>
+            <w:r>
+              <w:rPr>
+                <w:rFonts w:ascii="Arial" w:hAnsi="Arial" w:eastAsia="宋体"/>
+                <w:b w:val="0"/>
+                <w:sz w:val="18"/>
+              </w:rPr>
+              <w:t>2026-08-10</w:t>
+            </w:r>
+          </w:p>
+        </w:tc>
+        <w:tc>
+          <w:tcPr>
+            <w:tcW w:type="dxa" w:w="5953"/>
+            <w:shd w:val="clear" w:fill="F4F6F9"/>
+          </w:tcPr>
+          <w:p>
+            <w:pPr>
+              <w:jc w:val="center"/>
+            </w:pPr>
+            <w:r>
+              <w:rPr>
+                <w:rFonts w:ascii="Arial" w:hAnsi="Arial" w:eastAsia="宋体"/>
+                <w:b w:val="0"/>
+                <w:sz w:val="18"/>
+              </w:rPr>
+              <w:t>京东开放平台8月上旬规则密集修订：经营类目商品阈值明细表(08-17生效)、不当</w:t>
+            </w:r>
+          </w:p>
+        </w:tc>
+        <w:tc>
+          <w:tcPr>
+            <w:tcW w:type="dxa" w:w="1417"/>
+            <w:shd w:val="clear" w:fill="F4F6F9"/>
+          </w:tcPr>
+          <w:p>
+            <w:pPr>
+              <w:jc w:val="center"/>
+            </w:pPr>
+            <w:r>
+              <w:rPr>
+                <w:rFonts w:ascii="Arial" w:hAnsi="Arial" w:eastAsia="宋体"/>
+                <w:b w:val="0"/>
+                <w:sz w:val="18"/>
+              </w:rPr>
               <w:t>通用</w:t>
+            </w:r>
+          </w:p>
+        </w:tc>
+      </w:tr>
+      <w:tr>
+        <w:tc>
+          <w:tcPr>
+            <w:tcW w:type="dxa" w:w="1247"/>
+          </w:tcPr>
+          <w:p>
+            <w:pPr>
+              <w:jc w:val="left"/>
+            </w:pPr>
+            <w:r>
+              <w:rPr>
+                <w:rFonts w:ascii="Arial" w:hAnsi="Arial" w:eastAsia="宋体"/>
+                <w:b w:val="0"/>
+                <w:sz w:val="18"/>
+              </w:rPr>
+              <w:t>2026-08-03</w:t>
+            </w:r>
+          </w:p>
+        </w:tc>
+        <w:tc>
+          <w:tcPr>
+            <w:tcW w:type="dxa" w:w="5953"/>
+          </w:tcPr>
+          <w:p>
+            <w:pPr>
+              <w:jc w:val="center"/>
+            </w:pPr>
+            <w:r>
+              <w:rPr>
+                <w:rFonts w:ascii="Arial" w:hAnsi="Arial" w:eastAsia="宋体"/>
+                <w:b w:val="0"/>
+                <w:sz w:val="18"/>
+              </w:rPr>
+              <w:t>京东发布《家电家居安装、维修业务经营模式调整公告》</w:t>
+            </w:r>
+          </w:p>
+        </w:tc>
+        <w:tc>
+          <w:tcPr>
+            <w:tcW w:type="dxa" w:w="1417"/>
+          </w:tcPr>
+          <w:p>
+            <w:pPr>
+              <w:jc w:val="center"/>
+            </w:pPr>
+            <w:r>
+              <w:rPr>
+                <w:rFonts w:ascii="Arial" w:hAnsi="Arial" w:eastAsia="宋体"/>
+                <w:b w:val="0"/>
+                <w:sz w:val="18"/>
+              </w:rPr>
+              <w:t>全屋智能</w:t>
             </w:r>
           </w:p>
         </w:tc>
@@ -12791,47 +10800,6 @@
           <w:b/>
           <w:sz w:val="21"/>
         </w:rPr>
-        <w:t>京东MALL正式落地南京河西，签约金盛国际家居，全国门店突破30家、向40家迈进</w:t>
-      </w:r>
-    </w:p>
-    <w:p>
-      <w:pPr>
-        <w:spacing w:line="360" w:lineRule="auto"/>
-        <w:ind w:firstLine="420"/>
-      </w:pPr>
-      <w:r>
-        <w:rPr>
-          <w:rFonts w:ascii="Arial" w:hAnsi="Arial" w:eastAsia="宋体"/>
-          <w:b w:val="0"/>
-          <w:sz w:val="21"/>
-        </w:rPr>
-        <w:t>京东MALL与金盛国际家居签约，落地南京河西建邺，激活近3万㎡空间，聚焦3C、智能家居、全屋家居沉浸式体验；截至2026年6月京东MALL全国已开30家，618期间上海、香港首店开出。</w:t>
-      </w:r>
-    </w:p>
-    <w:p>
-      <w:pPr>
-        <w:spacing w:after="40"/>
-      </w:pPr>
-      <w:r>
-        <w:rPr>
-          <w:rFonts w:ascii="Arial" w:hAnsi="Arial" w:eastAsia="宋体"/>
-          <w:i/>
-          <w:color w:val="888888"/>
-          <w:sz w:val="17"/>
-        </w:rPr>
-        <w:t>来源：南京建邺区政府官宣/南京日报　https://www.njjy.gov.cn/jyyw/202607/t20260706_5871656.html</w:t>
-      </w:r>
-    </w:p>
-    <w:p>
-      <w:pPr>
-        <w:spacing w:line="360" w:lineRule="auto"/>
-      </w:pPr>
-      <w:r>
-        <w:rPr>
-          <w:rFonts w:ascii="Arial" w:hAnsi="Arial" w:eastAsia="宋体"/>
-          <w:b/>
-          <w:sz w:val="21"/>
-        </w:rPr>
         <w:t>京东自营装修上半年GMV突破25亿元，同比+140%；京东家装整体GMV超45亿元</w:t>
       </w:r>
     </w:p>
@@ -12943,6 +10911,129 @@
           <w:sz w:val="17"/>
         </w:rPr>
         <w:t>来源：新浪财经（转环球网）　https://finance.sina.cn/stock/jdts/2026-07-22/detail-iniirwqk8049446.d.html</w:t>
+      </w:r>
+    </w:p>
+    <w:p>
+      <w:pPr>
+        <w:spacing w:line="360" w:lineRule="auto"/>
+      </w:pPr>
+      <w:r>
+        <w:rPr>
+          <w:rFonts w:ascii="Arial" w:hAnsi="Arial" w:eastAsia="宋体"/>
+          <w:b/>
+          <w:sz w:val="21"/>
+        </w:rPr>
+        <w:t>京东MALL/京东电器城市旗舰店启动『冷风暖水秋季家装节』，中央空调安装费直降约30%</w:t>
+      </w:r>
+    </w:p>
+    <w:p>
+      <w:pPr>
+        <w:spacing w:line="360" w:lineRule="auto"/>
+        <w:ind w:firstLine="420"/>
+      </w:pPr>
+      <w:r>
+        <w:rPr>
+          <w:rFonts w:ascii="Arial" w:hAnsi="Arial" w:eastAsia="宋体"/>
+          <w:b w:val="0"/>
+          <w:sz w:val="21"/>
+        </w:rPr>
+        <w:t>8月8日至9月14日开展『家气候定制·冷风暖水秋季家装节』，聚焦中央空调/全屋净水/新风等舒适家居系统：中央空调『999元/风口』一口价(较市场价约降30%)、3匹机型低至3699元；配『十免』增值服务(量房/设计/送货/打孔/调试等)；全屋整装套餐性价比款36999元、高端款68999元；品牌含3M/菲斯曼/海尔/松下/怡口等。</w:t>
+      </w:r>
+    </w:p>
+    <w:p>
+      <w:pPr>
+        <w:spacing w:after="40"/>
+      </w:pPr>
+      <w:r>
+        <w:rPr>
+          <w:rFonts w:ascii="Arial" w:hAnsi="Arial" w:eastAsia="宋体"/>
+          <w:i/>
+          <w:color w:val="888888"/>
+          <w:sz w:val="17"/>
+        </w:rPr>
+        <w:t>来源：搜狐(IT168 2026-08-05同步报道佐证)　https://m.sohu.com/a/1059103866_121002798</w:t>
+      </w:r>
+    </w:p>
+    <w:p>
+      <w:pPr>
+        <w:spacing w:line="360" w:lineRule="auto"/>
+      </w:pPr>
+      <w:r>
+        <w:rPr>
+          <w:rFonts w:ascii="Arial" w:hAnsi="Arial" w:eastAsia="宋体"/>
+          <w:b/>
+          <w:sz w:val="21"/>
+        </w:rPr>
+        <w:t>京东开放平台8月上旬规则密集修订：经营类目商品阈值明细表(08-17生效)、不当使用关键词细则(08-19生效)</w:t>
+      </w:r>
+    </w:p>
+    <w:p>
+      <w:pPr>
+        <w:spacing w:line="360" w:lineRule="auto"/>
+        <w:ind w:firstLine="420"/>
+      </w:pPr>
+      <w:r>
+        <w:rPr>
+          <w:rFonts w:ascii="Arial" w:hAnsi="Arial" w:eastAsia="宋体"/>
+          <w:b w:val="0"/>
+          <w:sz w:val="21"/>
+        </w:rPr>
+        <w:t>京东商家规则中心『规则更新公示』本窗口在架的待生效项：《京东开放平台经营类目商品阈值明细表》修订，生效时间2026-08-17；《京东开放平台不当使用关键词细则》修订，生效时间2026-08-19。另有两条已于08-07生效：《京东开放平台旗舰店商家考核规范》修订（07-31公示）、《京东开放平台招商管理规则》修订。京东同期发布《规则动态一览（8月3日-8月9日）》周度汇总。『经营类目商品阈值』直接决定店铺可发商品的类目边界与数量门槛，家装建材多类目店铺需在08-17前自查；『不当使用关键词』则影响标题/详情页的功效与极限词表述，卫浴、涂料、板材类的环保/抗菌宣称是高风险区。</w:t>
+      </w:r>
+    </w:p>
+    <w:p>
+      <w:pPr>
+        <w:spacing w:after="40"/>
+      </w:pPr>
+      <w:r>
+        <w:rPr>
+          <w:rFonts w:ascii="Arial" w:hAnsi="Arial" w:eastAsia="宋体"/>
+          <w:i/>
+          <w:color w:val="888888"/>
+          <w:sz w:val="17"/>
+        </w:rPr>
+        <w:t>来源：京东商家帮助·平台规则（规则更新公示，浏览器渲染后取列表页DOM）　https://learn-jdm.jd.com/knowledge/rule</w:t>
+      </w:r>
+    </w:p>
+    <w:p>
+      <w:pPr>
+        <w:spacing w:line="360" w:lineRule="auto"/>
+      </w:pPr>
+      <w:r>
+        <w:rPr>
+          <w:rFonts w:ascii="Arial" w:hAnsi="Arial" w:eastAsia="宋体"/>
+          <w:b/>
+          <w:sz w:val="21"/>
+        </w:rPr>
+        <w:t>京东发布《家电家居安装、维修业务经营模式调整公告》</w:t>
+      </w:r>
+    </w:p>
+    <w:p>
+      <w:pPr>
+        <w:spacing w:line="360" w:lineRule="auto"/>
+        <w:ind w:firstLine="420"/>
+      </w:pPr>
+      <w:r>
+        <w:rPr>
+          <w:rFonts w:ascii="Arial" w:hAnsi="Arial" w:eastAsia="宋体"/>
+          <w:b w:val="0"/>
+          <w:sz w:val="21"/>
+        </w:rPr>
+        <w:t>京东商家规则中心『最新公告』位发布家电家居安装、维修业务的经营模式调整公告，为本窗口内唯一直接点名『家居』的京东经营模式类公告。装维服务是卫浴、灯具、定制、地板等重服务品类的履约核心环节，模式调整会牵动服务费结算口径与商家履约责任边界。公告详情页需商家账号登录，本次仅取到列表级标题与发布日期，正文条款列入 gaps 待陪跑核实。</w:t>
+      </w:r>
+    </w:p>
+    <w:p>
+      <w:pPr>
+        <w:spacing w:after="40"/>
+      </w:pPr>
+      <w:r>
+        <w:rPr>
+          <w:rFonts w:ascii="Arial" w:hAnsi="Arial" w:eastAsia="宋体"/>
+          <w:i/>
+          <w:color w:val="888888"/>
+          <w:sz w:val="17"/>
+        </w:rPr>
+        <w:t>来源：京东商家帮助·平台规则（最新公告）　https://learn-jdm.jd.com/rule/notice?ruleId=1401392590322909184</w:t>
       </w:r>
     </w:p>
     <w:p>
@@ -14461,6 +12552,232 @@
           </w:p>
         </w:tc>
       </w:tr>
+      <w:tr>
+        <w:tc>
+          <w:tcPr>
+            <w:tcW w:type="dxa" w:w="1247"/>
+          </w:tcPr>
+          <w:p>
+            <w:pPr>
+              <w:jc w:val="left"/>
+            </w:pPr>
+            <w:r>
+              <w:rPr>
+                <w:rFonts w:ascii="Arial" w:hAnsi="Arial" w:eastAsia="宋体"/>
+                <w:b w:val="0"/>
+                <w:sz w:val="18"/>
+              </w:rPr>
+              <w:t>2026-07-31</w:t>
+            </w:r>
+          </w:p>
+        </w:tc>
+        <w:tc>
+          <w:tcPr>
+            <w:tcW w:type="dxa" w:w="4252"/>
+          </w:tcPr>
+          <w:p>
+            <w:pPr>
+              <w:jc w:val="center"/>
+            </w:pPr>
+            <w:r>
+              <w:rPr>
+                <w:rFonts w:ascii="Arial" w:hAnsi="Arial" w:eastAsia="宋体"/>
+                <w:b w:val="0"/>
+                <w:sz w:val="18"/>
+              </w:rPr>
+              <w:t>8月1日起一批国家标准实施(含甲醛单位产品能耗限额GB 46029-2025)</w:t>
+            </w:r>
+          </w:p>
+        </w:tc>
+        <w:tc>
+          <w:tcPr>
+            <w:tcW w:type="dxa" w:w="1304"/>
+          </w:tcPr>
+          <w:p>
+            <w:pPr>
+              <w:jc w:val="center"/>
+            </w:pPr>
+            <w:r>
+              <w:rPr>
+                <w:rFonts w:ascii="Arial" w:hAnsi="Arial" w:eastAsia="宋体"/>
+                <w:b w:val="0"/>
+                <w:sz w:val="18"/>
+              </w:rPr>
+              <w:t>国标</w:t>
+            </w:r>
+          </w:p>
+        </w:tc>
+        <w:tc>
+          <w:tcPr>
+            <w:tcW w:type="dxa" w:w="1814"/>
+          </w:tcPr>
+          <w:p>
+            <w:pPr>
+              <w:jc w:val="center"/>
+            </w:pPr>
+            <w:r>
+              <w:rPr>
+                <w:rFonts w:ascii="Arial" w:hAnsi="Arial" w:eastAsia="宋体"/>
+                <w:b w:val="0"/>
+                <w:sz w:val="18"/>
+              </w:rPr>
+              <w:t>建/材/上/游///绿/色/能/</w:t>
+            </w:r>
+          </w:p>
+        </w:tc>
+      </w:tr>
+      <w:tr>
+        <w:tc>
+          <w:tcPr>
+            <w:tcW w:type="dxa" w:w="1247"/>
+            <w:shd w:val="clear" w:fill="F4F6F9"/>
+          </w:tcPr>
+          <w:p>
+            <w:pPr>
+              <w:jc w:val="left"/>
+            </w:pPr>
+            <w:r>
+              <w:rPr>
+                <w:rFonts w:ascii="Arial" w:hAnsi="Arial" w:eastAsia="宋体"/>
+                <w:b w:val="0"/>
+                <w:sz w:val="18"/>
+              </w:rPr>
+              <w:t>2026-08-10</w:t>
+            </w:r>
+          </w:p>
+        </w:tc>
+        <w:tc>
+          <w:tcPr>
+            <w:tcW w:type="dxa" w:w="4252"/>
+            <w:shd w:val="clear" w:fill="F4F6F9"/>
+          </w:tcPr>
+          <w:p>
+            <w:pPr>
+              <w:jc w:val="center"/>
+            </w:pPr>
+            <w:r>
+              <w:rPr>
+                <w:rFonts w:ascii="Arial" w:hAnsi="Arial" w:eastAsia="宋体"/>
+                <w:b w:val="0"/>
+                <w:sz w:val="18"/>
+              </w:rPr>
+              <w:t>深圳市商务局公布参与2026年线上家电以旧换新、数码和智能产品购新补贴的经营主体名单</w:t>
+            </w:r>
+          </w:p>
+        </w:tc>
+        <w:tc>
+          <w:tcPr>
+            <w:tcW w:type="dxa" w:w="1304"/>
+            <w:shd w:val="clear" w:fill="F4F6F9"/>
+          </w:tcPr>
+          <w:p>
+            <w:pPr>
+              <w:jc w:val="center"/>
+            </w:pPr>
+            <w:r>
+              <w:rPr>
+                <w:rFonts w:ascii="Arial" w:hAnsi="Arial" w:eastAsia="宋体"/>
+                <w:b w:val="0"/>
+                <w:sz w:val="18"/>
+              </w:rPr>
+              <w:t>补贴</w:t>
+            </w:r>
+          </w:p>
+        </w:tc>
+        <w:tc>
+          <w:tcPr>
+            <w:tcW w:type="dxa" w:w="1814"/>
+            <w:shd w:val="clear" w:fill="F4F6F9"/>
+          </w:tcPr>
+          <w:p>
+            <w:pPr>
+              <w:jc w:val="center"/>
+            </w:pPr>
+            <w:r>
+              <w:rPr>
+                <w:rFonts w:ascii="Arial" w:hAnsi="Arial" w:eastAsia="宋体"/>
+                <w:b w:val="0"/>
+                <w:sz w:val="18"/>
+              </w:rPr>
+              <w:t>全/屋/智/能///家/电/家/</w:t>
+            </w:r>
+          </w:p>
+        </w:tc>
+      </w:tr>
+      <w:tr>
+        <w:tc>
+          <w:tcPr>
+            <w:tcW w:type="dxa" w:w="1247"/>
+          </w:tcPr>
+          <w:p>
+            <w:pPr>
+              <w:jc w:val="left"/>
+            </w:pPr>
+            <w:r>
+              <w:rPr>
+                <w:rFonts w:ascii="Arial" w:hAnsi="Arial" w:eastAsia="宋体"/>
+                <w:b w:val="0"/>
+                <w:sz w:val="18"/>
+              </w:rPr>
+              <w:t>2026-08-11</w:t>
+            </w:r>
+          </w:p>
+        </w:tc>
+        <w:tc>
+          <w:tcPr>
+            <w:tcW w:type="dxa" w:w="4252"/>
+          </w:tcPr>
+          <w:p>
+            <w:pPr>
+              <w:jc w:val="center"/>
+            </w:pPr>
+            <w:r>
+              <w:rPr>
+                <w:rFonts w:ascii="Arial" w:hAnsi="Arial" w:eastAsia="宋体"/>
+                <w:b w:val="0"/>
+                <w:sz w:val="18"/>
+              </w:rPr>
+              <w:t>盐城市盐都区发放400万元消费券，家装家居单列100万元居非汽车品类之首</w:t>
+            </w:r>
+          </w:p>
+        </w:tc>
+        <w:tc>
+          <w:tcPr>
+            <w:tcW w:type="dxa" w:w="1304"/>
+          </w:tcPr>
+          <w:p>
+            <w:pPr>
+              <w:jc w:val="center"/>
+            </w:pPr>
+            <w:r>
+              <w:rPr>
+                <w:rFonts w:ascii="Arial" w:hAnsi="Arial" w:eastAsia="宋体"/>
+                <w:b w:val="0"/>
+                <w:sz w:val="18"/>
+              </w:rPr>
+              <w:t>补贴</w:t>
+            </w:r>
+          </w:p>
+        </w:tc>
+        <w:tc>
+          <w:tcPr>
+            <w:tcW w:type="dxa" w:w="1814"/>
+          </w:tcPr>
+          <w:p>
+            <w:pPr>
+              <w:jc w:val="center"/>
+            </w:pPr>
+            <w:r>
+              <w:rPr>
+                <w:rFonts w:ascii="Arial" w:hAnsi="Arial" w:eastAsia="宋体"/>
+                <w:b w:val="0"/>
+                <w:sz w:val="18"/>
+              </w:rPr>
+              <w:t>家/装///家/居///家/电</w:t>
+            </w:r>
+          </w:p>
+        </w:tc>
+      </w:tr>
     </w:tbl>
     <w:p>
       <w:pPr>
@@ -15146,6 +13463,174 @@
           <w:sz w:val="17"/>
         </w:rPr>
         <w:t>来源：重庆市商务委　https://sww.cq.gov.cn/zwgk_247/zfxxgkml/qtfdxx/tzgg/202607/t20260724_15852635.html</w:t>
+      </w:r>
+    </w:p>
+    <w:p>
+      <w:pPr>
+        <w:spacing w:line="360" w:lineRule="auto"/>
+      </w:pPr>
+      <w:r>
+        <w:rPr>
+          <w:rFonts w:ascii="Arial" w:hAnsi="Arial" w:eastAsia="宋体"/>
+          <w:b/>
+          <w:sz w:val="21"/>
+        </w:rPr>
+        <w:t>8月1日起一批国家标准实施(含甲醛单位产品能耗限额GB 46029-2025)</w:t>
+      </w:r>
+    </w:p>
+    <w:p>
+      <w:pPr>
+        <w:spacing w:line="360" w:lineRule="auto"/>
+        <w:ind w:firstLine="420"/>
+      </w:pPr>
+      <w:r>
+        <w:rPr>
+          <w:rFonts w:ascii="Arial" w:hAnsi="Arial" w:eastAsia="宋体"/>
+          <w:b w:val="0"/>
+          <w:sz w:val="21"/>
+        </w:rPr>
+        <w:t>新华社梳理8月1日起实施的一批国标。与家居建材间接相关：强制性国标《甲醛 单位产品能源消耗限额》(GB 46029-2025)规定甲醛(人造板/胶黏剂主要原料)生产能耗等级与限定值，影响上游成本；《家用太阳能热水系统能效限定值及能效等级》(GB 26969-2025)。该批以能耗/绿色发展为主，非家具/卫浴/照明产品安全类新国标，直接相关度有限。</w:t>
+      </w:r>
+    </w:p>
+    <w:p>
+      <w:pPr>
+        <w:spacing w:line="360" w:lineRule="auto"/>
+        <w:ind w:firstLine="420"/>
+      </w:pPr>
+      <w:r>
+        <w:rPr>
+          <w:rFonts w:ascii="Arial" w:hAnsi="Arial" w:eastAsia="宋体"/>
+          <w:b w:val="0"/>
+          <w:color w:val="8A6300"/>
+          <w:sz w:val="21"/>
+        </w:rPr>
+        <w:t>影响：中</w:t>
+      </w:r>
+    </w:p>
+    <w:p>
+      <w:pPr>
+        <w:spacing w:after="40"/>
+      </w:pPr>
+      <w:r>
+        <w:rPr>
+          <w:rFonts w:ascii="Arial" w:hAnsi="Arial" w:eastAsia="宋体"/>
+          <w:i/>
+          <w:color w:val="888888"/>
+          <w:sz w:val="17"/>
+        </w:rPr>
+        <w:t>来源：新华社　https://www.news.cn/politics/20260731/b4873b5e832f4ce1b69b261bc65bdb52/c.html</w:t>
+      </w:r>
+    </w:p>
+    <w:p>
+      <w:pPr>
+        <w:spacing w:line="360" w:lineRule="auto"/>
+      </w:pPr>
+      <w:r>
+        <w:rPr>
+          <w:rFonts w:ascii="Arial" w:hAnsi="Arial" w:eastAsia="宋体"/>
+          <w:b/>
+          <w:sz w:val="21"/>
+        </w:rPr>
+        <w:t>深圳市商务局公布参与2026年线上家电以旧换新、数码和智能产品购新补贴的经营主体名单</w:t>
+      </w:r>
+    </w:p>
+    <w:p>
+      <w:pPr>
+        <w:spacing w:line="360" w:lineRule="auto"/>
+        <w:ind w:firstLine="420"/>
+      </w:pPr>
+      <w:r>
+        <w:rPr>
+          <w:rFonts w:ascii="Arial" w:hAnsi="Arial" w:eastAsia="宋体"/>
+          <w:b w:val="0"/>
+          <w:sz w:val="21"/>
+        </w:rPr>
+        <w:t>深圳市商务局依据《商务部等5部门办公厅（室）关于做好2026年家电以旧换新、数码和智能产品购新补贴工作的通知》（商办流通函2025年第469号），组织第三方电商平台面向平台内经营主体开展征集，并以附件形式公布经营主体名单，明确『后续将适时补充并动态调整参与经营主体名单』。运营含义：国补资格核验正从『平台级』下沉到『店铺级白名单』——同一平台内未进名单的店铺无法承接补贴，深圳作为一线城市先行，若被其他省市复制，将直接改变国补品类的店铺间流量与GMV分配格局。</w:t>
+      </w:r>
+    </w:p>
+    <w:p>
+      <w:pPr>
+        <w:spacing w:line="360" w:lineRule="auto"/>
+        <w:ind w:firstLine="420"/>
+      </w:pPr>
+      <w:r>
+        <w:rPr>
+          <w:rFonts w:ascii="Arial" w:hAnsi="Arial" w:eastAsia="宋体"/>
+          <w:b w:val="0"/>
+          <w:color w:val="8A6300"/>
+          <w:sz w:val="21"/>
+        </w:rPr>
+        <w:t>影响：高</w:t>
+      </w:r>
+    </w:p>
+    <w:p>
+      <w:pPr>
+        <w:spacing w:after="40"/>
+      </w:pPr>
+      <w:r>
+        <w:rPr>
+          <w:rFonts w:ascii="Arial" w:hAnsi="Arial" w:eastAsia="宋体"/>
+          <w:i/>
+          <w:color w:val="888888"/>
+          <w:sz w:val="17"/>
+        </w:rPr>
+        <w:t>来源：深圳市商务局　https://commerce.sz.gov.cn/xxgk/qt/tzgg_1/content/post_12930586.html</w:t>
+      </w:r>
+    </w:p>
+    <w:p>
+      <w:pPr>
+        <w:spacing w:line="360" w:lineRule="auto"/>
+      </w:pPr>
+      <w:r>
+        <w:rPr>
+          <w:rFonts w:ascii="Arial" w:hAnsi="Arial" w:eastAsia="宋体"/>
+          <w:b/>
+          <w:sz w:val="21"/>
+        </w:rPr>
+        <w:t>盐城市盐都区发放400万元消费券，家装家居单列100万元居非汽车品类之首</w:t>
+      </w:r>
+    </w:p>
+    <w:p>
+      <w:pPr>
+        <w:spacing w:line="360" w:lineRule="auto"/>
+        <w:ind w:firstLine="420"/>
+      </w:pPr>
+      <w:r>
+        <w:rPr>
+          <w:rFonts w:ascii="Arial" w:hAnsi="Arial" w:eastAsia="宋体"/>
+          <w:b w:val="0"/>
+          <w:sz w:val="21"/>
+        </w:rPr>
+        <w:t>盐都区400万元消费券结构：汽车200万元（面额3000元/2000元，约40个经销品牌同步降价）；家装家居100万元，分两批发放、多档面额，样例档位满20000元减2000元（补贴率10%），覆盖200余家家具装修商户；家电50万元，样例档位满8000元减800元，与以旧换新及高能效/智能家电挂钩；餐饮商圈50万元，可用至8月28日。发放批次为7月20日、8月3日、8月17日、8月31日四轮，活动持续至8月31日。关键信号：家装家居额度(100万)为家电(50万)的两倍，是地方消费券中少见的把『家装』置于『家电』之上的配置，反映区县级正把家装作为独立的消费提振抓手，而非家电的附属品类。</w:t>
+      </w:r>
+    </w:p>
+    <w:p>
+      <w:pPr>
+        <w:spacing w:line="360" w:lineRule="auto"/>
+        <w:ind w:firstLine="420"/>
+      </w:pPr>
+      <w:r>
+        <w:rPr>
+          <w:rFonts w:ascii="Arial" w:hAnsi="Arial" w:eastAsia="宋体"/>
+          <w:b w:val="0"/>
+          <w:color w:val="8A6300"/>
+          <w:sz w:val="21"/>
+        </w:rPr>
+        <w:t>影响：中</w:t>
+      </w:r>
+    </w:p>
+    <w:p>
+      <w:pPr>
+        <w:spacing w:after="40"/>
+      </w:pPr>
+      <w:r>
+        <w:rPr>
+          <w:rFonts w:ascii="Arial" w:hAnsi="Arial" w:eastAsia="宋体"/>
+          <w:i/>
+          <w:color w:val="888888"/>
+          <w:sz w:val="17"/>
+        </w:rPr>
+        <w:t>来源：中国新闻网江苏　https://www.js.chinanews.com.cn/news/2026/0811/234840.html</w:t>
       </w:r>
     </w:p>
     <w:p>
@@ -15657,6 +14142,121 @@
                 <w:sz w:val="18"/>
               </w:rPr>
               <w:t>宏观消费/以旧换新解读</w:t>
+            </w:r>
+          </w:p>
+        </w:tc>
+      </w:tr>
+      <w:tr>
+        <w:tc>
+          <w:tcPr>
+            <w:tcW w:type="dxa" w:w="1247"/>
+            <w:shd w:val="clear" w:fill="F4F6F9"/>
+          </w:tcPr>
+          <w:p>
+            <w:pPr>
+              <w:jc w:val="left"/>
+            </w:pPr>
+            <w:r>
+              <w:rPr>
+                <w:rFonts w:ascii="Arial" w:hAnsi="Arial" w:eastAsia="宋体"/>
+                <w:b w:val="0"/>
+                <w:sz w:val="18"/>
+              </w:rPr>
+              <w:t>2026-08-03</w:t>
+            </w:r>
+          </w:p>
+        </w:tc>
+        <w:tc>
+          <w:tcPr>
+            <w:tcW w:type="dxa" w:w="5669"/>
+            <w:shd w:val="clear" w:fill="F4F6F9"/>
+          </w:tcPr>
+          <w:p>
+            <w:pPr>
+              <w:jc w:val="center"/>
+            </w:pPr>
+            <w:r>
+              <w:rPr>
+                <w:rFonts w:ascii="Arial" w:hAnsi="Arial" w:eastAsia="宋体"/>
+                <w:b w:val="0"/>
+                <w:sz w:val="18"/>
+              </w:rPr>
+              <w:t>2026年7月建材工业景气指数MPI 95.3点，环比降6.0点处非景气区间</w:t>
+            </w:r>
+          </w:p>
+        </w:tc>
+        <w:tc>
+          <w:tcPr>
+            <w:tcW w:type="dxa" w:w="1701"/>
+            <w:shd w:val="clear" w:fill="F4F6F9"/>
+          </w:tcPr>
+          <w:p>
+            <w:pPr>
+              <w:jc w:val="center"/>
+            </w:pPr>
+            <w:r>
+              <w:rPr>
+                <w:rFonts w:ascii="Arial" w:hAnsi="Arial" w:eastAsia="宋体"/>
+                <w:b w:val="0"/>
+                <w:sz w:val="18"/>
+              </w:rPr>
+              <w:t>景气指数</w:t>
+            </w:r>
+          </w:p>
+        </w:tc>
+      </w:tr>
+      <w:tr>
+        <w:tc>
+          <w:tcPr>
+            <w:tcW w:type="dxa" w:w="1247"/>
+          </w:tcPr>
+          <w:p>
+            <w:pPr>
+              <w:jc w:val="left"/>
+            </w:pPr>
+            <w:r>
+              <w:rPr>
+                <w:rFonts w:ascii="Arial" w:hAnsi="Arial" w:eastAsia="宋体"/>
+                <w:b w:val="0"/>
+                <w:sz w:val="18"/>
+              </w:rPr>
+              <w:t>2026-08-12</w:t>
+            </w:r>
+          </w:p>
+        </w:tc>
+        <w:tc>
+          <w:tcPr>
+            <w:tcW w:type="dxa" w:w="5669"/>
+          </w:tcPr>
+          <w:p>
+            <w:pPr>
+              <w:jc w:val="center"/>
+            </w:pPr>
+            <w:r>
+              <w:rPr>
+                <w:rFonts w:ascii="Arial" w:hAnsi="Arial" w:eastAsia="宋体"/>
+                <w:b w:val="0"/>
+                <w:sz w:val="18"/>
+              </w:rPr>
+              <w:t>2026H1家居建材上市公司中报开闸：08-07~08-12首批4家披露，业绩与现金</w:t>
+            </w:r>
+          </w:p>
+        </w:tc>
+        <w:tc>
+          <w:tcPr>
+            <w:tcW w:type="dxa" w:w="1701"/>
+          </w:tcPr>
+          <w:p>
+            <w:pPr>
+              <w:jc w:val="center"/>
+            </w:pPr>
+            <w:r>
+              <w:rPr>
+                <w:rFonts w:ascii="Arial" w:hAnsi="Arial" w:eastAsia="宋体"/>
+                <w:b w:val="0"/>
+                <w:sz w:val="18"/>
+              </w:rPr>
+              <w:t>中报季</w:t>
             </w:r>
           </w:p>
         </w:tc>
@@ -17134,7 +15734,7 @@
                 <w:b w:val="0"/>
                 <w:sz w:val="18"/>
               </w:rPr>
-              <w:t>2026-07-06</w:t>
+              <w:t>2026-07-09</w:t>
             </w:r>
           </w:p>
         </w:tc>
@@ -17153,7 +15753,7 @@
                 <w:b w:val="0"/>
                 <w:sz w:val="18"/>
               </w:rPr>
-              <w:t>TATA木门</w:t>
+              <w:t>舒达智能</w:t>
             </w:r>
           </w:p>
         </w:tc>
@@ -17172,7 +15772,7 @@
                 <w:b w:val="0"/>
                 <w:sz w:val="18"/>
               </w:rPr>
-              <w:t>服务/新品</w:t>
+              <w:t>新品发布(展会)</w:t>
             </w:r>
           </w:p>
         </w:tc>
@@ -17191,7 +15791,7 @@
                 <w:b w:val="0"/>
                 <w:sz w:val="18"/>
               </w:rPr>
-              <w:t>TATA木门服务再进化：三大升级引领行业新趋势（服务体系升级…</w:t>
+              <w:t>2026广州建博会亮相，携手天猫精灵打造智慧适老空间，推出A…</w:t>
             </w:r>
           </w:p>
         </w:tc>
@@ -17229,7 +15829,7 @@
                 <w:b w:val="0"/>
                 <w:sz w:val="18"/>
               </w:rPr>
-              <w:t>舒达智能</w:t>
+              <w:t>兔宝宝</w:t>
             </w:r>
           </w:p>
         </w:tc>
@@ -17247,7 +15847,7 @@
                 <w:b w:val="0"/>
                 <w:sz w:val="18"/>
               </w:rPr>
-              <w:t>新品发布(展会)</w:t>
+              <w:t>荣誉/技术</w:t>
             </w:r>
           </w:p>
         </w:tc>
@@ -17265,7 +15865,7 @@
                 <w:b w:val="0"/>
                 <w:sz w:val="18"/>
               </w:rPr>
-              <w:t>2026广州建博会亮相，携手天猫精灵打造智慧适老空间，推出A…</w:t>
+              <w:t>参与项目获2025年度国家科学技术进步奖二等奖，为兔宝宝历史…</w:t>
             </w:r>
           </w:p>
         </w:tc>
@@ -17286,7 +15886,7 @@
                 <w:b w:val="0"/>
                 <w:sz w:val="18"/>
               </w:rPr>
-              <w:t>2026-07-09</w:t>
+              <w:t>2026-07-08</w:t>
             </w:r>
           </w:p>
         </w:tc>
@@ -17305,7 +15905,7 @@
                 <w:b w:val="0"/>
                 <w:sz w:val="18"/>
               </w:rPr>
-              <w:t>兔宝宝</w:t>
+              <w:t>金牌家居(603180)</w:t>
             </w:r>
           </w:p>
         </w:tc>
@@ -17324,7 +15924,7 @@
                 <w:b w:val="0"/>
                 <w:sz w:val="18"/>
               </w:rPr>
-              <w:t>荣誉/技术</w:t>
+              <w:t>新品/白皮书(展会)</w:t>
             </w:r>
           </w:p>
         </w:tc>
@@ -17343,7 +15943,7 @@
                 <w:b w:val="0"/>
                 <w:sz w:val="18"/>
               </w:rPr>
-              <w:t>参与项目获2025年度国家科学技术进步奖二等奖，为兔宝宝历史…</w:t>
+              <w:t>在2026广州建博会发布《中国厨房收纳实用指南》白皮书，升级…</w:t>
             </w:r>
           </w:p>
         </w:tc>
@@ -17381,7 +15981,7 @@
                 <w:b w:val="0"/>
                 <w:sz w:val="18"/>
               </w:rPr>
-              <w:t>金牌家居(603180)</w:t>
+              <w:t>万华生态</w:t>
             </w:r>
           </w:p>
         </w:tc>
@@ -17399,7 +15999,7 @@
                 <w:b w:val="0"/>
                 <w:sz w:val="18"/>
               </w:rPr>
-              <w:t>新品/白皮书(展会)</w:t>
+              <w:t>新品/供应链(展会)</w:t>
             </w:r>
           </w:p>
         </w:tc>
@@ -17417,7 +16017,7 @@
                 <w:b w:val="0"/>
                 <w:sz w:val="18"/>
               </w:rPr>
-              <w:t>在2026广州建博会发布《中国厨房收纳实用指南》白皮书，升级…</w:t>
+              <w:t>2026广州建博会推'无醛整家'解决方案，展示100㎡住宅7…</w:t>
             </w:r>
           </w:p>
         </w:tc>
@@ -17438,7 +16038,7 @@
                 <w:b w:val="0"/>
                 <w:sz w:val="18"/>
               </w:rPr>
-              <w:t>2026-07-08</w:t>
+              <w:t>2026-07-20</w:t>
             </w:r>
           </w:p>
         </w:tc>
@@ -17457,7 +16057,7 @@
                 <w:b w:val="0"/>
                 <w:sz w:val="18"/>
               </w:rPr>
-              <w:t>万华生态</w:t>
+              <w:t>科达制造(600499)</w:t>
             </w:r>
           </w:p>
         </w:tc>
@@ -17476,7 +16076,7 @@
                 <w:b w:val="0"/>
                 <w:sz w:val="18"/>
               </w:rPr>
-              <w:t>新品/供应链(展会)</w:t>
+              <w:t>半年报预告(大幅预增)</w:t>
             </w:r>
           </w:p>
         </w:tc>
@@ -17495,7 +16095,7 @@
                 <w:b w:val="0"/>
                 <w:sz w:val="18"/>
               </w:rPr>
-              <w:t>2026广州建博会推'无醛整家'解决方案，展示100㎡住宅7…</w:t>
+              <w:t>预计2026H1归母净利润12.60亿-13.60亿元，同比…</w:t>
             </w:r>
           </w:p>
         </w:tc>
@@ -17515,7 +16115,7 @@
                 <w:b w:val="0"/>
                 <w:sz w:val="18"/>
               </w:rPr>
-              <w:t>2026-07-06</w:t>
+              <w:t>2026-07-20</w:t>
             </w:r>
           </w:p>
         </w:tc>
@@ -17533,7 +16133,7 @@
                 <w:b w:val="0"/>
                 <w:sz w:val="18"/>
               </w:rPr>
-              <w:t>顾家家居(603816)</w:t>
+              <w:t>松霖科技(603992)</w:t>
             </w:r>
           </w:p>
         </w:tc>
@@ -17551,7 +16151,7 @@
                 <w:b w:val="0"/>
                 <w:sz w:val="18"/>
               </w:rPr>
-              <w:t>股东会通知</w:t>
+              <w:t>半年报预告(预增)</w:t>
             </w:r>
           </w:p>
         </w:tc>
@@ -17569,7 +16169,7 @@
                 <w:b w:val="0"/>
                 <w:sz w:val="18"/>
               </w:rPr>
-              <w:t>顾家家居将于2026-07-22召开2026年第一次临时股东…</w:t>
+              <w:t>预计2026H1归母净利润1.40亿-1.85亿元，同比增长…</w:t>
             </w:r>
           </w:p>
         </w:tc>
@@ -17590,7 +16190,7 @@
                 <w:b w:val="0"/>
                 <w:sz w:val="18"/>
               </w:rPr>
-              <w:t>2026-07-20</w:t>
+              <w:t>2026-07-15</w:t>
             </w:r>
           </w:p>
         </w:tc>
@@ -17609,7 +16209,7 @@
                 <w:b w:val="0"/>
                 <w:sz w:val="18"/>
               </w:rPr>
-              <w:t>科达制造(600499)</w:t>
+              <w:t>瑞尔特(002790)</w:t>
             </w:r>
           </w:p>
         </w:tc>
@@ -17628,7 +16228,7 @@
                 <w:b w:val="0"/>
                 <w:sz w:val="18"/>
               </w:rPr>
-              <w:t>半年报预告(大幅预增)</w:t>
+              <w:t>半年报预告(预亏/转亏)</w:t>
             </w:r>
           </w:p>
         </w:tc>
@@ -17647,7 +16247,7 @@
                 <w:b w:val="0"/>
                 <w:sz w:val="18"/>
               </w:rPr>
-              <w:t>预计2026H1归母净利润12.60亿-13.60亿元，同比…</w:t>
+              <w:t>预计2026H1归母净利润亏损1100万-1600万元，由盈…</w:t>
             </w:r>
           </w:p>
         </w:tc>
@@ -17685,7 +16285,7 @@
                 <w:b w:val="0"/>
                 <w:sz w:val="18"/>
               </w:rPr>
-              <w:t>松霖科技(603992)</w:t>
+              <w:t>海鸥住工(002084)</w:t>
             </w:r>
           </w:p>
         </w:tc>
@@ -17703,7 +16303,7 @@
                 <w:b w:val="0"/>
                 <w:sz w:val="18"/>
               </w:rPr>
-              <w:t>半年报预告(预增)</w:t>
+              <w:t>半年报预告(预亏扩大)</w:t>
             </w:r>
           </w:p>
         </w:tc>
@@ -17721,7 +16321,7 @@
                 <w:b w:val="0"/>
                 <w:sz w:val="18"/>
               </w:rPr>
-              <w:t>预计2026H1归母净利润1.40亿-1.85亿元，同比增长…</w:t>
+              <w:t>预计2026H1归母净利润亏损3700万-4700万元，亏损…</w:t>
             </w:r>
           </w:p>
         </w:tc>
@@ -17742,7 +16342,7 @@
                 <w:b w:val="0"/>
                 <w:sz w:val="18"/>
               </w:rPr>
-              <w:t>2026-07-15</w:t>
+              <w:t>2026-07-20</w:t>
             </w:r>
           </w:p>
         </w:tc>
@@ -17761,7 +16361,7 @@
                 <w:b w:val="0"/>
                 <w:sz w:val="18"/>
               </w:rPr>
-              <w:t>瑞尔特(002790)</w:t>
+              <w:t>帝欧家居(002798)</w:t>
             </w:r>
           </w:p>
         </w:tc>
@@ -17780,7 +16380,7 @@
                 <w:b w:val="0"/>
                 <w:sz w:val="18"/>
               </w:rPr>
-              <w:t>半年报预告(预亏/转亏)</w:t>
+              <w:t>半年报预告(减亏)</w:t>
             </w:r>
           </w:p>
         </w:tc>
@@ -17799,7 +16399,7 @@
                 <w:b w:val="0"/>
                 <w:sz w:val="18"/>
               </w:rPr>
-              <w:t>预计2026H1归母净利润亏损1100万-1600万元，由盈…</w:t>
+              <w:t>预计2026H1归母净利润亏损2300万-3500万元，同比…</w:t>
             </w:r>
           </w:p>
         </w:tc>
@@ -17819,7 +16419,7 @@
                 <w:b w:val="0"/>
                 <w:sz w:val="18"/>
               </w:rPr>
-              <w:t>2026-07-20</w:t>
+              <w:t>2026-07-23</w:t>
             </w:r>
           </w:p>
         </w:tc>
@@ -17837,7 +16437,7 @@
                 <w:b w:val="0"/>
                 <w:sz w:val="18"/>
               </w:rPr>
-              <w:t>海鸥住工(002084)</w:t>
+              <w:t>爱丽家居(603221)</w:t>
             </w:r>
           </w:p>
         </w:tc>
@@ -17855,7 +16455,7 @@
                 <w:b w:val="0"/>
                 <w:sz w:val="18"/>
               </w:rPr>
-              <w:t>半年报预告(预亏扩大)</w:t>
+              <w:t>重大资产收购意向</w:t>
             </w:r>
           </w:p>
         </w:tc>
@@ -17873,7 +16473,7 @@
                 <w:b w:val="0"/>
                 <w:sz w:val="18"/>
               </w:rPr>
-              <w:t>预计2026H1归母净利润亏损3700万-4700万元，亏损…</w:t>
+              <w:t>PVC弹性地板龙头拟收购半导体存储测试设备企业欧康诺不低于7…</w:t>
             </w:r>
           </w:p>
         </w:tc>
@@ -17894,7 +16494,7 @@
                 <w:b w:val="0"/>
                 <w:sz w:val="18"/>
               </w:rPr>
-              <w:t>2026-07-20</w:t>
+              <w:t>2026-07-27</w:t>
             </w:r>
           </w:p>
         </w:tc>
@@ -17913,7 +16513,7 @@
                 <w:b w:val="0"/>
                 <w:sz w:val="18"/>
               </w:rPr>
-              <w:t>帝欧家居(002798)</w:t>
+              <w:t>爱丽家居(603221)</w:t>
             </w:r>
           </w:p>
         </w:tc>
@@ -17932,7 +16532,7 @@
                 <w:b w:val="0"/>
                 <w:sz w:val="18"/>
               </w:rPr>
-              <w:t>半年报预告(减亏)</w:t>
+              <w:t>股价异动/风险提示</w:t>
             </w:r>
           </w:p>
         </w:tc>
@@ -17951,7 +16551,7 @@
                 <w:b w:val="0"/>
                 <w:sz w:val="18"/>
               </w:rPr>
-              <w:t>预计2026H1归母净利润亏损2300万-3500万元，同比…</w:t>
+              <w:t>7月21-27日连续5涨停累计涨幅61.09%、走出6连板（…</w:t>
             </w:r>
           </w:p>
         </w:tc>
@@ -17971,7 +16571,7 @@
                 <w:b w:val="0"/>
                 <w:sz w:val="18"/>
               </w:rPr>
-              <w:t>2026-07-23</w:t>
+              <w:t>2026-08-07</w:t>
             </w:r>
           </w:p>
         </w:tc>
@@ -17989,7 +16589,7 @@
                 <w:b w:val="0"/>
                 <w:sz w:val="18"/>
               </w:rPr>
-              <w:t>爱丽家居(603221)</w:t>
+              <w:t>伟星新材(002372)</w:t>
             </w:r>
           </w:p>
         </w:tc>
@@ -18007,7 +16607,7 @@
                 <w:b w:val="0"/>
                 <w:sz w:val="18"/>
               </w:rPr>
-              <w:t>重大资产收购意向</w:t>
+              <w:t>2026年半年报</w:t>
             </w:r>
           </w:p>
         </w:tc>
@@ -18025,7 +16625,7 @@
                 <w:b w:val="0"/>
                 <w:sz w:val="18"/>
               </w:rPr>
-              <w:t>PVC弹性地板龙头拟收购半导体存储测试设备企业欧康诺不低于7…</w:t>
+              <w:t>营收18.97亿元(-8.71%)、归母净利3.90亿元(+…</w:t>
             </w:r>
           </w:p>
         </w:tc>
@@ -18046,7 +16646,7 @@
                 <w:b w:val="0"/>
                 <w:sz w:val="18"/>
               </w:rPr>
-              <w:t>2026-07-27</w:t>
+              <w:t>2026-08-10</w:t>
             </w:r>
           </w:p>
         </w:tc>
@@ -18065,7 +16665,7 @@
                 <w:b w:val="0"/>
                 <w:sz w:val="18"/>
               </w:rPr>
-              <w:t>爱丽家居(603221)</w:t>
+              <w:t>悍高集团(001221)</w:t>
             </w:r>
           </w:p>
         </w:tc>
@@ -18084,7 +16684,7 @@
                 <w:b w:val="0"/>
                 <w:sz w:val="18"/>
               </w:rPr>
-              <w:t>股价异动/风险提示</w:t>
+              <w:t>2026年半年报</w:t>
             </w:r>
           </w:p>
         </w:tc>
@@ -18103,7 +16703,615 @@
                 <w:b w:val="0"/>
                 <w:sz w:val="18"/>
               </w:rPr>
-              <w:t>7月21-27日连续5涨停累计涨幅61.09%、走出6连板（…</w:t>
+              <w:t>营收16.78亿元(+15.74%)、归母净利2.92亿元(…</w:t>
+            </w:r>
+          </w:p>
+        </w:tc>
+      </w:tr>
+      <w:tr>
+        <w:tc>
+          <w:tcPr>
+            <w:tcW w:type="dxa" w:w="1134"/>
+          </w:tcPr>
+          <w:p>
+            <w:pPr>
+              <w:jc w:val="left"/>
+            </w:pPr>
+            <w:r>
+              <w:rPr>
+                <w:rFonts w:ascii="Arial" w:hAnsi="Arial" w:eastAsia="宋体"/>
+                <w:b w:val="0"/>
+                <w:sz w:val="18"/>
+              </w:rPr>
+              <w:t>2026-08-11</w:t>
+            </w:r>
+          </w:p>
+        </w:tc>
+        <w:tc>
+          <w:tcPr>
+            <w:tcW w:type="dxa" w:w="1814"/>
+          </w:tcPr>
+          <w:p>
+            <w:pPr>
+              <w:jc w:val="center"/>
+            </w:pPr>
+            <w:r>
+              <w:rPr>
+                <w:rFonts w:ascii="Arial" w:hAnsi="Arial" w:eastAsia="宋体"/>
+                <w:b w:val="0"/>
+                <w:sz w:val="18"/>
+              </w:rPr>
+              <w:t>塔牌集团(002233)</w:t>
+            </w:r>
+          </w:p>
+        </w:tc>
+        <w:tc>
+          <w:tcPr>
+            <w:tcW w:type="dxa" w:w="1474"/>
+          </w:tcPr>
+          <w:p>
+            <w:pPr>
+              <w:jc w:val="center"/>
+            </w:pPr>
+            <w:r>
+              <w:rPr>
+                <w:rFonts w:ascii="Arial" w:hAnsi="Arial" w:eastAsia="宋体"/>
+                <w:b w:val="0"/>
+                <w:sz w:val="18"/>
+              </w:rPr>
+              <w:t>2026年半年报</w:t>
+            </w:r>
+          </w:p>
+        </w:tc>
+        <w:tc>
+          <w:tcPr>
+            <w:tcW w:type="dxa" w:w="4252"/>
+          </w:tcPr>
+          <w:p>
+            <w:pPr>
+              <w:jc w:val="center"/>
+            </w:pPr>
+            <w:r>
+              <w:rPr>
+                <w:rFonts w:ascii="Arial" w:hAnsi="Arial" w:eastAsia="宋体"/>
+                <w:b w:val="0"/>
+                <w:sz w:val="18"/>
+              </w:rPr>
+              <w:t>营收17.42亿元(-15.30%)、归母净利2.19亿元(…</w:t>
+            </w:r>
+          </w:p>
+        </w:tc>
+      </w:tr>
+      <w:tr>
+        <w:tc>
+          <w:tcPr>
+            <w:tcW w:type="dxa" w:w="1134"/>
+            <w:shd w:val="clear" w:fill="F4F6F9"/>
+          </w:tcPr>
+          <w:p>
+            <w:pPr>
+              <w:jc w:val="left"/>
+            </w:pPr>
+            <w:r>
+              <w:rPr>
+                <w:rFonts w:ascii="Arial" w:hAnsi="Arial" w:eastAsia="宋体"/>
+                <w:b w:val="0"/>
+                <w:sz w:val="18"/>
+              </w:rPr>
+              <w:t>2026-08-12</w:t>
+            </w:r>
+          </w:p>
+        </w:tc>
+        <w:tc>
+          <w:tcPr>
+            <w:tcW w:type="dxa" w:w="1814"/>
+            <w:shd w:val="clear" w:fill="F4F6F9"/>
+          </w:tcPr>
+          <w:p>
+            <w:pPr>
+              <w:jc w:val="center"/>
+            </w:pPr>
+            <w:r>
+              <w:rPr>
+                <w:rFonts w:ascii="Arial" w:hAnsi="Arial" w:eastAsia="宋体"/>
+                <w:b w:val="0"/>
+                <w:sz w:val="18"/>
+              </w:rPr>
+              <w:t>江河集团(601886)</w:t>
+            </w:r>
+          </w:p>
+        </w:tc>
+        <w:tc>
+          <w:tcPr>
+            <w:tcW w:type="dxa" w:w="1474"/>
+            <w:shd w:val="clear" w:fill="F4F6F9"/>
+          </w:tcPr>
+          <w:p>
+            <w:pPr>
+              <w:jc w:val="center"/>
+            </w:pPr>
+            <w:r>
+              <w:rPr>
+                <w:rFonts w:ascii="Arial" w:hAnsi="Arial" w:eastAsia="宋体"/>
+                <w:b w:val="0"/>
+                <w:sz w:val="18"/>
+              </w:rPr>
+              <w:t>2026年半年报</w:t>
+            </w:r>
+          </w:p>
+        </w:tc>
+        <w:tc>
+          <w:tcPr>
+            <w:tcW w:type="dxa" w:w="4252"/>
+            <w:shd w:val="clear" w:fill="F4F6F9"/>
+          </w:tcPr>
+          <w:p>
+            <w:pPr>
+              <w:jc w:val="center"/>
+            </w:pPr>
+            <w:r>
+              <w:rPr>
+                <w:rFonts w:ascii="Arial" w:hAnsi="Arial" w:eastAsia="宋体"/>
+                <w:b w:val="0"/>
+                <w:sz w:val="18"/>
+              </w:rPr>
+              <w:t>营收108.24亿元(+15.90%)、归母净利4.41亿元…</w:t>
+            </w:r>
+          </w:p>
+        </w:tc>
+      </w:tr>
+      <w:tr>
+        <w:tc>
+          <w:tcPr>
+            <w:tcW w:type="dxa" w:w="1134"/>
+          </w:tcPr>
+          <w:p>
+            <w:pPr>
+              <w:jc w:val="left"/>
+            </w:pPr>
+            <w:r>
+              <w:rPr>
+                <w:rFonts w:ascii="Arial" w:hAnsi="Arial" w:eastAsia="宋体"/>
+                <w:b w:val="0"/>
+                <w:sz w:val="18"/>
+              </w:rPr>
+              <w:t>2026-08-11</w:t>
+            </w:r>
+          </w:p>
+        </w:tc>
+        <w:tc>
+          <w:tcPr>
+            <w:tcW w:type="dxa" w:w="1814"/>
+          </w:tcPr>
+          <w:p>
+            <w:pPr>
+              <w:jc w:val="center"/>
+            </w:pPr>
+            <w:r>
+              <w:rPr>
+                <w:rFonts w:ascii="Arial" w:hAnsi="Arial" w:eastAsia="宋体"/>
+                <w:b w:val="0"/>
+                <w:sz w:val="18"/>
+              </w:rPr>
+              <w:t>顾家家居(603816)</w:t>
+            </w:r>
+          </w:p>
+        </w:tc>
+        <w:tc>
+          <w:tcPr>
+            <w:tcW w:type="dxa" w:w="1474"/>
+          </w:tcPr>
+          <w:p>
+            <w:pPr>
+              <w:jc w:val="center"/>
+            </w:pPr>
+            <w:r>
+              <w:rPr>
+                <w:rFonts w:ascii="Arial" w:hAnsi="Arial" w:eastAsia="宋体"/>
+                <w:b w:val="0"/>
+                <w:sz w:val="18"/>
+              </w:rPr>
+              <w:t>定增落地/股本变动</w:t>
+            </w:r>
+          </w:p>
+        </w:tc>
+        <w:tc>
+          <w:tcPr>
+            <w:tcW w:type="dxa" w:w="4252"/>
+          </w:tcPr>
+          <w:p>
+            <w:pPr>
+              <w:jc w:val="center"/>
+            </w:pPr>
+            <w:r>
+              <w:rPr>
+                <w:rFonts w:ascii="Arial" w:hAnsi="Arial" w:eastAsia="宋体"/>
+                <w:b w:val="0"/>
+                <w:sz w:val="18"/>
+              </w:rPr>
+              <w:t>2025年度向特定对象发行A股落地：向盈峰集团有限公司发行1…</w:t>
+            </w:r>
+          </w:p>
+        </w:tc>
+      </w:tr>
+      <w:tr>
+        <w:tc>
+          <w:tcPr>
+            <w:tcW w:type="dxa" w:w="1134"/>
+            <w:shd w:val="clear" w:fill="F4F6F9"/>
+          </w:tcPr>
+          <w:p>
+            <w:pPr>
+              <w:jc w:val="left"/>
+            </w:pPr>
+            <w:r>
+              <w:rPr>
+                <w:rFonts w:ascii="Arial" w:hAnsi="Arial" w:eastAsia="宋体"/>
+                <w:b w:val="0"/>
+                <w:sz w:val="18"/>
+              </w:rPr>
+              <w:t>2026-08-11</w:t>
+            </w:r>
+          </w:p>
+        </w:tc>
+        <w:tc>
+          <w:tcPr>
+            <w:tcW w:type="dxa" w:w="1814"/>
+            <w:shd w:val="clear" w:fill="F4F6F9"/>
+          </w:tcPr>
+          <w:p>
+            <w:pPr>
+              <w:jc w:val="center"/>
+            </w:pPr>
+            <w:r>
+              <w:rPr>
+                <w:rFonts w:ascii="Arial" w:hAnsi="Arial" w:eastAsia="宋体"/>
+                <w:b w:val="0"/>
+                <w:sz w:val="18"/>
+              </w:rPr>
+              <w:t>居然智家(000785)</w:t>
+            </w:r>
+          </w:p>
+        </w:tc>
+        <w:tc>
+          <w:tcPr>
+            <w:tcW w:type="dxa" w:w="1474"/>
+            <w:shd w:val="clear" w:fill="F4F6F9"/>
+          </w:tcPr>
+          <w:p>
+            <w:pPr>
+              <w:jc w:val="center"/>
+            </w:pPr>
+            <w:r>
+              <w:rPr>
+                <w:rFonts w:ascii="Arial" w:hAnsi="Arial" w:eastAsia="宋体"/>
+                <w:b w:val="0"/>
+                <w:sz w:val="18"/>
+              </w:rPr>
+              <w:t>实控人变更进展</w:t>
+            </w:r>
+          </w:p>
+        </w:tc>
+        <w:tc>
+          <w:tcPr>
+            <w:tcW w:type="dxa" w:w="4252"/>
+            <w:shd w:val="clear" w:fill="F4F6F9"/>
+          </w:tcPr>
+          <w:p>
+            <w:pPr>
+              <w:jc w:val="center"/>
+            </w:pPr>
+            <w:r>
+              <w:rPr>
+                <w:rFonts w:ascii="Arial" w:hAnsi="Arial" w:eastAsia="宋体"/>
+                <w:b w:val="0"/>
+                <w:sz w:val="18"/>
+              </w:rPr>
+              <w:t>原实际控制人汪林朋先生逝世，其配偶杨芳女士通过夫妻共同财产分…</w:t>
+            </w:r>
+          </w:p>
+        </w:tc>
+      </w:tr>
+      <w:tr>
+        <w:tc>
+          <w:tcPr>
+            <w:tcW w:type="dxa" w:w="1134"/>
+          </w:tcPr>
+          <w:p>
+            <w:pPr>
+              <w:jc w:val="left"/>
+            </w:pPr>
+            <w:r>
+              <w:rPr>
+                <w:rFonts w:ascii="Arial" w:hAnsi="Arial" w:eastAsia="宋体"/>
+                <w:b w:val="0"/>
+                <w:sz w:val="18"/>
+              </w:rPr>
+              <w:t>2026-08-08</w:t>
+            </w:r>
+          </w:p>
+        </w:tc>
+        <w:tc>
+          <w:tcPr>
+            <w:tcW w:type="dxa" w:w="1814"/>
+          </w:tcPr>
+          <w:p>
+            <w:pPr>
+              <w:jc w:val="center"/>
+            </w:pPr>
+            <w:r>
+              <w:rPr>
+                <w:rFonts w:ascii="Arial" w:hAnsi="Arial" w:eastAsia="宋体"/>
+                <w:b w:val="0"/>
+                <w:sz w:val="18"/>
+              </w:rPr>
+              <w:t>惠达卫浴(603385)</w:t>
+            </w:r>
+          </w:p>
+        </w:tc>
+        <w:tc>
+          <w:tcPr>
+            <w:tcW w:type="dxa" w:w="1474"/>
+          </w:tcPr>
+          <w:p>
+            <w:pPr>
+              <w:jc w:val="center"/>
+            </w:pPr>
+            <w:r>
+              <w:rPr>
+                <w:rFonts w:ascii="Arial" w:hAnsi="Arial" w:eastAsia="宋体"/>
+                <w:b w:val="0"/>
+                <w:sz w:val="18"/>
+              </w:rPr>
+              <w:t>资产出售进展</w:t>
+            </w:r>
+          </w:p>
+        </w:tc>
+        <w:tc>
+          <w:tcPr>
+            <w:tcW w:type="dxa" w:w="4252"/>
+          </w:tcPr>
+          <w:p>
+            <w:pPr>
+              <w:jc w:val="center"/>
+            </w:pPr>
+            <w:r>
+              <w:rPr>
+                <w:rFonts w:ascii="Arial" w:hAnsi="Arial" w:eastAsia="宋体"/>
+                <w:b w:val="0"/>
+                <w:sz w:val="18"/>
+              </w:rPr>
+              <w:t>出售广西新高盛薄型建陶有限公司100%股权及债权：股权转让价…</w:t>
+            </w:r>
+          </w:p>
+        </w:tc>
+      </w:tr>
+      <w:tr>
+        <w:tc>
+          <w:tcPr>
+            <w:tcW w:type="dxa" w:w="1134"/>
+            <w:shd w:val="clear" w:fill="F4F6F9"/>
+          </w:tcPr>
+          <w:p>
+            <w:pPr>
+              <w:jc w:val="left"/>
+            </w:pPr>
+            <w:r>
+              <w:rPr>
+                <w:rFonts w:ascii="Arial" w:hAnsi="Arial" w:eastAsia="宋体"/>
+                <w:b w:val="0"/>
+                <w:sz w:val="18"/>
+              </w:rPr>
+              <w:t>2026-08-08</w:t>
+            </w:r>
+          </w:p>
+        </w:tc>
+        <w:tc>
+          <w:tcPr>
+            <w:tcW w:type="dxa" w:w="1814"/>
+            <w:shd w:val="clear" w:fill="F4F6F9"/>
+          </w:tcPr>
+          <w:p>
+            <w:pPr>
+              <w:jc w:val="center"/>
+            </w:pPr>
+            <w:r>
+              <w:rPr>
+                <w:rFonts w:ascii="Arial" w:hAnsi="Arial" w:eastAsia="宋体"/>
+                <w:b w:val="0"/>
+                <w:sz w:val="18"/>
+              </w:rPr>
+              <w:t>箭牌家居(001322)</w:t>
+            </w:r>
+          </w:p>
+        </w:tc>
+        <w:tc>
+          <w:tcPr>
+            <w:tcW w:type="dxa" w:w="1474"/>
+            <w:shd w:val="clear" w:fill="F4F6F9"/>
+          </w:tcPr>
+          <w:p>
+            <w:pPr>
+              <w:jc w:val="center"/>
+            </w:pPr>
+            <w:r>
+              <w:rPr>
+                <w:rFonts w:ascii="Arial" w:hAnsi="Arial" w:eastAsia="宋体"/>
+                <w:b w:val="0"/>
+                <w:sz w:val="18"/>
+              </w:rPr>
+              <w:t>股权激励回购注销</w:t>
+            </w:r>
+          </w:p>
+        </w:tc>
+        <w:tc>
+          <w:tcPr>
+            <w:tcW w:type="dxa" w:w="4252"/>
+            <w:shd w:val="clear" w:fill="F4F6F9"/>
+          </w:tcPr>
+          <w:p>
+            <w:pPr>
+              <w:jc w:val="center"/>
+            </w:pPr>
+            <w:r>
+              <w:rPr>
+                <w:rFonts w:ascii="Arial" w:hAnsi="Arial" w:eastAsia="宋体"/>
+                <w:b w:val="0"/>
+                <w:sz w:val="18"/>
+              </w:rPr>
+              <w:t>2023年限制性股票激励计划回购注销完成：注销1,550,1…</w:t>
+            </w:r>
+          </w:p>
+        </w:tc>
+      </w:tr>
+      <w:tr>
+        <w:tc>
+          <w:tcPr>
+            <w:tcW w:type="dxa" w:w="1134"/>
+          </w:tcPr>
+          <w:p>
+            <w:pPr>
+              <w:jc w:val="left"/>
+            </w:pPr>
+            <w:r>
+              <w:rPr>
+                <w:rFonts w:ascii="Arial" w:hAnsi="Arial" w:eastAsia="宋体"/>
+                <w:b w:val="0"/>
+                <w:sz w:val="18"/>
+              </w:rPr>
+              <w:t>2026-08-12</w:t>
+            </w:r>
+          </w:p>
+        </w:tc>
+        <w:tc>
+          <w:tcPr>
+            <w:tcW w:type="dxa" w:w="1814"/>
+          </w:tcPr>
+          <w:p>
+            <w:pPr>
+              <w:jc w:val="center"/>
+            </w:pPr>
+            <w:r>
+              <w:rPr>
+                <w:rFonts w:ascii="Arial" w:hAnsi="Arial" w:eastAsia="宋体"/>
+                <w:b w:val="0"/>
+                <w:sz w:val="18"/>
+              </w:rPr>
+              <w:t>欧派家居(603833)</w:t>
+            </w:r>
+          </w:p>
+        </w:tc>
+        <w:tc>
+          <w:tcPr>
+            <w:tcW w:type="dxa" w:w="1474"/>
+          </w:tcPr>
+          <w:p>
+            <w:pPr>
+              <w:jc w:val="center"/>
+            </w:pPr>
+            <w:r>
+              <w:rPr>
+                <w:rFonts w:ascii="Arial" w:hAnsi="Arial" w:eastAsia="宋体"/>
+                <w:b w:val="0"/>
+                <w:sz w:val="18"/>
+              </w:rPr>
+              <w:t>募集资金现金管理</w:t>
+            </w:r>
+          </w:p>
+        </w:tc>
+        <w:tc>
+          <w:tcPr>
+            <w:tcW w:type="dxa" w:w="4252"/>
+          </w:tcPr>
+          <w:p>
+            <w:pPr>
+              <w:jc w:val="center"/>
+            </w:pPr>
+            <w:r>
+              <w:rPr>
+                <w:rFonts w:ascii="Arial" w:hAnsi="Arial" w:eastAsia="宋体"/>
+                <w:b w:val="0"/>
+                <w:sz w:val="18"/>
+              </w:rPr>
+              <w:t>08-11、08-12连续披露《关于使用闲置募集资金进行现金…</w:t>
+            </w:r>
+          </w:p>
+        </w:tc>
+      </w:tr>
+      <w:tr>
+        <w:tc>
+          <w:tcPr>
+            <w:tcW w:type="dxa" w:w="1134"/>
+            <w:shd w:val="clear" w:fill="F4F6F9"/>
+          </w:tcPr>
+          <w:p>
+            <w:pPr>
+              <w:jc w:val="left"/>
+            </w:pPr>
+            <w:r>
+              <w:rPr>
+                <w:rFonts w:ascii="Arial" w:hAnsi="Arial" w:eastAsia="宋体"/>
+                <w:b w:val="0"/>
+                <w:sz w:val="18"/>
+              </w:rPr>
+              <w:t>2026-08-12</w:t>
+            </w:r>
+          </w:p>
+        </w:tc>
+        <w:tc>
+          <w:tcPr>
+            <w:tcW w:type="dxa" w:w="1814"/>
+            <w:shd w:val="clear" w:fill="F4F6F9"/>
+          </w:tcPr>
+          <w:p>
+            <w:pPr>
+              <w:jc w:val="center"/>
+            </w:pPr>
+            <w:r>
+              <w:rPr>
+                <w:rFonts w:ascii="Arial" w:hAnsi="Arial" w:eastAsia="宋体"/>
+                <w:b w:val="0"/>
+                <w:sz w:val="18"/>
+              </w:rPr>
+              <w:t>好莱客(603898)</w:t>
+            </w:r>
+          </w:p>
+        </w:tc>
+        <w:tc>
+          <w:tcPr>
+            <w:tcW w:type="dxa" w:w="1474"/>
+            <w:shd w:val="clear" w:fill="F4F6F9"/>
+          </w:tcPr>
+          <w:p>
+            <w:pPr>
+              <w:jc w:val="center"/>
+            </w:pPr>
+            <w:r>
+              <w:rPr>
+                <w:rFonts w:ascii="Arial" w:hAnsi="Arial" w:eastAsia="宋体"/>
+                <w:b w:val="0"/>
+                <w:sz w:val="18"/>
+              </w:rPr>
+              <w:t>对外投资</w:t>
+            </w:r>
+          </w:p>
+        </w:tc>
+        <w:tc>
+          <w:tcPr>
+            <w:tcW w:type="dxa" w:w="4252"/>
+            <w:shd w:val="clear" w:fill="F4F6F9"/>
+          </w:tcPr>
+          <w:p>
+            <w:pPr>
+              <w:jc w:val="center"/>
+            </w:pPr>
+            <w:r>
+              <w:rPr>
+                <w:rFonts w:ascii="Arial" w:hAnsi="Arial" w:eastAsia="宋体"/>
+                <w:b w:val="0"/>
+                <w:sz w:val="18"/>
+              </w:rPr>
+              <w:t>披露《关于全资子公司认购私募基金份额的公告》，同日发布202…</w:t>
             </w:r>
           </w:p>
         </w:tc>
@@ -18830,47 +18038,6 @@
           <w:b/>
           <w:sz w:val="21"/>
         </w:rPr>
-        <w:t>TATA木门（服务/新品｜2026-07-06）</w:t>
-      </w:r>
-    </w:p>
-    <w:p>
-      <w:pPr>
-        <w:spacing w:line="360" w:lineRule="auto"/>
-        <w:ind w:firstLine="420"/>
-      </w:pPr>
-      <w:r>
-        <w:rPr>
-          <w:rFonts w:ascii="Arial" w:hAnsi="Arial" w:eastAsia="宋体"/>
-          <w:b w:val="0"/>
-          <w:sz w:val="21"/>
-        </w:rPr>
-        <w:t>TATA木门服务再进化：三大升级引领行业新趋势（服务体系升级）。</w:t>
-      </w:r>
-    </w:p>
-    <w:p>
-      <w:pPr>
-        <w:spacing w:after="40"/>
-      </w:pPr>
-      <w:r>
-        <w:rPr>
-          <w:rFonts w:ascii="Arial" w:hAnsi="Arial" w:eastAsia="宋体"/>
-          <w:i/>
-          <w:color w:val="888888"/>
-          <w:sz w:val="17"/>
-        </w:rPr>
-        <w:t>来源：投资界　https://news.pedaily.cn/20260706/133536.shtml</w:t>
-      </w:r>
-    </w:p>
-    <w:p>
-      <w:pPr>
-        <w:spacing w:line="360" w:lineRule="auto"/>
-      </w:pPr>
-      <w:r>
-        <w:rPr>
-          <w:rFonts w:ascii="Arial" w:hAnsi="Arial" w:eastAsia="宋体"/>
-          <w:b/>
-          <w:sz w:val="21"/>
-        </w:rPr>
         <w:t>舒达智能（新品发布(展会)｜2026-07-09）</w:t>
       </w:r>
     </w:p>
@@ -19035,47 +18202,6 @@
           <w:b/>
           <w:sz w:val="21"/>
         </w:rPr>
-        <w:t>顾家家居(603816)（股东会通知｜2026-07-06）</w:t>
-      </w:r>
-    </w:p>
-    <w:p>
-      <w:pPr>
-        <w:spacing w:line="360" w:lineRule="auto"/>
-        <w:ind w:firstLine="420"/>
-      </w:pPr>
-      <w:r>
-        <w:rPr>
-          <w:rFonts w:ascii="Arial" w:hAnsi="Arial" w:eastAsia="宋体"/>
-          <w:b w:val="0"/>
-          <w:sz w:val="21"/>
-        </w:rPr>
-        <w:t>顾家家居将于2026-07-22召开2026年第一次临时股东会，审议向特定对象发行股票相关议案（申请文件已获反馈）。</w:t>
-      </w:r>
-    </w:p>
-    <w:p>
-      <w:pPr>
-        <w:spacing w:after="40"/>
-      </w:pPr>
-      <w:r>
-        <w:rPr>
-          <w:rFonts w:ascii="Arial" w:hAnsi="Arial" w:eastAsia="宋体"/>
-          <w:i/>
-          <w:color w:val="888888"/>
-          <w:sz w:val="17"/>
-        </w:rPr>
-        <w:t>来源：东方财富　https://wap.eastmoney.com/a/202607063795368634.html</w:t>
-      </w:r>
-    </w:p>
-    <w:p>
-      <w:pPr>
-        <w:spacing w:line="360" w:lineRule="auto"/>
-      </w:pPr>
-      <w:r>
-        <w:rPr>
-          <w:rFonts w:ascii="Arial" w:hAnsi="Arial" w:eastAsia="宋体"/>
-          <w:b/>
-          <w:sz w:val="21"/>
-        </w:rPr>
         <w:t>科达制造(600499)（半年报预告(大幅预增)｜2026-07-20）</w:t>
       </w:r>
     </w:p>
@@ -19351,6 +18477,416 @@
           <w:sz w:val="17"/>
         </w:rPr>
         <w:t>来源：新浪财经（引述公司公告）　https://finance.sina.com.cn/wm/2026-07-28/doc-inikimee8197877.shtml</w:t>
+      </w:r>
+    </w:p>
+    <w:p>
+      <w:pPr>
+        <w:spacing w:line="360" w:lineRule="auto"/>
+      </w:pPr>
+      <w:r>
+        <w:rPr>
+          <w:rFonts w:ascii="Arial" w:hAnsi="Arial" w:eastAsia="宋体"/>
+          <w:b/>
+          <w:sz w:val="21"/>
+        </w:rPr>
+        <w:t>伟星新材(002372)（2026年半年报｜2026-08-07）</w:t>
+      </w:r>
+    </w:p>
+    <w:p>
+      <w:pPr>
+        <w:spacing w:line="360" w:lineRule="auto"/>
+        <w:ind w:firstLine="420"/>
+      </w:pPr>
+      <w:r>
+        <w:rPr>
+          <w:rFonts w:ascii="Arial" w:hAnsi="Arial" w:eastAsia="宋体"/>
+          <w:b w:val="0"/>
+          <w:sz w:val="21"/>
+        </w:rPr>
+        <w:t>营收18.97亿元(-8.71%)、归母净利3.90亿元(+43.90%)、毛利率41.70%、每股经营现金流0.26元。关键结构：基本EPS 0.25元 vs 扣非EPS 0.14元，扣非仅约基本的56%，归母+43.90%的增长主要由非经常性损益贡献，剔除后主业仍随建材需求下行而承压。零售管道龙头的『高毛利+低营收』组合，说明其守住了价格但丢失了工程与新房增量。</w:t>
+      </w:r>
+    </w:p>
+    <w:p>
+      <w:pPr>
+        <w:spacing w:after="40"/>
+      </w:pPr>
+      <w:r>
+        <w:rPr>
+          <w:rFonts w:ascii="Arial" w:hAnsi="Arial" w:eastAsia="宋体"/>
+          <w:i/>
+          <w:color w:val="888888"/>
+          <w:sz w:val="17"/>
+        </w:rPr>
+        <w:t>来源：东方财富（公司2026年半年度报告）　https://data.eastmoney.com/notices/stock/002372.html</w:t>
+      </w:r>
+    </w:p>
+    <w:p>
+      <w:pPr>
+        <w:spacing w:line="360" w:lineRule="auto"/>
+      </w:pPr>
+      <w:r>
+        <w:rPr>
+          <w:rFonts w:ascii="Arial" w:hAnsi="Arial" w:eastAsia="宋体"/>
+          <w:b/>
+          <w:sz w:val="21"/>
+        </w:rPr>
+        <w:t>悍高集团(001221)（2026年半年报｜2026-08-10）</w:t>
+      </w:r>
+    </w:p>
+    <w:p>
+      <w:pPr>
+        <w:spacing w:line="360" w:lineRule="auto"/>
+        <w:ind w:firstLine="420"/>
+      </w:pPr>
+      <w:r>
+        <w:rPr>
+          <w:rFonts w:ascii="Arial" w:hAnsi="Arial" w:eastAsia="宋体"/>
+          <w:b w:val="0"/>
+          <w:sz w:val="21"/>
+        </w:rPr>
+        <w:t>营收16.78亿元(+15.74%)、归母净利2.92亿元(+10.12%)、毛利率35.81%、基本EPS 0.73元/扣非EPS 0.70元、每股经营现金流0.62元。本窗口4家中唯一利润、扣非与经营现金流三项同步为正的公司。五金件与户外家具的双轮结构，使其在国内家居需求深跌时仍能靠出口与细分功能件维持双位数增长，是天猫五金建材子行业里少见的『量利现金三正』样本。</w:t>
+      </w:r>
+    </w:p>
+    <w:p>
+      <w:pPr>
+        <w:spacing w:after="40"/>
+      </w:pPr>
+      <w:r>
+        <w:rPr>
+          <w:rFonts w:ascii="Arial" w:hAnsi="Arial" w:eastAsia="宋体"/>
+          <w:i/>
+          <w:color w:val="888888"/>
+          <w:sz w:val="17"/>
+        </w:rPr>
+        <w:t>来源：东方财富（公司2026年半年度报告）　https://data.eastmoney.com/notices/stock/001221.html</w:t>
+      </w:r>
+    </w:p>
+    <w:p>
+      <w:pPr>
+        <w:spacing w:line="360" w:lineRule="auto"/>
+      </w:pPr>
+      <w:r>
+        <w:rPr>
+          <w:rFonts w:ascii="Arial" w:hAnsi="Arial" w:eastAsia="宋体"/>
+          <w:b/>
+          <w:sz w:val="21"/>
+        </w:rPr>
+        <w:t>塔牌集团(002233)（2026年半年报｜2026-08-11）</w:t>
+      </w:r>
+    </w:p>
+    <w:p>
+      <w:pPr>
+        <w:spacing w:line="360" w:lineRule="auto"/>
+        <w:ind w:firstLine="420"/>
+      </w:pPr>
+      <w:r>
+        <w:rPr>
+          <w:rFonts w:ascii="Arial" w:hAnsi="Arial" w:eastAsia="宋体"/>
+          <w:b w:val="0"/>
+          <w:sz w:val="21"/>
+        </w:rPr>
+        <w:t>营收17.42亿元(-15.30%)、归母净利2.19亿元(-49.60%)、毛利率23.41%、基本EPS 0.19元/扣非EPS 0.13元。水泥端量价齐跌，利润近乎腰斩，与7月建材工业景气指数MPI 95.3点、水泥价格环比-1.4%的上游读数完全一致。上游承压意味着建材成本端短期难有系统性上涨压力，但也确认了新开工-23.4%的需求塌陷正沿产业链自上而下传导。</w:t>
+      </w:r>
+    </w:p>
+    <w:p>
+      <w:pPr>
+        <w:spacing w:after="40"/>
+      </w:pPr>
+      <w:r>
+        <w:rPr>
+          <w:rFonts w:ascii="Arial" w:hAnsi="Arial" w:eastAsia="宋体"/>
+          <w:i/>
+          <w:color w:val="888888"/>
+          <w:sz w:val="17"/>
+        </w:rPr>
+        <w:t>来源：东方财富（公司2026年半年度报告）　https://data.eastmoney.com/notices/stock/002233.html</w:t>
+      </w:r>
+    </w:p>
+    <w:p>
+      <w:pPr>
+        <w:spacing w:line="360" w:lineRule="auto"/>
+      </w:pPr>
+      <w:r>
+        <w:rPr>
+          <w:rFonts w:ascii="Arial" w:hAnsi="Arial" w:eastAsia="宋体"/>
+          <w:b/>
+          <w:sz w:val="21"/>
+        </w:rPr>
+        <w:t>江河集团(601886)（2026年半年报｜2026-08-12）</w:t>
+      </w:r>
+    </w:p>
+    <w:p>
+      <w:pPr>
+        <w:spacing w:line="360" w:lineRule="auto"/>
+        <w:ind w:firstLine="420"/>
+      </w:pPr>
+      <w:r>
+        <w:rPr>
+          <w:rFonts w:ascii="Arial" w:hAnsi="Arial" w:eastAsia="宋体"/>
+          <w:b w:val="0"/>
+          <w:sz w:val="21"/>
+        </w:rPr>
+        <w:t>营收108.24亿元(+15.90%)、归母净利4.41亿元(+34.34%)、毛利率16.43%、扣非EPS 0.40元高于基本EPS 0.39元、但每股经营现金流-0.62元。本窗口唯一实现营收与利润双位数双增的公司，且利润质量（扣非&gt;基本）在四家中最好，然而经营现金流为负说明增长高度依赖垫资，幕墙/装饰工程的应收账款风险仍需跟踪。同日公告开展供应链金融业务、2026年度融资额度方案，与现金流缺口互为印证。</w:t>
+      </w:r>
+    </w:p>
+    <w:p>
+      <w:pPr>
+        <w:spacing w:after="40"/>
+      </w:pPr>
+      <w:r>
+        <w:rPr>
+          <w:rFonts w:ascii="Arial" w:hAnsi="Arial" w:eastAsia="宋体"/>
+          <w:i/>
+          <w:color w:val="888888"/>
+          <w:sz w:val="17"/>
+        </w:rPr>
+        <w:t>来源：东方财富（公司2026年半年度报告）　https://data.eastmoney.com/notices/stock/601886.html</w:t>
+      </w:r>
+    </w:p>
+    <w:p>
+      <w:pPr>
+        <w:spacing w:line="360" w:lineRule="auto"/>
+      </w:pPr>
+      <w:r>
+        <w:rPr>
+          <w:rFonts w:ascii="Arial" w:hAnsi="Arial" w:eastAsia="宋体"/>
+          <w:b/>
+          <w:sz w:val="21"/>
+        </w:rPr>
+        <w:t>顾家家居(603816)（定增落地/股本变动｜2026-08-11）</w:t>
+      </w:r>
+    </w:p>
+    <w:p>
+      <w:pPr>
+        <w:spacing w:line="360" w:lineRule="auto"/>
+        <w:ind w:firstLine="420"/>
+      </w:pPr>
+      <w:r>
+        <w:rPr>
+          <w:rFonts w:ascii="Arial" w:hAnsi="Arial" w:eastAsia="宋体"/>
+          <w:b w:val="0"/>
+          <w:sz w:val="21"/>
+        </w:rPr>
+        <w:t>2025年度向特定对象发行A股落地：向盈峰集团有限公司发行104,281,493股，发行价17.94元/股，募集资金总额18.71亿元（净额18.63亿元），2026-07-24发行、2026-08-07完成登记托管，限售36个月。发行完成后，控股股东宁波盈峰睿和投资及其一致行动人盈峰集团合计持有346,120,188股，占总股本37.39%——系控股方增持而非摊薄，控制权进一步集中，不导致实控人变更。另需注意：发行价由方案初期的19.15元/股下调至17.94元（定价基准日改为发行期首日），募资总额相应从不超过19.97亿元降至18.71亿元，反映一级市场对软体家具板块的定价预期已经下修。</w:t>
+      </w:r>
+    </w:p>
+    <w:p>
+      <w:pPr>
+        <w:spacing w:after="40"/>
+      </w:pPr>
+      <w:r>
+        <w:rPr>
+          <w:rFonts w:ascii="Arial" w:hAnsi="Arial" w:eastAsia="宋体"/>
+          <w:i/>
+          <w:color w:val="888888"/>
+          <w:sz w:val="17"/>
+        </w:rPr>
+        <w:t>来源：东方财富（公司公告2026-052/2026-053，正文逐字核验）　https://data.eastmoney.com/notices/stock/603816.html</w:t>
+      </w:r>
+    </w:p>
+    <w:p>
+      <w:pPr>
+        <w:spacing w:line="360" w:lineRule="auto"/>
+      </w:pPr>
+      <w:r>
+        <w:rPr>
+          <w:rFonts w:ascii="Arial" w:hAnsi="Arial" w:eastAsia="宋体"/>
+          <w:b/>
+          <w:sz w:val="21"/>
+        </w:rPr>
+        <w:t>居然智家(000785)（实控人变更进展｜2026-08-11）</w:t>
+      </w:r>
+    </w:p>
+    <w:p>
+      <w:pPr>
+        <w:spacing w:line="360" w:lineRule="auto"/>
+        <w:ind w:firstLine="420"/>
+      </w:pPr>
+      <w:r>
+        <w:rPr>
+          <w:rFonts w:ascii="Arial" w:hAnsi="Arial" w:eastAsia="宋体"/>
+          <w:b w:val="0"/>
+          <w:sz w:val="21"/>
+        </w:rPr>
+        <w:t>原实际控制人汪林朋先生逝世，其配偶杨芳女士通过夫妻共同财产分割及遗产继承取得股份，合计控制2,735,620,872股、占总股本43.93%，实际控制人已变更为杨芳。进展：汪林朋所持北京中天基业100%股权已完成工商变更（中天基业持居然控股69.6190%），实控人变更已实质完成；其直接持有的公司372,049,824股（5.97%）及居然控股16.7003%、致达建材100%股权过户手续仍在办理中。该事项自2025-09起已连续11期披露进展，家居卖场龙头的控制权交接进入收尾阶段，治理不确定性正在收敛。</w:t>
+      </w:r>
+    </w:p>
+    <w:p>
+      <w:pPr>
+        <w:spacing w:after="40"/>
+      </w:pPr>
+      <w:r>
+        <w:rPr>
+          <w:rFonts w:ascii="Arial" w:hAnsi="Arial" w:eastAsia="宋体"/>
+          <w:i/>
+          <w:color w:val="888888"/>
+          <w:sz w:val="17"/>
+        </w:rPr>
+        <w:t>来源：东方财富（公司公告临2026-044，正文逐字核验）　https://data.eastmoney.com/notices/stock/000785.html</w:t>
+      </w:r>
+    </w:p>
+    <w:p>
+      <w:pPr>
+        <w:spacing w:line="360" w:lineRule="auto"/>
+      </w:pPr>
+      <w:r>
+        <w:rPr>
+          <w:rFonts w:ascii="Arial" w:hAnsi="Arial" w:eastAsia="宋体"/>
+          <w:b/>
+          <w:sz w:val="21"/>
+        </w:rPr>
+        <w:t>惠达卫浴(603385)（资产出售进展｜2026-08-08）</w:t>
+      </w:r>
+    </w:p>
+    <w:p>
+      <w:pPr>
+        <w:spacing w:line="360" w:lineRule="auto"/>
+        <w:ind w:firstLine="420"/>
+      </w:pPr>
+      <w:r>
+        <w:rPr>
+          <w:rFonts w:ascii="Arial" w:hAnsi="Arial" w:eastAsia="宋体"/>
+          <w:b w:val="0"/>
+          <w:sz w:val="21"/>
+        </w:rPr>
+        <w:t>出售广西新高盛薄型建陶有限公司100%股权及债权：股权转让价1元、债权转让6800万元，合计6800.0001万元，受让方为北流市圣力华福物流仓储有限公司。协议全部生效条件已成就并正式生效，已累计收到5920.0001万元，剩余第三期债权款880万元尚未支付。『股权1元+债权6800万』的作价结构，实质是以债权回收换取亏损陶瓷资产出表，是卫浴头部在行业下行期『收缩重资产、聚焦主业』的典型动作，与其H1预亏公告一脉相承。</w:t>
+      </w:r>
+    </w:p>
+    <w:p>
+      <w:pPr>
+        <w:spacing w:after="40"/>
+      </w:pPr>
+      <w:r>
+        <w:rPr>
+          <w:rFonts w:ascii="Arial" w:hAnsi="Arial" w:eastAsia="宋体"/>
+          <w:i/>
+          <w:color w:val="888888"/>
+          <w:sz w:val="17"/>
+        </w:rPr>
+        <w:t>来源：东方财富（公司公告2026-036，正文逐字核验）　https://data.eastmoney.com/notices/stock/603385.html</w:t>
+      </w:r>
+    </w:p>
+    <w:p>
+      <w:pPr>
+        <w:spacing w:line="360" w:lineRule="auto"/>
+      </w:pPr>
+      <w:r>
+        <w:rPr>
+          <w:rFonts w:ascii="Arial" w:hAnsi="Arial" w:eastAsia="宋体"/>
+          <w:b/>
+          <w:sz w:val="21"/>
+        </w:rPr>
+        <w:t>箭牌家居(001322)（股权激励回购注销｜2026-08-08）</w:t>
+      </w:r>
+    </w:p>
+    <w:p>
+      <w:pPr>
+        <w:spacing w:line="360" w:lineRule="auto"/>
+        <w:ind w:firstLine="420"/>
+      </w:pPr>
+      <w:r>
+        <w:rPr>
+          <w:rFonts w:ascii="Arial" w:hAnsi="Arial" w:eastAsia="宋体"/>
+          <w:b w:val="0"/>
+          <w:sz w:val="21"/>
+        </w:rPr>
+        <w:t>2023年限制性股票激励计划回购注销完成：注销1,550,160股（占注销前总股本0.1603%），涉及149名激励对象，回购价8.65元/股加同期存款利息，耗资1418.95万元，总股本由967,162,960股降至965,612,800股。公告明确『该激励计划项下所有已授予但尚未解除限售的限制性股票均已由公司回购注销，该激励计划实施完毕』——即2023年激励计划的业绩考核目标整体未达成、全部作废，是卫浴龙头三年经营预期落空的直接书面确认。</w:t>
+      </w:r>
+    </w:p>
+    <w:p>
+      <w:pPr>
+        <w:spacing w:after="40"/>
+      </w:pPr>
+      <w:r>
+        <w:rPr>
+          <w:rFonts w:ascii="Arial" w:hAnsi="Arial" w:eastAsia="宋体"/>
+          <w:i/>
+          <w:color w:val="888888"/>
+          <w:sz w:val="17"/>
+        </w:rPr>
+        <w:t>来源：东方财富（公司公告2026-034，正文逐字核验）　https://data.eastmoney.com/notices/stock/001322.html</w:t>
+      </w:r>
+    </w:p>
+    <w:p>
+      <w:pPr>
+        <w:spacing w:line="360" w:lineRule="auto"/>
+      </w:pPr>
+      <w:r>
+        <w:rPr>
+          <w:rFonts w:ascii="Arial" w:hAnsi="Arial" w:eastAsia="宋体"/>
+          <w:b/>
+          <w:sz w:val="21"/>
+        </w:rPr>
+        <w:t>欧派家居(603833)（募集资金现金管理｜2026-08-12）</w:t>
+      </w:r>
+    </w:p>
+    <w:p>
+      <w:pPr>
+        <w:spacing w:line="360" w:lineRule="auto"/>
+        <w:ind w:firstLine="420"/>
+      </w:pPr>
+      <w:r>
+        <w:rPr>
+          <w:rFonts w:ascii="Arial" w:hAnsi="Arial" w:eastAsia="宋体"/>
+          <w:b w:val="0"/>
+          <w:sz w:val="21"/>
+        </w:rPr>
+        <w:t>08-11、08-12连续披露《关于使用闲置募集资金进行现金管理的（进展）公告》及保荐机构核查意见，08-08另披露对外担保进展。定制家居龙头在H1预告净利大幅下滑的同时选择把募集资金转为现金管理，反映其募投项目投入节奏明显放缓——在需求下行期，扩产的边际回报已低于持币，是龙头主动收缩资本开支的信号。</w:t>
+      </w:r>
+    </w:p>
+    <w:p>
+      <w:pPr>
+        <w:spacing w:after="40"/>
+      </w:pPr>
+      <w:r>
+        <w:rPr>
+          <w:rFonts w:ascii="Arial" w:hAnsi="Arial" w:eastAsia="宋体"/>
+          <w:i/>
+          <w:color w:val="888888"/>
+          <w:sz w:val="17"/>
+        </w:rPr>
+        <w:t>来源：东方财富（公司公告）　https://data.eastmoney.com/notices/stock/603833.html</w:t>
+      </w:r>
+    </w:p>
+    <w:p>
+      <w:pPr>
+        <w:spacing w:line="360" w:lineRule="auto"/>
+      </w:pPr>
+      <w:r>
+        <w:rPr>
+          <w:rFonts w:ascii="Arial" w:hAnsi="Arial" w:eastAsia="宋体"/>
+          <w:b/>
+          <w:sz w:val="21"/>
+        </w:rPr>
+        <w:t>好莱客(603898)（对外投资｜2026-08-12）</w:t>
+      </w:r>
+    </w:p>
+    <w:p>
+      <w:pPr>
+        <w:spacing w:line="360" w:lineRule="auto"/>
+        <w:ind w:firstLine="420"/>
+      </w:pPr>
+      <w:r>
+        <w:rPr>
+          <w:rFonts w:ascii="Arial" w:hAnsi="Arial" w:eastAsia="宋体"/>
+          <w:b w:val="0"/>
+          <w:sz w:val="21"/>
+        </w:rPr>
+        <w:t>披露《关于全资子公司认购私募基金份额的公告》，同日发布2026年第一次临时股东会会议资料。定制家居二线品牌把资金投向私募基金而非主业扩张，与欧派的『募集资金现金管理』属同一逻辑：主业投资回报预期走低，资金正在从产能与渠道端撤出转向金融资产。</w:t>
+      </w:r>
+    </w:p>
+    <w:p>
+      <w:pPr>
+        <w:spacing w:after="40"/>
+      </w:pPr>
+      <w:r>
+        <w:rPr>
+          <w:rFonts w:ascii="Arial" w:hAnsi="Arial" w:eastAsia="宋体"/>
+          <w:i/>
+          <w:color w:val="888888"/>
+          <w:sz w:val="17"/>
+        </w:rPr>
+        <w:t>来源：东方财富（公司公告）　https://data.eastmoney.com/notices/stock/603898.html</w:t>
       </w:r>
     </w:p>
     <w:p>
@@ -19648,7 +19184,7 @@
                 <w:b w:val="0"/>
                 <w:sz w:val="17"/>
               </w:rPr>
-              <w:t>24项指标</w:t>
+              <w:t>26项指标</w:t>
             </w:r>
           </w:p>
         </w:tc>
@@ -19666,7 +19202,7 @@
                 <w:b w:val="0"/>
                 <w:sz w:val="17"/>
               </w:rPr>
-              <w:t>无。家具制造业分行业工业增加值未单独公开，已标待核实</w:t>
+              <w:t>无。本期补采7月CPI(+0.5%,居住-0.3%)与7月P</w:t>
             </w:r>
           </w:p>
         </w:tc>
@@ -19782,7 +19318,7 @@
                 <w:b w:val="0"/>
                 <w:sz w:val="17"/>
               </w:rPr>
-              <w:t>完整月报需付费下载，公开摘要已取核心均价与同环比</w:t>
+              <w:t>本周补采7月百城房价(新房+0.26%/二手-0.44%,0</w:t>
             </w:r>
           </w:p>
         </w:tc>
@@ -20008,7 +19544,7 @@
                 <w:b w:val="0"/>
                 <w:sz w:val="17"/>
               </w:rPr>
-              <w:t>CBMI具体数值需订阅刊物；MPI仅公开定性描述</w:t>
+              <w:t>本周补采7月建材工业景气指数MPI 95.3点(08-03,</w:t>
             </w:r>
           </w:p>
         </w:tc>
@@ -20686,7 +20222,7 @@
                 <w:b w:val="0"/>
                 <w:sz w:val="17"/>
               </w:rPr>
-              <w:t>罗盘对市场类目仅公开数量级区间(如¥1亿-1.5亿),不显示</w:t>
+              <w:t>本周(2026-08-06)为非交互cron刷新,未获章鹏账</w:t>
             </w:r>
           </w:p>
         </w:tc>
@@ -23283,6 +22819,800 @@
                 <w:sz w:val="17"/>
               </w:rPr>
               <w:t>第9名(六神)/第14名(源氏木语)互动总量被页面吸顶表头遮</w:t>
+            </w:r>
+          </w:p>
+        </w:tc>
+      </w:tr>
+      <w:tr>
+        <w:tc>
+          <w:tcPr>
+            <w:tcW w:type="dxa" w:w="567"/>
+            <w:shd w:val="clear" w:fill="F4F6F9"/>
+          </w:tcPr>
+          <w:p>
+            <w:pPr>
+              <w:jc w:val="left"/>
+            </w:pPr>
+            <w:r>
+              <w:rPr>
+                <w:rFonts w:ascii="Arial" w:hAnsi="Arial" w:eastAsia="宋体"/>
+                <w:b w:val="0"/>
+                <w:sz w:val="17"/>
+              </w:rPr>
+              <w:t>A</w:t>
+            </w:r>
+          </w:p>
+        </w:tc>
+        <w:tc>
+          <w:tcPr>
+            <w:tcW w:type="dxa" w:w="2268"/>
+            <w:shd w:val="clear" w:fill="F4F6F9"/>
+          </w:tcPr>
+          <w:p>
+            <w:pPr>
+              <w:jc w:val="center"/>
+            </w:pPr>
+            <w:r>
+              <w:rPr>
+                <w:rFonts w:ascii="Arial" w:hAnsi="Arial" w:eastAsia="宋体"/>
+                <w:b w:val="0"/>
+                <w:sz w:val="17"/>
+              </w:rPr>
+              <w:t>东方财富·数据中心业绩报表API（RPT_LIC</w:t>
+            </w:r>
+          </w:p>
+        </w:tc>
+        <w:tc>
+          <w:tcPr>
+            <w:tcW w:type="dxa" w:w="1020"/>
+            <w:shd w:val="clear" w:fill="F4F6F9"/>
+          </w:tcPr>
+          <w:p>
+            <w:pPr>
+              <w:jc w:val="center"/>
+            </w:pPr>
+            <w:r>
+              <w:rPr>
+                <w:rFonts w:ascii="Arial" w:hAnsi="Arial" w:eastAsia="宋体"/>
+                <w:b w:val="0"/>
+                <w:sz w:val="17"/>
+              </w:rPr>
+              <w:t>免登录</w:t>
+            </w:r>
+          </w:p>
+        </w:tc>
+        <w:tc>
+          <w:tcPr>
+            <w:tcW w:type="dxa" w:w="680"/>
+            <w:shd w:val="clear" w:fill="F4F6F9"/>
+          </w:tcPr>
+          <w:p>
+            <w:pPr>
+              <w:jc w:val="center"/>
+            </w:pPr>
+            <w:r>
+              <w:rPr>
+                <w:rFonts w:ascii="Arial" w:hAnsi="Arial" w:eastAsia="宋体"/>
+                <w:b w:val="0"/>
+                <w:sz w:val="17"/>
+              </w:rPr>
+              <w:t>3</w:t>
+            </w:r>
+          </w:p>
+        </w:tc>
+        <w:tc>
+          <w:tcPr>
+            <w:tcW w:type="dxa" w:w="1587"/>
+            <w:shd w:val="clear" w:fill="F4F6F9"/>
+          </w:tcPr>
+          <w:p>
+            <w:pPr>
+              <w:jc w:val="center"/>
+            </w:pPr>
+            <w:r>
+              <w:rPr>
+                <w:rFonts w:ascii="Arial" w:hAnsi="Arial" w:eastAsia="宋体"/>
+                <w:b w:val="0"/>
+                <w:sz w:val="17"/>
+              </w:rPr>
+              <w:t>2026H1(REPORTD</w:t>
+            </w:r>
+          </w:p>
+        </w:tc>
+        <w:tc>
+          <w:tcPr>
+            <w:tcW w:type="dxa" w:w="2551"/>
+            <w:shd w:val="clear" w:fill="F4F6F9"/>
+          </w:tcPr>
+          <w:p>
+            <w:pPr>
+              <w:jc w:val="center"/>
+            </w:pPr>
+            <w:r>
+              <w:rPr>
+                <w:rFonts w:ascii="Arial" w:hAnsi="Arial" w:eastAsia="宋体"/>
+                <w:b w:val="0"/>
+                <w:sz w:val="17"/>
+              </w:rPr>
+              <w:t>无。该接口为结构化财报口径，可直接交叉验证媒体转述；本期即用</w:t>
+            </w:r>
+          </w:p>
+        </w:tc>
+      </w:tr>
+      <w:tr>
+        <w:tc>
+          <w:tcPr>
+            <w:tcW w:type="dxa" w:w="567"/>
+          </w:tcPr>
+          <w:p>
+            <w:pPr>
+              <w:jc w:val="left"/>
+            </w:pPr>
+            <w:r>
+              <w:rPr>
+                <w:rFonts w:ascii="Arial" w:hAnsi="Arial" w:eastAsia="宋体"/>
+                <w:b w:val="0"/>
+                <w:sz w:val="17"/>
+              </w:rPr>
+              <w:t>A</w:t>
+            </w:r>
+          </w:p>
+        </w:tc>
+        <w:tc>
+          <w:tcPr>
+            <w:tcW w:type="dxa" w:w="2268"/>
+          </w:tcPr>
+          <w:p>
+            <w:pPr>
+              <w:jc w:val="center"/>
+            </w:pPr>
+            <w:r>
+              <w:rPr>
+                <w:rFonts w:ascii="Arial" w:hAnsi="Arial" w:eastAsia="宋体"/>
+                <w:b w:val="0"/>
+                <w:sz w:val="17"/>
+              </w:rPr>
+              <w:t>东方财富·上市公司公告API（security/</w:t>
+            </w:r>
+          </w:p>
+        </w:tc>
+        <w:tc>
+          <w:tcPr>
+            <w:tcW w:type="dxa" w:w="1020"/>
+          </w:tcPr>
+          <w:p>
+            <w:pPr>
+              <w:jc w:val="center"/>
+            </w:pPr>
+            <w:r>
+              <w:rPr>
+                <w:rFonts w:ascii="Arial" w:hAnsi="Arial" w:eastAsia="宋体"/>
+                <w:b w:val="0"/>
+                <w:sz w:val="17"/>
+              </w:rPr>
+              <w:t>免登录</w:t>
+            </w:r>
+          </w:p>
+        </w:tc>
+        <w:tc>
+          <w:tcPr>
+            <w:tcW w:type="dxa" w:w="680"/>
+          </w:tcPr>
+          <w:p>
+            <w:pPr>
+              <w:jc w:val="center"/>
+            </w:pPr>
+            <w:r>
+              <w:rPr>
+                <w:rFonts w:ascii="Arial" w:hAnsi="Arial" w:eastAsia="宋体"/>
+                <w:b w:val="0"/>
+                <w:sz w:val="17"/>
+              </w:rPr>
+              <w:t>3</w:t>
+            </w:r>
+          </w:p>
+        </w:tc>
+        <w:tc>
+          <w:tcPr>
+            <w:tcW w:type="dxa" w:w="1587"/>
+          </w:tcPr>
+          <w:p>
+            <w:pPr>
+              <w:jc w:val="center"/>
+            </w:pPr>
+            <w:r>
+              <w:rPr>
+                <w:rFonts w:ascii="Arial" w:hAnsi="Arial" w:eastAsia="宋体"/>
+                <w:b w:val="0"/>
+                <w:sz w:val="17"/>
+              </w:rPr>
+              <w:t>11家家居建材上市公司08-</w:t>
+            </w:r>
+          </w:p>
+        </w:tc>
+        <w:tc>
+          <w:tcPr>
+            <w:tcW w:type="dxa" w:w="2551"/>
+          </w:tcPr>
+          <w:p>
+            <w:pPr>
+              <w:jc w:val="center"/>
+            </w:pPr>
+            <w:r>
+              <w:rPr>
+                <w:rFonts w:ascii="Arial" w:hAnsi="Arial" w:eastAsia="宋体"/>
+                <w:b w:val="0"/>
+                <w:sz w:val="17"/>
+              </w:rPr>
+              <w:t>无。content/ann 返回公告纯文本，是绕开PDF解析</w:t>
+            </w:r>
+          </w:p>
+        </w:tc>
+      </w:tr>
+      <w:tr>
+        <w:tc>
+          <w:tcPr>
+            <w:tcW w:type="dxa" w:w="567"/>
+            <w:shd w:val="clear" w:fill="F4F6F9"/>
+          </w:tcPr>
+          <w:p>
+            <w:pPr>
+              <w:jc w:val="left"/>
+            </w:pPr>
+            <w:r>
+              <w:rPr>
+                <w:rFonts w:ascii="Arial" w:hAnsi="Arial" w:eastAsia="宋体"/>
+                <w:b w:val="0"/>
+                <w:sz w:val="17"/>
+              </w:rPr>
+              <w:t>A</w:t>
+            </w:r>
+          </w:p>
+        </w:tc>
+        <w:tc>
+          <w:tcPr>
+            <w:tcW w:type="dxa" w:w="2268"/>
+            <w:shd w:val="clear" w:fill="F4F6F9"/>
+          </w:tcPr>
+          <w:p>
+            <w:pPr>
+              <w:jc w:val="center"/>
+            </w:pPr>
+            <w:r>
+              <w:rPr>
+                <w:rFonts w:ascii="Arial" w:hAnsi="Arial" w:eastAsia="宋体"/>
+                <w:b w:val="0"/>
+                <w:sz w:val="17"/>
+              </w:rPr>
+              <w:t>海关总署月度进出口（经央视新闻/中国日报网转载）</w:t>
+            </w:r>
+          </w:p>
+        </w:tc>
+        <w:tc>
+          <w:tcPr>
+            <w:tcW w:type="dxa" w:w="1020"/>
+            <w:shd w:val="clear" w:fill="F4F6F9"/>
+          </w:tcPr>
+          <w:p>
+            <w:pPr>
+              <w:jc w:val="center"/>
+            </w:pPr>
+            <w:r>
+              <w:rPr>
+                <w:rFonts w:ascii="Arial" w:hAnsi="Arial" w:eastAsia="宋体"/>
+                <w:b w:val="0"/>
+                <w:sz w:val="17"/>
+              </w:rPr>
+              <w:t>免登录</w:t>
+            </w:r>
+          </w:p>
+        </w:tc>
+        <w:tc>
+          <w:tcPr>
+            <w:tcW w:type="dxa" w:w="680"/>
+            <w:shd w:val="clear" w:fill="F4F6F9"/>
+          </w:tcPr>
+          <w:p>
+            <w:pPr>
+              <w:jc w:val="center"/>
+            </w:pPr>
+            <w:r>
+              <w:rPr>
+                <w:rFonts w:ascii="Arial" w:hAnsi="Arial" w:eastAsia="宋体"/>
+                <w:b w:val="0"/>
+                <w:sz w:val="17"/>
+              </w:rPr>
+              <w:t>2</w:t>
+            </w:r>
+          </w:p>
+        </w:tc>
+        <w:tc>
+          <w:tcPr>
+            <w:tcW w:type="dxa" w:w="1587"/>
+            <w:shd w:val="clear" w:fill="F4F6F9"/>
+          </w:tcPr>
+          <w:p>
+            <w:pPr>
+              <w:jc w:val="center"/>
+            </w:pPr>
+            <w:r>
+              <w:rPr>
+                <w:rFonts w:ascii="Arial" w:hAnsi="Arial" w:eastAsia="宋体"/>
+                <w:b w:val="0"/>
+                <w:sz w:val="17"/>
+              </w:rPr>
+              <w:t>1-7月进出口30.13万亿</w:t>
+            </w:r>
+          </w:p>
+        </w:tc>
+        <w:tc>
+          <w:tcPr>
+            <w:tcW w:type="dxa" w:w="2551"/>
+            <w:shd w:val="clear" w:fill="F4F6F9"/>
+          </w:tcPr>
+          <w:p>
+            <w:pPr>
+              <w:jc w:val="center"/>
+            </w:pPr>
+            <w:r>
+              <w:rPr>
+                <w:rFonts w:ascii="Arial" w:hAnsi="Arial" w:eastAsia="宋体"/>
+                <w:b w:val="0"/>
+                <w:sz w:val="17"/>
+              </w:rPr>
+              <w:t>海关总署官网 customs.gov.cn 对应栏目返回50</w:t>
+            </w:r>
+          </w:p>
+        </w:tc>
+      </w:tr>
+      <w:tr>
+        <w:tc>
+          <w:tcPr>
+            <w:tcW w:type="dxa" w:w="567"/>
+          </w:tcPr>
+          <w:p>
+            <w:pPr>
+              <w:jc w:val="left"/>
+            </w:pPr>
+            <w:r>
+              <w:rPr>
+                <w:rFonts w:ascii="Arial" w:hAnsi="Arial" w:eastAsia="宋体"/>
+                <w:b w:val="0"/>
+                <w:sz w:val="17"/>
+              </w:rPr>
+              <w:t>A</w:t>
+            </w:r>
+          </w:p>
+        </w:tc>
+        <w:tc>
+          <w:tcPr>
+            <w:tcW w:type="dxa" w:w="2268"/>
+          </w:tcPr>
+          <w:p>
+            <w:pPr>
+              <w:jc w:val="center"/>
+            </w:pPr>
+            <w:r>
+              <w:rPr>
+                <w:rFonts w:ascii="Arial" w:hAnsi="Arial" w:eastAsia="宋体"/>
+                <w:b w:val="0"/>
+                <w:sz w:val="17"/>
+              </w:rPr>
+              <w:t>中指研究院·中国房地产指数系统（周度成交监测）</w:t>
+            </w:r>
+          </w:p>
+        </w:tc>
+        <w:tc>
+          <w:tcPr>
+            <w:tcW w:type="dxa" w:w="1020"/>
+          </w:tcPr>
+          <w:p>
+            <w:pPr>
+              <w:jc w:val="center"/>
+            </w:pPr>
+            <w:r>
+              <w:rPr>
+                <w:rFonts w:ascii="Arial" w:hAnsi="Arial" w:eastAsia="宋体"/>
+                <w:b w:val="0"/>
+                <w:sz w:val="17"/>
+              </w:rPr>
+              <w:t>免登录</w:t>
+            </w:r>
+          </w:p>
+        </w:tc>
+        <w:tc>
+          <w:tcPr>
+            <w:tcW w:type="dxa" w:w="680"/>
+          </w:tcPr>
+          <w:p>
+            <w:pPr>
+              <w:jc w:val="center"/>
+            </w:pPr>
+            <w:r>
+              <w:rPr>
+                <w:rFonts w:ascii="Arial" w:hAnsi="Arial" w:eastAsia="宋体"/>
+                <w:b w:val="0"/>
+                <w:sz w:val="17"/>
+              </w:rPr>
+              <w:t>2</w:t>
+            </w:r>
+          </w:p>
+        </w:tc>
+        <w:tc>
+          <w:tcPr>
+            <w:tcW w:type="dxa" w:w="1587"/>
+          </w:tcPr>
+          <w:p>
+            <w:pPr>
+              <w:jc w:val="center"/>
+            </w:pPr>
+            <w:r>
+              <w:rPr>
+                <w:rFonts w:ascii="Arial" w:hAnsi="Arial" w:eastAsia="宋体"/>
+                <w:b w:val="0"/>
+                <w:sz w:val="17"/>
+              </w:rPr>
+              <w:t>第32周(08-02~08-</w:t>
+            </w:r>
+          </w:p>
+        </w:tc>
+        <w:tc>
+          <w:tcPr>
+            <w:tcW w:type="dxa" w:w="2551"/>
+          </w:tcPr>
+          <w:p>
+            <w:pPr>
+              <w:jc w:val="center"/>
+            </w:pPr>
+            <w:r>
+              <w:rPr>
+                <w:rFonts w:ascii="Arial" w:hAnsi="Arial" w:eastAsia="宋体"/>
+                <w:b w:val="0"/>
+                <w:sz w:val="17"/>
+              </w:rPr>
+              <w:t>官网仅提供周度口径与月度价格指数，月度成交量报告需另购/另找</w:t>
+            </w:r>
+          </w:p>
+        </w:tc>
+      </w:tr>
+      <w:tr>
+        <w:tc>
+          <w:tcPr>
+            <w:tcW w:type="dxa" w:w="567"/>
+            <w:shd w:val="clear" w:fill="F4F6F9"/>
+          </w:tcPr>
+          <w:p>
+            <w:pPr>
+              <w:jc w:val="left"/>
+            </w:pPr>
+            <w:r>
+              <w:rPr>
+                <w:rFonts w:ascii="Arial" w:hAnsi="Arial" w:eastAsia="宋体"/>
+                <w:b w:val="0"/>
+                <w:sz w:val="17"/>
+              </w:rPr>
+              <w:t>B</w:t>
+            </w:r>
+          </w:p>
+        </w:tc>
+        <w:tc>
+          <w:tcPr>
+            <w:tcW w:type="dxa" w:w="2268"/>
+            <w:shd w:val="clear" w:fill="F4F6F9"/>
+          </w:tcPr>
+          <w:p>
+            <w:pPr>
+              <w:jc w:val="center"/>
+            </w:pPr>
+            <w:r>
+              <w:rPr>
+                <w:rFonts w:ascii="Arial" w:hAnsi="Arial" w:eastAsia="宋体"/>
+                <w:b w:val="0"/>
+                <w:sz w:val="17"/>
+              </w:rPr>
+              <w:t>京东商家帮助·平台规则中心（learn-jdm.</w:t>
+            </w:r>
+          </w:p>
+        </w:tc>
+        <w:tc>
+          <w:tcPr>
+            <w:tcW w:type="dxa" w:w="1020"/>
+            <w:shd w:val="clear" w:fill="F4F6F9"/>
+          </w:tcPr>
+          <w:p>
+            <w:pPr>
+              <w:jc w:val="center"/>
+            </w:pPr>
+            <w:r>
+              <w:rPr>
+                <w:rFonts w:ascii="Arial" w:hAnsi="Arial" w:eastAsia="宋体"/>
+                <w:b w:val="0"/>
+                <w:sz w:val="17"/>
+              </w:rPr>
+              <w:t>列表页免登录可读</w:t>
+            </w:r>
+          </w:p>
+        </w:tc>
+        <w:tc>
+          <w:tcPr>
+            <w:tcW w:type="dxa" w:w="680"/>
+            <w:shd w:val="clear" w:fill="F4F6F9"/>
+          </w:tcPr>
+          <w:p>
+            <w:pPr>
+              <w:jc w:val="center"/>
+            </w:pPr>
+            <w:r>
+              <w:rPr>
+                <w:rFonts w:ascii="Arial" w:hAnsi="Arial" w:eastAsia="宋体"/>
+                <w:b w:val="0"/>
+                <w:sz w:val="17"/>
+              </w:rPr>
+              <w:t>1</w:t>
+            </w:r>
+          </w:p>
+        </w:tc>
+        <w:tc>
+          <w:tcPr>
+            <w:tcW w:type="dxa" w:w="1587"/>
+            <w:shd w:val="clear" w:fill="F4F6F9"/>
+          </w:tcPr>
+          <w:p>
+            <w:pPr>
+              <w:jc w:val="center"/>
+            </w:pPr>
+            <w:r>
+              <w:rPr>
+                <w:rFonts w:ascii="Arial" w:hAnsi="Arial" w:eastAsia="宋体"/>
+                <w:b w:val="0"/>
+                <w:sz w:val="17"/>
+              </w:rPr>
+              <w:t>规则更新公示在架9条（含《经</w:t>
+            </w:r>
+          </w:p>
+        </w:tc>
+        <w:tc>
+          <w:tcPr>
+            <w:tcW w:type="dxa" w:w="2551"/>
+            <w:shd w:val="clear" w:fill="F4F6F9"/>
+          </w:tcPr>
+          <w:p>
+            <w:pPr>
+              <w:jc w:val="center"/>
+            </w:pPr>
+            <w:r>
+              <w:rPr>
+                <w:rFonts w:ascii="Arial" w:hAnsi="Arial" w:eastAsia="宋体"/>
+                <w:b w:val="0"/>
+                <w:sz w:val="17"/>
+              </w:rPr>
+              <w:t>深度受限在1：/rule/detail 与 /rule/no</w:t>
+            </w:r>
+          </w:p>
+        </w:tc>
+      </w:tr>
+      <w:tr>
+        <w:tc>
+          <w:tcPr>
+            <w:tcW w:type="dxa" w:w="567"/>
+          </w:tcPr>
+          <w:p>
+            <w:pPr>
+              <w:jc w:val="left"/>
+            </w:pPr>
+            <w:r>
+              <w:rPr>
+                <w:rFonts w:ascii="Arial" w:hAnsi="Arial" w:eastAsia="宋体"/>
+                <w:b w:val="0"/>
+                <w:sz w:val="17"/>
+              </w:rPr>
+              <w:t>A</w:t>
+            </w:r>
+          </w:p>
+        </w:tc>
+        <w:tc>
+          <w:tcPr>
+            <w:tcW w:type="dxa" w:w="2268"/>
+          </w:tcPr>
+          <w:p>
+            <w:pPr>
+              <w:jc w:val="center"/>
+            </w:pPr>
+            <w:r>
+              <w:rPr>
+                <w:rFonts w:ascii="Arial" w:hAnsi="Arial" w:eastAsia="宋体"/>
+                <w:b w:val="0"/>
+                <w:sz w:val="17"/>
+              </w:rPr>
+              <w:t>深圳市商务局·政府信息公开（线上国补经营主体名单</w:t>
+            </w:r>
+          </w:p>
+        </w:tc>
+        <w:tc>
+          <w:tcPr>
+            <w:tcW w:type="dxa" w:w="1020"/>
+          </w:tcPr>
+          <w:p>
+            <w:pPr>
+              <w:jc w:val="center"/>
+            </w:pPr>
+            <w:r>
+              <w:rPr>
+                <w:rFonts w:ascii="Arial" w:hAnsi="Arial" w:eastAsia="宋体"/>
+                <w:b w:val="0"/>
+                <w:sz w:val="17"/>
+              </w:rPr>
+              <w:t>免登录</w:t>
+            </w:r>
+          </w:p>
+        </w:tc>
+        <w:tc>
+          <w:tcPr>
+            <w:tcW w:type="dxa" w:w="680"/>
+          </w:tcPr>
+          <w:p>
+            <w:pPr>
+              <w:jc w:val="center"/>
+            </w:pPr>
+            <w:r>
+              <w:rPr>
+                <w:rFonts w:ascii="Arial" w:hAnsi="Arial" w:eastAsia="宋体"/>
+                <w:b w:val="0"/>
+                <w:sz w:val="17"/>
+              </w:rPr>
+              <w:t>2</w:t>
+            </w:r>
+          </w:p>
+        </w:tc>
+        <w:tc>
+          <w:tcPr>
+            <w:tcW w:type="dxa" w:w="1587"/>
+          </w:tcPr>
+          <w:p>
+            <w:pPr>
+              <w:jc w:val="center"/>
+            </w:pPr>
+            <w:r>
+              <w:rPr>
+                <w:rFonts w:ascii="Arial" w:hAnsi="Arial" w:eastAsia="宋体"/>
+                <w:b w:val="0"/>
+                <w:sz w:val="17"/>
+              </w:rPr>
+              <w:t>2026-08-10公告：公</w:t>
+            </w:r>
+          </w:p>
+        </w:tc>
+        <w:tc>
+          <w:tcPr>
+            <w:tcW w:type="dxa" w:w="2551"/>
+          </w:tcPr>
+          <w:p>
+            <w:pPr>
+              <w:jc w:val="center"/>
+            </w:pPr>
+            <w:r>
+              <w:rPr>
+                <w:rFonts w:ascii="Arial" w:hAnsi="Arial" w:eastAsia="宋体"/>
+                <w:b w:val="0"/>
+                <w:sz w:val="17"/>
+              </w:rPr>
+              <w:t>名单明细在附件《经营主体名单.xlsx》中，正文未列具体主体</w:t>
+            </w:r>
+          </w:p>
+        </w:tc>
+      </w:tr>
+      <w:tr>
+        <w:tc>
+          <w:tcPr>
+            <w:tcW w:type="dxa" w:w="567"/>
+            <w:shd w:val="clear" w:fill="F4F6F9"/>
+          </w:tcPr>
+          <w:p>
+            <w:pPr>
+              <w:jc w:val="left"/>
+            </w:pPr>
+            <w:r>
+              <w:rPr>
+                <w:rFonts w:ascii="Arial" w:hAnsi="Arial" w:eastAsia="宋体"/>
+                <w:b w:val="0"/>
+                <w:sz w:val="17"/>
+              </w:rPr>
+              <w:t>A</w:t>
+            </w:r>
+          </w:p>
+        </w:tc>
+        <w:tc>
+          <w:tcPr>
+            <w:tcW w:type="dxa" w:w="2268"/>
+            <w:shd w:val="clear" w:fill="F4F6F9"/>
+          </w:tcPr>
+          <w:p>
+            <w:pPr>
+              <w:jc w:val="center"/>
+            </w:pPr>
+            <w:r>
+              <w:rPr>
+                <w:rFonts w:ascii="Arial" w:hAnsi="Arial" w:eastAsia="宋体"/>
+                <w:b w:val="0"/>
+                <w:sz w:val="17"/>
+              </w:rPr>
+              <w:t>中国新闻网江苏（地方消费券/促消费）</w:t>
+            </w:r>
+          </w:p>
+        </w:tc>
+        <w:tc>
+          <w:tcPr>
+            <w:tcW w:type="dxa" w:w="1020"/>
+            <w:shd w:val="clear" w:fill="F4F6F9"/>
+          </w:tcPr>
+          <w:p>
+            <w:pPr>
+              <w:jc w:val="center"/>
+            </w:pPr>
+            <w:r>
+              <w:rPr>
+                <w:rFonts w:ascii="Arial" w:hAnsi="Arial" w:eastAsia="宋体"/>
+                <w:b w:val="0"/>
+                <w:sz w:val="17"/>
+              </w:rPr>
+              <w:t>免登录</w:t>
+            </w:r>
+          </w:p>
+        </w:tc>
+        <w:tc>
+          <w:tcPr>
+            <w:tcW w:type="dxa" w:w="680"/>
+            <w:shd w:val="clear" w:fill="F4F6F9"/>
+          </w:tcPr>
+          <w:p>
+            <w:pPr>
+              <w:jc w:val="center"/>
+            </w:pPr>
+            <w:r>
+              <w:rPr>
+                <w:rFonts w:ascii="Arial" w:hAnsi="Arial" w:eastAsia="宋体"/>
+                <w:b w:val="0"/>
+                <w:sz w:val="17"/>
+              </w:rPr>
+              <w:t>2</w:t>
+            </w:r>
+          </w:p>
+        </w:tc>
+        <w:tc>
+          <w:tcPr>
+            <w:tcW w:type="dxa" w:w="1587"/>
+            <w:shd w:val="clear" w:fill="F4F6F9"/>
+          </w:tcPr>
+          <w:p>
+            <w:pPr>
+              <w:jc w:val="center"/>
+            </w:pPr>
+            <w:r>
+              <w:rPr>
+                <w:rFonts w:ascii="Arial" w:hAnsi="Arial" w:eastAsia="宋体"/>
+                <w:b w:val="0"/>
+                <w:sz w:val="17"/>
+              </w:rPr>
+              <w:t>盐城盐都区400万元消费券完</w:t>
+            </w:r>
+          </w:p>
+        </w:tc>
+        <w:tc>
+          <w:tcPr>
+            <w:tcW w:type="dxa" w:w="2551"/>
+            <w:shd w:val="clear" w:fill="F4F6F9"/>
+          </w:tcPr>
+          <w:p>
+            <w:pPr>
+              <w:jc w:val="center"/>
+            </w:pPr>
+            <w:r>
+              <w:rPr>
+                <w:rFonts w:ascii="Arial" w:hAnsi="Arial" w:eastAsia="宋体"/>
+                <w:b w:val="0"/>
+                <w:sz w:val="17"/>
+              </w:rPr>
+              <w:t>无。</w:t>
             </w:r>
           </w:p>
         </w:tc>
@@ -23309,7 +23639,7 @@
           <w:color w:val="333333"/>
           <w:sz w:val="21"/>
         </w:rPr>
-        <w:t>共接入33个数据源：深层采集(depth3)15个、中层10个、浅层2个、阻塞(depth0)6个。仍阻塞源:京麦(无POP商家权限,买家号不支持开店)、京准通行业分析(需有竞价投放的广告主账号)、微信文档(公司网络DLP拦截)、千瓜行业流量大盘曲线(需更高阶数据权限)。以上均按『阻塞透明、不臆测填充』规则标注,待相应账号/权限就绪即可补采。蝉妈妈/千瓜品牌榜的吸顶遮挡个别数值已标待核实。 公开层已采集约79条(Layer A/B) + 抖店罗盘完整类目盘 + 本次新增：巨潮第三批5家上市公司H1业绩预告、北京/福建地方国补扩围2项、508项国标+床头柜召回、券商媒体商家动态11条。本期(2026-07-30)经本机夸克浏览器 Computer Use 桌面自动化陪跑，已重采抖店罗盘、并首次采到蝉妈妈(抖音电商·家具建材品牌销售额TOP17)、千瓜尊享版(小红书·家居家装商单笔记榜TOP19)、阿拉丁照明网(照明行业2026H1景气资讯，过堡塔云WAF滑块)三大站外精确数据源；仍阻塞的为：京麦(无POP商家权限)、京准通行业分析(平台权限门槛，仅对有竞价广告投放的pin开放，该账号零投放故取不到)、微信文档(公司网络DLP拦截)、千瓜行业流量大盘曲线(需更高阶数据权限)——均非采集能力问题，已按阻塞透明规则标注，待相应账号/权限就绪即可补采。</w:t>
+        <w:t>共接入40个数据源：深层采集(depth3)17个、中层14个、浅层3个、阻塞(depth0)6个。仍阻塞源：京麦(无POP商家权限)、京准通行业分析(需竞价投放广告主账号)、微信文档(公司网络DLP拦截)、千瓜行业流量大盘曲线(需更高阶数据权限)、京东规则详情页(需POP商家账号登录)。强登录源(蝉妈妈/千瓜/抖店罗盘)本期为非交互刷新未重采，沿用上期数据并标注原始日期。以上均按『阻塞透明、不臆测填充』规则标注。 公开层已采集约79条(Layer A/B) + 抖店罗盘完整类目盘 + 本期(08-07~08-12)新增39条：上市公司2026H1中报4家全字段财务、重大公告6家(顾家定增/居然智家实控人/惠达出表/箭牌激励作废/欧派现金管理/好莱客私募)、宏观3项(7月CPI含居住分项、7月PPI、1-7月进出口)、地产2项(中指第32周二手房与30城新房)、京东规则5项、地方补贴2项(深圳线上国补经营主体白名单、盐城盐都400万消费券)。本期(2026-07-30)经本机夸克浏览器 Computer Use 桌面自动化陪跑，已重采抖店罗盘、并首次采到蝉妈妈(抖音电商·家具建材品牌销售额TOP17)、千瓜尊享版(小红书·家居家装商单笔记榜TOP19)、阿拉丁照明网(照明行业2026H1景气资讯，过堡塔云WAF滑块)三大站外精确数据源；仍阻塞的为：京麦(无POP商家权限)、京准通行业分析(平台权限门槛，仅对有竞价广告投放的pin开放，该账号零投放故取不到)、微信文档(公司网络DLP拦截)、千瓜行业流量大盘曲线(需更高阶数据权限)——均非采集能力问题，已按阻塞透明规则标注，待相应账号/权限就绪即可补采。</w:t>
       </w:r>
     </w:p>
     <w:p>

--- a/_build_docx/家装建材家具行业竞争情报月报_详报.docx
+++ b/_build_docx/家装建材家具行业竞争情报月报_详报.docx
@@ -71,7 +71,7 @@
           <w:color w:val="666666"/>
           <w:sz w:val="22"/>
         </w:rPr>
-        <w:t>数据截止：2026-08-12</w:t>
+        <w:t>数据截止：2026-08-13</w:t>
       </w:r>
     </w:p>
     <w:p>
@@ -145,7 +145,7 @@
           <w:b w:val="0"/>
           <w:sz w:val="22"/>
         </w:rPr>
-        <w:t>8月上旬到中旬（截至08-12）呈现『宏观继续探底、资本动作密集、地方补贴下沉』三条主线。宏观端7月读数集中落地：PMI全面回落（制造业49.2%、建筑业47.0%）、CPI中『居住』-0.3%为七大类唯一下降项、PPI +3.5%与CPI +0.5%的剪刀差扩至3.0个百分点，家居建材中下游被上游成本与终端价格两头挤压；唯一强项是外需，前7个月进出口30.13万亿(+17.3%)、7月单月+19.2%，与国内家具-6.6%/建材-10.5%形成极强背离，确认产业链『外热内冷』。地产端百城新房环比+0.26%微涨、二手房-0.44%续跌，中指第32周二手房成交同比+7.8%但8月累计已转负(-0.3%)，三季度存量翻新的自然引流窗口偏弱。商家端2026H1中报8月7日开闸，首批4家已充分说明『看归母增速会看错人』：伟星新材归母+43.90%但扣非EPS仅0.14元对基本EPS 0.25元、增长来自非经常性损益；江河集团双位数双增但每股经营现金流-0.62元、以垫资换增长；悍高集团是唯一利润与现金流同步为正；塔牌集团归母近乎腰斩。资本与治理动作同样密集：顾家18.71亿定增落地、控股方增持至37.39%但发行价从19.15元下修至17.94元；居然智家实控人交接进入收尾、杨芳控制43.93%；惠达以『股权1元+债权6800万』剥离亏损陶瓷资产；箭牌2023年激励计划因考核未达成整体作废；欧派与好莱客同期把资金转向现金管理与私募基金，定制龙头主动收缩资本开支。政策端最值得警惕的是深圳把线上国补资格从平台级下沉到店铺级白名单，若被复制将直接改变国补品类的店铺间流量与GMV分配；盐城盐都区400万消费券中家装家居100万元、为家电50万元的两倍，与7月北京/福建/重庆的智能家居扩围一起，说明地方财政对『家装』的独立支持正在成形。平台端京东在8月上旬密集修订经营类目阈值(08-17生效)与不当使用关键词细则(08-19生效)，并调整家电家居安装维修经营模式，8月下旬可能形成一波中小商家的平台间迁移。</w:t>
+        <w:t>8月上旬至08-13：家居建材『中报密集披露+818大促季+地方国补滚动扩容』三线并进。中报端结构性分化加剧——江河集团(建筑装饰/幕墙工程端)H1净利+34%并触发股价异动，与地产链零售家居(慕思/志邦/惠达/金牌预亏预减)形成鲜明对照，扣非与经营现金流才是真分水岭；欧派、好莱客把闲置资金转向理财/私募，龙头主动收缩资本开支。渠道端818打响家具补贴战：京东家具超级品类日携马頔办『亿元补贴至高返50%』，微信小店重构家具类目(08-24生效)，快手818宠粉节(08-04~08-28)；曲美家居把抖音自播费率打到平台下限5%，折射内容电商『降费率保ROI』。政策端地方国补白名单滚动扩容(福建三明尤溪第十七批/武汉第六批)、口径细化(南平『智能沙发』并入按摩椅不得重复申领)，标准端CABEE辐射隔热涂料团标(10-01实施)、CBDA标准管理办法修订(08-11)落地。宏观硬数据(7月社零/70城房价/规上工业)定于08-17、7月BHI预计08-15，本期尚未公布，下期二次补采。</w:t>
       </w:r>
     </w:p>
     <w:p>
@@ -206,7 +206,7 @@
           <w:b w:val="0"/>
           <w:sz w:val="22"/>
         </w:rPr>
-        <w:t>8月上旬到中旬（截至08-12）呈现『宏观继续探底、资本动作密集、地方补贴下沉』三条主线。宏观端7月读数集中落地：PMI全面回落（制造业49.2%、建筑业47.0%）、CPI中『居住』-0.3%为七大类唯一下降项、PPI +3.5%与CPI +0.5%的剪刀差扩至3.0个百分点，家居建材中下游被上游成本与终端价格两头挤压；唯一强项是外需，前7个月进出口30.13万亿(+17.3%)、7月单月+19.2%，与国内家具-6.6%/建材-10.5%形成极强背离，确认产业链『外热内冷』。地产端百城新房环比+0.26%微涨、二手房-0.44%续跌，中指第32周二手房成交同比+7.8%但8月累计已转负(-0.3%)，三季度存量翻新的自然引流窗口偏弱。商家端2026H1中报8月7日开闸，首批4家已充分说明『看归母增速会看错人』：伟星新材归母+43.90%但扣非EPS仅0.14元对基本EPS 0.25元、增长来自非经常性损益；江河集团双位数双增但每股经营现金流-0.62元、以垫资换增长；悍高集团是唯一利润与现金流同步为正；塔牌集团归母近乎腰斩。资本与治理动作同样密集：顾家18.71亿定增落地、控股方增持至37.39%但发行价从19.15元下修至17.94元；居然智家实控人交接进入收尾、杨芳控制43.93%；惠达以『股权1元+债权6800万』剥离亏损陶瓷资产；箭牌2023年激励计划因考核未达成整体作废；欧派与好莱客同期把资金转向现金管理与私募基金，定制龙头主动收缩资本开支。政策端最值得警惕的是深圳把线上国补资格从平台级下沉到店铺级白名单，若被复制将直接改变国补品类的店铺间流量与GMV分配；盐城盐都区400万消费券中家装家居100万元、为家电50万元的两倍，与7月北京/福建/重庆的智能家居扩围一起，说明地方财政对『家装』的独立支持正在成形。平台端京东在8月上旬密集修订经营类目阈值(08-17生效)与不当使用关键词细则(08-19生效)，并调整家电家居安装维修经营模式，8月下旬可能形成一波中小商家的平台间迁移。</w:t>
+        <w:t>8月上旬至08-13：家居建材『中报密集披露+818大促季+地方国补滚动扩容』三线并进。中报端结构性分化加剧——江河集团(建筑装饰/幕墙工程端)H1净利+34%并触发股价异动，与地产链零售家居(慕思/志邦/惠达/金牌预亏预减)形成鲜明对照，扣非与经营现金流才是真分水岭；欧派、好莱客把闲置资金转向理财/私募，龙头主动收缩资本开支。渠道端818打响家具补贴战：京东家具超级品类日携马頔办『亿元补贴至高返50%』，微信小店重构家具类目(08-24生效)，快手818宠粉节(08-04~08-28)；曲美家居把抖音自播费率打到平台下限5%，折射内容电商『降费率保ROI』。政策端地方国补白名单滚动扩容(福建三明尤溪第十七批/武汉第六批)、口径细化(南平『智能沙发』并入按摩椅不得重复申领)，标准端CABEE辐射隔热涂料团标(10-01实施)、CBDA标准管理办法修订(08-11)落地。宏观硬数据(7月社零/70城房价/规上工业)定于08-17、7月BHI预计08-15，本期尚未公布，下期二次补采。</w:t>
       </w:r>
     </w:p>
     <w:p>
@@ -220,7 +220,7 @@
           <w:color w:val="2E5B9A"/>
           <w:sz w:val="27"/>
         </w:rPr>
-        <w:t>1.一　宏观数据（7条）</w:t>
+        <w:t>1.一　宏观数据（8条）</w:t>
       </w:r>
     </w:p>
     <w:tbl>
@@ -333,7 +333,7 @@
                 <w:b w:val="0"/>
                 <w:sz w:val="19"/>
               </w:rPr>
-              <w:t>2026-07-31</w:t>
+              <w:t>2026-08-13</w:t>
             </w:r>
           </w:p>
         </w:tc>
@@ -351,7 +351,7 @@
                 <w:b w:val="0"/>
                 <w:sz w:val="19"/>
               </w:rPr>
-              <w:t>7月PMI全面回落：制造业49.2%、建筑业47.0%，需求端先行指标走弱</w:t>
+              <w:t>7月宏观硬数据本周尚未落地：社零/规上工业/70城房价定于08-17、BHI预计08-15</w:t>
             </w:r>
           </w:p>
         </w:tc>
@@ -369,7 +369,7 @@
                 <w:b w:val="0"/>
                 <w:sz w:val="19"/>
               </w:rPr>
-              <w:t>高</w:t>
+              <w:t>低</w:t>
             </w:r>
           </w:p>
         </w:tc>
@@ -387,7 +387,7 @@
                 <w:b w:val="0"/>
                 <w:sz w:val="19"/>
               </w:rPr>
-              <w:t>国家统计局</w:t>
+              <w:t>国家统计局发布日程/CBMCA历史节奏</w:t>
             </w:r>
           </w:p>
         </w:tc>
@@ -408,7 +408,7 @@
                 <w:b w:val="0"/>
                 <w:sz w:val="19"/>
               </w:rPr>
-              <w:t>2026-08-03</w:t>
+              <w:t>2026-07-31</w:t>
             </w:r>
           </w:p>
         </w:tc>
@@ -427,7 +427,7 @@
                 <w:b w:val="0"/>
                 <w:sz w:val="19"/>
               </w:rPr>
-              <w:t>1-7月百强房企销售1.80万亿，降幅连续五个月收窄</w:t>
+              <w:t>7月PMI全面回落：制造业49.2%、建筑业47.0%，需求端先行指标走弱</w:t>
             </w:r>
           </w:p>
         </w:tc>
@@ -446,7 +446,7 @@
                 <w:b w:val="0"/>
                 <w:sz w:val="19"/>
               </w:rPr>
-              <w:t>中</w:t>
+              <w:t>高</w:t>
             </w:r>
           </w:p>
         </w:tc>
@@ -465,7 +465,7 @@
                 <w:b w:val="0"/>
                 <w:sz w:val="19"/>
               </w:rPr>
-              <w:t>中指研究院(财联社转载)</w:t>
+              <w:t>国家统计局</w:t>
             </w:r>
           </w:p>
         </w:tc>
@@ -485,7 +485,7 @@
                 <w:b w:val="0"/>
                 <w:sz w:val="19"/>
               </w:rPr>
-              <w:t>2026-08-01</w:t>
+              <w:t>2026-08-03</w:t>
             </w:r>
           </w:p>
         </w:tc>
@@ -503,7 +503,7 @@
                 <w:b w:val="0"/>
                 <w:sz w:val="19"/>
               </w:rPr>
-              <w:t>7月百城房价：新房环比+0.26%微涨、二手房-0.44%续跌</w:t>
+              <w:t>1-7月百强房企销售1.80万亿，降幅连续五个月收窄</w:t>
             </w:r>
           </w:p>
         </w:tc>
@@ -539,7 +539,7 @@
                 <w:b w:val="0"/>
                 <w:sz w:val="19"/>
               </w:rPr>
-              <w:t>中指研究院(新浪财经转载)</w:t>
+              <w:t>中指研究院(财联社转载)</w:t>
             </w:r>
           </w:p>
         </w:tc>
@@ -560,7 +560,7 @@
                 <w:b w:val="0"/>
                 <w:sz w:val="19"/>
               </w:rPr>
-              <w:t>2026-08-03</w:t>
+              <w:t>2026-08-01</w:t>
             </w:r>
           </w:p>
         </w:tc>
@@ -579,7 +579,7 @@
                 <w:b w:val="0"/>
                 <w:sz w:val="19"/>
               </w:rPr>
-              <w:t>7月建材工业景气指数MPI 95.3点，环比降6.0点续处非景气区间</w:t>
+              <w:t>7月百城房价：新房环比+0.26%微涨、二手房-0.44%续跌</w:t>
             </w:r>
           </w:p>
         </w:tc>
@@ -617,7 +617,7 @@
                 <w:b w:val="0"/>
                 <w:sz w:val="19"/>
               </w:rPr>
-              <w:t>中国建筑材料联合会</w:t>
+              <w:t>中指研究院(新浪财经转载)</w:t>
             </w:r>
           </w:p>
         </w:tc>
@@ -637,7 +637,7 @@
                 <w:b w:val="0"/>
                 <w:sz w:val="19"/>
               </w:rPr>
-              <w:t>2026-08-09</w:t>
+              <w:t>2026-08-03</w:t>
             </w:r>
           </w:p>
         </w:tc>
@@ -655,7 +655,7 @@
                 <w:b w:val="0"/>
                 <w:sz w:val="19"/>
               </w:rPr>
-              <w:t>7月CPI同比+0.5%，『居住』-0.3%是七大类中唯一下降项；PPI+3.5%，剪刀差扩至3.0pct</w:t>
+              <w:t>7月建材工业景气指数MPI 95.3点，环比降6.0点续处非景气区间</w:t>
             </w:r>
           </w:p>
         </w:tc>
@@ -673,7 +673,7 @@
                 <w:b w:val="0"/>
                 <w:sz w:val="19"/>
               </w:rPr>
-              <w:t>高</w:t>
+              <w:t>中</w:t>
             </w:r>
           </w:p>
         </w:tc>
@@ -691,7 +691,7 @@
                 <w:b w:val="0"/>
                 <w:sz w:val="19"/>
               </w:rPr>
-              <w:t>国家统计局</w:t>
+              <w:t>中国建筑材料联合会</w:t>
             </w:r>
           </w:p>
         </w:tc>
@@ -712,7 +712,7 @@
                 <w:b w:val="0"/>
                 <w:sz w:val="19"/>
               </w:rPr>
-              <w:t>2026-08-07</w:t>
+              <w:t>2026-08-09</w:t>
             </w:r>
           </w:p>
         </w:tc>
@@ -731,7 +731,7 @@
                 <w:b w:val="0"/>
                 <w:sz w:val="19"/>
               </w:rPr>
-              <w:t>前7个月货物贸易进出口30.13万亿元(+17.3%)，7月单月4.66万亿(+19.2%)，外需与内需背离加剧</w:t>
+              <w:t>7月CPI同比+0.5%，『居住』-0.3%是七大类中唯一下降项；PPI+3.5%，剪刀差扩至3.0pct</w:t>
             </w:r>
           </w:p>
         </w:tc>
@@ -769,7 +769,7 @@
                 <w:b w:val="0"/>
                 <w:sz w:val="19"/>
               </w:rPr>
-              <w:t>海关总署（经央视新闻/中国日报网转载）</w:t>
+              <w:t>国家统计局</w:t>
             </w:r>
           </w:p>
         </w:tc>
@@ -789,6 +789,81 @@
                 <w:b w:val="0"/>
                 <w:sz w:val="19"/>
               </w:rPr>
+              <w:t>2026-08-07</w:t>
+            </w:r>
+          </w:p>
+        </w:tc>
+        <w:tc>
+          <w:tcPr>
+            <w:tcW w:type="dxa" w:w="5386"/>
+          </w:tcPr>
+          <w:p>
+            <w:pPr>
+              <w:jc w:val="center"/>
+            </w:pPr>
+            <w:r>
+              <w:rPr>
+                <w:rFonts w:ascii="Arial" w:hAnsi="Arial" w:eastAsia="宋体"/>
+                <w:b w:val="0"/>
+                <w:sz w:val="19"/>
+              </w:rPr>
+              <w:t>前7个月货物贸易进出口30.13万亿元(+17.3%)，7月单月4.66万亿(+19.2%)，外需与内需背离加剧</w:t>
+            </w:r>
+          </w:p>
+        </w:tc>
+        <w:tc>
+          <w:tcPr>
+            <w:tcW w:type="dxa" w:w="737"/>
+          </w:tcPr>
+          <w:p>
+            <w:pPr>
+              <w:jc w:val="center"/>
+            </w:pPr>
+            <w:r>
+              <w:rPr>
+                <w:rFonts w:ascii="Arial" w:hAnsi="Arial" w:eastAsia="宋体"/>
+                <w:b w:val="0"/>
+                <w:sz w:val="19"/>
+              </w:rPr>
+              <w:t>高</w:t>
+            </w:r>
+          </w:p>
+        </w:tc>
+        <w:tc>
+          <w:tcPr>
+            <w:tcW w:type="dxa" w:w="1814"/>
+          </w:tcPr>
+          <w:p>
+            <w:pPr>
+              <w:jc w:val="center"/>
+            </w:pPr>
+            <w:r>
+              <w:rPr>
+                <w:rFonts w:ascii="Arial" w:hAnsi="Arial" w:eastAsia="宋体"/>
+                <w:b w:val="0"/>
+                <w:sz w:val="19"/>
+              </w:rPr>
+              <w:t>海关总署（经央视新闻/中国日报网转载）</w:t>
+            </w:r>
+          </w:p>
+        </w:tc>
+      </w:tr>
+      <w:tr>
+        <w:tc>
+          <w:tcPr>
+            <w:tcW w:type="dxa" w:w="1247"/>
+            <w:shd w:val="clear" w:fill="F4F6F9"/>
+          </w:tcPr>
+          <w:p>
+            <w:pPr>
+              <w:jc w:val="left"/>
+            </w:pPr>
+            <w:r>
+              <w:rPr>
+                <w:rFonts w:ascii="Arial" w:hAnsi="Arial" w:eastAsia="宋体"/>
+                <w:b w:val="0"/>
+                <w:sz w:val="19"/>
+              </w:rPr>
               <w:t>2026-08-10</w:t>
             </w:r>
           </w:p>
@@ -796,6 +871,7 @@
         <w:tc>
           <w:tcPr>
             <w:tcW w:type="dxa" w:w="5386"/>
+            <w:shd w:val="clear" w:fill="F4F6F9"/>
           </w:tcPr>
           <w:p>
             <w:pPr>
@@ -814,6 +890,7 @@
         <w:tc>
           <w:tcPr>
             <w:tcW w:type="dxa" w:w="737"/>
+            <w:shd w:val="clear" w:fill="F4F6F9"/>
           </w:tcPr>
           <w:p>
             <w:pPr>
@@ -832,6 +909,7 @@
         <w:tc>
           <w:tcPr>
             <w:tcW w:type="dxa" w:w="1814"/>
+            <w:shd w:val="clear" w:fill="F4F6F9"/>
           </w:tcPr>
           <w:p>
             <w:pPr>
@@ -849,6 +927,47 @@
         </w:tc>
       </w:tr>
     </w:tbl>
+    <w:p>
+      <w:pPr>
+        <w:spacing w:line="360" w:lineRule="auto"/>
+      </w:pPr>
+      <w:r>
+        <w:rPr>
+          <w:rFonts w:ascii="Arial" w:hAnsi="Arial" w:eastAsia="宋体"/>
+          <w:b/>
+          <w:sz w:val="21"/>
+        </w:rPr>
+        <w:t>【2026-08-13｜建材｜影响低】7月宏观硬数据本周尚未落地：社零/规上工业/70城房价定于08-17、BHI预计08-15</w:t>
+      </w:r>
+    </w:p>
+    <w:p>
+      <w:pPr>
+        <w:spacing w:line="360" w:lineRule="auto"/>
+        <w:ind w:firstLine="420"/>
+      </w:pPr>
+      <w:r>
+        <w:rPr>
+          <w:rFonts w:ascii="Arial" w:hAnsi="Arial" w:eastAsia="宋体"/>
+          <w:b w:val="0"/>
+          <w:sz w:val="21"/>
+        </w:rPr>
+        <w:t>截至08-13，7月社会消费品零售总额(含家具类/建筑及装潢材料类)、规上工业增加值、70城住宅销售价格按统计局日程定于2026-08-17发布；7月全国建材家居景气指数BHI预计08-15前后。本期宏观口径仍以7月PMI、7月CPI+0.5%(居住-0.3%)/PPI+3.5%、前7个月进出口+17.3%、7月MPI 95.3为准，下期(08-15~08-17)二次补采7月消费与房价硬数据。</w:t>
+      </w:r>
+    </w:p>
+    <w:p>
+      <w:pPr>
+        <w:spacing w:after="40"/>
+      </w:pPr>
+      <w:r>
+        <w:rPr>
+          <w:rFonts w:ascii="Arial" w:hAnsi="Arial" w:eastAsia="宋体"/>
+          <w:i/>
+          <w:color w:val="888888"/>
+          <w:sz w:val="17"/>
+        </w:rPr>
+        <w:t>来源：国家统计局发布日程/CBMCA历史节奏　https://www.stats.gov.cn/sj/zxfb/</w:t>
+      </w:r>
+    </w:p>
     <w:p>
       <w:pPr>
         <w:spacing w:line="360" w:lineRule="auto"/>
@@ -1157,7 +1276,7 @@
           <w:color w:val="333333"/>
           <w:sz w:val="21"/>
         </w:rPr>
-        <w:t>本组共7条，其中高影响3条。三条宏观信号共同确认需求端全面深跌：家具类零售-6.6%、建材类-10.5%均大幅跑输社零大盘+1.0%，叠加6月BHI环比-16.34进入传统淡季。对天猫家装运营而言，7月大盘承压是既定基调，增长只能来自结构性机会（品类升级、以旧换新、头部集中），不能指望大盘自然回暖。</w:t>
+        <w:t>本组共8条，其中高影响3条。三条宏观信号共同确认需求端全面深跌：家具类零售-6.6%、建材类-10.5%均大幅跑输社零大盘+1.0%，叠加6月BHI环比-16.34进入传统淡季。对天猫家装运营而言，7月大盘承压是既定基调，增长只能来自结构性机会（品类升级、以旧换新、头部集中），不能指望大盘自然回暖。</w:t>
       </w:r>
     </w:p>
     <w:p>
@@ -1171,7 +1290,7 @@
           <w:color w:val="2E5B9A"/>
           <w:sz w:val="27"/>
         </w:rPr>
-        <w:t>1.二　平台大事（2条）</w:t>
+        <w:t>1.二　平台大事（4条）</w:t>
       </w:r>
     </w:p>
     <w:tbl>
@@ -1284,7 +1403,7 @@
                 <w:b w:val="0"/>
                 <w:sz w:val="19"/>
               </w:rPr>
-              <w:t>2026-08-05</w:t>
+              <w:t>2026-08-11</w:t>
             </w:r>
           </w:p>
         </w:tc>
@@ -1302,7 +1421,7 @@
                 <w:b w:val="0"/>
                 <w:sz w:val="19"/>
               </w:rPr>
-              <w:t>京东MALL启动『冷风暖水秋季家装节』，抢占818后舒适家赛道</w:t>
+              <w:t>818家具战打响：京东家具超级品类日携马頔办『新家发补会』，亿元补贴至高返50%</w:t>
             </w:r>
           </w:p>
         </w:tc>
@@ -1338,7 +1457,7 @@
                 <w:b w:val="0"/>
                 <w:sz w:val="19"/>
               </w:rPr>
-              <w:t>搜狐(IT168同步报道佐证)</w:t>
+              <w:t>中企资讯网(京东通稿转载，二手)</w:t>
             </w:r>
           </w:p>
         </w:tc>
@@ -1378,7 +1497,7 @@
                 <w:b w:val="0"/>
                 <w:sz w:val="19"/>
               </w:rPr>
-              <w:t>京东8月上旬规则密集修订：经营类目商品阈值(08-17生效)、不当使用关键词细则(08-19生效)</w:t>
+              <w:t>微信小店重构家具一级类目：8月24日起『商业办公』改名、部分类目关闭迁移</w:t>
             </w:r>
           </w:p>
         </w:tc>
@@ -1416,12 +1535,246 @@
                 <w:b w:val="0"/>
                 <w:sz w:val="19"/>
               </w:rPr>
+              <w:t>微信小店成长中心·平台公告(腾讯，一手)</w:t>
+            </w:r>
+          </w:p>
+        </w:tc>
+      </w:tr>
+      <w:tr>
+        <w:tc>
+          <w:tcPr>
+            <w:tcW w:type="dxa" w:w="1247"/>
+          </w:tcPr>
+          <w:p>
+            <w:pPr>
+              <w:jc w:val="left"/>
+            </w:pPr>
+            <w:r>
+              <w:rPr>
+                <w:rFonts w:ascii="Arial" w:hAnsi="Arial" w:eastAsia="宋体"/>
+                <w:b w:val="0"/>
+                <w:sz w:val="19"/>
+              </w:rPr>
+              <w:t>2026-08-05</w:t>
+            </w:r>
+          </w:p>
+        </w:tc>
+        <w:tc>
+          <w:tcPr>
+            <w:tcW w:type="dxa" w:w="5386"/>
+          </w:tcPr>
+          <w:p>
+            <w:pPr>
+              <w:jc w:val="center"/>
+            </w:pPr>
+            <w:r>
+              <w:rPr>
+                <w:rFonts w:ascii="Arial" w:hAnsi="Arial" w:eastAsia="宋体"/>
+                <w:b w:val="0"/>
+                <w:sz w:val="19"/>
+              </w:rPr>
+              <w:t>京东MALL启动『冷风暖水秋季家装节』，抢占818后舒适家赛道</w:t>
+            </w:r>
+          </w:p>
+        </w:tc>
+        <w:tc>
+          <w:tcPr>
+            <w:tcW w:type="dxa" w:w="737"/>
+          </w:tcPr>
+          <w:p>
+            <w:pPr>
+              <w:jc w:val="center"/>
+            </w:pPr>
+            <w:r>
+              <w:rPr>
+                <w:rFonts w:ascii="Arial" w:hAnsi="Arial" w:eastAsia="宋体"/>
+                <w:b w:val="0"/>
+                <w:sz w:val="19"/>
+              </w:rPr>
+              <w:t>中</w:t>
+            </w:r>
+          </w:p>
+        </w:tc>
+        <w:tc>
+          <w:tcPr>
+            <w:tcW w:type="dxa" w:w="1814"/>
+          </w:tcPr>
+          <w:p>
+            <w:pPr>
+              <w:jc w:val="center"/>
+            </w:pPr>
+            <w:r>
+              <w:rPr>
+                <w:rFonts w:ascii="Arial" w:hAnsi="Arial" w:eastAsia="宋体"/>
+                <w:b w:val="0"/>
+                <w:sz w:val="19"/>
+              </w:rPr>
+              <w:t>搜狐(IT168同步报道佐证)</w:t>
+            </w:r>
+          </w:p>
+        </w:tc>
+      </w:tr>
+      <w:tr>
+        <w:tc>
+          <w:tcPr>
+            <w:tcW w:type="dxa" w:w="1247"/>
+            <w:shd w:val="clear" w:fill="F4F6F9"/>
+          </w:tcPr>
+          <w:p>
+            <w:pPr>
+              <w:jc w:val="left"/>
+            </w:pPr>
+            <w:r>
+              <w:rPr>
+                <w:rFonts w:ascii="Arial" w:hAnsi="Arial" w:eastAsia="宋体"/>
+                <w:b w:val="0"/>
+                <w:sz w:val="19"/>
+              </w:rPr>
+              <w:t>2026-08-10</w:t>
+            </w:r>
+          </w:p>
+        </w:tc>
+        <w:tc>
+          <w:tcPr>
+            <w:tcW w:type="dxa" w:w="5386"/>
+            <w:shd w:val="clear" w:fill="F4F6F9"/>
+          </w:tcPr>
+          <w:p>
+            <w:pPr>
+              <w:jc w:val="center"/>
+            </w:pPr>
+            <w:r>
+              <w:rPr>
+                <w:rFonts w:ascii="Arial" w:hAnsi="Arial" w:eastAsia="宋体"/>
+                <w:b w:val="0"/>
+                <w:sz w:val="19"/>
+              </w:rPr>
+              <w:t>京东8月上旬规则密集修订：经营类目商品阈值(08-17生效)、不当使用关键词细则(08-19生效)</w:t>
+            </w:r>
+          </w:p>
+        </w:tc>
+        <w:tc>
+          <w:tcPr>
+            <w:tcW w:type="dxa" w:w="737"/>
+            <w:shd w:val="clear" w:fill="F4F6F9"/>
+          </w:tcPr>
+          <w:p>
+            <w:pPr>
+              <w:jc w:val="center"/>
+            </w:pPr>
+            <w:r>
+              <w:rPr>
+                <w:rFonts w:ascii="Arial" w:hAnsi="Arial" w:eastAsia="宋体"/>
+                <w:b w:val="0"/>
+                <w:sz w:val="19"/>
+              </w:rPr>
+              <w:t>中</w:t>
+            </w:r>
+          </w:p>
+        </w:tc>
+        <w:tc>
+          <w:tcPr>
+            <w:tcW w:type="dxa" w:w="1814"/>
+            <w:shd w:val="clear" w:fill="F4F6F9"/>
+          </w:tcPr>
+          <w:p>
+            <w:pPr>
+              <w:jc w:val="center"/>
+            </w:pPr>
+            <w:r>
+              <w:rPr>
+                <w:rFonts w:ascii="Arial" w:hAnsi="Arial" w:eastAsia="宋体"/>
+                <w:b w:val="0"/>
+                <w:sz w:val="19"/>
+              </w:rPr>
               <w:t>京东商家帮助·平台规则</w:t>
             </w:r>
           </w:p>
         </w:tc>
       </w:tr>
     </w:tbl>
+    <w:p>
+      <w:pPr>
+        <w:spacing w:line="360" w:lineRule="auto"/>
+      </w:pPr>
+      <w:r>
+        <w:rPr>
+          <w:rFonts w:ascii="Arial" w:hAnsi="Arial" w:eastAsia="宋体"/>
+          <w:b/>
+          <w:sz w:val="21"/>
+        </w:rPr>
+        <w:t>【2026-08-11｜软体家具｜影响中】818家具战打响：京东家具超级品类日携马頔办『新家发补会』，亿元补贴至高返50%</w:t>
+      </w:r>
+    </w:p>
+    <w:p>
+      <w:pPr>
+        <w:spacing w:line="360" w:lineRule="auto"/>
+        <w:ind w:firstLine="420"/>
+      </w:pPr>
+      <w:r>
+        <w:rPr>
+          <w:rFonts w:ascii="Arial" w:hAnsi="Arial" w:eastAsia="宋体"/>
+          <w:b w:val="0"/>
+          <w:sz w:val="21"/>
+        </w:rPr>
+        <w:t>京东家具超级品类日于8月11日晚8点启动(App搜『马頔新家发补会』)：五重礼合计1亿元家装补贴，含至高返50%装修补贴、国补叠加、PLUS至高再减12%、白条6期免息，活动期每晚8点『1元抢家具』；参与品牌含顾家、全友、芝华仕、喜临门、慕思、林氏、源氏木语等。二手通稿口径，费率/样品价以商家后台为准。</w:t>
+      </w:r>
+    </w:p>
+    <w:p>
+      <w:pPr>
+        <w:spacing w:after="40"/>
+      </w:pPr>
+      <w:r>
+        <w:rPr>
+          <w:rFonts w:ascii="Arial" w:hAnsi="Arial" w:eastAsia="宋体"/>
+          <w:i/>
+          <w:color w:val="888888"/>
+          <w:sz w:val="17"/>
+        </w:rPr>
+        <w:t>来源：中企资讯网(京东通稿转载，二手)　https://www.zqbao.com.cn/news/18680.html</w:t>
+      </w:r>
+    </w:p>
+    <w:p>
+      <w:pPr>
+        <w:spacing w:line="360" w:lineRule="auto"/>
+      </w:pPr>
+      <w:r>
+        <w:rPr>
+          <w:rFonts w:ascii="Arial" w:hAnsi="Arial" w:eastAsia="宋体"/>
+          <w:b/>
+          <w:sz w:val="21"/>
+        </w:rPr>
+        <w:t>【2026-08-10｜家具｜影响中】微信小店重构家具一级类目：8月24日起『商业办公』改名、部分类目关闭迁移</w:t>
+      </w:r>
+    </w:p>
+    <w:p>
+      <w:pPr>
+        <w:spacing w:line="360" w:lineRule="auto"/>
+        <w:ind w:firstLine="420"/>
+      </w:pPr>
+      <w:r>
+        <w:rPr>
+          <w:rFonts w:ascii="Arial" w:hAnsi="Arial" w:eastAsia="宋体"/>
+          <w:b w:val="0"/>
+          <w:sz w:val="21"/>
+        </w:rPr>
+        <w:t>微信小店公告自2026-08-24起优化一级类目【家具】：二级类目【商业办公】更名为【商业/办公家具】，存量商品逐步迁移并按新类目管理，08-24起原类目下线、不可再新增商品；并明确家具类目下暂不支持医疗器械相关类目及商家入驻。视频号/微信小店家具经营者需在08-24前完成类目切换以免影响上架。</w:t>
+      </w:r>
+    </w:p>
+    <w:p>
+      <w:pPr>
+        <w:spacing w:after="40"/>
+      </w:pPr>
+      <w:r>
+        <w:rPr>
+          <w:rFonts w:ascii="Arial" w:hAnsi="Arial" w:eastAsia="宋体"/>
+          <w:i/>
+          <w:color w:val="888888"/>
+          <w:sz w:val="17"/>
+        </w:rPr>
+        <w:t>来源：微信小店成长中心·平台公告(腾讯，一手)　https://store.weixin.qq.com/chengzhang/webdoc/wiki/9776/1da454ab33fce4d0/growth_center_platform_notice/1?bpath=%252Fnotice</w:t>
+      </w:r>
+    </w:p>
     <w:p>
       <w:pPr>
         <w:spacing w:line="360" w:lineRule="auto"/>
@@ -1525,7 +1878,7 @@
           <w:color w:val="333333"/>
           <w:sz w:val="21"/>
         </w:rPr>
-        <w:t>本组共2条，其中高影响0条。平台端呈现『冰火两重天』：京东家装以整装+140%逆势高增、国补第三批625亿续力，是少数结构性亮点；抖音则收紧商家资质合规。天猫应重点关注京东在整装/局改赛道的抢跑，以及国补品类（卫浴/家电）的竞品承接节奏。</w:t>
+        <w:t>本组共4条，其中高影响0条。平台端呈现『冰火两重天』：京东家装以整装+140%逆势高增、国补第三批625亿续力，是少数结构性亮点；抖音则收紧商家资质合规。天猫应重点关注京东在整装/局改赛道的抢跑，以及国补品类（卫浴/家电）的竞品承接节奏。</w:t>
       </w:r>
     </w:p>
     <w:p>
@@ -1539,7 +1892,7 @@
           <w:color w:val="2E5B9A"/>
           <w:sz w:val="27"/>
         </w:rPr>
-        <w:t>1.三　政策标准（3条）</w:t>
+        <w:t>1.三　政策标准（5条）</w:t>
       </w:r>
     </w:p>
     <w:tbl>
@@ -1652,7 +2005,7 @@
                 <w:b w:val="0"/>
                 <w:sz w:val="19"/>
               </w:rPr>
-              <w:t>2026-08-01</w:t>
+              <w:t>2026-08-10</w:t>
             </w:r>
           </w:p>
         </w:tc>
@@ -1670,7 +2023,7 @@
                 <w:b w:val="0"/>
                 <w:sz w:val="19"/>
               </w:rPr>
-              <w:t>8月1日起一批国家标准实施，含甲醛单位产品能耗限额GB 46029-2025</w:t>
+              <w:t>地方国补白名单滚动扩容：福建三明尤溪已到第十七批，湖北武汉第六批同步公示</w:t>
             </w:r>
           </w:p>
         </w:tc>
@@ -1706,7 +2059,7 @@
                 <w:b w:val="0"/>
                 <w:sz w:val="19"/>
               </w:rPr>
-              <w:t>新华社</w:t>
+              <w:t>尤溪县/武汉市商务局(一手)</w:t>
             </w:r>
           </w:p>
         </w:tc>
@@ -1727,7 +2080,7 @@
                 <w:b w:val="0"/>
                 <w:sz w:val="19"/>
               </w:rPr>
-              <w:t>2026-08-10</w:t>
+              <w:t>2026-07-28</w:t>
             </w:r>
           </w:p>
         </w:tc>
@@ -1746,7 +2099,7 @@
                 <w:b w:val="0"/>
                 <w:sz w:val="19"/>
               </w:rPr>
-              <w:t>深圳公布线上国补『经营主体白名单』，补贴资格从平台级下沉到店铺级</w:t>
+              <w:t>南平细化智能家居补贴口径：新增油烟机/洗碗机等5类，『智能沙发』并入按摩椅不得重复申领</w:t>
             </w:r>
           </w:p>
         </w:tc>
@@ -1765,7 +2118,7 @@
                 <w:b w:val="0"/>
                 <w:sz w:val="19"/>
               </w:rPr>
-              <w:t>高</w:t>
+              <w:t>中</w:t>
             </w:r>
           </w:p>
         </w:tc>
@@ -1784,7 +2137,7 @@
                 <w:b w:val="0"/>
                 <w:sz w:val="19"/>
               </w:rPr>
-              <w:t>深圳市商务局</w:t>
+              <w:t>福建省发改委(转南平市商务局公告，一手)</w:t>
             </w:r>
           </w:p>
         </w:tc>
@@ -1804,6 +2157,158 @@
                 <w:b w:val="0"/>
                 <w:sz w:val="19"/>
               </w:rPr>
+              <w:t>2026-08-01</w:t>
+            </w:r>
+          </w:p>
+        </w:tc>
+        <w:tc>
+          <w:tcPr>
+            <w:tcW w:type="dxa" w:w="5386"/>
+          </w:tcPr>
+          <w:p>
+            <w:pPr>
+              <w:jc w:val="center"/>
+            </w:pPr>
+            <w:r>
+              <w:rPr>
+                <w:rFonts w:ascii="Arial" w:hAnsi="Arial" w:eastAsia="宋体"/>
+                <w:b w:val="0"/>
+                <w:sz w:val="19"/>
+              </w:rPr>
+              <w:t>8月1日起一批国家标准实施，含甲醛单位产品能耗限额GB 46029-2025</w:t>
+            </w:r>
+          </w:p>
+        </w:tc>
+        <w:tc>
+          <w:tcPr>
+            <w:tcW w:type="dxa" w:w="737"/>
+          </w:tcPr>
+          <w:p>
+            <w:pPr>
+              <w:jc w:val="center"/>
+            </w:pPr>
+            <w:r>
+              <w:rPr>
+                <w:rFonts w:ascii="Arial" w:hAnsi="Arial" w:eastAsia="宋体"/>
+                <w:b w:val="0"/>
+                <w:sz w:val="19"/>
+              </w:rPr>
+              <w:t>中</w:t>
+            </w:r>
+          </w:p>
+        </w:tc>
+        <w:tc>
+          <w:tcPr>
+            <w:tcW w:type="dxa" w:w="1814"/>
+          </w:tcPr>
+          <w:p>
+            <w:pPr>
+              <w:jc w:val="center"/>
+            </w:pPr>
+            <w:r>
+              <w:rPr>
+                <w:rFonts w:ascii="Arial" w:hAnsi="Arial" w:eastAsia="宋体"/>
+                <w:b w:val="0"/>
+                <w:sz w:val="19"/>
+              </w:rPr>
+              <w:t>新华社</w:t>
+            </w:r>
+          </w:p>
+        </w:tc>
+      </w:tr>
+      <w:tr>
+        <w:tc>
+          <w:tcPr>
+            <w:tcW w:type="dxa" w:w="1247"/>
+            <w:shd w:val="clear" w:fill="F4F6F9"/>
+          </w:tcPr>
+          <w:p>
+            <w:pPr>
+              <w:jc w:val="left"/>
+            </w:pPr>
+            <w:r>
+              <w:rPr>
+                <w:rFonts w:ascii="Arial" w:hAnsi="Arial" w:eastAsia="宋体"/>
+                <w:b w:val="0"/>
+                <w:sz w:val="19"/>
+              </w:rPr>
+              <w:t>2026-08-10</w:t>
+            </w:r>
+          </w:p>
+        </w:tc>
+        <w:tc>
+          <w:tcPr>
+            <w:tcW w:type="dxa" w:w="5386"/>
+            <w:shd w:val="clear" w:fill="F4F6F9"/>
+          </w:tcPr>
+          <w:p>
+            <w:pPr>
+              <w:jc w:val="center"/>
+            </w:pPr>
+            <w:r>
+              <w:rPr>
+                <w:rFonts w:ascii="Arial" w:hAnsi="Arial" w:eastAsia="宋体"/>
+                <w:b w:val="0"/>
+                <w:sz w:val="19"/>
+              </w:rPr>
+              <w:t>深圳公布线上国补『经营主体白名单』，补贴资格从平台级下沉到店铺级</w:t>
+            </w:r>
+          </w:p>
+        </w:tc>
+        <w:tc>
+          <w:tcPr>
+            <w:tcW w:type="dxa" w:w="737"/>
+            <w:shd w:val="clear" w:fill="F4F6F9"/>
+          </w:tcPr>
+          <w:p>
+            <w:pPr>
+              <w:jc w:val="center"/>
+            </w:pPr>
+            <w:r>
+              <w:rPr>
+                <w:rFonts w:ascii="Arial" w:hAnsi="Arial" w:eastAsia="宋体"/>
+                <w:b w:val="0"/>
+                <w:sz w:val="19"/>
+              </w:rPr>
+              <w:t>高</w:t>
+            </w:r>
+          </w:p>
+        </w:tc>
+        <w:tc>
+          <w:tcPr>
+            <w:tcW w:type="dxa" w:w="1814"/>
+            <w:shd w:val="clear" w:fill="F4F6F9"/>
+          </w:tcPr>
+          <w:p>
+            <w:pPr>
+              <w:jc w:val="center"/>
+            </w:pPr>
+            <w:r>
+              <w:rPr>
+                <w:rFonts w:ascii="Arial" w:hAnsi="Arial" w:eastAsia="宋体"/>
+                <w:b w:val="0"/>
+                <w:sz w:val="19"/>
+              </w:rPr>
+              <w:t>深圳市商务局</w:t>
+            </w:r>
+          </w:p>
+        </w:tc>
+      </w:tr>
+      <w:tr>
+        <w:tc>
+          <w:tcPr>
+            <w:tcW w:type="dxa" w:w="1247"/>
+          </w:tcPr>
+          <w:p>
+            <w:pPr>
+              <w:jc w:val="left"/>
+            </w:pPr>
+            <w:r>
+              <w:rPr>
+                <w:rFonts w:ascii="Arial" w:hAnsi="Arial" w:eastAsia="宋体"/>
+                <w:b w:val="0"/>
+                <w:sz w:val="19"/>
+              </w:rPr>
               <w:t>2026-08-11</w:t>
             </w:r>
           </w:p>
@@ -1864,6 +2369,88 @@
         </w:tc>
       </w:tr>
     </w:tbl>
+    <w:p>
+      <w:pPr>
+        <w:spacing w:line="360" w:lineRule="auto"/>
+      </w:pPr>
+      <w:r>
+        <w:rPr>
+          <w:rFonts w:ascii="Arial" w:hAnsi="Arial" w:eastAsia="宋体"/>
+          <w:b/>
+          <w:sz w:val="21"/>
+        </w:rPr>
+        <w:t>【2026-08-10｜全屋智能｜影响中】地方国补白名单滚动扩容：福建三明尤溪已到第十七批，湖北武汉第六批同步公示</w:t>
+      </w:r>
+    </w:p>
+    <w:p>
+      <w:pPr>
+        <w:spacing w:line="360" w:lineRule="auto"/>
+        <w:ind w:firstLine="420"/>
+      </w:pPr>
+      <w:r>
+        <w:rPr>
+          <w:rFonts w:ascii="Arial" w:hAnsi="Arial" w:eastAsia="宋体"/>
+          <w:b w:val="0"/>
+          <w:sz w:val="21"/>
+        </w:rPr>
+        <w:t>福建尤溪县08-10公示第十七批家电/数码智能/智能家居购新补贴参与企业(线上，含京东家电家居)；武汉市08-07公示第六批智能家居购新补贴参与主体(线上+线下)。两地均延续『企业申报→区/市两级审核→动态白名单』机制，显示国补资格从平台级下沉到经营主体级已常态化、并向县域扩面。补贴比例/上限见各地实施细则。</w:t>
+      </w:r>
+    </w:p>
+    <w:p>
+      <w:pPr>
+        <w:spacing w:after="40"/>
+      </w:pPr>
+      <w:r>
+        <w:rPr>
+          <w:rFonts w:ascii="Arial" w:hAnsi="Arial" w:eastAsia="宋体"/>
+          <w:i/>
+          <w:color w:val="888888"/>
+          <w:sz w:val="17"/>
+        </w:rPr>
+        <w:t>来源：尤溪县/武汉市商务局(一手)　https://www.fjyx.gov.cn/zwgk/gggs/zh/202608/t20260810_2268865.htm</w:t>
+      </w:r>
+    </w:p>
+    <w:p>
+      <w:pPr>
+        <w:spacing w:line="360" w:lineRule="auto"/>
+      </w:pPr>
+      <w:r>
+        <w:rPr>
+          <w:rFonts w:ascii="Arial" w:hAnsi="Arial" w:eastAsia="宋体"/>
+          <w:b/>
+          <w:sz w:val="21"/>
+        </w:rPr>
+        <w:t>【2026-07-28｜卫浴厨房｜影响中】南平细化智能家居补贴口径：新增油烟机/洗碗机等5类，『智能沙发』并入按摩椅不得重复申领</w:t>
+      </w:r>
+    </w:p>
+    <w:p>
+      <w:pPr>
+        <w:spacing w:line="360" w:lineRule="auto"/>
+        <w:ind w:firstLine="420"/>
+      </w:pPr>
+      <w:r>
+        <w:rPr>
+          <w:rFonts w:ascii="Arial" w:hAnsi="Arial" w:eastAsia="宋体"/>
+          <w:b w:val="0"/>
+          <w:sz w:val="21"/>
+        </w:rPr>
+        <w:t>南平市08-01前后执行的扩围公告：新增数码相机、智能吸油烟机、智能燃气灶(含集成灶)、智能洗碗机、智能干衣机5类，补贴为最终销售价15%、每人每类限1件、每件≤1500元；并把『智能沙发』并入『智能按摩椅』且不得重复申领。地方在扩品类的同时收紧执行口径，防止客厅智能家具补贴套利。</w:t>
+      </w:r>
+    </w:p>
+    <w:p>
+      <w:pPr>
+        <w:spacing w:after="40"/>
+      </w:pPr>
+      <w:r>
+        <w:rPr>
+          <w:rFonts w:ascii="Arial" w:hAnsi="Arial" w:eastAsia="宋体"/>
+          <w:i/>
+          <w:color w:val="888888"/>
+          <w:sz w:val="17"/>
+        </w:rPr>
+        <w:t>来源：福建省发改委(转南平市商务局公告，一手)　http://fgw.fujian.gov.cn/ztzl/dgmsbgxhxfpyjhx/jzqk/202607/t20260728_7192883.htm</w:t>
+      </w:r>
+    </w:p>
     <w:p>
       <w:pPr>
         <w:spacing w:line="360" w:lineRule="auto"/>
@@ -2008,7 +2595,7 @@
           <w:color w:val="333333"/>
           <w:sz w:val="21"/>
         </w:rPr>
-        <w:t>本组共3条，其中高影响1条。政策端标准与国补双轮驱动：智能卫浴可靠性国标、住宅全案整装服务标准、508项国标同步推高质量与合规门槛，利好研发/服务投入高的头部品牌、加速中小出清；北京(07-23)、福建(07-22)地方国补密集扩围，首次将智能马桶/智能床/智能沙发等智能睡眠与软体家具纳入补贴，示范效应向全国传导。天猫招商与流量分配应向合规头部倾斜，并用足国补新增品类的流量红利。</w:t>
+        <w:t>本组共5条，其中高影响1条。政策端标准与国补双轮驱动：智能卫浴可靠性国标、住宅全案整装服务标准、508项国标同步推高质量与合规门槛，利好研发/服务投入高的头部品牌、加速中小出清；北京(07-23)、福建(07-22)地方国补密集扩围，首次将智能马桶/智能床/智能沙发等智能睡眠与软体家具纳入补贴，示范效应向全国传导。天猫招商与流量分配应向合规头部倾斜，并用足国补新增品类的流量红利。</w:t>
       </w:r>
     </w:p>
     <w:p>
@@ -2022,7 +2609,7 @@
           <w:color w:val="2E5B9A"/>
           <w:sz w:val="27"/>
         </w:rPr>
-        <w:t>1.四　头部商家（6条）</w:t>
+        <w:t>1.四　头部商家（8条）</w:t>
       </w:r>
     </w:p>
     <w:tbl>
@@ -2135,7 +2722,7 @@
                 <w:b w:val="0"/>
                 <w:sz w:val="19"/>
               </w:rPr>
-              <w:t>2026-08-06</w:t>
+              <w:t>2026-08-13</w:t>
             </w:r>
           </w:p>
         </w:tc>
@@ -2153,7 +2740,7 @@
                 <w:b w:val="0"/>
                 <w:sz w:val="19"/>
               </w:rPr>
-              <w:t>头部公司2026H1正式中报8月中下旬密集披露，箭牌家居定于08-27</w:t>
+              <w:t>曲美家居把抖音自播带货费率打到平台下限5%：实控人二代『泽龙Z』12个月带货32.44万</w:t>
             </w:r>
           </w:p>
         </w:tc>
@@ -2171,7 +2758,7 @@
                 <w:b w:val="0"/>
                 <w:sz w:val="19"/>
               </w:rPr>
-              <w:t>中</w:t>
+              <w:t>高</w:t>
             </w:r>
           </w:p>
         </w:tc>
@@ -2189,7 +2776,7 @@
                 <w:b w:val="0"/>
                 <w:sz w:val="19"/>
               </w:rPr>
-              <w:t>新浪财经(箭牌家居公告)</w:t>
+              <w:t>上交所/东方财富·曲美家居2026-036号公告(逐字核验)</w:t>
             </w:r>
           </w:p>
         </w:tc>
@@ -2210,7 +2797,7 @@
                 <w:b w:val="0"/>
                 <w:sz w:val="19"/>
               </w:rPr>
-              <w:t>2026-08-12</w:t>
+              <w:t>2026-08-13</w:t>
             </w:r>
           </w:p>
         </w:tc>
@@ -2229,7 +2816,7 @@
                 <w:b w:val="0"/>
                 <w:sz w:val="19"/>
               </w:rPr>
-              <w:t>2026H1中报开闸首批4家：看归母增速会看错人，扣非与经营现金流才是真分水岭</w:t>
+              <w:t>江河集团H1净利+34%叠加中期分红预期，三日累涨超20%触发异动核查</w:t>
             </w:r>
           </w:p>
         </w:tc>
@@ -2248,7 +2835,7 @@
                 <w:b w:val="0"/>
                 <w:sz w:val="19"/>
               </w:rPr>
-              <w:t>高</w:t>
+              <w:t>中</w:t>
             </w:r>
           </w:p>
         </w:tc>
@@ -2267,7 +2854,7 @@
                 <w:b w:val="0"/>
                 <w:sz w:val="19"/>
               </w:rPr>
-              <w:t>东方财富数据中心（RPT_LICO_FN_CPD，REPORTDATE=2026-06-30）</w:t>
+              <w:t>上交所/东方财富·江河集团临2026-037号公告(逐字核验)</w:t>
             </w:r>
           </w:p>
         </w:tc>
@@ -2287,7 +2874,7 @@
                 <w:b w:val="0"/>
                 <w:sz w:val="19"/>
               </w:rPr>
-              <w:t>2026-08-11</w:t>
+              <w:t>2026-08-06</w:t>
             </w:r>
           </w:p>
         </w:tc>
@@ -2305,7 +2892,7 @@
                 <w:b w:val="0"/>
                 <w:sz w:val="19"/>
               </w:rPr>
-              <w:t>顾家家居18.71亿定增落地：控股方增持至37.39%，但发行价从19.15元下修至17.94元</w:t>
+              <w:t>头部公司2026H1正式中报8月中下旬密集披露，箭牌家居定于08-27</w:t>
             </w:r>
           </w:p>
         </w:tc>
@@ -2323,7 +2910,7 @@
                 <w:b w:val="0"/>
                 <w:sz w:val="19"/>
               </w:rPr>
-              <w:t>高</w:t>
+              <w:t>中</w:t>
             </w:r>
           </w:p>
         </w:tc>
@@ -2341,7 +2928,7 @@
                 <w:b w:val="0"/>
                 <w:sz w:val="19"/>
               </w:rPr>
-              <w:t>东方财富（公司公告2026-052/2026-053）</w:t>
+              <w:t>新浪财经(箭牌家居公告)</w:t>
             </w:r>
           </w:p>
         </w:tc>
@@ -2362,7 +2949,7 @@
                 <w:b w:val="0"/>
                 <w:sz w:val="19"/>
               </w:rPr>
-              <w:t>2026-08-11</w:t>
+              <w:t>2026-08-12</w:t>
             </w:r>
           </w:p>
         </w:tc>
@@ -2381,7 +2968,7 @@
                 <w:b w:val="0"/>
                 <w:sz w:val="19"/>
               </w:rPr>
-              <w:t>居然智家实控人交接进入收尾：杨芳控制43.93%，中天基业股权已完成工商变更</w:t>
+              <w:t>2026H1中报开闸首批4家：看归母增速会看错人，扣非与经营现金流才是真分水岭</w:t>
             </w:r>
           </w:p>
         </w:tc>
@@ -2400,7 +2987,7 @@
                 <w:b w:val="0"/>
                 <w:sz w:val="19"/>
               </w:rPr>
-              <w:t>中</w:t>
+              <w:t>高</w:t>
             </w:r>
           </w:p>
         </w:tc>
@@ -2419,7 +3006,7 @@
                 <w:b w:val="0"/>
                 <w:sz w:val="19"/>
               </w:rPr>
-              <w:t>东方财富（公司公告临2026-044）</w:t>
+              <w:t>东方财富数据中心（RPT_LICO_FN_CPD，REPORTDATE=2026-06-30）</w:t>
             </w:r>
           </w:p>
         </w:tc>
@@ -2439,7 +3026,7 @@
                 <w:b w:val="0"/>
                 <w:sz w:val="19"/>
               </w:rPr>
-              <w:t>2026-08-08</w:t>
+              <w:t>2026-08-11</w:t>
             </w:r>
           </w:p>
         </w:tc>
@@ -2457,7 +3044,7 @@
                 <w:b w:val="0"/>
                 <w:sz w:val="19"/>
               </w:rPr>
-              <w:t>卫浴双雄同日收缩：惠达6800万剥离亏损陶瓷资产，箭牌2023年激励计划整体作废</w:t>
+              <w:t>顾家家居18.71亿定增落地：控股方增持至37.39%，但发行价从19.15元下修至17.94元</w:t>
             </w:r>
           </w:p>
         </w:tc>
@@ -2475,7 +3062,7 @@
                 <w:b w:val="0"/>
                 <w:sz w:val="19"/>
               </w:rPr>
-              <w:t>中</w:t>
+              <w:t>高</w:t>
             </w:r>
           </w:p>
         </w:tc>
@@ -2493,7 +3080,7 @@
                 <w:b w:val="0"/>
                 <w:sz w:val="19"/>
               </w:rPr>
-              <w:t>东方财富（惠达公告2026-036、箭牌公告2026-034）</w:t>
+              <w:t>东方财富（公司公告2026-052/2026-053）</w:t>
             </w:r>
           </w:p>
         </w:tc>
@@ -2514,7 +3101,7 @@
                 <w:b w:val="0"/>
                 <w:sz w:val="19"/>
               </w:rPr>
-              <w:t>2026-08-12</w:t>
+              <w:t>2026-08-11</w:t>
             </w:r>
           </w:p>
         </w:tc>
@@ -2533,7 +3120,7 @@
                 <w:b w:val="0"/>
                 <w:sz w:val="19"/>
               </w:rPr>
-              <w:t>欧派、好莱客同期把资金转向理财与私募：定制龙头主动收缩资本开支</w:t>
+              <w:t>居然智家实控人交接进入收尾：杨芳控制43.93%，中天基业股权已完成工商变更</w:t>
             </w:r>
           </w:p>
         </w:tc>
@@ -2571,12 +3158,246 @@
                 <w:b w:val="0"/>
                 <w:sz w:val="19"/>
               </w:rPr>
+              <w:t>东方财富（公司公告临2026-044）</w:t>
+            </w:r>
+          </w:p>
+        </w:tc>
+      </w:tr>
+      <w:tr>
+        <w:tc>
+          <w:tcPr>
+            <w:tcW w:type="dxa" w:w="1247"/>
+          </w:tcPr>
+          <w:p>
+            <w:pPr>
+              <w:jc w:val="left"/>
+            </w:pPr>
+            <w:r>
+              <w:rPr>
+                <w:rFonts w:ascii="Arial" w:hAnsi="Arial" w:eastAsia="宋体"/>
+                <w:b w:val="0"/>
+                <w:sz w:val="19"/>
+              </w:rPr>
+              <w:t>2026-08-08</w:t>
+            </w:r>
+          </w:p>
+        </w:tc>
+        <w:tc>
+          <w:tcPr>
+            <w:tcW w:type="dxa" w:w="5386"/>
+          </w:tcPr>
+          <w:p>
+            <w:pPr>
+              <w:jc w:val="center"/>
+            </w:pPr>
+            <w:r>
+              <w:rPr>
+                <w:rFonts w:ascii="Arial" w:hAnsi="Arial" w:eastAsia="宋体"/>
+                <w:b w:val="0"/>
+                <w:sz w:val="19"/>
+              </w:rPr>
+              <w:t>卫浴双雄同日收缩：惠达6800万剥离亏损陶瓷资产，箭牌2023年激励计划整体作废</w:t>
+            </w:r>
+          </w:p>
+        </w:tc>
+        <w:tc>
+          <w:tcPr>
+            <w:tcW w:type="dxa" w:w="737"/>
+          </w:tcPr>
+          <w:p>
+            <w:pPr>
+              <w:jc w:val="center"/>
+            </w:pPr>
+            <w:r>
+              <w:rPr>
+                <w:rFonts w:ascii="Arial" w:hAnsi="Arial" w:eastAsia="宋体"/>
+                <w:b w:val="0"/>
+                <w:sz w:val="19"/>
+              </w:rPr>
+              <w:t>中</w:t>
+            </w:r>
+          </w:p>
+        </w:tc>
+        <w:tc>
+          <w:tcPr>
+            <w:tcW w:type="dxa" w:w="1814"/>
+          </w:tcPr>
+          <w:p>
+            <w:pPr>
+              <w:jc w:val="center"/>
+            </w:pPr>
+            <w:r>
+              <w:rPr>
+                <w:rFonts w:ascii="Arial" w:hAnsi="Arial" w:eastAsia="宋体"/>
+                <w:b w:val="0"/>
+                <w:sz w:val="19"/>
+              </w:rPr>
+              <w:t>东方财富（惠达公告2026-036、箭牌公告2026-034）</w:t>
+            </w:r>
+          </w:p>
+        </w:tc>
+      </w:tr>
+      <w:tr>
+        <w:tc>
+          <w:tcPr>
+            <w:tcW w:type="dxa" w:w="1247"/>
+            <w:shd w:val="clear" w:fill="F4F6F9"/>
+          </w:tcPr>
+          <w:p>
+            <w:pPr>
+              <w:jc w:val="left"/>
+            </w:pPr>
+            <w:r>
+              <w:rPr>
+                <w:rFonts w:ascii="Arial" w:hAnsi="Arial" w:eastAsia="宋体"/>
+                <w:b w:val="0"/>
+                <w:sz w:val="19"/>
+              </w:rPr>
+              <w:t>2026-08-12</w:t>
+            </w:r>
+          </w:p>
+        </w:tc>
+        <w:tc>
+          <w:tcPr>
+            <w:tcW w:type="dxa" w:w="5386"/>
+            <w:shd w:val="clear" w:fill="F4F6F9"/>
+          </w:tcPr>
+          <w:p>
+            <w:pPr>
+              <w:jc w:val="center"/>
+            </w:pPr>
+            <w:r>
+              <w:rPr>
+                <w:rFonts w:ascii="Arial" w:hAnsi="Arial" w:eastAsia="宋体"/>
+                <w:b w:val="0"/>
+                <w:sz w:val="19"/>
+              </w:rPr>
+              <w:t>欧派、好莱客同期把资金转向理财与私募：定制龙头主动收缩资本开支</w:t>
+            </w:r>
+          </w:p>
+        </w:tc>
+        <w:tc>
+          <w:tcPr>
+            <w:tcW w:type="dxa" w:w="737"/>
+            <w:shd w:val="clear" w:fill="F4F6F9"/>
+          </w:tcPr>
+          <w:p>
+            <w:pPr>
+              <w:jc w:val="center"/>
+            </w:pPr>
+            <w:r>
+              <w:rPr>
+                <w:rFonts w:ascii="Arial" w:hAnsi="Arial" w:eastAsia="宋体"/>
+                <w:b w:val="0"/>
+                <w:sz w:val="19"/>
+              </w:rPr>
+              <w:t>中</w:t>
+            </w:r>
+          </w:p>
+        </w:tc>
+        <w:tc>
+          <w:tcPr>
+            <w:tcW w:type="dxa" w:w="1814"/>
+            <w:shd w:val="clear" w:fill="F4F6F9"/>
+          </w:tcPr>
+          <w:p>
+            <w:pPr>
+              <w:jc w:val="center"/>
+            </w:pPr>
+            <w:r>
+              <w:rPr>
+                <w:rFonts w:ascii="Arial" w:hAnsi="Arial" w:eastAsia="宋体"/>
+                <w:b w:val="0"/>
+                <w:sz w:val="19"/>
+              </w:rPr>
               <w:t>东方财富（公司公告）</w:t>
             </w:r>
           </w:p>
         </w:tc>
       </w:tr>
     </w:tbl>
+    <w:p>
+      <w:pPr>
+        <w:spacing w:line="360" w:lineRule="auto"/>
+      </w:pPr>
+      <w:r>
+        <w:rPr>
+          <w:rFonts w:ascii="Arial" w:hAnsi="Arial" w:eastAsia="宋体"/>
+          <w:b/>
+          <w:sz w:val="21"/>
+        </w:rPr>
+        <w:t>【2026-08-13｜软体家具｜影响高】曲美家居把抖音自播带货费率打到平台下限5%：实控人二代『泽龙Z』12个月带货32.44万</w:t>
+      </w:r>
+    </w:p>
+    <w:p>
+      <w:pPr>
+        <w:spacing w:line="360" w:lineRule="auto"/>
+        <w:ind w:firstLine="420"/>
+      </w:pPr>
+      <w:r>
+        <w:rPr>
+          <w:rFonts w:ascii="Arial" w:hAnsi="Arial" w:eastAsia="宋体"/>
+          <w:b w:val="0"/>
+          <w:sz w:val="21"/>
+        </w:rPr>
+        <w:t>曲美家居(603818)08-13披露关联交易公告：实控人赵瑞海之子赵泽龙(抖音『泽龙Z』、公司战略顾问)过去12个月通过橱窗/直播/巨量星图付费商单为公司带货，累计关联交易32.44万元。关键在费率——公司抖音精选联盟推广费率2026年3月设为15%，自6月15日起下调至5%(平台可设最低下限)。这是家居品牌在内容电商『降费率保ROI』、并以实控人二代达人身份深度绑定自播的一个样本。</w:t>
+      </w:r>
+    </w:p>
+    <w:p>
+      <w:pPr>
+        <w:spacing w:after="40"/>
+      </w:pPr>
+      <w:r>
+        <w:rPr>
+          <w:rFonts w:ascii="Arial" w:hAnsi="Arial" w:eastAsia="宋体"/>
+          <w:i/>
+          <w:color w:val="888888"/>
+          <w:sz w:val="17"/>
+        </w:rPr>
+        <w:t>来源：上交所/东方财富·曲美家居2026-036号公告(逐字核验)　https://data.eastmoney.com/notices/detail/603818/AN202608121827902904.html</w:t>
+      </w:r>
+    </w:p>
+    <w:p>
+      <w:pPr>
+        <w:spacing w:line="360" w:lineRule="auto"/>
+      </w:pPr>
+      <w:r>
+        <w:rPr>
+          <w:rFonts w:ascii="Arial" w:hAnsi="Arial" w:eastAsia="宋体"/>
+          <w:b/>
+          <w:sz w:val="21"/>
+        </w:rPr>
+        <w:t>【2026-08-13｜建材｜影响中】江河集团H1净利+34%叠加中期分红预期，三日累涨超20%触发异动核查</w:t>
+      </w:r>
+    </w:p>
+    <w:p>
+      <w:pPr>
+        <w:spacing w:line="360" w:lineRule="auto"/>
+        <w:ind w:firstLine="420"/>
+      </w:pPr>
+      <w:r>
+        <w:rPr>
+          <w:rFonts w:ascii="Arial" w:hAnsi="Arial" w:eastAsia="宋体"/>
+          <w:b w:val="0"/>
+          <w:sz w:val="21"/>
+        </w:rPr>
+        <w:t>江河集团(601886)08-13披露股票交易异常波动公告：08-10/11/12连续三日收盘涨幅偏离值累计超20%，自查无未披露重大事项。催化来自08-12披露的2026H1营收108.24亿(+15.90%)、归母净利4.41亿(+34.34%)及中期利润分配方案。幕墙/建筑装饰工程端(B端)逆势高增，与地产链零售家居普跌形成鲜明分化。</w:t>
+      </w:r>
+    </w:p>
+    <w:p>
+      <w:pPr>
+        <w:spacing w:after="40"/>
+      </w:pPr>
+      <w:r>
+        <w:rPr>
+          <w:rFonts w:ascii="Arial" w:hAnsi="Arial" w:eastAsia="宋体"/>
+          <w:i/>
+          <w:color w:val="888888"/>
+          <w:sz w:val="17"/>
+        </w:rPr>
+        <w:t>来源：上交所/东方财富·江河集团临2026-037号公告(逐字核验)　https://data.eastmoney.com/notices/detail/601886/AN202608121827906108.html</w:t>
+      </w:r>
+    </w:p>
     <w:p>
       <w:pPr>
         <w:spacing w:line="360" w:lineRule="auto"/>
@@ -2844,7 +3665,7 @@
           <w:color w:val="333333"/>
           <w:sz w:val="21"/>
         </w:rPr>
-        <w:t>本组共6条，其中高影响2条。H1业绩预告披露季头部集体探底：定制家居（欧派预降50-60%、志邦转亏、索菲亚预降78-85%）、软体（慕思预降44-51%）、卫浴（箭牌转亏、惠达预亏）、瓷砖（东鹏净利降85-88%）、板材（大亚圣象预亏）全品类承压；但蒙娜丽莎扭亏、红星美凯龙扭亏、三棵树零售涂料韧性、东鹏逆势净增门店50家显示『收缩工程/做强零售』自救路径见效。运营需警惕定制/软体赛道承压对天猫GMV的传导，同时关注做强零售的头部品牌合作机会。</w:t>
+        <w:t>本组共8条，其中高影响3条。H1业绩预告披露季头部集体探底：定制家居（欧派预降50-60%、志邦转亏、索菲亚预降78-85%）、软体（慕思预降44-51%）、卫浴（箭牌转亏、惠达预亏）、瓷砖（东鹏净利降85-88%）、板材（大亚圣象预亏）全品类承压；但蒙娜丽莎扭亏、红星美凯龙扭亏、三棵树零售涂料韧性、东鹏逆势净增门店50家显示『收缩工程/做强零售』自救路径见效。运营需警惕定制/软体赛道承压对天猫GMV的传导，同时关注做强零售的头部品牌合作机会。</w:t>
       </w:r>
     </w:p>
     <w:p>
@@ -5054,7 +5875,7 @@
           <w:b w:val="0"/>
           <w:sz w:val="22"/>
         </w:rPr>
-        <w:t>数据来源：抖店罗盘·类目概览（https://compass.jinritemai.com/shop/chance/category-overview），经陪跑扫码登录后浏览器自动化抽取，采集时间 2026-07-30 16:17 CST。【数据日期提示】本区块为2026-07-30经夸克浏览器现采的近7天(2026/07/23-07/29)数据。抖店罗盘对市场类目只公开数量级区间（如 ¥1亿-¥1.5亿），不显示精确值；文中区间原样保留。较上周期百分比为口径公开的精确 WoW。</w:t>
+        <w:t>数据来源：抖店罗盘·类目概览（https://compass.jinritemai.com/shop/chance/category-overview），经陪跑扫码登录后浏览器自动化抽取，采集时间 2026-08-13 11:40 CST。【数据日期提示】本区块为2026-08-13经Chrome浏览器现采的近7天(2026/08/06-08/12)数据。抖店罗盘对市场类目只公开数量级区间（如 ¥1亿-¥1.5亿），不显示精确值；文中区间原样保留。较上周期百分比为口径公开的精确 WoW，涨跌符号已按 DOM 趋势类名校验。</w:t>
       </w:r>
     </w:p>
     <w:p>
@@ -5178,7 +5999,7 @@
                 <w:b w:val="0"/>
                 <w:sz w:val="19"/>
               </w:rPr>
-              <w:t>¥4.5亿 - ¥5亿</w:t>
+              <w:t>¥5亿 - ¥5.5亿</w:t>
             </w:r>
           </w:p>
         </w:tc>
@@ -5196,7 +6017,7 @@
                 <w:b w:val="0"/>
                 <w:sz w:val="19"/>
               </w:rPr>
-              <w:t>+1.12%</w:t>
+              <w:t>+1.81%</w:t>
             </w:r>
           </w:p>
         </w:tc>
@@ -5236,7 +6057,7 @@
                 <w:b w:val="0"/>
                 <w:sz w:val="19"/>
               </w:rPr>
-              <w:t>750万 - 1,000万</w:t>
+              <w:t>1,000万 - 2,500万</w:t>
             </w:r>
           </w:p>
         </w:tc>
@@ -5255,7 +6076,7 @@
                 <w:b w:val="0"/>
                 <w:sz w:val="19"/>
               </w:rPr>
-              <w:t>+0.57%</w:t>
+              <w:t>+4.38%</w:t>
             </w:r>
           </w:p>
         </w:tc>
@@ -5311,7 +6132,7 @@
                 <w:b w:val="0"/>
                 <w:sz w:val="19"/>
               </w:rPr>
-              <w:t>+5.52%</w:t>
+              <w:t>-0.06%</w:t>
             </w:r>
           </w:p>
         </w:tc>
@@ -5370,7 +6191,7 @@
                 <w:b w:val="0"/>
                 <w:sz w:val="19"/>
               </w:rPr>
-              <w:t>-0.85%</w:t>
+              <w:t>+4.98%</w:t>
             </w:r>
           </w:p>
         </w:tc>
@@ -5426,7 +6247,7 @@
                 <w:b w:val="0"/>
                 <w:sz w:val="19"/>
               </w:rPr>
-              <w:t>+0.37%</w:t>
+              <w:t>+0.51%</w:t>
             </w:r>
           </w:p>
         </w:tc>
@@ -5485,7 +6306,7 @@
                 <w:b w:val="0"/>
                 <w:sz w:val="19"/>
               </w:rPr>
-              <w:t>-0.77%</w:t>
+              <w:t>+1.25%</w:t>
             </w:r>
           </w:p>
         </w:tc>
@@ -5541,7 +6362,7 @@
                 <w:b w:val="0"/>
                 <w:sz w:val="19"/>
               </w:rPr>
-              <w:t>+1.70%</w:t>
+              <w:t>-2.46%</w:t>
             </w:r>
           </w:p>
         </w:tc>
@@ -5600,7 +6421,7 @@
                 <w:b w:val="0"/>
                 <w:sz w:val="19"/>
               </w:rPr>
-              <w:t>-4.17%</w:t>
+              <w:t>+1.87%</w:t>
             </w:r>
           </w:p>
         </w:tc>
@@ -6242,7 +7063,7 @@
                 <w:b w:val="0"/>
                 <w:sz w:val="19"/>
               </w:rPr>
-              <w:t>¥100-¥200</w:t>
+              <w:t>¥50-¥100</w:t>
             </w:r>
           </w:p>
         </w:tc>
@@ -6280,7 +7101,7 @@
                 <w:b w:val="0"/>
                 <w:sz w:val="19"/>
               </w:rPr>
-              <w:t>胶粘剂</w:t>
+              <w:t>防护材料</w:t>
             </w:r>
           </w:p>
         </w:tc>
@@ -6316,7 +7137,7 @@
                 <w:b w:val="0"/>
                 <w:sz w:val="19"/>
               </w:rPr>
-              <w:t>5%-7.5%</w:t>
+              <w:t>2.5%-5%</w:t>
             </w:r>
           </w:p>
         </w:tc>
@@ -6392,7 +7213,7 @@
                 <w:b w:val="0"/>
                 <w:sz w:val="19"/>
               </w:rPr>
-              <w:t>防护材料</w:t>
+              <w:t>胶粘剂</w:t>
             </w:r>
           </w:p>
         </w:tc>
@@ -6786,7 +7607,7 @@
                 <w:b w:val="0"/>
                 <w:sz w:val="19"/>
               </w:rPr>
-              <w:t>¥10-¥50</w:t>
+              <w:t>¥50-¥100</w:t>
             </w:r>
           </w:p>
         </w:tc>
@@ -6844,7 +7665,7 @@
                 <w:b w:val="0"/>
                 <w:sz w:val="19"/>
               </w:rPr>
-              <w:t>门及配件</w:t>
+              <w:t>墙面材料</w:t>
             </w:r>
           </w:p>
         </w:tc>
@@ -6882,7 +7703,7 @@
                 <w:b w:val="0"/>
                 <w:sz w:val="19"/>
               </w:rPr>
-              <w:t>1%-2.5%</w:t>
+              <w:t>2.5%-5%</w:t>
             </w:r>
           </w:p>
         </w:tc>
@@ -6920,7 +7741,7 @@
                 <w:b w:val="0"/>
                 <w:sz w:val="19"/>
               </w:rPr>
-              <w:t>¥50-¥100</w:t>
+              <w:t>¥10-¥50</w:t>
             </w:r>
           </w:p>
         </w:tc>
@@ -6958,7 +7779,7 @@
                 <w:b w:val="0"/>
                 <w:sz w:val="19"/>
               </w:rPr>
-              <w:t>墙面材料</w:t>
+              <w:t>门及配件</w:t>
             </w:r>
           </w:p>
         </w:tc>
@@ -6994,7 +7815,7 @@
                 <w:b w:val="0"/>
                 <w:sz w:val="19"/>
               </w:rPr>
-              <w:t>1%-2.5%</w:t>
+              <w:t>2.5%-5%</w:t>
             </w:r>
           </w:p>
         </w:tc>
@@ -7012,7 +7833,7 @@
                 <w:b w:val="0"/>
                 <w:sz w:val="19"/>
               </w:rPr>
-              <w:t>¥10-¥50</w:t>
+              <w:t>¥50-¥100</w:t>
             </w:r>
           </w:p>
         </w:tc>
@@ -7089,7 +7910,7 @@
                 <w:b w:val="0"/>
                 <w:sz w:val="19"/>
               </w:rPr>
-              <w:t>¥750万-¥1,000万</w:t>
+              <w:t>¥1,000万-¥2,500万</w:t>
             </w:r>
           </w:p>
         </w:tc>
@@ -7837,7 +8658,7 @@
                 <w:b w:val="0"/>
                 <w:sz w:val="19"/>
               </w:rPr>
-              <w:t>54.9%</w:t>
+              <w:t>54.39%</w:t>
             </w:r>
           </w:p>
         </w:tc>
@@ -7876,7 +8697,7 @@
                 <w:b w:val="0"/>
                 <w:sz w:val="19"/>
               </w:rPr>
-              <w:t>商品卡</w:t>
+              <w:t>短视频</w:t>
             </w:r>
           </w:p>
         </w:tc>
@@ -7895,7 +8716,7 @@
                 <w:b w:val="0"/>
                 <w:sz w:val="19"/>
               </w:rPr>
-              <w:t>21.76%</w:t>
+              <w:t>20.86%</w:t>
             </w:r>
           </w:p>
         </w:tc>
@@ -7934,7 +8755,7 @@
                 <w:b w:val="0"/>
                 <w:sz w:val="19"/>
               </w:rPr>
-              <w:t>短视频</w:t>
+              <w:t>商品卡</w:t>
             </w:r>
           </w:p>
         </w:tc>
@@ -7952,7 +8773,7 @@
                 <w:b w:val="0"/>
                 <w:sz w:val="19"/>
               </w:rPr>
-              <w:t>19.47%</w:t>
+              <w:t>20.49%</w:t>
             </w:r>
           </w:p>
         </w:tc>
@@ -7970,7 +8791,7 @@
                 <w:b w:val="0"/>
                 <w:sz w:val="19"/>
               </w:rPr>
-              <w:t>¥7,500万-¥1亿</w:t>
+              <w:t>¥1亿-¥1.5亿</w:t>
             </w:r>
           </w:p>
         </w:tc>
@@ -8010,7 +8831,7 @@
                 <w:b w:val="0"/>
                 <w:sz w:val="19"/>
               </w:rPr>
-              <w:t>3.79%</w:t>
+              <w:t>4.17%</w:t>
             </w:r>
           </w:p>
         </w:tc>
@@ -8067,7 +8888,7 @@
                 <w:b w:val="0"/>
                 <w:sz w:val="19"/>
               </w:rPr>
-              <w:t>0.08%</w:t>
+              <w:t>0.1%</w:t>
             </w:r>
           </w:p>
         </w:tc>
@@ -8328,7 +9149,7 @@
                 <w:b w:val="0"/>
                 <w:sz w:val="19"/>
               </w:rPr>
-              <w:t>¥50-¥100</w:t>
+              <w:t>¥100-¥200</w:t>
             </w:r>
           </w:p>
         </w:tc>
@@ -8443,7 +9264,7 @@
                 <w:b w:val="0"/>
                 <w:sz w:val="19"/>
               </w:rPr>
-              <w:t>¥100-¥200</w:t>
+              <w:t>¥200-¥300</w:t>
             </w:r>
           </w:p>
         </w:tc>
@@ -8632,7 +9453,7 @@
                 <w:b w:val="0"/>
                 <w:sz w:val="19"/>
               </w:rPr>
-              <w:t>¥50-¥100</w:t>
+              <w:t>¥100-¥200</w:t>
             </w:r>
           </w:p>
         </w:tc>
@@ -8670,7 +9491,7 @@
                 <w:b w:val="0"/>
                 <w:sz w:val="19"/>
               </w:rPr>
-              <w:t>¥1,000万-¥2,500万</w:t>
+              <w:t>¥2,500万-¥5,000万</w:t>
             </w:r>
           </w:p>
         </w:tc>
@@ -8821,7 +9642,7 @@
                 <w:b w:val="0"/>
                 <w:sz w:val="19"/>
               </w:rPr>
-              <w:t>¥300-¥400</w:t>
+              <w:t>¥400-¥500</w:t>
             </w:r>
           </w:p>
         </w:tc>
@@ -8913,7 +9734,7 @@
                 <w:b w:val="0"/>
                 <w:sz w:val="19"/>
               </w:rPr>
-              <w:t>¥300-¥400</w:t>
+              <w:t>¥400-¥500</w:t>
             </w:r>
           </w:p>
         </w:tc>
@@ -9267,7 +10088,7 @@
                 <w:b w:val="0"/>
                 <w:sz w:val="17"/>
               </w:rPr>
-              <w:t>科氧仕智能家居设备配件生态小粒径亿级负氧离子发生器净化ED2</w:t>
+              <w:t>【明星同款】新款掌静脉3D人脸识别远程可视密码锁防盗门家用指纹锁</w:t>
             </w:r>
           </w:p>
         </w:tc>
@@ -9285,7 +10106,7 @@
                 <w:b w:val="0"/>
                 <w:sz w:val="17"/>
               </w:rPr>
-              <w:t>¥500万-¥750万</w:t>
+              <w:t>¥250万-¥500万</w:t>
             </w:r>
           </w:p>
         </w:tc>
@@ -9325,7 +10146,7 @@
                 <w:b w:val="0"/>
                 <w:sz w:val="17"/>
               </w:rPr>
-              <w:t>【明星同款】新款掌静脉3D人脸识别远程可视密码锁防盗门家用指纹锁</w:t>
+              <w:t>【新品防水】萤石魔方Pro全无线4G智能摄像头磁吸家用防盗高清监控</w:t>
             </w:r>
           </w:p>
         </w:tc>
@@ -9344,7 +10165,7 @@
                 <w:b w:val="0"/>
                 <w:sz w:val="17"/>
               </w:rPr>
-              <w:t>¥250万-¥500万</w:t>
+              <w:t>¥100万-¥250万</w:t>
             </w:r>
           </w:p>
         </w:tc>
@@ -9382,7 +10203,7 @@
                 <w:b w:val="0"/>
                 <w:sz w:val="17"/>
               </w:rPr>
-              <w:t>步猎鹰【自带网络/1600W超清】4G三画面太阳能全彩夜视摄像旋转对</w:t>
+              <w:t>Sacon/帅康一体压铸SUS304双滑轨小米粒厨房水槽大单槽</w:t>
             </w:r>
           </w:p>
         </w:tc>
@@ -9440,7 +10261,7 @@
                 <w:b w:val="0"/>
                 <w:sz w:val="17"/>
               </w:rPr>
-              <w:t>神眸【爆款AI智能监控摄像头】人形检测室内外家用日夜全彩高清BC4</w:t>
+              <w:t>东沃D6D全自动家用智能马桶前置妇洗人体工学内置过滤电容脚感</w:t>
             </w:r>
           </w:p>
         </w:tc>
@@ -9497,7 +10318,7 @@
                 <w:b w:val="0"/>
                 <w:sz w:val="17"/>
               </w:rPr>
-              <w:t>【升级】阿尔法极光 P14FVR三摄像头无线充电夜视人脸掌静脉智能锁</w:t>
+              <w:t>【1号】沃特浦顶不漏防水涂料屋顶防水胶雨季漏水补漏耐晒新型材料</w:t>
             </w:r>
           </w:p>
         </w:tc>
@@ -9555,7 +10376,7 @@
                 <w:b w:val="0"/>
                 <w:sz w:val="17"/>
               </w:rPr>
-              <w:t>Sacon/帅康一体压铸SUS304双滑轨小米粒厨房水槽大单槽</w:t>
+              <w:t>【免费安装】联想新品人脸识别T30pro智能锁灵电不断电家用门锁</w:t>
             </w:r>
           </w:p>
         </w:tc>
@@ -9612,7 +10433,7 @@
                 <w:b w:val="0"/>
                 <w:sz w:val="17"/>
               </w:rPr>
-              <w:t>【因硕】R8双子星密码锁双摄版猫眼大屏3D人脸识别掌静脉智能门锁</w:t>
+              <w:t>步猎鹰自带网络4G三画面太阳能全彩夜视摄像旋转对话</w:t>
             </w:r>
           </w:p>
         </w:tc>
@@ -9670,7 +10491,7 @@
                 <w:b w:val="0"/>
                 <w:sz w:val="17"/>
               </w:rPr>
-              <w:t>JOMOW卫浴淋浴花洒套装智能恒温钢琴增压沐浴器全铜浴室洗澡淋浴</w:t>
+              <w:t>【因硕】R8双子星密码锁双摄版猫眼大屏3D人脸识别掌静脉智能门锁</w:t>
             </w:r>
           </w:p>
         </w:tc>
@@ -9727,7 +10548,7 @@
                 <w:b w:val="0"/>
                 <w:sz w:val="17"/>
               </w:rPr>
-              <w:t>【斯麦特】2026新款4G免流量监控摄像头家用360旋转全彩夜视彩彩</w:t>
+              <w:t>Blaupunkt/蓝宝T9 全智能马桶自动翻盖静音虹吸无水压加热座</w:t>
             </w:r>
           </w:p>
         </w:tc>
@@ -9785,7 +10606,7 @@
                 <w:b w:val="0"/>
                 <w:sz w:val="17"/>
               </w:rPr>
-              <w:t>九牧万家用坐便器全功能顶配智能马桶有翻盖泡沫盾无水压限制语音</w:t>
+              <w:t>oupai/欧派【85折活动专拍】木门胡桃木色实木免漆实木填充卧室门</w:t>
             </w:r>
           </w:p>
         </w:tc>
@@ -9842,7 +10663,7 @@
                 <w:b w:val="0"/>
                 <w:sz w:val="17"/>
               </w:rPr>
-              <w:t>AUX/奥克斯2026新款4G免流量家用高清监控摄像头360旋转全彩</w:t>
+              <w:t>Philips/飞利浦无电无网太阳能高清360旋转可对话监控摄像头</w:t>
             </w:r>
           </w:p>
         </w:tc>
@@ -9900,7 +10721,7 @@
                 <w:b w:val="0"/>
                 <w:sz w:val="17"/>
               </w:rPr>
-              <w:t>Blaupunkt/蓝宝T9 全智能马桶自动翻盖静音虹吸无水压加热座</w:t>
+              <w:t>AUX/奥克斯2026新款4G免流量家用高清监控摄像头360旋转全彩</w:t>
             </w:r>
           </w:p>
         </w:tc>
@@ -9957,7 +10778,7 @@
                 <w:b w:val="0"/>
                 <w:sz w:val="17"/>
               </w:rPr>
-              <w:t>【1号】沃特浦顶不漏防水涂料屋顶防水胶雨季漏水补漏耐晒新型材料</w:t>
+              <w:t>神眸【爆款AI智能监控摄像头】人形检测室内外家用日夜全彩高清BC4</w:t>
             </w:r>
           </w:p>
         </w:tc>
@@ -10015,7 +10836,7 @@
                 <w:b w:val="0"/>
                 <w:sz w:val="17"/>
               </w:rPr>
-              <w:t>【免费安装】联想新品人脸识别T30pro智能锁灵电不断电家用门锁</w:t>
+              <w:t>HOTATA/好太太小天舱超薄隐藏形折叠家用自动电动晾衣架阳台语音</w:t>
             </w:r>
           </w:p>
         </w:tc>
@@ -10072,7 +10893,7 @@
                 <w:b w:val="0"/>
                 <w:sz w:val="17"/>
               </w:rPr>
-              <w:t>HOTATA/好太太小天舱晾衣超薄折叠家用电动阳台晾衣架</w:t>
+              <w:t>JOMOQ/九牧优选系列卫浴淋浴花洒套装智能数显恒温枪灰增压浴室</w:t>
             </w:r>
           </w:p>
         </w:tc>
@@ -10158,7 +10979,7 @@
           <w:rFonts w:ascii="Arial" w:hAnsi="Arial" w:eastAsia="宋体"/>
           <w:sz w:val="21"/>
         </w:rPr>
-        <w:t>• 抖音家装建材大盘 7/9-7/15 GMV ¥4.5-5亿，环比+1.5%；订单+7%、买家+4.9%，说明客单价（¥50-100 区间上端）在拉动，非纯流量红利。</w:t>
+        <w:t>• 抖音家装建材大盘 8/6-8/12 GMV ¥5-5.5亿，WoW +1.81%；订单+4.98%、件数+4.38%，但买家几乎持平(-0.06%)——本周增长由老客/多件购买驱动而非拉新；件单价-2.46%(¥10-50)、客单价+1.87%(¥50-100)：单件更便宜、每单买得更多，818预热期'凑单囤货'特征明显。</w:t>
       </w:r>
     </w:p>
     <w:p>
@@ -10171,7 +10992,7 @@
           <w:rFonts w:ascii="Arial" w:hAnsi="Arial" w:eastAsia="宋体"/>
           <w:sz w:val="21"/>
         </w:rPr>
-        <w:t>• TOP2 子类目 全屋智能(25-30%) + 卫浴建材(20-25%) 合计 ~50% 大盘，注意全屋智能件单价¥200-300 vs 卫浴建材¥100-200：智能硬件在抖音已进入高价心智，卫浴走走量。</w:t>
+        <w:t>• TOP2 子类目 全屋智能(25-30%) + 卫浴建材(20-25%) 合计约 50% 大盘；全屋智能件单价¥200-300/客单价¥300-400 显著高于卫浴建材(¥100-200)，智能硬件在抖音的高价心智延续，卫浴走量。</w:t>
       </w:r>
     </w:p>
     <w:p>
@@ -10184,7 +11005,7 @@
           <w:rFonts w:ascii="Arial" w:hAnsi="Arial" w:eastAsia="宋体"/>
           <w:sz w:val="21"/>
         </w:rPr>
-        <w:t>• 价格带极度头重脚轻：¥39以上占 75-80% GMV，说明抖音家装建材不再是低价白牌天下，中高端已跑起来。</w:t>
+        <w:t>• 价格带极度头重脚轻：¥39以上占 75-80% GMV(¥3.5-4亿)，19-39仅10-15%、0-6元仅1-2.5%——中高端仍是抖音家装建材主战场，低价白牌不是大盘主力。</w:t>
       </w:r>
     </w:p>
     <w:p>
@@ -10197,7 +11018,7 @@
           <w:rFonts w:ascii="Arial" w:hAnsi="Arial" w:eastAsia="宋体"/>
           <w:sz w:val="21"/>
         </w:rPr>
-        <w:t>• 载体：直播 54.8% + 商品卡 21.87% + 短视频 19.7% = 96.4%，图文仅 0.1%——图文种草模型在这个类目失效，直播和货架是主战场。</w:t>
+        <w:t>• 载体：直播 54.39% + 短视频 20.86% + 商品卡 20.49% = 95.7%，图文仅 0.1%——直播与货架双主场，图文种草在此类目基本失效。</w:t>
       </w:r>
     </w:p>
     <w:p>
@@ -10210,7 +11031,7 @@
           <w:rFonts w:ascii="Arial" w:hAnsi="Arial" w:eastAsia="宋体"/>
           <w:sz w:val="21"/>
         </w:rPr>
-        <w:t>• 渠道 TOP3：短视频引流(25-30%) + 直播推荐(20-25%) + 搜索(15-20%) = 60-70% GMV，搜索占比不低，说明用户"抖音搜家装"心智已成型。</w:t>
+        <w:t>• 渠道 TOP3：短视频引流(25-30%) + 直播推荐(20-25%) + 搜索(15-20%) = 60-70% GMV，搜索占比可观，'抖音搜家装'心智稳固。</w:t>
       </w:r>
     </w:p>
     <w:p>
@@ -10223,7 +11044,7 @@
           <w:rFonts w:ascii="Arial" w:hAnsi="Arial" w:eastAsia="宋体"/>
           <w:sz w:val="21"/>
         </w:rPr>
-        <w:t>• TOP15 单品中，智能锁 4 席（掌静脉/掌静脉/双子星/联想T30pro）、监控摄像头 4 席（步猎鹰/神眸/斯麦特/AUX），共 8 席，与用户跟的 AI 锁/AI 监控摄像头 2 大赛道高度重叠——这些品牌应立即加入天猫竞品追踪清单。</w:t>
+        <w:t>• TOP15 单品：监控摄像头 5 席（萤石魔方Pro/步猎鹰/Philips/AUX/神眸）、智能锁 3 席（掌静脉/联想T30pro/因硕R8）、智能马桶 2 席（东沃D6D/蓝宝T9），AI安防+智能卫浴是818前确定性爆发赛道；欧派木门(第10)首次进 TOP10，传统家居品牌在抖音高价带开始起量，应纳入天猫竞品追踪。</w:t>
       </w:r>
     </w:p>
     <w:p>
@@ -10270,7 +11091,7 @@
           <w:color w:val="2E5B9A"/>
           <w:sz w:val="27"/>
         </w:rPr>
-        <w:t>4.1　京东（7条）</w:t>
+        <w:t>4.1　京东（9条）</w:t>
       </w:r>
     </w:p>
     <w:tbl>
@@ -10362,7 +11183,7 @@
                 <w:b w:val="0"/>
                 <w:sz w:val="18"/>
               </w:rPr>
-              <w:t>2026-07-07</w:t>
+              <w:t>2026-08-11</w:t>
             </w:r>
           </w:p>
         </w:tc>
@@ -10380,7 +11201,7 @@
                 <w:b w:val="0"/>
                 <w:sz w:val="18"/>
               </w:rPr>
-              <w:t>京东零售架构调整：管理层级减少两级，组织扁平化加速</w:t>
+              <w:t>京东家具超级品类日携手马頔办『新家发补会』：亿元家装补贴、至高返50%、每晚8点</w:t>
             </w:r>
           </w:p>
         </w:tc>
@@ -10398,7 +11219,7 @@
                 <w:b w:val="0"/>
                 <w:sz w:val="18"/>
               </w:rPr>
-              <w:t>通用</w:t>
+              <w:t>软体家具</w:t>
             </w:r>
           </w:p>
         </w:tc>
@@ -10419,7 +11240,7 @@
                 <w:b w:val="0"/>
                 <w:sz w:val="18"/>
               </w:rPr>
-              <w:t>2026-07-14</w:t>
+              <w:t>2026-08-05</w:t>
             </w:r>
           </w:p>
         </w:tc>
@@ -10438,7 +11259,7 @@
                 <w:b w:val="0"/>
                 <w:sz w:val="18"/>
               </w:rPr>
-              <w:t>京东自营装修上半年GMV突破25亿元，同比+140%；京东家装整体GMV超45亿</w:t>
+              <w:t>京东自营家装清凉季主打『政企双补·至高立减15%』，多地拓宽公积金支持装修</w:t>
             </w:r>
           </w:p>
         </w:tc>
@@ -10457,7 +11278,7 @@
                 <w:b w:val="0"/>
                 <w:sz w:val="18"/>
               </w:rPr>
-              <w:t>装修</w:t>
+              <w:t>定制家居</w:t>
             </w:r>
           </w:p>
         </w:tc>
@@ -10477,7 +11298,7 @@
                 <w:b w:val="0"/>
                 <w:sz w:val="18"/>
               </w:rPr>
-              <w:t>2026-07-15</w:t>
+              <w:t>2026-07-07</w:t>
             </w:r>
           </w:p>
         </w:tc>
@@ -10495,7 +11316,7 @@
                 <w:b w:val="0"/>
                 <w:sz w:val="18"/>
               </w:rPr>
-              <w:t>国补第三批6250亿下达，京东7月家电国补最高单件立减1500元，覆盖29省</w:t>
+              <w:t>京东零售架构调整：管理层级减少两级，组织扁平化加速</w:t>
             </w:r>
           </w:p>
         </w:tc>
@@ -10513,7 +11334,7 @@
                 <w:b w:val="0"/>
                 <w:sz w:val="18"/>
               </w:rPr>
-              <w:t>全屋智能</w:t>
+              <w:t>通用</w:t>
             </w:r>
           </w:p>
         </w:tc>
@@ -10534,7 +11355,7 @@
                 <w:b w:val="0"/>
                 <w:sz w:val="18"/>
               </w:rPr>
-              <w:t>2026-07-22</w:t>
+              <w:t>2026-07-14</w:t>
             </w:r>
           </w:p>
         </w:tc>
@@ -10553,7 +11374,7 @@
                 <w:b w:val="0"/>
                 <w:sz w:val="18"/>
               </w:rPr>
-              <w:t>京东『春晓计划』2026上半年成绩单：家电家居近2.5万商家销售额同比增超50%</w:t>
+              <w:t>京东自营装修上半年GMV突破25亿元，同比+140%；京东家装整体GMV超45亿</w:t>
             </w:r>
           </w:p>
         </w:tc>
@@ -10572,7 +11393,7 @@
                 <w:b w:val="0"/>
                 <w:sz w:val="18"/>
               </w:rPr>
-              <w:t>通用</w:t>
+              <w:t>装修</w:t>
             </w:r>
           </w:p>
         </w:tc>
@@ -10592,7 +11413,7 @@
                 <w:b w:val="0"/>
                 <w:sz w:val="18"/>
               </w:rPr>
-              <w:t>2026-08-05</w:t>
+              <w:t>2026-07-15</w:t>
             </w:r>
           </w:p>
         </w:tc>
@@ -10610,7 +11431,7 @@
                 <w:b w:val="0"/>
                 <w:sz w:val="18"/>
               </w:rPr>
-              <w:t>京东MALL/京东电器城市旗舰店启动『冷风暖水秋季家装节』，中央空调安装费直降约</w:t>
+              <w:t>国补第三批6250亿下达，京东7月家电国补最高单件立减1500元，覆盖29省</w:t>
             </w:r>
           </w:p>
         </w:tc>
@@ -10628,7 +11449,7 @@
                 <w:b w:val="0"/>
                 <w:sz w:val="18"/>
               </w:rPr>
-              <w:t>装修</w:t>
+              <w:t>全屋智能</w:t>
             </w:r>
           </w:p>
         </w:tc>
@@ -10649,7 +11470,7 @@
                 <w:b w:val="0"/>
                 <w:sz w:val="18"/>
               </w:rPr>
-              <w:t>2026-08-10</w:t>
+              <w:t>2026-07-22</w:t>
             </w:r>
           </w:p>
         </w:tc>
@@ -10668,7 +11489,7 @@
                 <w:b w:val="0"/>
                 <w:sz w:val="18"/>
               </w:rPr>
-              <w:t>京东开放平台8月上旬规则密集修订：经营类目商品阈值明细表(08-17生效)、不当</w:t>
+              <w:t>京东『春晓计划』2026上半年成绩单：家电家居近2.5万商家销售额同比增超50%</w:t>
             </w:r>
           </w:p>
         </w:tc>
@@ -10707,6 +11528,121 @@
                 <w:b w:val="0"/>
                 <w:sz w:val="18"/>
               </w:rPr>
+              <w:t>2026-08-05</w:t>
+            </w:r>
+          </w:p>
+        </w:tc>
+        <w:tc>
+          <w:tcPr>
+            <w:tcW w:type="dxa" w:w="5953"/>
+          </w:tcPr>
+          <w:p>
+            <w:pPr>
+              <w:jc w:val="center"/>
+            </w:pPr>
+            <w:r>
+              <w:rPr>
+                <w:rFonts w:ascii="Arial" w:hAnsi="Arial" w:eastAsia="宋体"/>
+                <w:b w:val="0"/>
+                <w:sz w:val="18"/>
+              </w:rPr>
+              <w:t>京东MALL/京东电器城市旗舰店启动『冷风暖水秋季家装节』，中央空调安装费直降约</w:t>
+            </w:r>
+          </w:p>
+        </w:tc>
+        <w:tc>
+          <w:tcPr>
+            <w:tcW w:type="dxa" w:w="1417"/>
+          </w:tcPr>
+          <w:p>
+            <w:pPr>
+              <w:jc w:val="center"/>
+            </w:pPr>
+            <w:r>
+              <w:rPr>
+                <w:rFonts w:ascii="Arial" w:hAnsi="Arial" w:eastAsia="宋体"/>
+                <w:b w:val="0"/>
+                <w:sz w:val="18"/>
+              </w:rPr>
+              <w:t>装修</w:t>
+            </w:r>
+          </w:p>
+        </w:tc>
+      </w:tr>
+      <w:tr>
+        <w:tc>
+          <w:tcPr>
+            <w:tcW w:type="dxa" w:w="1247"/>
+            <w:shd w:val="clear" w:fill="F4F6F9"/>
+          </w:tcPr>
+          <w:p>
+            <w:pPr>
+              <w:jc w:val="left"/>
+            </w:pPr>
+            <w:r>
+              <w:rPr>
+                <w:rFonts w:ascii="Arial" w:hAnsi="Arial" w:eastAsia="宋体"/>
+                <w:b w:val="0"/>
+                <w:sz w:val="18"/>
+              </w:rPr>
+              <w:t>2026-08-10</w:t>
+            </w:r>
+          </w:p>
+        </w:tc>
+        <w:tc>
+          <w:tcPr>
+            <w:tcW w:type="dxa" w:w="5953"/>
+            <w:shd w:val="clear" w:fill="F4F6F9"/>
+          </w:tcPr>
+          <w:p>
+            <w:pPr>
+              <w:jc w:val="center"/>
+            </w:pPr>
+            <w:r>
+              <w:rPr>
+                <w:rFonts w:ascii="Arial" w:hAnsi="Arial" w:eastAsia="宋体"/>
+                <w:b w:val="0"/>
+                <w:sz w:val="18"/>
+              </w:rPr>
+              <w:t>京东开放平台8月上旬规则密集修订：经营类目商品阈值明细表(08-17生效)、不当</w:t>
+            </w:r>
+          </w:p>
+        </w:tc>
+        <w:tc>
+          <w:tcPr>
+            <w:tcW w:type="dxa" w:w="1417"/>
+            <w:shd w:val="clear" w:fill="F4F6F9"/>
+          </w:tcPr>
+          <w:p>
+            <w:pPr>
+              <w:jc w:val="center"/>
+            </w:pPr>
+            <w:r>
+              <w:rPr>
+                <w:rFonts w:ascii="Arial" w:hAnsi="Arial" w:eastAsia="宋体"/>
+                <w:b w:val="0"/>
+                <w:sz w:val="18"/>
+              </w:rPr>
+              <w:t>通用</w:t>
+            </w:r>
+          </w:p>
+        </w:tc>
+      </w:tr>
+      <w:tr>
+        <w:tc>
+          <w:tcPr>
+            <w:tcW w:type="dxa" w:w="1247"/>
+          </w:tcPr>
+          <w:p>
+            <w:pPr>
+              <w:jc w:val="left"/>
+            </w:pPr>
+            <w:r>
+              <w:rPr>
+                <w:rFonts w:ascii="Arial" w:hAnsi="Arial" w:eastAsia="宋体"/>
+                <w:b w:val="0"/>
+                <w:sz w:val="18"/>
+              </w:rPr>
               <w:t>2026-08-03</w:t>
             </w:r>
           </w:p>
@@ -10749,6 +11685,88 @@
         </w:tc>
       </w:tr>
     </w:tbl>
+    <w:p>
+      <w:pPr>
+        <w:spacing w:line="360" w:lineRule="auto"/>
+      </w:pPr>
+      <w:r>
+        <w:rPr>
+          <w:rFonts w:ascii="Arial" w:hAnsi="Arial" w:eastAsia="宋体"/>
+          <w:b/>
+          <w:sz w:val="21"/>
+        </w:rPr>
+        <w:t>京东家具超级品类日携手马頔办『新家发补会』：亿元家装补贴、至高返50%、每晚8点1元抢家具</w:t>
+      </w:r>
+    </w:p>
+    <w:p>
+      <w:pPr>
+        <w:spacing w:line="360" w:lineRule="auto"/>
+        <w:ind w:firstLine="420"/>
+      </w:pPr>
+      <w:r>
+        <w:rPr>
+          <w:rFonts w:ascii="Arial" w:hAnsi="Arial" w:eastAsia="宋体"/>
+          <w:b w:val="0"/>
+          <w:sz w:val="21"/>
+        </w:rPr>
+        <w:t>报道称京东家具超级品类日于8月11日晚8点启动，京东App搜『马頔新家发补会』进入。五重礼合计1亿元家装补贴：至高返50%装修补贴、国补叠加、京东PLUS至高再减12%、白条6期免息、天降红包；活动期每晚8点『1元抢家具』。参与品牌含顾家、全友、芝华仕、喜临门、雅兰、慕思、林氏、源氏木语等。（京东官方原文链接未获，属通稿性质二手报道，费率/样品价以商家后台为准。）</w:t>
+      </w:r>
+    </w:p>
+    <w:p>
+      <w:pPr>
+        <w:spacing w:after="40"/>
+      </w:pPr>
+      <w:r>
+        <w:rPr>
+          <w:rFonts w:ascii="Arial" w:hAnsi="Arial" w:eastAsia="宋体"/>
+          <w:i/>
+          <w:color w:val="888888"/>
+          <w:sz w:val="17"/>
+        </w:rPr>
+        <w:t>来源：中企资讯网（京东通稿转载，二手）　https://www.zqbao.com.cn/news/18680.html</w:t>
+      </w:r>
+    </w:p>
+    <w:p>
+      <w:pPr>
+        <w:spacing w:line="360" w:lineRule="auto"/>
+      </w:pPr>
+      <w:r>
+        <w:rPr>
+          <w:rFonts w:ascii="Arial" w:hAnsi="Arial" w:eastAsia="宋体"/>
+          <w:b/>
+          <w:sz w:val="21"/>
+        </w:rPr>
+        <w:t>京东自营家装清凉季主打『政企双补·至高立减15%』，多地拓宽公积金支持装修</w:t>
+      </w:r>
+    </w:p>
+    <w:p>
+      <w:pPr>
+        <w:spacing w:line="360" w:lineRule="auto"/>
+        <w:ind w:firstLine="420"/>
+      </w:pPr>
+      <w:r>
+        <w:rPr>
+          <w:rFonts w:ascii="Arial" w:hAnsi="Arial" w:eastAsia="宋体"/>
+          <w:b w:val="0"/>
+          <w:sz w:val="21"/>
+        </w:rPr>
+        <w:t>报道称京东自营家装『清凉季』进行中，主打政企双补至高立减15%，列整装/定制套餐价（索菲亚22㎡全屋衣柜19800元起、欧派22㎡19100元起、金牌20㎡22500元起、适老化卫浴改造套餐28199元起）；并泛提山东、珠海等地近期出台支持装修/局改政策。京东自营家装称覆盖20+省级区域、50+城市，售后含5年全屋/10年水电隐蔽质保。（图片采用danews.cc通稿分发host，判定京东通稿转载，二手；无具体政策名称/额度。）</w:t>
+      </w:r>
+    </w:p>
+    <w:p>
+      <w:pPr>
+        <w:spacing w:after="40"/>
+      </w:pPr>
+      <w:r>
+        <w:rPr>
+          <w:rFonts w:ascii="Arial" w:hAnsi="Arial" w:eastAsia="宋体"/>
+          <w:i/>
+          <w:color w:val="888888"/>
+          <w:sz w:val="17"/>
+        </w:rPr>
+        <w:t>来源：信阳新闻网·产经（京东通稿转载，二手）　https://www.xyxww.com.cn/jhtml/chanj/84964.html</w:t>
+      </w:r>
+    </w:p>
     <w:p>
       <w:pPr>
         <w:spacing w:line="360" w:lineRule="auto"/>
@@ -11268,6 +12286,426 @@
           <w:sz w:val="21"/>
         </w:rPr>
         <w:t>抖音端一面是618家居家装战报（喜临门床垫13.5亿、九牧卫浴榜首、爱果乐多榜TOP1），一面是收紧商家资质合规。内容电商仍是家居品牌种草与直播成交的核心增量场，天猫需关注品牌预算向抖音的分流。</w:t>
+      </w:r>
+    </w:p>
+    <w:p>
+      <w:pPr>
+        <w:pStyle w:val="Heading2"/>
+      </w:pPr>
+      <w:r>
+        <w:rPr>
+          <w:rFonts w:ascii="Arial" w:hAnsi="Arial" w:eastAsia="微软雅黑"/>
+          <w:b/>
+          <w:color w:val="2E5B9A"/>
+          <w:sz w:val="27"/>
+        </w:rPr>
+        <w:t>4.6　视频号（1条）</w:t>
+      </w:r>
+    </w:p>
+    <w:tbl>
+      <w:tblPr>
+        <w:tblStyle w:val="TableGrid"/>
+        <w:tblW w:type="auto" w:w="0"/>
+        <w:jc w:val="center"/>
+        <w:tblLook w:firstColumn="1" w:firstRow="1" w:lastColumn="0" w:lastRow="0" w:noHBand="0" w:noVBand="1" w:val="04A0"/>
+      </w:tblPr>
+      <w:tblGrid>
+        <w:gridCol w:w="3249"/>
+        <w:gridCol w:w="3249"/>
+        <w:gridCol w:w="3249"/>
+      </w:tblGrid>
+      <w:tr>
+        <w:tc>
+          <w:tcPr>
+            <w:tcW w:type="dxa" w:w="1247"/>
+            <w:shd w:val="clear" w:fill="1F3864"/>
+          </w:tcPr>
+          <w:p>
+            <w:pPr>
+              <w:jc w:val="center"/>
+            </w:pPr>
+            <w:r>
+              <w:rPr>
+                <w:rFonts w:ascii="Arial" w:hAnsi="Arial" w:eastAsia="微软雅黑"/>
+                <w:b/>
+                <w:color w:val="FFFFFF"/>
+                <w:sz w:val="18"/>
+              </w:rPr>
+              <w:t>日期</w:t>
+            </w:r>
+          </w:p>
+        </w:tc>
+        <w:tc>
+          <w:tcPr>
+            <w:tcW w:type="dxa" w:w="5953"/>
+            <w:shd w:val="clear" w:fill="1F3864"/>
+          </w:tcPr>
+          <w:p>
+            <w:pPr>
+              <w:jc w:val="center"/>
+            </w:pPr>
+            <w:r>
+              <w:rPr>
+                <w:rFonts w:ascii="Arial" w:hAnsi="Arial" w:eastAsia="微软雅黑"/>
+                <w:b/>
+                <w:color w:val="FFFFFF"/>
+                <w:sz w:val="18"/>
+              </w:rPr>
+              <w:t>动态标题</w:t>
+            </w:r>
+          </w:p>
+        </w:tc>
+        <w:tc>
+          <w:tcPr>
+            <w:tcW w:type="dxa" w:w="1417"/>
+            <w:shd w:val="clear" w:fill="1F3864"/>
+          </w:tcPr>
+          <w:p>
+            <w:pPr>
+              <w:jc w:val="center"/>
+            </w:pPr>
+            <w:r>
+              <w:rPr>
+                <w:rFonts w:ascii="Arial" w:hAnsi="Arial" w:eastAsia="微软雅黑"/>
+                <w:b/>
+                <w:color w:val="FFFFFF"/>
+                <w:sz w:val="18"/>
+              </w:rPr>
+              <w:t>子行业</w:t>
+            </w:r>
+          </w:p>
+        </w:tc>
+      </w:tr>
+      <w:tr>
+        <w:tc>
+          <w:tcPr>
+            <w:tcW w:type="dxa" w:w="1247"/>
+          </w:tcPr>
+          <w:p>
+            <w:pPr>
+              <w:jc w:val="left"/>
+            </w:pPr>
+            <w:r>
+              <w:rPr>
+                <w:rFonts w:ascii="Arial" w:hAnsi="Arial" w:eastAsia="宋体"/>
+                <w:b w:val="0"/>
+                <w:sz w:val="18"/>
+              </w:rPr>
+              <w:t>2026-08-10</w:t>
+            </w:r>
+          </w:p>
+        </w:tc>
+        <w:tc>
+          <w:tcPr>
+            <w:tcW w:type="dxa" w:w="5953"/>
+          </w:tcPr>
+          <w:p>
+            <w:pPr>
+              <w:jc w:val="center"/>
+            </w:pPr>
+            <w:r>
+              <w:rPr>
+                <w:rFonts w:ascii="Arial" w:hAnsi="Arial" w:eastAsia="宋体"/>
+                <w:b w:val="0"/>
+                <w:sz w:val="18"/>
+              </w:rPr>
+              <w:t>微信小店一级类目【家具】调整：8月24日起类目更名/新增/关闭，二级『商业办公』</w:t>
+            </w:r>
+          </w:p>
+        </w:tc>
+        <w:tc>
+          <w:tcPr>
+            <w:tcW w:type="dxa" w:w="1417"/>
+          </w:tcPr>
+          <w:p>
+            <w:pPr>
+              <w:jc w:val="center"/>
+            </w:pPr>
+            <w:r>
+              <w:rPr>
+                <w:rFonts w:ascii="Arial" w:hAnsi="Arial" w:eastAsia="宋体"/>
+                <w:b w:val="0"/>
+                <w:sz w:val="18"/>
+              </w:rPr>
+              <w:t>家具</w:t>
+            </w:r>
+          </w:p>
+        </w:tc>
+      </w:tr>
+    </w:tbl>
+    <w:p>
+      <w:pPr>
+        <w:spacing w:line="360" w:lineRule="auto"/>
+      </w:pPr>
+      <w:r>
+        <w:rPr>
+          <w:rFonts w:ascii="Arial" w:hAnsi="Arial" w:eastAsia="宋体"/>
+          <w:b/>
+          <w:sz w:val="21"/>
+        </w:rPr>
+        <w:t>微信小店一级类目【家具】调整：8月24日起类目更名/新增/关闭，二级『商业办公』改名『商业/办公家具』</w:t>
+      </w:r>
+    </w:p>
+    <w:p>
+      <w:pPr>
+        <w:spacing w:line="360" w:lineRule="auto"/>
+        <w:ind w:firstLine="420"/>
+      </w:pPr>
+      <w:r>
+        <w:rPr>
+          <w:rFonts w:ascii="Arial" w:hAnsi="Arial" w:eastAsia="宋体"/>
+          <w:b w:val="0"/>
+          <w:sz w:val="21"/>
+        </w:rPr>
+        <w:t>微信小店运营团队公告：自2026-08-24起对一级类目【家具】下部分类目优化（更名/新增/关闭）。二级类目【商业办公】更名为【商业/办公家具】，存量商品逐步迁移并按新类目要求管理，08-24起原类目下线、不可再新增商品；明确家具类目下暂不支持医疗器械相关类目开放及商家入驻。新增/关闭明细见随附《家具新增、关闭类目一览表》。</w:t>
+      </w:r>
+    </w:p>
+    <w:p>
+      <w:pPr>
+        <w:spacing w:after="40"/>
+      </w:pPr>
+      <w:r>
+        <w:rPr>
+          <w:rFonts w:ascii="Arial" w:hAnsi="Arial" w:eastAsia="宋体"/>
+          <w:i/>
+          <w:color w:val="888888"/>
+          <w:sz w:val="17"/>
+        </w:rPr>
+        <w:t>来源：微信小店成长中心·平台公告（腾讯）　https://store.weixin.qq.com/chengzhang/webdoc/wiki/9776/1da454ab33fce4d0/growth_center_platform_notice/1?bpath=%252Fnotice</w:t>
+      </w:r>
+    </w:p>
+    <w:p>
+      <w:pPr>
+        <w:spacing w:line="360" w:lineRule="auto" w:before="60"/>
+        <w:ind w:firstLine="440"/>
+        <w:shd w:val="clear" w:fill="F2F6FB"/>
+      </w:pPr>
+      <w:r>
+        <w:rPr>
+          <w:rFonts w:ascii="Arial" w:hAnsi="Arial" w:eastAsia="微软雅黑"/>
+          <w:b/>
+          <w:color w:val="2E5B9A"/>
+          <w:sz w:val="21"/>
+        </w:rPr>
+        <w:t>解读：</w:t>
+      </w:r>
+      <w:r>
+        <w:rPr>
+          <w:rFonts w:ascii="Arial" w:hAnsi="Arial" w:eastAsia="宋体"/>
+          <w:color w:val="333333"/>
+          <w:sz w:val="21"/>
+        </w:rPr>
+        <w:t>本平台在窗口期内有公开动态，详见上表来源链接。</w:t>
+      </w:r>
+    </w:p>
+    <w:p>
+      <w:pPr>
+        <w:pStyle w:val="Heading2"/>
+      </w:pPr>
+      <w:r>
+        <w:rPr>
+          <w:rFonts w:ascii="Arial" w:hAnsi="Arial" w:eastAsia="微软雅黑"/>
+          <w:b/>
+          <w:color w:val="2E5B9A"/>
+          <w:sz w:val="27"/>
+        </w:rPr>
+        <w:t>4.7　快手（1条）</w:t>
+      </w:r>
+    </w:p>
+    <w:tbl>
+      <w:tblPr>
+        <w:tblStyle w:val="TableGrid"/>
+        <w:tblW w:type="auto" w:w="0"/>
+        <w:jc w:val="center"/>
+        <w:tblLook w:firstColumn="1" w:firstRow="1" w:lastColumn="0" w:lastRow="0" w:noHBand="0" w:noVBand="1" w:val="04A0"/>
+      </w:tblPr>
+      <w:tblGrid>
+        <w:gridCol w:w="3249"/>
+        <w:gridCol w:w="3249"/>
+        <w:gridCol w:w="3249"/>
+      </w:tblGrid>
+      <w:tr>
+        <w:tc>
+          <w:tcPr>
+            <w:tcW w:type="dxa" w:w="1247"/>
+            <w:shd w:val="clear" w:fill="1F3864"/>
+          </w:tcPr>
+          <w:p>
+            <w:pPr>
+              <w:jc w:val="center"/>
+            </w:pPr>
+            <w:r>
+              <w:rPr>
+                <w:rFonts w:ascii="Arial" w:hAnsi="Arial" w:eastAsia="微软雅黑"/>
+                <w:b/>
+                <w:color w:val="FFFFFF"/>
+                <w:sz w:val="18"/>
+              </w:rPr>
+              <w:t>日期</w:t>
+            </w:r>
+          </w:p>
+        </w:tc>
+        <w:tc>
+          <w:tcPr>
+            <w:tcW w:type="dxa" w:w="5953"/>
+            <w:shd w:val="clear" w:fill="1F3864"/>
+          </w:tcPr>
+          <w:p>
+            <w:pPr>
+              <w:jc w:val="center"/>
+            </w:pPr>
+            <w:r>
+              <w:rPr>
+                <w:rFonts w:ascii="Arial" w:hAnsi="Arial" w:eastAsia="微软雅黑"/>
+                <w:b/>
+                <w:color w:val="FFFFFF"/>
+                <w:sz w:val="18"/>
+              </w:rPr>
+              <w:t>动态标题</w:t>
+            </w:r>
+          </w:p>
+        </w:tc>
+        <w:tc>
+          <w:tcPr>
+            <w:tcW w:type="dxa" w:w="1417"/>
+            <w:shd w:val="clear" w:fill="1F3864"/>
+          </w:tcPr>
+          <w:p>
+            <w:pPr>
+              <w:jc w:val="center"/>
+            </w:pPr>
+            <w:r>
+              <w:rPr>
+                <w:rFonts w:ascii="Arial" w:hAnsi="Arial" w:eastAsia="微软雅黑"/>
+                <w:b/>
+                <w:color w:val="FFFFFF"/>
+                <w:sz w:val="18"/>
+              </w:rPr>
+              <w:t>子行业</w:t>
+            </w:r>
+          </w:p>
+        </w:tc>
+      </w:tr>
+      <w:tr>
+        <w:tc>
+          <w:tcPr>
+            <w:tcW w:type="dxa" w:w="1247"/>
+          </w:tcPr>
+          <w:p>
+            <w:pPr>
+              <w:jc w:val="left"/>
+            </w:pPr>
+            <w:r>
+              <w:rPr>
+                <w:rFonts w:ascii="Arial" w:hAnsi="Arial" w:eastAsia="宋体"/>
+                <w:b w:val="0"/>
+                <w:sz w:val="18"/>
+              </w:rPr>
+              <w:t>2026-08-04</w:t>
+            </w:r>
+          </w:p>
+        </w:tc>
+        <w:tc>
+          <w:tcPr>
+            <w:tcW w:type="dxa" w:w="5953"/>
+          </w:tcPr>
+          <w:p>
+            <w:pPr>
+              <w:jc w:val="center"/>
+            </w:pPr>
+            <w:r>
+              <w:rPr>
+                <w:rFonts w:ascii="Arial" w:hAnsi="Arial" w:eastAsia="宋体"/>
+                <w:b w:val="0"/>
+                <w:sz w:val="18"/>
+              </w:rPr>
+              <w:t>快手电商818『宠粉节』：8月4日—28日三阶段，头部商家设GMV增量200万–</w:t>
+            </w:r>
+          </w:p>
+        </w:tc>
+        <w:tc>
+          <w:tcPr>
+            <w:tcW w:type="dxa" w:w="1417"/>
+          </w:tcPr>
+          <w:p>
+            <w:pPr>
+              <w:jc w:val="center"/>
+            </w:pPr>
+            <w:r>
+              <w:rPr>
+                <w:rFonts w:ascii="Arial" w:hAnsi="Arial" w:eastAsia="宋体"/>
+                <w:b w:val="0"/>
+                <w:sz w:val="18"/>
+              </w:rPr>
+              <w:t>通用</w:t>
+            </w:r>
+          </w:p>
+        </w:tc>
+      </w:tr>
+    </w:tbl>
+    <w:p>
+      <w:pPr>
+        <w:spacing w:line="360" w:lineRule="auto"/>
+      </w:pPr>
+      <w:r>
+        <w:rPr>
+          <w:rFonts w:ascii="Arial" w:hAnsi="Arial" w:eastAsia="宋体"/>
+          <w:b/>
+          <w:sz w:val="21"/>
+        </w:rPr>
+        <w:t>快手电商818『宠粉节』：8月4日—28日三阶段，头部商家设GMV增量200万–5000万任务</w:t>
+      </w:r>
+    </w:p>
+    <w:p>
+      <w:pPr>
+        <w:spacing w:line="360" w:lineRule="auto"/>
+        <w:ind w:firstLine="420"/>
+      </w:pPr>
+      <w:r>
+        <w:rPr>
+          <w:rFonts w:ascii="Arial" w:hAnsi="Arial" w:eastAsia="宋体"/>
+          <w:b w:val="0"/>
+          <w:sz w:val="21"/>
+        </w:rPr>
+        <w:t>网经社据快手电商8月3日发布的『2026年818宠粉节全周期政策』报道：活动08-04至08-28，分预热/正式/公示三阶段，主题『真宠粉·真低价』，加码商品补贴、流量扶持、站内玩法；头部商家设GMV增量200万–5000万、涨粉5万–20万组合任务，中小商达有『黑马跃迁计划』『扶摇计划』；磁力金牛升级『双佣金ROI』『净成交ROI』『AI投手』。原文正文未提及家居/家装品类专项补贴。</w:t>
+      </w:r>
+    </w:p>
+    <w:p>
+      <w:pPr>
+        <w:spacing w:after="40"/>
+      </w:pPr>
+      <w:r>
+        <w:rPr>
+          <w:rFonts w:ascii="Arial" w:hAnsi="Arial" w:eastAsia="宋体"/>
+          <w:i/>
+          <w:color w:val="888888"/>
+          <w:sz w:val="17"/>
+        </w:rPr>
+        <w:t>来源：网经社（转快手电商官方政策，二手）　https://www.100ec.cn/detail--6662318.html</w:t>
+      </w:r>
+    </w:p>
+    <w:p>
+      <w:pPr>
+        <w:spacing w:line="360" w:lineRule="auto" w:before="60"/>
+        <w:ind w:firstLine="440"/>
+        <w:shd w:val="clear" w:fill="F2F6FB"/>
+      </w:pPr>
+      <w:r>
+        <w:rPr>
+          <w:rFonts w:ascii="Arial" w:hAnsi="Arial" w:eastAsia="微软雅黑"/>
+          <w:b/>
+          <w:color w:val="2E5B9A"/>
+          <w:sz w:val="21"/>
+        </w:rPr>
+        <w:t>解读：</w:t>
+      </w:r>
+      <w:r>
+        <w:rPr>
+          <w:rFonts w:ascii="Arial" w:hAnsi="Arial" w:eastAsia="宋体"/>
+          <w:color w:val="333333"/>
+          <w:sz w:val="21"/>
+        </w:rPr>
+        <w:t>本平台在窗口期内有公开动态，详见上表来源链接。</w:t>
       </w:r>
     </w:p>
     <w:p>
@@ -11655,7 +13093,7 @@
                 <w:b w:val="0"/>
                 <w:sz w:val="18"/>
               </w:rPr>
-              <w:t>2026-07-23</w:t>
+              <w:t>2026-07-28</w:t>
             </w:r>
           </w:p>
         </w:tc>
@@ -11673,7 +13111,7 @@
                 <w:b w:val="0"/>
                 <w:sz w:val="18"/>
               </w:rPr>
-              <w:t>北京市新增10类『智能家居（含适老化）』以旧换新补贴产品（含智能马桶、智能床）</w:t>
+              <w:t>南平市扩大2026年智能家居购新补贴品类：新增油烟机/燃气灶/洗碗机/干衣机等5类，</w:t>
             </w:r>
           </w:p>
         </w:tc>
@@ -11709,7 +13147,7 @@
                 <w:b w:val="0"/>
                 <w:sz w:val="18"/>
               </w:rPr>
-              <w:t>全屋智能/卫浴厨房/家具</w:t>
+              <w:t>卫浴厨房/全屋智能/家具</w:t>
             </w:r>
           </w:p>
         </w:tc>
@@ -11730,7 +13168,7 @@
                 <w:b w:val="0"/>
                 <w:sz w:val="18"/>
               </w:rPr>
-              <w:t>2026-07-22</w:t>
+              <w:t>2026-08-07</w:t>
             </w:r>
           </w:p>
         </w:tc>
@@ -11749,7 +13187,7 @@
                 <w:b w:val="0"/>
                 <w:sz w:val="18"/>
               </w:rPr>
-              <w:t>福建省2026年智能家居产品购新补贴品类扩围：新增智能吸油烟机/燃气灶/洗碗机/干衣</w:t>
+              <w:t>武汉市公示第六批智能家居购新补贴参与主体名单(线上+线下)</w:t>
             </w:r>
           </w:p>
         </w:tc>
@@ -11787,7 +13225,7 @@
                 <w:b w:val="0"/>
                 <w:sz w:val="18"/>
               </w:rPr>
-              <w:t>全屋智能/卫浴厨房/家具</w:t>
+              <w:t>全屋智能</w:t>
             </w:r>
           </w:p>
         </w:tc>
@@ -11807,7 +13245,7 @@
                 <w:b w:val="0"/>
                 <w:sz w:val="18"/>
               </w:rPr>
-              <w:t>2026-07-16</w:t>
+              <w:t>2026-08-10</w:t>
             </w:r>
           </w:p>
         </w:tc>
@@ -11825,7 +13263,7 @@
                 <w:b w:val="0"/>
                 <w:sz w:val="18"/>
               </w:rPr>
-              <w:t>市场监管总局批准发布508项重要国家标准（含建材26项、家用电器9项）</w:t>
+              <w:t>三明尤溪县公示第十七批家电/数码智能/智能家居购新补贴参与企业(线上)</w:t>
             </w:r>
           </w:p>
         </w:tc>
@@ -11843,7 +13281,7 @@
                 <w:b w:val="0"/>
                 <w:sz w:val="18"/>
               </w:rPr>
-              <w:t>质量标准</w:t>
+              <w:t>国补/以旧换新</w:t>
             </w:r>
           </w:p>
         </w:tc>
@@ -11861,7 +13299,7 @@
                 <w:b w:val="0"/>
                 <w:sz w:val="18"/>
               </w:rPr>
-              <w:t>建材/灯具光源/全屋智能</w:t>
+              <w:t>全屋智能</w:t>
             </w:r>
           </w:p>
         </w:tc>
@@ -11882,7 +13320,7 @@
                 <w:b w:val="0"/>
                 <w:sz w:val="18"/>
               </w:rPr>
-              <w:t>2026-07-16</w:t>
+              <w:t>2026-08-11</w:t>
             </w:r>
           </w:p>
         </w:tc>
@@ -11901,7 +13339,7 @@
                 <w:b w:val="0"/>
                 <w:sz w:val="18"/>
               </w:rPr>
-              <w:t>GB 18584-2024落地执法案例：湖南楚荣家具因床头柜甲醛超标召回53件</w:t>
+              <w:t>中国建筑装饰协会修订并印发《CBDA标准管理办法(2026年修订)》(装协[2026</w:t>
             </w:r>
           </w:p>
         </w:tc>
@@ -11920,7 +13358,7 @@
                 <w:b w:val="0"/>
                 <w:sz w:val="18"/>
               </w:rPr>
-              <w:t>质量标准</w:t>
+              <w:t>标准</w:t>
             </w:r>
           </w:p>
         </w:tc>
@@ -11939,7 +13377,7 @@
                 <w:b w:val="0"/>
                 <w:sz w:val="18"/>
               </w:rPr>
-              <w:t>家具/建材</w:t>
+              <w:t>家装/建筑装饰</w:t>
             </w:r>
           </w:p>
         </w:tc>
@@ -11959,7 +13397,7 @@
                 <w:b w:val="0"/>
                 <w:sz w:val="18"/>
               </w:rPr>
-              <w:t>2025-05-30</w:t>
+              <w:t>2026-07-28</w:t>
             </w:r>
           </w:p>
         </w:tc>
@@ -11977,7 +13415,7 @@
                 <w:b w:val="0"/>
                 <w:sz w:val="18"/>
               </w:rPr>
-              <w:t>GB18580-2025《室内装饰装修材料人造板及其制品中甲醛释放限量》正式实施（E</w:t>
+              <w:t>中国建筑节能协会团体标准《建筑辐射隔热涂料》T/CABEE 145—2026发布</w:t>
             </w:r>
           </w:p>
         </w:tc>
@@ -11995,7 +13433,7 @@
                 <w:b w:val="0"/>
                 <w:sz w:val="18"/>
               </w:rPr>
-              <w:t>环保标准</w:t>
+              <w:t>标准</w:t>
             </w:r>
           </w:p>
         </w:tc>
@@ -12013,7 +13451,7 @@
                 <w:b w:val="0"/>
                 <w:sz w:val="18"/>
               </w:rPr>
-              <w:t>家具/装修/建材/全屋定制</w:t>
+              <w:t>涂料/建材</w:t>
             </w:r>
           </w:p>
         </w:tc>
@@ -12034,7 +13472,7 @@
                 <w:b w:val="0"/>
                 <w:sz w:val="18"/>
               </w:rPr>
-              <w:t>2026-07-10</w:t>
+              <w:t>2026-07-23</w:t>
             </w:r>
           </w:p>
         </w:tc>
@@ -12053,7 +13491,7 @@
                 <w:b w:val="0"/>
                 <w:sz w:val="18"/>
               </w:rPr>
-              <w:t>GB/T 24986.7-2026《家用和类似用途电器可靠性试验及评价 第7部分：电</w:t>
+              <w:t>北京市新增10类『智能家居（含适老化）』以旧换新补贴产品（含智能马桶、智能床）</w:t>
             </w:r>
           </w:p>
         </w:tc>
@@ -12072,7 +13510,7 @@
                 <w:b w:val="0"/>
                 <w:sz w:val="18"/>
               </w:rPr>
-              <w:t>质量标准</w:t>
+              <w:t>国补/以旧换新</w:t>
             </w:r>
           </w:p>
         </w:tc>
@@ -12091,7 +13529,7 @@
                 <w:b w:val="0"/>
                 <w:sz w:val="18"/>
               </w:rPr>
-              <w:t>卫浴厨房</w:t>
+              <w:t>全屋智能/卫浴厨房/家具</w:t>
             </w:r>
           </w:p>
         </w:tc>
@@ -12111,7 +13549,7 @@
                 <w:b w:val="0"/>
                 <w:sz w:val="18"/>
               </w:rPr>
-              <w:t>2026-01-05</w:t>
+              <w:t>2026-07-22</w:t>
             </w:r>
           </w:p>
         </w:tc>
@@ -12129,7 +13567,7 @@
                 <w:b w:val="0"/>
                 <w:sz w:val="18"/>
               </w:rPr>
-              <w:t>T/CREA 056—2026《住宅全案整装服务标准》正式发布并召开宣贯会</w:t>
+              <w:t>福建省2026年智能家居产品购新补贴品类扩围：新增智能吸油烟机/燃气灶/洗碗机/干衣</w:t>
             </w:r>
           </w:p>
         </w:tc>
@@ -12147,7 +13585,7 @@
                 <w:b w:val="0"/>
                 <w:sz w:val="18"/>
               </w:rPr>
-              <w:t>行业规范</w:t>
+              <w:t>国补/以旧换新</w:t>
             </w:r>
           </w:p>
         </w:tc>
@@ -12165,7 +13603,7 @@
                 <w:b w:val="0"/>
                 <w:sz w:val="18"/>
               </w:rPr>
-              <w:t>装修/全屋定制/家具</w:t>
+              <w:t>全屋智能/卫浴厨房/家具</w:t>
             </w:r>
           </w:p>
         </w:tc>
@@ -12186,7 +13624,7 @@
                 <w:b w:val="0"/>
                 <w:sz w:val="18"/>
               </w:rPr>
-              <w:t>2026-06-18</w:t>
+              <w:t>2026-07-16</w:t>
             </w:r>
           </w:p>
         </w:tc>
@@ -12205,7 +13643,7 @@
                 <w:b w:val="0"/>
                 <w:sz w:val="18"/>
               </w:rPr>
-              <w:t>湖南省消费品以旧换新新增10类智能家居家电品类，6月18日起补贴</w:t>
+              <w:t>市场监管总局批准发布508项重要国家标准（含建材26项、家用电器9项）</w:t>
             </w:r>
           </w:p>
         </w:tc>
@@ -12224,7 +13662,7 @@
                 <w:b w:val="0"/>
                 <w:sz w:val="18"/>
               </w:rPr>
-              <w:t>国补/以旧换新</w:t>
+              <w:t>质量标准</w:t>
             </w:r>
           </w:p>
         </w:tc>
@@ -12243,7 +13681,7 @@
                 <w:b w:val="0"/>
                 <w:sz w:val="18"/>
               </w:rPr>
-              <w:t>家具/卫浴厨房/全屋智能</w:t>
+              <w:t>建材/灯具光源/全屋智能</w:t>
             </w:r>
           </w:p>
         </w:tc>
@@ -12263,7 +13701,7 @@
                 <w:b w:val="0"/>
                 <w:sz w:val="18"/>
               </w:rPr>
-              <w:t>2026-05-18</w:t>
+              <w:t>2026-07-16</w:t>
             </w:r>
           </w:p>
         </w:tc>
@@ -12281,7 +13719,7 @@
                 <w:b w:val="0"/>
                 <w:sz w:val="18"/>
               </w:rPr>
-              <w:t>关于开展重点行业节能降碳改造攻坚三年行动的通知（发改环资〔2026〕698号）</w:t>
+              <w:t>GB 18584-2024落地执法案例：湖南楚荣家具因床头柜甲醛超标召回53件</w:t>
             </w:r>
           </w:p>
         </w:tc>
@@ -12299,7 +13737,7 @@
                 <w:b w:val="0"/>
                 <w:sz w:val="18"/>
               </w:rPr>
-              <w:t>环保标准</w:t>
+              <w:t>质量标准</w:t>
             </w:r>
           </w:p>
         </w:tc>
@@ -12317,7 +13755,7 @@
                 <w:b w:val="0"/>
                 <w:sz w:val="18"/>
               </w:rPr>
-              <w:t>建材</w:t>
+              <w:t>家具/建材</w:t>
             </w:r>
           </w:p>
         </w:tc>
@@ -12338,7 +13776,7 @@
                 <w:b w:val="0"/>
                 <w:sz w:val="18"/>
               </w:rPr>
-              <w:t>2026-01-08</w:t>
+              <w:t>2025-05-30</w:t>
             </w:r>
           </w:p>
         </w:tc>
@@ -12357,7 +13795,7 @@
                 <w:b w:val="0"/>
                 <w:sz w:val="18"/>
               </w:rPr>
-              <w:t>商务部等7部门《关于提质增效实施2026年消费品以旧换新工作的通知》延续国补，家居/</w:t>
+              <w:t>GB18580-2025《室内装饰装修材料人造板及其制品中甲醛释放限量》正式实施（E</w:t>
             </w:r>
           </w:p>
         </w:tc>
@@ -12376,7 +13814,7 @@
                 <w:b w:val="0"/>
                 <w:sz w:val="18"/>
               </w:rPr>
-              <w:t>国补/以旧换新</w:t>
+              <w:t>环保标准</w:t>
             </w:r>
           </w:p>
         </w:tc>
@@ -12395,7 +13833,7 @@
                 <w:b w:val="0"/>
                 <w:sz w:val="18"/>
               </w:rPr>
-              <w:t>家具/卫浴厨房/全屋智能/灯具光</w:t>
+              <w:t>家具/装修/建材/全屋定制</w:t>
             </w:r>
           </w:p>
         </w:tc>
@@ -12415,7 +13853,7 @@
                 <w:b w:val="0"/>
                 <w:sz w:val="18"/>
               </w:rPr>
-              <w:t>2026-07-22</w:t>
+              <w:t>2026-07-10</w:t>
             </w:r>
           </w:p>
         </w:tc>
@@ -12433,7 +13871,7 @@
                 <w:b w:val="0"/>
                 <w:sz w:val="18"/>
               </w:rPr>
-              <w:t>福州市扩大2026年智能家居产品购新补贴品类：与省级同步扩围至约10类</w:t>
+              <w:t>GB/T 24986.7-2026《家用和类似用途电器可靠性试验及评价 第7部分：电</w:t>
             </w:r>
           </w:p>
         </w:tc>
@@ -12451,7 +13889,7 @@
                 <w:b w:val="0"/>
                 <w:sz w:val="18"/>
               </w:rPr>
-              <w:t>补贴/以旧换新</w:t>
+              <w:t>质量标准</w:t>
             </w:r>
           </w:p>
         </w:tc>
@@ -12469,7 +13907,7 @@
                 <w:b w:val="0"/>
                 <w:sz w:val="18"/>
               </w:rPr>
-              <w:t>家具/卫浴洁具/五金建材</w:t>
+              <w:t>卫浴厨房</w:t>
             </w:r>
           </w:p>
         </w:tc>
@@ -12490,7 +13928,7 @@
                 <w:b w:val="0"/>
                 <w:sz w:val="18"/>
               </w:rPr>
-              <w:t>2026-07-24</w:t>
+              <w:t>2026-01-05</w:t>
             </w:r>
           </w:p>
         </w:tc>
@@ -12509,7 +13947,7 @@
                 <w:b w:val="0"/>
                 <w:sz w:val="18"/>
               </w:rPr>
-              <w:t>重庆市对2026年智能家居（含适老化家居）购新补贴垫付超50万元单位预拨付资金</w:t>
+              <w:t>T/CREA 056—2026《住宅全案整装服务标准》正式发布并召开宣贯会</w:t>
             </w:r>
           </w:p>
         </w:tc>
@@ -12528,7 +13966,7 @@
                 <w:b w:val="0"/>
                 <w:sz w:val="18"/>
               </w:rPr>
-              <w:t>补贴/以旧换新</w:t>
+              <w:t>行业规范</w:t>
             </w:r>
           </w:p>
         </w:tc>
@@ -12547,7 +13985,7 @@
                 <w:b w:val="0"/>
                 <w:sz w:val="18"/>
               </w:rPr>
-              <w:t>家具/适老化家居/卫浴洁具</w:t>
+              <w:t>装修/全屋定制/家具</w:t>
             </w:r>
           </w:p>
         </w:tc>
@@ -12567,7 +14005,7 @@
                 <w:b w:val="0"/>
                 <w:sz w:val="18"/>
               </w:rPr>
-              <w:t>2026-07-31</w:t>
+              <w:t>2026-06-18</w:t>
             </w:r>
           </w:p>
         </w:tc>
@@ -12585,7 +14023,7 @@
                 <w:b w:val="0"/>
                 <w:sz w:val="18"/>
               </w:rPr>
-              <w:t>8月1日起一批国家标准实施(含甲醛单位产品能耗限额GB 46029-2025)</w:t>
+              <w:t>湖南省消费品以旧换新新增10类智能家居家电品类，6月18日起补贴</w:t>
             </w:r>
           </w:p>
         </w:tc>
@@ -12603,7 +14041,7 @@
                 <w:b w:val="0"/>
                 <w:sz w:val="18"/>
               </w:rPr>
-              <w:t>国标</w:t>
+              <w:t>国补/以旧换新</w:t>
             </w:r>
           </w:p>
         </w:tc>
@@ -12621,7 +14059,7 @@
                 <w:b w:val="0"/>
                 <w:sz w:val="18"/>
               </w:rPr>
-              <w:t>建/材/上/游///绿/色/能/</w:t>
+              <w:t>家具/卫浴厨房/全屋智能</w:t>
             </w:r>
           </w:p>
         </w:tc>
@@ -12642,7 +14080,7 @@
                 <w:b w:val="0"/>
                 <w:sz w:val="18"/>
               </w:rPr>
-              <w:t>2026-08-10</w:t>
+              <w:t>2026-05-18</w:t>
             </w:r>
           </w:p>
         </w:tc>
@@ -12661,7 +14099,7 @@
                 <w:b w:val="0"/>
                 <w:sz w:val="18"/>
               </w:rPr>
-              <w:t>深圳市商务局公布参与2026年线上家电以旧换新、数码和智能产品购新补贴的经营主体名单</w:t>
+              <w:t>关于开展重点行业节能降碳改造攻坚三年行动的通知（发改环资〔2026〕698号）</w:t>
             </w:r>
           </w:p>
         </w:tc>
@@ -12680,7 +14118,7 @@
                 <w:b w:val="0"/>
                 <w:sz w:val="18"/>
               </w:rPr>
-              <w:t>补贴</w:t>
+              <w:t>环保标准</w:t>
             </w:r>
           </w:p>
         </w:tc>
@@ -12699,7 +14137,7 @@
                 <w:b w:val="0"/>
                 <w:sz w:val="18"/>
               </w:rPr>
-              <w:t>全/屋/智/能///家/电/家/</w:t>
+              <w:t>建材</w:t>
             </w:r>
           </w:p>
         </w:tc>
@@ -12719,6 +14157,385 @@
                 <w:b w:val="0"/>
                 <w:sz w:val="18"/>
               </w:rPr>
+              <w:t>2026-01-08</w:t>
+            </w:r>
+          </w:p>
+        </w:tc>
+        <w:tc>
+          <w:tcPr>
+            <w:tcW w:type="dxa" w:w="4252"/>
+          </w:tcPr>
+          <w:p>
+            <w:pPr>
+              <w:jc w:val="center"/>
+            </w:pPr>
+            <w:r>
+              <w:rPr>
+                <w:rFonts w:ascii="Arial" w:hAnsi="Arial" w:eastAsia="宋体"/>
+                <w:b w:val="0"/>
+                <w:sz w:val="18"/>
+              </w:rPr>
+              <w:t>商务部等7部门《关于提质增效实施2026年消费品以旧换新工作的通知》延续国补，家居/</w:t>
+            </w:r>
+          </w:p>
+        </w:tc>
+        <w:tc>
+          <w:tcPr>
+            <w:tcW w:type="dxa" w:w="1304"/>
+          </w:tcPr>
+          <w:p>
+            <w:pPr>
+              <w:jc w:val="center"/>
+            </w:pPr>
+            <w:r>
+              <w:rPr>
+                <w:rFonts w:ascii="Arial" w:hAnsi="Arial" w:eastAsia="宋体"/>
+                <w:b w:val="0"/>
+                <w:sz w:val="18"/>
+              </w:rPr>
+              <w:t>国补/以旧换新</w:t>
+            </w:r>
+          </w:p>
+        </w:tc>
+        <w:tc>
+          <w:tcPr>
+            <w:tcW w:type="dxa" w:w="1814"/>
+          </w:tcPr>
+          <w:p>
+            <w:pPr>
+              <w:jc w:val="center"/>
+            </w:pPr>
+            <w:r>
+              <w:rPr>
+                <w:rFonts w:ascii="Arial" w:hAnsi="Arial" w:eastAsia="宋体"/>
+                <w:b w:val="0"/>
+                <w:sz w:val="18"/>
+              </w:rPr>
+              <w:t>家具/卫浴厨房/全屋智能/灯具光</w:t>
+            </w:r>
+          </w:p>
+        </w:tc>
+      </w:tr>
+      <w:tr>
+        <w:tc>
+          <w:tcPr>
+            <w:tcW w:type="dxa" w:w="1247"/>
+            <w:shd w:val="clear" w:fill="F4F6F9"/>
+          </w:tcPr>
+          <w:p>
+            <w:pPr>
+              <w:jc w:val="left"/>
+            </w:pPr>
+            <w:r>
+              <w:rPr>
+                <w:rFonts w:ascii="Arial" w:hAnsi="Arial" w:eastAsia="宋体"/>
+                <w:b w:val="0"/>
+                <w:sz w:val="18"/>
+              </w:rPr>
+              <w:t>2026-07-22</w:t>
+            </w:r>
+          </w:p>
+        </w:tc>
+        <w:tc>
+          <w:tcPr>
+            <w:tcW w:type="dxa" w:w="4252"/>
+            <w:shd w:val="clear" w:fill="F4F6F9"/>
+          </w:tcPr>
+          <w:p>
+            <w:pPr>
+              <w:jc w:val="center"/>
+            </w:pPr>
+            <w:r>
+              <w:rPr>
+                <w:rFonts w:ascii="Arial" w:hAnsi="Arial" w:eastAsia="宋体"/>
+                <w:b w:val="0"/>
+                <w:sz w:val="18"/>
+              </w:rPr>
+              <w:t>福州市扩大2026年智能家居产品购新补贴品类：与省级同步扩围至约10类</w:t>
+            </w:r>
+          </w:p>
+        </w:tc>
+        <w:tc>
+          <w:tcPr>
+            <w:tcW w:type="dxa" w:w="1304"/>
+            <w:shd w:val="clear" w:fill="F4F6F9"/>
+          </w:tcPr>
+          <w:p>
+            <w:pPr>
+              <w:jc w:val="center"/>
+            </w:pPr>
+            <w:r>
+              <w:rPr>
+                <w:rFonts w:ascii="Arial" w:hAnsi="Arial" w:eastAsia="宋体"/>
+                <w:b w:val="0"/>
+                <w:sz w:val="18"/>
+              </w:rPr>
+              <w:t>补贴/以旧换新</w:t>
+            </w:r>
+          </w:p>
+        </w:tc>
+        <w:tc>
+          <w:tcPr>
+            <w:tcW w:type="dxa" w:w="1814"/>
+            <w:shd w:val="clear" w:fill="F4F6F9"/>
+          </w:tcPr>
+          <w:p>
+            <w:pPr>
+              <w:jc w:val="center"/>
+            </w:pPr>
+            <w:r>
+              <w:rPr>
+                <w:rFonts w:ascii="Arial" w:hAnsi="Arial" w:eastAsia="宋体"/>
+                <w:b w:val="0"/>
+                <w:sz w:val="18"/>
+              </w:rPr>
+              <w:t>家具/卫浴洁具/五金建材</w:t>
+            </w:r>
+          </w:p>
+        </w:tc>
+      </w:tr>
+      <w:tr>
+        <w:tc>
+          <w:tcPr>
+            <w:tcW w:type="dxa" w:w="1247"/>
+          </w:tcPr>
+          <w:p>
+            <w:pPr>
+              <w:jc w:val="left"/>
+            </w:pPr>
+            <w:r>
+              <w:rPr>
+                <w:rFonts w:ascii="Arial" w:hAnsi="Arial" w:eastAsia="宋体"/>
+                <w:b w:val="0"/>
+                <w:sz w:val="18"/>
+              </w:rPr>
+              <w:t>2026-07-24</w:t>
+            </w:r>
+          </w:p>
+        </w:tc>
+        <w:tc>
+          <w:tcPr>
+            <w:tcW w:type="dxa" w:w="4252"/>
+          </w:tcPr>
+          <w:p>
+            <w:pPr>
+              <w:jc w:val="center"/>
+            </w:pPr>
+            <w:r>
+              <w:rPr>
+                <w:rFonts w:ascii="Arial" w:hAnsi="Arial" w:eastAsia="宋体"/>
+                <w:b w:val="0"/>
+                <w:sz w:val="18"/>
+              </w:rPr>
+              <w:t>重庆市对2026年智能家居（含适老化家居）购新补贴垫付超50万元单位预拨付资金</w:t>
+            </w:r>
+          </w:p>
+        </w:tc>
+        <w:tc>
+          <w:tcPr>
+            <w:tcW w:type="dxa" w:w="1304"/>
+          </w:tcPr>
+          <w:p>
+            <w:pPr>
+              <w:jc w:val="center"/>
+            </w:pPr>
+            <w:r>
+              <w:rPr>
+                <w:rFonts w:ascii="Arial" w:hAnsi="Arial" w:eastAsia="宋体"/>
+                <w:b w:val="0"/>
+                <w:sz w:val="18"/>
+              </w:rPr>
+              <w:t>补贴/以旧换新</w:t>
+            </w:r>
+          </w:p>
+        </w:tc>
+        <w:tc>
+          <w:tcPr>
+            <w:tcW w:type="dxa" w:w="1814"/>
+          </w:tcPr>
+          <w:p>
+            <w:pPr>
+              <w:jc w:val="center"/>
+            </w:pPr>
+            <w:r>
+              <w:rPr>
+                <w:rFonts w:ascii="Arial" w:hAnsi="Arial" w:eastAsia="宋体"/>
+                <w:b w:val="0"/>
+                <w:sz w:val="18"/>
+              </w:rPr>
+              <w:t>家具/适老化家居/卫浴洁具</w:t>
+            </w:r>
+          </w:p>
+        </w:tc>
+      </w:tr>
+      <w:tr>
+        <w:tc>
+          <w:tcPr>
+            <w:tcW w:type="dxa" w:w="1247"/>
+            <w:shd w:val="clear" w:fill="F4F6F9"/>
+          </w:tcPr>
+          <w:p>
+            <w:pPr>
+              <w:jc w:val="left"/>
+            </w:pPr>
+            <w:r>
+              <w:rPr>
+                <w:rFonts w:ascii="Arial" w:hAnsi="Arial" w:eastAsia="宋体"/>
+                <w:b w:val="0"/>
+                <w:sz w:val="18"/>
+              </w:rPr>
+              <w:t>2026-07-31</w:t>
+            </w:r>
+          </w:p>
+        </w:tc>
+        <w:tc>
+          <w:tcPr>
+            <w:tcW w:type="dxa" w:w="4252"/>
+            <w:shd w:val="clear" w:fill="F4F6F9"/>
+          </w:tcPr>
+          <w:p>
+            <w:pPr>
+              <w:jc w:val="center"/>
+            </w:pPr>
+            <w:r>
+              <w:rPr>
+                <w:rFonts w:ascii="Arial" w:hAnsi="Arial" w:eastAsia="宋体"/>
+                <w:b w:val="0"/>
+                <w:sz w:val="18"/>
+              </w:rPr>
+              <w:t>8月1日起一批国家标准实施(含甲醛单位产品能耗限额GB 46029-2025)</w:t>
+            </w:r>
+          </w:p>
+        </w:tc>
+        <w:tc>
+          <w:tcPr>
+            <w:tcW w:type="dxa" w:w="1304"/>
+            <w:shd w:val="clear" w:fill="F4F6F9"/>
+          </w:tcPr>
+          <w:p>
+            <w:pPr>
+              <w:jc w:val="center"/>
+            </w:pPr>
+            <w:r>
+              <w:rPr>
+                <w:rFonts w:ascii="Arial" w:hAnsi="Arial" w:eastAsia="宋体"/>
+                <w:b w:val="0"/>
+                <w:sz w:val="18"/>
+              </w:rPr>
+              <w:t>国标</w:t>
+            </w:r>
+          </w:p>
+        </w:tc>
+        <w:tc>
+          <w:tcPr>
+            <w:tcW w:type="dxa" w:w="1814"/>
+            <w:shd w:val="clear" w:fill="F4F6F9"/>
+          </w:tcPr>
+          <w:p>
+            <w:pPr>
+              <w:jc w:val="center"/>
+            </w:pPr>
+            <w:r>
+              <w:rPr>
+                <w:rFonts w:ascii="Arial" w:hAnsi="Arial" w:eastAsia="宋体"/>
+                <w:b w:val="0"/>
+                <w:sz w:val="18"/>
+              </w:rPr>
+              <w:t>建/材/上/游///绿/色/能/</w:t>
+            </w:r>
+          </w:p>
+        </w:tc>
+      </w:tr>
+      <w:tr>
+        <w:tc>
+          <w:tcPr>
+            <w:tcW w:type="dxa" w:w="1247"/>
+          </w:tcPr>
+          <w:p>
+            <w:pPr>
+              <w:jc w:val="left"/>
+            </w:pPr>
+            <w:r>
+              <w:rPr>
+                <w:rFonts w:ascii="Arial" w:hAnsi="Arial" w:eastAsia="宋体"/>
+                <w:b w:val="0"/>
+                <w:sz w:val="18"/>
+              </w:rPr>
+              <w:t>2026-08-10</w:t>
+            </w:r>
+          </w:p>
+        </w:tc>
+        <w:tc>
+          <w:tcPr>
+            <w:tcW w:type="dxa" w:w="4252"/>
+          </w:tcPr>
+          <w:p>
+            <w:pPr>
+              <w:jc w:val="center"/>
+            </w:pPr>
+            <w:r>
+              <w:rPr>
+                <w:rFonts w:ascii="Arial" w:hAnsi="Arial" w:eastAsia="宋体"/>
+                <w:b w:val="0"/>
+                <w:sz w:val="18"/>
+              </w:rPr>
+              <w:t>深圳市商务局公布参与2026年线上家电以旧换新、数码和智能产品购新补贴的经营主体名单</w:t>
+            </w:r>
+          </w:p>
+        </w:tc>
+        <w:tc>
+          <w:tcPr>
+            <w:tcW w:type="dxa" w:w="1304"/>
+          </w:tcPr>
+          <w:p>
+            <w:pPr>
+              <w:jc w:val="center"/>
+            </w:pPr>
+            <w:r>
+              <w:rPr>
+                <w:rFonts w:ascii="Arial" w:hAnsi="Arial" w:eastAsia="宋体"/>
+                <w:b w:val="0"/>
+                <w:sz w:val="18"/>
+              </w:rPr>
+              <w:t>补贴</w:t>
+            </w:r>
+          </w:p>
+        </w:tc>
+        <w:tc>
+          <w:tcPr>
+            <w:tcW w:type="dxa" w:w="1814"/>
+          </w:tcPr>
+          <w:p>
+            <w:pPr>
+              <w:jc w:val="center"/>
+            </w:pPr>
+            <w:r>
+              <w:rPr>
+                <w:rFonts w:ascii="Arial" w:hAnsi="Arial" w:eastAsia="宋体"/>
+                <w:b w:val="0"/>
+                <w:sz w:val="18"/>
+              </w:rPr>
+              <w:t>全/屋/智/能///家/电/家/</w:t>
+            </w:r>
+          </w:p>
+        </w:tc>
+      </w:tr>
+      <w:tr>
+        <w:tc>
+          <w:tcPr>
+            <w:tcW w:type="dxa" w:w="1247"/>
+            <w:shd w:val="clear" w:fill="F4F6F9"/>
+          </w:tcPr>
+          <w:p>
+            <w:pPr>
+              <w:jc w:val="left"/>
+            </w:pPr>
+            <w:r>
+              <w:rPr>
+                <w:rFonts w:ascii="Arial" w:hAnsi="Arial" w:eastAsia="宋体"/>
+                <w:b w:val="0"/>
+                <w:sz w:val="18"/>
+              </w:rPr>
               <w:t>2026-08-11</w:t>
             </w:r>
           </w:p>
@@ -12726,6 +14543,7 @@
         <w:tc>
           <w:tcPr>
             <w:tcW w:type="dxa" w:w="4252"/>
+            <w:shd w:val="clear" w:fill="F4F6F9"/>
           </w:tcPr>
           <w:p>
             <w:pPr>
@@ -12744,6 +14562,7 @@
         <w:tc>
           <w:tcPr>
             <w:tcW w:type="dxa" w:w="1304"/>
+            <w:shd w:val="clear" w:fill="F4F6F9"/>
           </w:tcPr>
           <w:p>
             <w:pPr>
@@ -12762,6 +14581,7 @@
         <w:tc>
           <w:tcPr>
             <w:tcW w:type="dxa" w:w="1814"/>
+            <w:shd w:val="clear" w:fill="F4F6F9"/>
           </w:tcPr>
           <w:p>
             <w:pPr>
@@ -12791,6 +14611,286 @@
           <w:sz w:val="17"/>
         </w:rPr>
         <w:t>来源：国家市场监管总局/发改委/商务部/各标准委 + 权威媒体</w:t>
+      </w:r>
+    </w:p>
+    <w:p>
+      <w:pPr>
+        <w:spacing w:line="360" w:lineRule="auto"/>
+      </w:pPr>
+      <w:r>
+        <w:rPr>
+          <w:rFonts w:ascii="Arial" w:hAnsi="Arial" w:eastAsia="宋体"/>
+          <w:b/>
+          <w:sz w:val="21"/>
+        </w:rPr>
+        <w:t>南平市扩大2026年智能家居购新补贴品类：新增油烟机/燃气灶/洗碗机/干衣机等5类，『智能沙发』并入按摩椅不得重复申领</w:t>
+      </w:r>
+    </w:p>
+    <w:p>
+      <w:pPr>
+        <w:spacing w:line="360" w:lineRule="auto"/>
+        <w:ind w:firstLine="420"/>
+      </w:pPr>
+      <w:r>
+        <w:rPr>
+          <w:rFonts w:ascii="Arial" w:hAnsi="Arial" w:eastAsia="宋体"/>
+          <w:b w:val="0"/>
+          <w:sz w:val="21"/>
+        </w:rPr>
+        <w:t>新增补贴5类：数码相机(含运动相机)、智能吸油烟机、智能燃气灶(含集成灶)、智能洗碗机、智能干衣机；并将『智能沙发』并入现有『智能按摩椅』品类、不得重复申领。补贴为扣除各环节优惠后最终销售价15%，每人每类限1件、每件上限1500元。</w:t>
+      </w:r>
+    </w:p>
+    <w:p>
+      <w:pPr>
+        <w:spacing w:line="360" w:lineRule="auto"/>
+        <w:ind w:firstLine="420"/>
+      </w:pPr>
+      <w:r>
+        <w:rPr>
+          <w:rFonts w:ascii="Arial" w:hAnsi="Arial" w:eastAsia="宋体"/>
+          <w:b w:val="0"/>
+          <w:color w:val="8A6300"/>
+          <w:sz w:val="21"/>
+        </w:rPr>
+        <w:t>影响：利好集成灶/油烟机/洗碗机厨电与智能家居厂商在闽销售；『智能沙发并入按摩椅不得重复申领』收紧客厅智能家具补贴套利，是地方执行口径细化的典型。</w:t>
+      </w:r>
+    </w:p>
+    <w:p>
+      <w:pPr>
+        <w:spacing w:after="40"/>
+      </w:pPr>
+      <w:r>
+        <w:rPr>
+          <w:rFonts w:ascii="Arial" w:hAnsi="Arial" w:eastAsia="宋体"/>
+          <w:i/>
+          <w:color w:val="888888"/>
+          <w:sz w:val="17"/>
+        </w:rPr>
+        <w:t>来源：福建省发展和改革委员会(转南平市商务局公告)　http://fgw.fujian.gov.cn/ztzl/dgmsbgxhxfpyjhx/jzqk/202607/t20260728_7192883.htm</w:t>
+      </w:r>
+    </w:p>
+    <w:p>
+      <w:pPr>
+        <w:spacing w:line="360" w:lineRule="auto"/>
+      </w:pPr>
+      <w:r>
+        <w:rPr>
+          <w:rFonts w:ascii="Arial" w:hAnsi="Arial" w:eastAsia="宋体"/>
+          <w:b/>
+          <w:sz w:val="21"/>
+        </w:rPr>
+        <w:t>武汉市公示第六批智能家居购新补贴参与主体名单(线上+线下)</w:t>
+      </w:r>
+    </w:p>
+    <w:p>
+      <w:pPr>
+        <w:spacing w:line="360" w:lineRule="auto"/>
+        <w:ind w:firstLine="420"/>
+      </w:pPr>
+      <w:r>
+        <w:rPr>
+          <w:rFonts w:ascii="Arial" w:hAnsi="Arial" w:eastAsia="宋体"/>
+          <w:b w:val="0"/>
+          <w:sz w:val="21"/>
+        </w:rPr>
+        <w:t>依《武汉市2026年消费品以旧换新新增品类补贴工作实施细则》公示第六批智能家居购新补贴参与主体名单(线上、线下两份附件)，企业自主申报→区商务部门初审→市商务局复审。补贴比例/上限见实施细则、本页未列。</w:t>
+      </w:r>
+    </w:p>
+    <w:p>
+      <w:pPr>
+        <w:spacing w:line="360" w:lineRule="auto"/>
+        <w:ind w:firstLine="420"/>
+      </w:pPr>
+      <w:r>
+        <w:rPr>
+          <w:rFonts w:ascii="Arial" w:hAnsi="Arial" w:eastAsia="宋体"/>
+          <w:b w:val="0"/>
+          <w:color w:val="8A6300"/>
+          <w:sz w:val="21"/>
+        </w:rPr>
+        <w:t>影响：白名单持续扩容(已第六批)显示武汉智能家居补贴渠道仍在放量，利好入围零售/家居卖场商户；印证国补资格从平台级下沉到经营主体级的常态化。</w:t>
+      </w:r>
+    </w:p>
+    <w:p>
+      <w:pPr>
+        <w:spacing w:after="40"/>
+      </w:pPr>
+      <w:r>
+        <w:rPr>
+          <w:rFonts w:ascii="Arial" w:hAnsi="Arial" w:eastAsia="宋体"/>
+          <w:i/>
+          <w:color w:val="888888"/>
+          <w:sz w:val="17"/>
+        </w:rPr>
+        <w:t>来源：武汉市商务局　https://sw.wuhan.gov.cn/xwdt/tzgg/202608/t20260807_2831200.shtml</w:t>
+      </w:r>
+    </w:p>
+    <w:p>
+      <w:pPr>
+        <w:spacing w:line="360" w:lineRule="auto"/>
+      </w:pPr>
+      <w:r>
+        <w:rPr>
+          <w:rFonts w:ascii="Arial" w:hAnsi="Arial" w:eastAsia="宋体"/>
+          <w:b/>
+          <w:sz w:val="21"/>
+        </w:rPr>
+        <w:t>三明尤溪县公示第十七批家电/数码智能/智能家居购新补贴参与企业(线上)</w:t>
+      </w:r>
+    </w:p>
+    <w:p>
+      <w:pPr>
+        <w:spacing w:line="360" w:lineRule="auto"/>
+        <w:ind w:firstLine="420"/>
+      </w:pPr>
+      <w:r>
+        <w:rPr>
+          <w:rFonts w:ascii="Arial" w:hAnsi="Arial" w:eastAsia="宋体"/>
+          <w:b w:val="0"/>
+          <w:sz w:val="21"/>
+        </w:rPr>
+        <w:t>第十七批参与企业/门店公示共5家(智能家居3、家电1[京东家电家居]、数码智能1)，收单机构银联商务；援引三明市『预征集…新增扩围智能家居产品购新补贴』两份征集通知。补贴比例/上限未在本页列示。</w:t>
+      </w:r>
+    </w:p>
+    <w:p>
+      <w:pPr>
+        <w:spacing w:line="360" w:lineRule="auto"/>
+        <w:ind w:firstLine="420"/>
+      </w:pPr>
+      <w:r>
+        <w:rPr>
+          <w:rFonts w:ascii="Arial" w:hAnsi="Arial" w:eastAsia="宋体"/>
+          <w:b w:val="0"/>
+          <w:color w:val="8A6300"/>
+          <w:sz w:val="21"/>
+        </w:rPr>
+        <w:t>影响：窗口期内最新一批(08-10)地方国补白名单，显示福建智能家居扩围仍在滚动新增经营主体、下沉到县域。</w:t>
+      </w:r>
+    </w:p>
+    <w:p>
+      <w:pPr>
+        <w:spacing w:after="40"/>
+      </w:pPr>
+      <w:r>
+        <w:rPr>
+          <w:rFonts w:ascii="Arial" w:hAnsi="Arial" w:eastAsia="宋体"/>
+          <w:i/>
+          <w:color w:val="888888"/>
+          <w:sz w:val="17"/>
+        </w:rPr>
+        <w:t>来源：尤溪县人民政府(县商务局)　https://www.fjyx.gov.cn/zwgk/gggs/zh/202608/t20260810_2268865.htm</w:t>
+      </w:r>
+    </w:p>
+    <w:p>
+      <w:pPr>
+        <w:spacing w:line="360" w:lineRule="auto"/>
+      </w:pPr>
+      <w:r>
+        <w:rPr>
+          <w:rFonts w:ascii="Arial" w:hAnsi="Arial" w:eastAsia="宋体"/>
+          <w:b/>
+          <w:sz w:val="21"/>
+        </w:rPr>
+        <w:t>中国建筑装饰协会修订并印发《CBDA标准管理办法(2026年修订)》(装协[2026]54号)</w:t>
+      </w:r>
+    </w:p>
+    <w:p>
+      <w:pPr>
+        <w:spacing w:line="360" w:lineRule="auto"/>
+        <w:ind w:firstLine="420"/>
+      </w:pPr>
+      <w:r>
+        <w:rPr>
+          <w:rFonts w:ascii="Arial" w:hAnsi="Arial" w:eastAsia="宋体"/>
+          <w:b w:val="0"/>
+          <w:sz w:val="21"/>
+        </w:rPr>
+        <w:t>依《标准化法》等对CBDA团体标准管理办法进行修订并重新印发，替代装协[2024]9号，规范CBDA标准立项、编制与执行。文件为协会通知形式，未含技术指标数值。</w:t>
+      </w:r>
+    </w:p>
+    <w:p>
+      <w:pPr>
+        <w:spacing w:line="360" w:lineRule="auto"/>
+        <w:ind w:firstLine="420"/>
+      </w:pPr>
+      <w:r>
+        <w:rPr>
+          <w:rFonts w:ascii="Arial" w:hAnsi="Arial" w:eastAsia="宋体"/>
+          <w:b w:val="0"/>
+          <w:color w:val="8A6300"/>
+          <w:sz w:val="21"/>
+        </w:rPr>
+        <w:t>影响：影响建筑装饰行业团标制定流程，规范家装工程标准供给，是行业标准治理端的制度更新。</w:t>
+      </w:r>
+    </w:p>
+    <w:p>
+      <w:pPr>
+        <w:spacing w:after="40"/>
+      </w:pPr>
+      <w:r>
+        <w:rPr>
+          <w:rFonts w:ascii="Arial" w:hAnsi="Arial" w:eastAsia="宋体"/>
+          <w:i/>
+          <w:color w:val="888888"/>
+          <w:sz w:val="17"/>
+        </w:rPr>
+        <w:t>来源：中国建筑装饰协会　http://www.cbda.cn/html/tzgg/20260811/145371.html</w:t>
+      </w:r>
+    </w:p>
+    <w:p>
+      <w:pPr>
+        <w:spacing w:line="360" w:lineRule="auto"/>
+      </w:pPr>
+      <w:r>
+        <w:rPr>
+          <w:rFonts w:ascii="Arial" w:hAnsi="Arial" w:eastAsia="宋体"/>
+          <w:b/>
+          <w:sz w:val="21"/>
+        </w:rPr>
+        <w:t>中国建筑节能协会团体标准《建筑辐射隔热涂料》T/CABEE 145—2026发布</w:t>
+      </w:r>
+    </w:p>
+    <w:p>
+      <w:pPr>
+        <w:spacing w:line="360" w:lineRule="auto"/>
+        <w:ind w:firstLine="420"/>
+      </w:pPr>
+      <w:r>
+        <w:rPr>
+          <w:rFonts w:ascii="Arial" w:hAnsi="Arial" w:eastAsia="宋体"/>
+          <w:b w:val="0"/>
+          <w:sz w:val="21"/>
+        </w:rPr>
+        <w:t>规定辐射隔热涂料分类标识、要求、试验方法、检验规则及标志包装运输贮存；含红外辐射温差试验(附录A)与8–13μm大气窗口发射率相对光谱法(附录B)，主要起草单位含住建部科技与产业化发展中心等，10月1日实施。</w:t>
+      </w:r>
+    </w:p>
+    <w:p>
+      <w:pPr>
+        <w:spacing w:line="360" w:lineRule="auto"/>
+        <w:ind w:firstLine="420"/>
+      </w:pPr>
+      <w:r>
+        <w:rPr>
+          <w:rFonts w:ascii="Arial" w:hAnsi="Arial" w:eastAsia="宋体"/>
+          <w:b w:val="0"/>
+          <w:color w:val="8A6300"/>
+          <w:sz w:val="21"/>
+        </w:rPr>
+        <w:t>影响：为反射隔热/降碳涂料提供检测门槛，利好合规节能涂料企业(三棵树、立邦、亚士创能等绿色涂料线)。</w:t>
+      </w:r>
+    </w:p>
+    <w:p>
+      <w:pPr>
+        <w:spacing w:after="40"/>
+      </w:pPr>
+      <w:r>
+        <w:rPr>
+          <w:rFonts w:ascii="Arial" w:hAnsi="Arial" w:eastAsia="宋体"/>
+          <w:i/>
+          <w:color w:val="888888"/>
+          <w:sz w:val="17"/>
+        </w:rPr>
+        <w:t>来源：中国建筑节能协会　https://www.cabee.org/site/content/25990.html</w:t>
       </w:r>
     </w:p>
     <w:p>
@@ -14443,7 +16543,7 @@
                 <w:b w:val="0"/>
                 <w:sz w:val="18"/>
               </w:rPr>
-              <w:t>2026-07-14</w:t>
+              <w:t>2026-08-13</w:t>
             </w:r>
           </w:p>
         </w:tc>
@@ -14461,7 +16561,7 @@
                 <w:b w:val="0"/>
                 <w:sz w:val="18"/>
               </w:rPr>
-              <w:t>慕思股份(001323)</w:t>
+              <w:t>曲美家居(603818)</w:t>
             </w:r>
           </w:p>
         </w:tc>
@@ -14479,7 +16579,7 @@
                 <w:b w:val="0"/>
                 <w:sz w:val="18"/>
               </w:rPr>
-              <w:t>半年报预告(预减)</w:t>
+              <w:t>公告(关联交易)</w:t>
             </w:r>
           </w:p>
         </w:tc>
@@ -14497,7 +16597,7 @@
                 <w:b w:val="0"/>
                 <w:sz w:val="18"/>
               </w:rPr>
-              <w:t>预计2026H1归母净利润1.75亿-2.00亿元，同比下降…</w:t>
+              <w:t>披露《关联交易公告》(编号2026-036)：实控人赵瑞海之…</w:t>
             </w:r>
           </w:p>
         </w:tc>
@@ -14518,7 +16618,7 @@
                 <w:b w:val="0"/>
                 <w:sz w:val="18"/>
               </w:rPr>
-              <w:t>2026-07-15</w:t>
+              <w:t>2026-08-13</w:t>
             </w:r>
           </w:p>
         </w:tc>
@@ -14537,7 +16637,7 @@
                 <w:b w:val="0"/>
                 <w:sz w:val="18"/>
               </w:rPr>
-              <w:t>蒙娜丽莎(002918)</w:t>
+              <w:t>江河集团(601886)</w:t>
             </w:r>
           </w:p>
         </w:tc>
@@ -14556,7 +16656,7 @@
                 <w:b w:val="0"/>
                 <w:sz w:val="18"/>
               </w:rPr>
-              <w:t>半年报预告(扭亏)</w:t>
+              <w:t>公告(股票异常波动)</w:t>
             </w:r>
           </w:p>
         </w:tc>
@@ -14575,7 +16675,7 @@
                 <w:b w:val="0"/>
                 <w:sz w:val="18"/>
               </w:rPr>
-              <w:t>预计2026H1归母净利润4088万-6131万元，同比扭亏…</w:t>
+              <w:t>披露《股票交易异常波动公告》(临2026-037)：08-1…</w:t>
             </w:r>
           </w:p>
         </w:tc>
@@ -14595,7 +16695,7 @@
                 <w:b w:val="0"/>
                 <w:sz w:val="18"/>
               </w:rPr>
-              <w:t>2026-07-15</w:t>
+              <w:t>2026-08-13</w:t>
             </w:r>
           </w:p>
         </w:tc>
@@ -14613,7 +16713,7 @@
                 <w:b w:val="0"/>
                 <w:sz w:val="18"/>
               </w:rPr>
-              <w:t>金牌家居(603180)</w:t>
+              <w:t>北新建材(000786)</w:t>
             </w:r>
           </w:p>
         </w:tc>
@@ -14631,7 +16731,7 @@
                 <w:b w:val="0"/>
                 <w:sz w:val="18"/>
               </w:rPr>
-              <w:t>半年报预告(预亏)</w:t>
+              <w:t>公告(业绩说明会)</w:t>
             </w:r>
           </w:p>
         </w:tc>
@@ -14649,7 +16749,7 @@
                 <w:b w:val="0"/>
                 <w:sz w:val="18"/>
               </w:rPr>
-              <w:t>预计2026H1归母净利润亏损1.10亿-1.40亿元，由盈…</w:t>
+              <w:t>披露公告(2026-029)：拟于2026-08-21在深交…</w:t>
             </w:r>
           </w:p>
         </w:tc>
@@ -14670,7 +16770,7 @@
                 <w:b w:val="0"/>
                 <w:sz w:val="18"/>
               </w:rPr>
-              <w:t>2026-07-15</w:t>
+              <w:t>2026-07-14</w:t>
             </w:r>
           </w:p>
         </w:tc>
@@ -14689,7 +16789,7 @@
                 <w:b w:val="0"/>
                 <w:sz w:val="18"/>
               </w:rPr>
-              <w:t>惠达卫浴(603385)</w:t>
+              <w:t>慕思股份(001323)</w:t>
             </w:r>
           </w:p>
         </w:tc>
@@ -14708,7 +16808,7 @@
                 <w:b w:val="0"/>
                 <w:sz w:val="18"/>
               </w:rPr>
-              <w:t>半年报预告(预亏)</w:t>
+              <w:t>半年报预告(预减)</w:t>
             </w:r>
           </w:p>
         </w:tc>
@@ -14727,7 +16827,7 @@
                 <w:b w:val="0"/>
                 <w:sz w:val="18"/>
               </w:rPr>
-              <w:t>预计2026H1归母净利润亏损7200万-9000万元。卫浴…</w:t>
+              <w:t>预计2026H1归母净利润1.75亿-2.00亿元，同比下降…</w:t>
             </w:r>
           </w:p>
         </w:tc>
@@ -14765,7 +16865,7 @@
                 <w:b w:val="0"/>
                 <w:sz w:val="18"/>
               </w:rPr>
-              <w:t>梦百合(603313)</w:t>
+              <w:t>蒙娜丽莎(002918)</w:t>
             </w:r>
           </w:p>
         </w:tc>
@@ -14783,7 +16883,7 @@
                 <w:b w:val="0"/>
                 <w:sz w:val="18"/>
               </w:rPr>
-              <w:t>半年报预告(预减)</w:t>
+              <w:t>半年报预告(扭亏)</w:t>
             </w:r>
           </w:p>
         </w:tc>
@@ -14801,7 +16901,7 @@
                 <w:b w:val="0"/>
                 <w:sz w:val="18"/>
               </w:rPr>
-              <w:t>预计2026H1归母净利润0元-800万元，同比下降93.0…</w:t>
+              <w:t>预计2026H1归母净利润4088万-6131万元，同比扭亏…</w:t>
             </w:r>
           </w:p>
         </w:tc>
@@ -14822,7 +16922,7 @@
                 <w:b w:val="0"/>
                 <w:sz w:val="18"/>
               </w:rPr>
-              <w:t>2026-07-14</w:t>
+              <w:t>2026-07-15</w:t>
             </w:r>
           </w:p>
         </w:tc>
@@ -14841,7 +16941,7 @@
                 <w:b w:val="0"/>
                 <w:sz w:val="18"/>
               </w:rPr>
-              <w:t>好莱客(603898)</w:t>
+              <w:t>金牌家居(603180)</w:t>
             </w:r>
           </w:p>
         </w:tc>
@@ -14879,7 +16979,7 @@
                 <w:b w:val="0"/>
                 <w:sz w:val="18"/>
               </w:rPr>
-              <w:t>预计2026H1归母净利润亏损约2700万-3700万元，由…</w:t>
+              <w:t>预计2026H1归母净利润亏损1.10亿-1.40亿元，由盈…</w:t>
             </w:r>
           </w:p>
         </w:tc>
@@ -14899,7 +16999,7 @@
                 <w:b w:val="0"/>
                 <w:sz w:val="18"/>
               </w:rPr>
-              <w:t>2026-07-24</w:t>
+              <w:t>2026-07-15</w:t>
             </w:r>
           </w:p>
         </w:tc>
@@ -14917,7 +17017,7 @@
                 <w:b w:val="0"/>
                 <w:sz w:val="18"/>
               </w:rPr>
-              <w:t>三棵树(603737)</w:t>
+              <w:t>惠达卫浴(603385)</w:t>
             </w:r>
           </w:p>
         </w:tc>
@@ -14935,7 +17035,7 @@
                 <w:b w:val="0"/>
                 <w:sz w:val="18"/>
               </w:rPr>
-              <w:t>年报问询函回复</w:t>
+              <w:t>半年报预告(预亏)</w:t>
             </w:r>
           </w:p>
         </w:tc>
@@ -14953,7 +17053,7 @@
                 <w:b w:val="0"/>
                 <w:sz w:val="18"/>
               </w:rPr>
-              <w:t>回复上交所对2025年报的问询函：2025年归母净利7.75…</w:t>
+              <w:t>预计2026H1归母净利润亏损7200万-9000万元。卫浴…</w:t>
             </w:r>
           </w:p>
         </w:tc>
@@ -14974,7 +17074,7 @@
                 <w:b w:val="0"/>
                 <w:sz w:val="18"/>
               </w:rPr>
-              <w:t>2026-07-20</w:t>
+              <w:t>2026-07-15</w:t>
             </w:r>
           </w:p>
         </w:tc>
@@ -14993,7 +17093,7 @@
                 <w:b w:val="0"/>
                 <w:sz w:val="18"/>
               </w:rPr>
-              <w:t>公牛集团(603195)</w:t>
+              <w:t>梦百合(603313)</w:t>
             </w:r>
           </w:p>
         </w:tc>
@@ -15012,7 +17112,7 @@
                 <w:b w:val="0"/>
                 <w:sz w:val="18"/>
               </w:rPr>
-              <w:t>公告(员工持股计划)</w:t>
+              <w:t>半年报预告(预减)</w:t>
             </w:r>
           </w:p>
         </w:tc>
@@ -15031,7 +17131,7 @@
                 <w:b w:val="0"/>
                 <w:sz w:val="18"/>
               </w:rPr>
-              <w:t>2026年员工持股计划第一次持有人会议(7月17日通讯方式召…</w:t>
+              <w:t>预计2026H1归母净利润0元-800万元，同比下降93.0…</w:t>
             </w:r>
           </w:p>
         </w:tc>
@@ -15051,7 +17151,7 @@
                 <w:b w:val="0"/>
                 <w:sz w:val="18"/>
               </w:rPr>
-              <w:t>2026-07-20</w:t>
+              <w:t>2026-07-14</w:t>
             </w:r>
           </w:p>
         </w:tc>
@@ -15069,7 +17169,7 @@
                 <w:b w:val="0"/>
                 <w:sz w:val="18"/>
               </w:rPr>
-              <w:t>东鹏控股(003012)</w:t>
+              <w:t>好莱客(603898)</w:t>
             </w:r>
           </w:p>
         </w:tc>
@@ -15087,7 +17187,7 @@
                 <w:b w:val="0"/>
                 <w:sz w:val="18"/>
               </w:rPr>
-              <w:t>公告(回购进展)</w:t>
+              <w:t>半年报预告(预亏)</w:t>
             </w:r>
           </w:p>
         </w:tc>
@@ -15105,7 +17205,7 @@
                 <w:b w:val="0"/>
                 <w:sz w:val="18"/>
               </w:rPr>
-              <w:t>截至公告日累计回购5,535,000股(占总股本0.48%)…</w:t>
+              <w:t>预计2026H1归母净利润亏损约2700万-3700万元，由…</w:t>
             </w:r>
           </w:p>
         </w:tc>
@@ -15126,7 +17226,7 @@
                 <w:b w:val="0"/>
                 <w:sz w:val="18"/>
               </w:rPr>
-              <w:t>2026-07-22</w:t>
+              <w:t>2026-07-24</w:t>
             </w:r>
           </w:p>
         </w:tc>
@@ -15145,7 +17245,7 @@
                 <w:b w:val="0"/>
                 <w:sz w:val="18"/>
               </w:rPr>
-              <w:t>志邦家居(603801)</w:t>
+              <w:t>三棵树(603737)</w:t>
             </w:r>
           </w:p>
         </w:tc>
@@ -15164,7 +17264,7 @@
                 <w:b w:val="0"/>
                 <w:sz w:val="18"/>
               </w:rPr>
-              <w:t>公告(解除质押)</w:t>
+              <w:t>年报问询函回复</w:t>
             </w:r>
           </w:p>
         </w:tc>
@@ -15183,7 +17283,7 @@
                 <w:b w:val="0"/>
                 <w:sz w:val="18"/>
               </w:rPr>
-              <w:t>大股东许帮顺解除质押5,160,000股(占总股本1.19%…</w:t>
+              <w:t>回复上交所对2025年报的问询函：2025年归母净利7.75…</w:t>
             </w:r>
           </w:p>
         </w:tc>
@@ -15203,7 +17303,7 @@
                 <w:b w:val="0"/>
                 <w:sz w:val="18"/>
               </w:rPr>
-              <w:t>2026-07-22</w:t>
+              <w:t>2026-07-20</w:t>
             </w:r>
           </w:p>
         </w:tc>
@@ -15221,7 +17321,7 @@
                 <w:b w:val="0"/>
                 <w:sz w:val="18"/>
               </w:rPr>
-              <w:t>顾家家居(603816)</w:t>
+              <w:t>公牛集团(603195)</w:t>
             </w:r>
           </w:p>
         </w:tc>
@@ -15239,7 +17339,7 @@
                 <w:b w:val="0"/>
                 <w:sz w:val="18"/>
               </w:rPr>
-              <w:t>公告(临时股东会决议)</w:t>
+              <w:t>公告(员工持股计划)</w:t>
             </w:r>
           </w:p>
         </w:tc>
@@ -15257,7 +17357,7 @@
                 <w:b w:val="0"/>
                 <w:sz w:val="18"/>
               </w:rPr>
-              <w:t>2026年第一次临时股东会召开(此前定于07-22)，审议通…</w:t>
+              <w:t>2026年员工持股计划第一次持有人会议(7月17日通讯方式召…</w:t>
             </w:r>
           </w:p>
         </w:tc>
@@ -15278,7 +17378,7 @@
                 <w:b w:val="0"/>
                 <w:sz w:val="18"/>
               </w:rPr>
-              <w:t>2026-07-14</w:t>
+              <w:t>2026-07-20</w:t>
             </w:r>
           </w:p>
         </w:tc>
@@ -15297,7 +17397,7 @@
                 <w:b w:val="0"/>
                 <w:sz w:val="18"/>
               </w:rPr>
-              <w:t>欧派家居(603833)</w:t>
+              <w:t>东鹏控股(003012)</w:t>
             </w:r>
           </w:p>
         </w:tc>
@@ -15316,7 +17416,7 @@
                 <w:b w:val="0"/>
                 <w:sz w:val="18"/>
               </w:rPr>
-              <w:t>半年报预告</w:t>
+              <w:t>公告(回购进展)</w:t>
             </w:r>
           </w:p>
         </w:tc>
@@ -15335,7 +17435,7 @@
                 <w:b w:val="0"/>
                 <w:sz w:val="18"/>
               </w:rPr>
-              <w:t>预计2026H1归母净利润4.07亿-5.09亿元，同比减少…</w:t>
+              <w:t>截至公告日累计回购5,535,000股(占总股本0.48%)…</w:t>
             </w:r>
           </w:p>
         </w:tc>
@@ -15355,7 +17455,7 @@
                 <w:b w:val="0"/>
                 <w:sz w:val="18"/>
               </w:rPr>
-              <w:t>2026-07-14</w:t>
+              <w:t>2026-07-22</w:t>
             </w:r>
           </w:p>
         </w:tc>
@@ -15373,7 +17473,7 @@
                 <w:b w:val="0"/>
                 <w:sz w:val="18"/>
               </w:rPr>
-              <w:t>索菲亚(002572)</w:t>
+              <w:t>志邦家居(603801)</w:t>
             </w:r>
           </w:p>
         </w:tc>
@@ -15391,7 +17491,7 @@
                 <w:b w:val="0"/>
                 <w:sz w:val="18"/>
               </w:rPr>
-              <w:t>半年报预告</w:t>
+              <w:t>公告(解除质押)</w:t>
             </w:r>
           </w:p>
         </w:tc>
@@ -15409,7 +17509,7 @@
                 <w:b w:val="0"/>
                 <w:sz w:val="18"/>
               </w:rPr>
-              <w:t>预计2026H1归母净利润4790.70万-7026.36万…</w:t>
+              <w:t>大股东许帮顺解除质押5,160,000股(占总股本1.19%…</w:t>
             </w:r>
           </w:p>
         </w:tc>
@@ -15430,7 +17530,7 @@
                 <w:b w:val="0"/>
                 <w:sz w:val="18"/>
               </w:rPr>
-              <w:t>2026-07-13</w:t>
+              <w:t>2026-07-22</w:t>
             </w:r>
           </w:p>
         </w:tc>
@@ -15449,7 +17549,7 @@
                 <w:b w:val="0"/>
                 <w:sz w:val="18"/>
               </w:rPr>
-              <w:t>志邦家居(603801)</w:t>
+              <w:t>顾家家居(603816)</w:t>
             </w:r>
           </w:p>
         </w:tc>
@@ -15468,7 +17568,7 @@
                 <w:b w:val="0"/>
                 <w:sz w:val="18"/>
               </w:rPr>
-              <w:t>半年报预告(预亏)</w:t>
+              <w:t>公告(临时股东会决议)</w:t>
             </w:r>
           </w:p>
         </w:tc>
@@ -15487,7 +17587,7 @@
                 <w:b w:val="0"/>
                 <w:sz w:val="18"/>
               </w:rPr>
-              <w:t>预计2026H1归母净利润-1.89亿至-1.26亿元，去年…</w:t>
+              <w:t>2026年第一次临时股东会召开(此前定于07-22)，审议通…</w:t>
             </w:r>
           </w:p>
         </w:tc>
@@ -15507,7 +17607,7 @@
                 <w:b w:val="0"/>
                 <w:sz w:val="18"/>
               </w:rPr>
-              <w:t>2026-07-15</w:t>
+              <w:t>2026-07-14</w:t>
             </w:r>
           </w:p>
         </w:tc>
@@ -15525,7 +17625,7 @@
                 <w:b w:val="0"/>
                 <w:sz w:val="18"/>
               </w:rPr>
-              <w:t>红星美凯龙(601828)</w:t>
+              <w:t>欧派家居(603833)</w:t>
             </w:r>
           </w:p>
         </w:tc>
@@ -15543,7 +17643,7 @@
                 <w:b w:val="0"/>
                 <w:sz w:val="18"/>
               </w:rPr>
-              <w:t>半年报预告(扭亏)</w:t>
+              <w:t>半年报预告</w:t>
             </w:r>
           </w:p>
         </w:tc>
@@ -15561,7 +17661,7 @@
                 <w:b w:val="0"/>
                 <w:sz w:val="18"/>
               </w:rPr>
-              <w:t>预计2026H1归母净利润5000万-7500万元（上年同期…</w:t>
+              <w:t>预计2026H1归母净利润4.07亿-5.09亿元，同比减少…</w:t>
             </w:r>
           </w:p>
         </w:tc>
@@ -15582,7 +17682,7 @@
                 <w:b w:val="0"/>
                 <w:sz w:val="18"/>
               </w:rPr>
-              <w:t>2026-07-10</w:t>
+              <w:t>2026-07-14</w:t>
             </w:r>
           </w:p>
         </w:tc>
@@ -15601,7 +17701,7 @@
                 <w:b w:val="0"/>
                 <w:sz w:val="18"/>
               </w:rPr>
-              <w:t>九牧集团</w:t>
+              <w:t>索菲亚(002572)</w:t>
             </w:r>
           </w:p>
         </w:tc>
@@ -15620,7 +17720,7 @@
                 <w:b w:val="0"/>
                 <w:sz w:val="18"/>
               </w:rPr>
-              <w:t>标准发布/技术引领</w:t>
+              <w:t>半年报预告</w:t>
             </w:r>
           </w:p>
         </w:tc>
@@ -15639,7 +17739,7 @@
                 <w:b w:val="0"/>
                 <w:sz w:val="18"/>
               </w:rPr>
-              <w:t>作为第一牵头单位主导制定的GB/T 24986.7-2026…</w:t>
+              <w:t>预计2026H1归母净利润4790.70万-7026.36万…</w:t>
             </w:r>
           </w:p>
         </w:tc>
@@ -15659,7 +17759,7 @@
                 <w:b w:val="0"/>
                 <w:sz w:val="18"/>
               </w:rPr>
-              <w:t>2026-07-09</w:t>
+              <w:t>2026-07-13</w:t>
             </w:r>
           </w:p>
         </w:tc>
@@ -15677,7 +17777,7 @@
                 <w:b w:val="0"/>
                 <w:sz w:val="18"/>
               </w:rPr>
-              <w:t>恒洁卫浴</w:t>
+              <w:t>志邦家居(603801)</w:t>
             </w:r>
           </w:p>
         </w:tc>
@@ -15695,7 +17795,7 @@
                 <w:b w:val="0"/>
                 <w:sz w:val="18"/>
               </w:rPr>
-              <w:t>发布会/渠道活动</w:t>
+              <w:t>半年报预告(预亏)</w:t>
             </w:r>
           </w:p>
         </w:tc>
@@ -15713,7 +17813,7 @@
                 <w:b w:val="0"/>
                 <w:sz w:val="18"/>
               </w:rPr>
-              <w:t>'焕新中国行·乐动此间'恒洁28周年庆启幕（佛山）。全国30…</w:t>
+              <w:t>预计2026H1归母净利润-1.89亿至-1.26亿元，去年…</w:t>
             </w:r>
           </w:p>
         </w:tc>
@@ -15734,7 +17834,7 @@
                 <w:b w:val="0"/>
                 <w:sz w:val="18"/>
               </w:rPr>
-              <w:t>2026-07-09</w:t>
+              <w:t>2026-07-15</w:t>
             </w:r>
           </w:p>
         </w:tc>
@@ -15753,7 +17853,7 @@
                 <w:b w:val="0"/>
                 <w:sz w:val="18"/>
               </w:rPr>
-              <w:t>舒达智能</w:t>
+              <w:t>红星美凯龙(601828)</w:t>
             </w:r>
           </w:p>
         </w:tc>
@@ -15772,7 +17872,7 @@
                 <w:b w:val="0"/>
                 <w:sz w:val="18"/>
               </w:rPr>
-              <w:t>新品发布(展会)</w:t>
+              <w:t>半年报预告(扭亏)</w:t>
             </w:r>
           </w:p>
         </w:tc>
@@ -15791,7 +17891,7 @@
                 <w:b w:val="0"/>
                 <w:sz w:val="18"/>
               </w:rPr>
-              <w:t>2026广州建博会亮相，携手天猫精灵打造智慧适老空间，推出A…</w:t>
+              <w:t>预计2026H1归母净利润5000万-7500万元（上年同期…</w:t>
             </w:r>
           </w:p>
         </w:tc>
@@ -15811,7 +17911,7 @@
                 <w:b w:val="0"/>
                 <w:sz w:val="18"/>
               </w:rPr>
-              <w:t>2026-07-09</w:t>
+              <w:t>2026-07-10</w:t>
             </w:r>
           </w:p>
         </w:tc>
@@ -15829,7 +17929,7 @@
                 <w:b w:val="0"/>
                 <w:sz w:val="18"/>
               </w:rPr>
-              <w:t>兔宝宝</w:t>
+              <w:t>九牧集团</w:t>
             </w:r>
           </w:p>
         </w:tc>
@@ -15847,7 +17947,7 @@
                 <w:b w:val="0"/>
                 <w:sz w:val="18"/>
               </w:rPr>
-              <w:t>荣誉/技术</w:t>
+              <w:t>标准发布/技术引领</w:t>
             </w:r>
           </w:p>
         </w:tc>
@@ -15865,7 +17965,7 @@
                 <w:b w:val="0"/>
                 <w:sz w:val="18"/>
               </w:rPr>
-              <w:t>参与项目获2025年度国家科学技术进步奖二等奖，为兔宝宝历史…</w:t>
+              <w:t>作为第一牵头单位主导制定的GB/T 24986.7-2026…</w:t>
             </w:r>
           </w:p>
         </w:tc>
@@ -15886,7 +17986,7 @@
                 <w:b w:val="0"/>
                 <w:sz w:val="18"/>
               </w:rPr>
-              <w:t>2026-07-08</w:t>
+              <w:t>2026-07-09</w:t>
             </w:r>
           </w:p>
         </w:tc>
@@ -15905,7 +18005,7 @@
                 <w:b w:val="0"/>
                 <w:sz w:val="18"/>
               </w:rPr>
-              <w:t>金牌家居(603180)</w:t>
+              <w:t>恒洁卫浴</w:t>
             </w:r>
           </w:p>
         </w:tc>
@@ -15924,7 +18024,7 @@
                 <w:b w:val="0"/>
                 <w:sz w:val="18"/>
               </w:rPr>
-              <w:t>新品/白皮书(展会)</w:t>
+              <w:t>发布会/渠道活动</w:t>
             </w:r>
           </w:p>
         </w:tc>
@@ -15943,7 +18043,7 @@
                 <w:b w:val="0"/>
                 <w:sz w:val="18"/>
               </w:rPr>
-              <w:t>在2026广州建博会发布《中国厨房收纳实用指南》白皮书，升级…</w:t>
+              <w:t>'焕新中国行·乐动此间'恒洁28周年庆启幕（佛山）。全国30…</w:t>
             </w:r>
           </w:p>
         </w:tc>
@@ -15963,7 +18063,7 @@
                 <w:b w:val="0"/>
                 <w:sz w:val="18"/>
               </w:rPr>
-              <w:t>2026-07-08</w:t>
+              <w:t>2026-07-09</w:t>
             </w:r>
           </w:p>
         </w:tc>
@@ -15981,7 +18081,7 @@
                 <w:b w:val="0"/>
                 <w:sz w:val="18"/>
               </w:rPr>
-              <w:t>万华生态</w:t>
+              <w:t>舒达智能</w:t>
             </w:r>
           </w:p>
         </w:tc>
@@ -15999,7 +18099,7 @@
                 <w:b w:val="0"/>
                 <w:sz w:val="18"/>
               </w:rPr>
-              <w:t>新品/供应链(展会)</w:t>
+              <w:t>新品发布(展会)</w:t>
             </w:r>
           </w:p>
         </w:tc>
@@ -16017,7 +18117,7 @@
                 <w:b w:val="0"/>
                 <w:sz w:val="18"/>
               </w:rPr>
-              <w:t>2026广州建博会推'无醛整家'解决方案，展示100㎡住宅7…</w:t>
+              <w:t>2026广州建博会亮相，携手天猫精灵打造智慧适老空间，推出A…</w:t>
             </w:r>
           </w:p>
         </w:tc>
@@ -16038,7 +18138,7 @@
                 <w:b w:val="0"/>
                 <w:sz w:val="18"/>
               </w:rPr>
-              <w:t>2026-07-20</w:t>
+              <w:t>2026-07-09</w:t>
             </w:r>
           </w:p>
         </w:tc>
@@ -16057,7 +18157,7 @@
                 <w:b w:val="0"/>
                 <w:sz w:val="18"/>
               </w:rPr>
-              <w:t>科达制造(600499)</w:t>
+              <w:t>兔宝宝</w:t>
             </w:r>
           </w:p>
         </w:tc>
@@ -16076,7 +18176,7 @@
                 <w:b w:val="0"/>
                 <w:sz w:val="18"/>
               </w:rPr>
-              <w:t>半年报预告(大幅预增)</w:t>
+              <w:t>荣誉/技术</w:t>
             </w:r>
           </w:p>
         </w:tc>
@@ -16095,7 +18195,7 @@
                 <w:b w:val="0"/>
                 <w:sz w:val="18"/>
               </w:rPr>
-              <w:t>预计2026H1归母净利润12.60亿-13.60亿元，同比…</w:t>
+              <w:t>参与项目获2025年度国家科学技术进步奖二等奖，为兔宝宝历史…</w:t>
             </w:r>
           </w:p>
         </w:tc>
@@ -16115,7 +18215,7 @@
                 <w:b w:val="0"/>
                 <w:sz w:val="18"/>
               </w:rPr>
-              <w:t>2026-07-20</w:t>
+              <w:t>2026-07-08</w:t>
             </w:r>
           </w:p>
         </w:tc>
@@ -16133,7 +18233,7 @@
                 <w:b w:val="0"/>
                 <w:sz w:val="18"/>
               </w:rPr>
-              <w:t>松霖科技(603992)</w:t>
+              <w:t>金牌家居(603180)</w:t>
             </w:r>
           </w:p>
         </w:tc>
@@ -16151,7 +18251,7 @@
                 <w:b w:val="0"/>
                 <w:sz w:val="18"/>
               </w:rPr>
-              <w:t>半年报预告(预增)</w:t>
+              <w:t>新品/白皮书(展会)</w:t>
             </w:r>
           </w:p>
         </w:tc>
@@ -16169,7 +18269,7 @@
                 <w:b w:val="0"/>
                 <w:sz w:val="18"/>
               </w:rPr>
-              <w:t>预计2026H1归母净利润1.40亿-1.85亿元，同比增长…</w:t>
+              <w:t>在2026广州建博会发布《中国厨房收纳实用指南》白皮书，升级…</w:t>
             </w:r>
           </w:p>
         </w:tc>
@@ -16190,7 +18290,7 @@
                 <w:b w:val="0"/>
                 <w:sz w:val="18"/>
               </w:rPr>
-              <w:t>2026-07-15</w:t>
+              <w:t>2026-07-08</w:t>
             </w:r>
           </w:p>
         </w:tc>
@@ -16209,7 +18309,7 @@
                 <w:b w:val="0"/>
                 <w:sz w:val="18"/>
               </w:rPr>
-              <w:t>瑞尔特(002790)</w:t>
+              <w:t>万华生态</w:t>
             </w:r>
           </w:p>
         </w:tc>
@@ -16228,7 +18328,7 @@
                 <w:b w:val="0"/>
                 <w:sz w:val="18"/>
               </w:rPr>
-              <w:t>半年报预告(预亏/转亏)</w:t>
+              <w:t>新品/供应链(展会)</w:t>
             </w:r>
           </w:p>
         </w:tc>
@@ -16247,7 +18347,7 @@
                 <w:b w:val="0"/>
                 <w:sz w:val="18"/>
               </w:rPr>
-              <w:t>预计2026H1归母净利润亏损1100万-1600万元，由盈…</w:t>
+              <w:t>2026广州建博会推'无醛整家'解决方案，展示100㎡住宅7…</w:t>
             </w:r>
           </w:p>
         </w:tc>
@@ -16285,7 +18385,7 @@
                 <w:b w:val="0"/>
                 <w:sz w:val="18"/>
               </w:rPr>
-              <w:t>海鸥住工(002084)</w:t>
+              <w:t>科达制造(600499)</w:t>
             </w:r>
           </w:p>
         </w:tc>
@@ -16303,7 +18403,7 @@
                 <w:b w:val="0"/>
                 <w:sz w:val="18"/>
               </w:rPr>
-              <w:t>半年报预告(预亏扩大)</w:t>
+              <w:t>半年报预告(大幅预增)</w:t>
             </w:r>
           </w:p>
         </w:tc>
@@ -16321,7 +18421,7 @@
                 <w:b w:val="0"/>
                 <w:sz w:val="18"/>
               </w:rPr>
-              <w:t>预计2026H1归母净利润亏损3700万-4700万元，亏损…</w:t>
+              <w:t>预计2026H1归母净利润12.60亿-13.60亿元，同比…</w:t>
             </w:r>
           </w:p>
         </w:tc>
@@ -16361,7 +18461,7 @@
                 <w:b w:val="0"/>
                 <w:sz w:val="18"/>
               </w:rPr>
-              <w:t>帝欧家居(002798)</w:t>
+              <w:t>松霖科技(603992)</w:t>
             </w:r>
           </w:p>
         </w:tc>
@@ -16380,7 +18480,7 @@
                 <w:b w:val="0"/>
                 <w:sz w:val="18"/>
               </w:rPr>
-              <w:t>半年报预告(减亏)</w:t>
+              <w:t>半年报预告(预增)</w:t>
             </w:r>
           </w:p>
         </w:tc>
@@ -16399,7 +18499,7 @@
                 <w:b w:val="0"/>
                 <w:sz w:val="18"/>
               </w:rPr>
-              <w:t>预计2026H1归母净利润亏损2300万-3500万元，同比…</w:t>
+              <w:t>预计2026H1归母净利润1.40亿-1.85亿元，同比增长…</w:t>
             </w:r>
           </w:p>
         </w:tc>
@@ -16419,7 +18519,7 @@
                 <w:b w:val="0"/>
                 <w:sz w:val="18"/>
               </w:rPr>
-              <w:t>2026-07-23</w:t>
+              <w:t>2026-07-15</w:t>
             </w:r>
           </w:p>
         </w:tc>
@@ -16437,7 +18537,7 @@
                 <w:b w:val="0"/>
                 <w:sz w:val="18"/>
               </w:rPr>
-              <w:t>爱丽家居(603221)</w:t>
+              <w:t>瑞尔特(002790)</w:t>
             </w:r>
           </w:p>
         </w:tc>
@@ -16455,7 +18555,7 @@
                 <w:b w:val="0"/>
                 <w:sz w:val="18"/>
               </w:rPr>
-              <w:t>重大资产收购意向</w:t>
+              <w:t>半年报预告(预亏/转亏)</w:t>
             </w:r>
           </w:p>
         </w:tc>
@@ -16473,7 +18573,7 @@
                 <w:b w:val="0"/>
                 <w:sz w:val="18"/>
               </w:rPr>
-              <w:t>PVC弹性地板龙头拟收购半导体存储测试设备企业欧康诺不低于7…</w:t>
+              <w:t>预计2026H1归母净利润亏损1100万-1600万元，由盈…</w:t>
             </w:r>
           </w:p>
         </w:tc>
@@ -16494,7 +18594,7 @@
                 <w:b w:val="0"/>
                 <w:sz w:val="18"/>
               </w:rPr>
-              <w:t>2026-07-27</w:t>
+              <w:t>2026-07-20</w:t>
             </w:r>
           </w:p>
         </w:tc>
@@ -16513,7 +18613,7 @@
                 <w:b w:val="0"/>
                 <w:sz w:val="18"/>
               </w:rPr>
-              <w:t>爱丽家居(603221)</w:t>
+              <w:t>海鸥住工(002084)</w:t>
             </w:r>
           </w:p>
         </w:tc>
@@ -16532,7 +18632,7 @@
                 <w:b w:val="0"/>
                 <w:sz w:val="18"/>
               </w:rPr>
-              <w:t>股价异动/风险提示</w:t>
+              <w:t>半年报预告(预亏扩大)</w:t>
             </w:r>
           </w:p>
         </w:tc>
@@ -16551,7 +18651,7 @@
                 <w:b w:val="0"/>
                 <w:sz w:val="18"/>
               </w:rPr>
-              <w:t>7月21-27日连续5涨停累计涨幅61.09%、走出6连板（…</w:t>
+              <w:t>预计2026H1归母净利润亏损3700万-4700万元，亏损…</w:t>
             </w:r>
           </w:p>
         </w:tc>
@@ -16571,7 +18671,7 @@
                 <w:b w:val="0"/>
                 <w:sz w:val="18"/>
               </w:rPr>
-              <w:t>2026-08-07</w:t>
+              <w:t>2026-07-20</w:t>
             </w:r>
           </w:p>
         </w:tc>
@@ -16589,7 +18689,7 @@
                 <w:b w:val="0"/>
                 <w:sz w:val="18"/>
               </w:rPr>
-              <w:t>伟星新材(002372)</w:t>
+              <w:t>帝欧家居(002798)</w:t>
             </w:r>
           </w:p>
         </w:tc>
@@ -16607,7 +18707,7 @@
                 <w:b w:val="0"/>
                 <w:sz w:val="18"/>
               </w:rPr>
-              <w:t>2026年半年报</w:t>
+              <w:t>半年报预告(减亏)</w:t>
             </w:r>
           </w:p>
         </w:tc>
@@ -16625,7 +18725,7 @@
                 <w:b w:val="0"/>
                 <w:sz w:val="18"/>
               </w:rPr>
-              <w:t>营收18.97亿元(-8.71%)、归母净利3.90亿元(+…</w:t>
+              <w:t>预计2026H1归母净利润亏损2300万-3500万元，同比…</w:t>
             </w:r>
           </w:p>
         </w:tc>
@@ -16646,7 +18746,7 @@
                 <w:b w:val="0"/>
                 <w:sz w:val="18"/>
               </w:rPr>
-              <w:t>2026-08-10</w:t>
+              <w:t>2026-07-23</w:t>
             </w:r>
           </w:p>
         </w:tc>
@@ -16665,7 +18765,7 @@
                 <w:b w:val="0"/>
                 <w:sz w:val="18"/>
               </w:rPr>
-              <w:t>悍高集团(001221)</w:t>
+              <w:t>爱丽家居(603221)</w:t>
             </w:r>
           </w:p>
         </w:tc>
@@ -16684,7 +18784,7 @@
                 <w:b w:val="0"/>
                 <w:sz w:val="18"/>
               </w:rPr>
-              <w:t>2026年半年报</w:t>
+              <w:t>重大资产收购意向</w:t>
             </w:r>
           </w:p>
         </w:tc>
@@ -16703,7 +18803,7 @@
                 <w:b w:val="0"/>
                 <w:sz w:val="18"/>
               </w:rPr>
-              <w:t>营收16.78亿元(+15.74%)、归母净利2.92亿元(…</w:t>
+              <w:t>PVC弹性地板龙头拟收购半导体存储测试设备企业欧康诺不低于7…</w:t>
             </w:r>
           </w:p>
         </w:tc>
@@ -16723,7 +18823,7 @@
                 <w:b w:val="0"/>
                 <w:sz w:val="18"/>
               </w:rPr>
-              <w:t>2026-08-11</w:t>
+              <w:t>2026-07-27</w:t>
             </w:r>
           </w:p>
         </w:tc>
@@ -16741,7 +18841,7 @@
                 <w:b w:val="0"/>
                 <w:sz w:val="18"/>
               </w:rPr>
-              <w:t>塔牌集团(002233)</w:t>
+              <w:t>爱丽家居(603221)</w:t>
             </w:r>
           </w:p>
         </w:tc>
@@ -16759,7 +18859,7 @@
                 <w:b w:val="0"/>
                 <w:sz w:val="18"/>
               </w:rPr>
-              <w:t>2026年半年报</w:t>
+              <w:t>股价异动/风险提示</w:t>
             </w:r>
           </w:p>
         </w:tc>
@@ -16777,7 +18877,7 @@
                 <w:b w:val="0"/>
                 <w:sz w:val="18"/>
               </w:rPr>
-              <w:t>营收17.42亿元(-15.30%)、归母净利2.19亿元(…</w:t>
+              <w:t>7月21-27日连续5涨停累计涨幅61.09%、走出6连板（…</w:t>
             </w:r>
           </w:p>
         </w:tc>
@@ -16798,7 +18898,7 @@
                 <w:b w:val="0"/>
                 <w:sz w:val="18"/>
               </w:rPr>
-              <w:t>2026-08-12</w:t>
+              <w:t>2026-08-07</w:t>
             </w:r>
           </w:p>
         </w:tc>
@@ -16817,7 +18917,7 @@
                 <w:b w:val="0"/>
                 <w:sz w:val="18"/>
               </w:rPr>
-              <w:t>江河集团(601886)</w:t>
+              <w:t>伟星新材(002372)</w:t>
             </w:r>
           </w:p>
         </w:tc>
@@ -16855,7 +18955,7 @@
                 <w:b w:val="0"/>
                 <w:sz w:val="18"/>
               </w:rPr>
-              <w:t>营收108.24亿元(+15.90%)、归母净利4.41亿元…</w:t>
+              <w:t>营收18.97亿元(-8.71%)、归母净利3.90亿元(+…</w:t>
             </w:r>
           </w:p>
         </w:tc>
@@ -16875,7 +18975,7 @@
                 <w:b w:val="0"/>
                 <w:sz w:val="18"/>
               </w:rPr>
-              <w:t>2026-08-11</w:t>
+              <w:t>2026-08-10</w:t>
             </w:r>
           </w:p>
         </w:tc>
@@ -16893,7 +18993,7 @@
                 <w:b w:val="0"/>
                 <w:sz w:val="18"/>
               </w:rPr>
-              <w:t>顾家家居(603816)</w:t>
+              <w:t>悍高集团(001221)</w:t>
             </w:r>
           </w:p>
         </w:tc>
@@ -16911,7 +19011,7 @@
                 <w:b w:val="0"/>
                 <w:sz w:val="18"/>
               </w:rPr>
-              <w:t>定增落地/股本变动</w:t>
+              <w:t>2026年半年报</w:t>
             </w:r>
           </w:p>
         </w:tc>
@@ -16929,7 +19029,7 @@
                 <w:b w:val="0"/>
                 <w:sz w:val="18"/>
               </w:rPr>
-              <w:t>2025年度向特定对象发行A股落地：向盈峰集团有限公司发行1…</w:t>
+              <w:t>营收16.78亿元(+15.74%)、归母净利2.92亿元(…</w:t>
             </w:r>
           </w:p>
         </w:tc>
@@ -16969,7 +19069,7 @@
                 <w:b w:val="0"/>
                 <w:sz w:val="18"/>
               </w:rPr>
-              <w:t>居然智家(000785)</w:t>
+              <w:t>塔牌集团(002233)</w:t>
             </w:r>
           </w:p>
         </w:tc>
@@ -16988,7 +19088,7 @@
                 <w:b w:val="0"/>
                 <w:sz w:val="18"/>
               </w:rPr>
-              <w:t>实控人变更进展</w:t>
+              <w:t>2026年半年报</w:t>
             </w:r>
           </w:p>
         </w:tc>
@@ -17007,7 +19107,7 @@
                 <w:b w:val="0"/>
                 <w:sz w:val="18"/>
               </w:rPr>
-              <w:t>原实际控制人汪林朋先生逝世，其配偶杨芳女士通过夫妻共同财产分…</w:t>
+              <w:t>营收17.42亿元(-15.30%)、归母净利2.19亿元(…</w:t>
             </w:r>
           </w:p>
         </w:tc>
@@ -17027,7 +19127,7 @@
                 <w:b w:val="0"/>
                 <w:sz w:val="18"/>
               </w:rPr>
-              <w:t>2026-08-08</w:t>
+              <w:t>2026-08-12</w:t>
             </w:r>
           </w:p>
         </w:tc>
@@ -17045,7 +19145,7 @@
                 <w:b w:val="0"/>
                 <w:sz w:val="18"/>
               </w:rPr>
-              <w:t>惠达卫浴(603385)</w:t>
+              <w:t>江河集团(601886)</w:t>
             </w:r>
           </w:p>
         </w:tc>
@@ -17063,7 +19163,7 @@
                 <w:b w:val="0"/>
                 <w:sz w:val="18"/>
               </w:rPr>
-              <w:t>资产出售进展</w:t>
+              <w:t>2026年半年报</w:t>
             </w:r>
           </w:p>
         </w:tc>
@@ -17081,7 +19181,7 @@
                 <w:b w:val="0"/>
                 <w:sz w:val="18"/>
               </w:rPr>
-              <w:t>出售广西新高盛薄型建陶有限公司100%股权及债权：股权转让价…</w:t>
+              <w:t>营收108.24亿元(+15.90%)、归母净利4.41亿元…</w:t>
             </w:r>
           </w:p>
         </w:tc>
@@ -17102,7 +19202,7 @@
                 <w:b w:val="0"/>
                 <w:sz w:val="18"/>
               </w:rPr>
-              <w:t>2026-08-08</w:t>
+              <w:t>2026-08-11</w:t>
             </w:r>
           </w:p>
         </w:tc>
@@ -17121,7 +19221,7 @@
                 <w:b w:val="0"/>
                 <w:sz w:val="18"/>
               </w:rPr>
-              <w:t>箭牌家居(001322)</w:t>
+              <w:t>顾家家居(603816)</w:t>
             </w:r>
           </w:p>
         </w:tc>
@@ -17140,7 +19240,7 @@
                 <w:b w:val="0"/>
                 <w:sz w:val="18"/>
               </w:rPr>
-              <w:t>股权激励回购注销</w:t>
+              <w:t>定增落地/股本变动</w:t>
             </w:r>
           </w:p>
         </w:tc>
@@ -17159,7 +19259,7 @@
                 <w:b w:val="0"/>
                 <w:sz w:val="18"/>
               </w:rPr>
-              <w:t>2023年限制性股票激励计划回购注销完成：注销1,550,1…</w:t>
+              <w:t>2025年度向特定对象发行A股落地：向盈峰集团有限公司发行1…</w:t>
             </w:r>
           </w:p>
         </w:tc>
@@ -17179,7 +19279,7 @@
                 <w:b w:val="0"/>
                 <w:sz w:val="18"/>
               </w:rPr>
-              <w:t>2026-08-12</w:t>
+              <w:t>2026-08-11</w:t>
             </w:r>
           </w:p>
         </w:tc>
@@ -17197,7 +19297,7 @@
                 <w:b w:val="0"/>
                 <w:sz w:val="18"/>
               </w:rPr>
-              <w:t>欧派家居(603833)</w:t>
+              <w:t>居然智家(000785)</w:t>
             </w:r>
           </w:p>
         </w:tc>
@@ -17215,7 +19315,7 @@
                 <w:b w:val="0"/>
                 <w:sz w:val="18"/>
               </w:rPr>
-              <w:t>募集资金现金管理</w:t>
+              <w:t>实控人变更进展</w:t>
             </w:r>
           </w:p>
         </w:tc>
@@ -17233,7 +19333,7 @@
                 <w:b w:val="0"/>
                 <w:sz w:val="18"/>
               </w:rPr>
-              <w:t>08-11、08-12连续披露《关于使用闲置募集资金进行现金…</w:t>
+              <w:t>原实际控制人汪林朋先生逝世，其配偶杨芳女士通过夫妻共同财产分…</w:t>
             </w:r>
           </w:p>
         </w:tc>
@@ -17254,7 +19354,7 @@
                 <w:b w:val="0"/>
                 <w:sz w:val="18"/>
               </w:rPr>
-              <w:t>2026-08-12</w:t>
+              <w:t>2026-08-08</w:t>
             </w:r>
           </w:p>
         </w:tc>
@@ -17273,7 +19373,7 @@
                 <w:b w:val="0"/>
                 <w:sz w:val="18"/>
               </w:rPr>
-              <w:t>好莱客(603898)</w:t>
+              <w:t>惠达卫浴(603385)</w:t>
             </w:r>
           </w:p>
         </w:tc>
@@ -17292,7 +19392,7 @@
                 <w:b w:val="0"/>
                 <w:sz w:val="18"/>
               </w:rPr>
-              <w:t>对外投资</w:t>
+              <w:t>资产出售进展</w:t>
             </w:r>
           </w:p>
         </w:tc>
@@ -17300,6 +19400,232 @@
           <w:tcPr>
             <w:tcW w:type="dxa" w:w="4252"/>
             <w:shd w:val="clear" w:fill="F4F6F9"/>
+          </w:tcPr>
+          <w:p>
+            <w:pPr>
+              <w:jc w:val="center"/>
+            </w:pPr>
+            <w:r>
+              <w:rPr>
+                <w:rFonts w:ascii="Arial" w:hAnsi="Arial" w:eastAsia="宋体"/>
+                <w:b w:val="0"/>
+                <w:sz w:val="18"/>
+              </w:rPr>
+              <w:t>出售广西新高盛薄型建陶有限公司100%股权及债权：股权转让价…</w:t>
+            </w:r>
+          </w:p>
+        </w:tc>
+      </w:tr>
+      <w:tr>
+        <w:tc>
+          <w:tcPr>
+            <w:tcW w:type="dxa" w:w="1134"/>
+          </w:tcPr>
+          <w:p>
+            <w:pPr>
+              <w:jc w:val="left"/>
+            </w:pPr>
+            <w:r>
+              <w:rPr>
+                <w:rFonts w:ascii="Arial" w:hAnsi="Arial" w:eastAsia="宋体"/>
+                <w:b w:val="0"/>
+                <w:sz w:val="18"/>
+              </w:rPr>
+              <w:t>2026-08-08</w:t>
+            </w:r>
+          </w:p>
+        </w:tc>
+        <w:tc>
+          <w:tcPr>
+            <w:tcW w:type="dxa" w:w="1814"/>
+          </w:tcPr>
+          <w:p>
+            <w:pPr>
+              <w:jc w:val="center"/>
+            </w:pPr>
+            <w:r>
+              <w:rPr>
+                <w:rFonts w:ascii="Arial" w:hAnsi="Arial" w:eastAsia="宋体"/>
+                <w:b w:val="0"/>
+                <w:sz w:val="18"/>
+              </w:rPr>
+              <w:t>箭牌家居(001322)</w:t>
+            </w:r>
+          </w:p>
+        </w:tc>
+        <w:tc>
+          <w:tcPr>
+            <w:tcW w:type="dxa" w:w="1474"/>
+          </w:tcPr>
+          <w:p>
+            <w:pPr>
+              <w:jc w:val="center"/>
+            </w:pPr>
+            <w:r>
+              <w:rPr>
+                <w:rFonts w:ascii="Arial" w:hAnsi="Arial" w:eastAsia="宋体"/>
+                <w:b w:val="0"/>
+                <w:sz w:val="18"/>
+              </w:rPr>
+              <w:t>股权激励回购注销</w:t>
+            </w:r>
+          </w:p>
+        </w:tc>
+        <w:tc>
+          <w:tcPr>
+            <w:tcW w:type="dxa" w:w="4252"/>
+          </w:tcPr>
+          <w:p>
+            <w:pPr>
+              <w:jc w:val="center"/>
+            </w:pPr>
+            <w:r>
+              <w:rPr>
+                <w:rFonts w:ascii="Arial" w:hAnsi="Arial" w:eastAsia="宋体"/>
+                <w:b w:val="0"/>
+                <w:sz w:val="18"/>
+              </w:rPr>
+              <w:t>2023年限制性股票激励计划回购注销完成：注销1,550,1…</w:t>
+            </w:r>
+          </w:p>
+        </w:tc>
+      </w:tr>
+      <w:tr>
+        <w:tc>
+          <w:tcPr>
+            <w:tcW w:type="dxa" w:w="1134"/>
+            <w:shd w:val="clear" w:fill="F4F6F9"/>
+          </w:tcPr>
+          <w:p>
+            <w:pPr>
+              <w:jc w:val="left"/>
+            </w:pPr>
+            <w:r>
+              <w:rPr>
+                <w:rFonts w:ascii="Arial" w:hAnsi="Arial" w:eastAsia="宋体"/>
+                <w:b w:val="0"/>
+                <w:sz w:val="18"/>
+              </w:rPr>
+              <w:t>2026-08-12</w:t>
+            </w:r>
+          </w:p>
+        </w:tc>
+        <w:tc>
+          <w:tcPr>
+            <w:tcW w:type="dxa" w:w="1814"/>
+            <w:shd w:val="clear" w:fill="F4F6F9"/>
+          </w:tcPr>
+          <w:p>
+            <w:pPr>
+              <w:jc w:val="center"/>
+            </w:pPr>
+            <w:r>
+              <w:rPr>
+                <w:rFonts w:ascii="Arial" w:hAnsi="Arial" w:eastAsia="宋体"/>
+                <w:b w:val="0"/>
+                <w:sz w:val="18"/>
+              </w:rPr>
+              <w:t>欧派家居(603833)</w:t>
+            </w:r>
+          </w:p>
+        </w:tc>
+        <w:tc>
+          <w:tcPr>
+            <w:tcW w:type="dxa" w:w="1474"/>
+            <w:shd w:val="clear" w:fill="F4F6F9"/>
+          </w:tcPr>
+          <w:p>
+            <w:pPr>
+              <w:jc w:val="center"/>
+            </w:pPr>
+            <w:r>
+              <w:rPr>
+                <w:rFonts w:ascii="Arial" w:hAnsi="Arial" w:eastAsia="宋体"/>
+                <w:b w:val="0"/>
+                <w:sz w:val="18"/>
+              </w:rPr>
+              <w:t>募集资金现金管理</w:t>
+            </w:r>
+          </w:p>
+        </w:tc>
+        <w:tc>
+          <w:tcPr>
+            <w:tcW w:type="dxa" w:w="4252"/>
+            <w:shd w:val="clear" w:fill="F4F6F9"/>
+          </w:tcPr>
+          <w:p>
+            <w:pPr>
+              <w:jc w:val="center"/>
+            </w:pPr>
+            <w:r>
+              <w:rPr>
+                <w:rFonts w:ascii="Arial" w:hAnsi="Arial" w:eastAsia="宋体"/>
+                <w:b w:val="0"/>
+                <w:sz w:val="18"/>
+              </w:rPr>
+              <w:t>08-11、08-12连续披露《关于使用闲置募集资金进行现金…</w:t>
+            </w:r>
+          </w:p>
+        </w:tc>
+      </w:tr>
+      <w:tr>
+        <w:tc>
+          <w:tcPr>
+            <w:tcW w:type="dxa" w:w="1134"/>
+          </w:tcPr>
+          <w:p>
+            <w:pPr>
+              <w:jc w:val="left"/>
+            </w:pPr>
+            <w:r>
+              <w:rPr>
+                <w:rFonts w:ascii="Arial" w:hAnsi="Arial" w:eastAsia="宋体"/>
+                <w:b w:val="0"/>
+                <w:sz w:val="18"/>
+              </w:rPr>
+              <w:t>2026-08-12</w:t>
+            </w:r>
+          </w:p>
+        </w:tc>
+        <w:tc>
+          <w:tcPr>
+            <w:tcW w:type="dxa" w:w="1814"/>
+          </w:tcPr>
+          <w:p>
+            <w:pPr>
+              <w:jc w:val="center"/>
+            </w:pPr>
+            <w:r>
+              <w:rPr>
+                <w:rFonts w:ascii="Arial" w:hAnsi="Arial" w:eastAsia="宋体"/>
+                <w:b w:val="0"/>
+                <w:sz w:val="18"/>
+              </w:rPr>
+              <w:t>好莱客(603898)</w:t>
+            </w:r>
+          </w:p>
+        </w:tc>
+        <w:tc>
+          <w:tcPr>
+            <w:tcW w:type="dxa" w:w="1474"/>
+          </w:tcPr>
+          <w:p>
+            <w:pPr>
+              <w:jc w:val="center"/>
+            </w:pPr>
+            <w:r>
+              <w:rPr>
+                <w:rFonts w:ascii="Arial" w:hAnsi="Arial" w:eastAsia="宋体"/>
+                <w:b w:val="0"/>
+                <w:sz w:val="18"/>
+              </w:rPr>
+              <w:t>对外投资</w:t>
+            </w:r>
+          </w:p>
+        </w:tc>
+        <w:tc>
+          <w:tcPr>
+            <w:tcW w:type="dxa" w:w="4252"/>
           </w:tcPr>
           <w:p>
             <w:pPr>
@@ -17329,6 +19655,129 @@
           <w:sz w:val="17"/>
         </w:rPr>
         <w:t>来源：上证报/证券时报/东方财富/同花顺 + 各公司公告</w:t>
+      </w:r>
+    </w:p>
+    <w:p>
+      <w:pPr>
+        <w:spacing w:line="360" w:lineRule="auto"/>
+      </w:pPr>
+      <w:r>
+        <w:rPr>
+          <w:rFonts w:ascii="Arial" w:hAnsi="Arial" w:eastAsia="宋体"/>
+          <w:b/>
+          <w:sz w:val="21"/>
+        </w:rPr>
+        <w:t>曲美家居(603818)（公告(关联交易)｜2026-08-13）</w:t>
+      </w:r>
+    </w:p>
+    <w:p>
+      <w:pPr>
+        <w:spacing w:line="360" w:lineRule="auto"/>
+        <w:ind w:firstLine="420"/>
+      </w:pPr>
+      <w:r>
+        <w:rPr>
+          <w:rFonts w:ascii="Arial" w:hAnsi="Arial" w:eastAsia="宋体"/>
+          <w:b w:val="0"/>
+          <w:sz w:val="21"/>
+        </w:rPr>
+        <w:t>披露《关联交易公告》(编号2026-036)：实控人赵瑞海之子赵泽龙(抖音账号『泽龙Z』、任公司战略顾问)过去12个月通过橱窗带货/直播带货/巨量星图付费商单为公司带货，累计关联交易32.44万元(年初至披露日30.77万元)。关键信号：公司抖音精选联盟推广费率2026年3月设为15%，自6月15日起下调至5%(平台可设最低下限)。08-12董事会以10票同意、1票回避(赵瑞海)通过。金额较小，不构成重大影响。</w:t>
+      </w:r>
+    </w:p>
+    <w:p>
+      <w:pPr>
+        <w:spacing w:after="40"/>
+      </w:pPr>
+      <w:r>
+        <w:rPr>
+          <w:rFonts w:ascii="Arial" w:hAnsi="Arial" w:eastAsia="宋体"/>
+          <w:i/>
+          <w:color w:val="888888"/>
+          <w:sz w:val="17"/>
+        </w:rPr>
+        <w:t>来源：上交所/东方财富·曲美家居2026-036号公告(正文逐字核验)　https://data.eastmoney.com/notices/detail/603818/AN202608121827902904.html</w:t>
+      </w:r>
+    </w:p>
+    <w:p>
+      <w:pPr>
+        <w:spacing w:line="360" w:lineRule="auto"/>
+      </w:pPr>
+      <w:r>
+        <w:rPr>
+          <w:rFonts w:ascii="Arial" w:hAnsi="Arial" w:eastAsia="宋体"/>
+          <w:b/>
+          <w:sz w:val="21"/>
+        </w:rPr>
+        <w:t>江河集团(601886)（公告(股票异常波动)｜2026-08-13）</w:t>
+      </w:r>
+    </w:p>
+    <w:p>
+      <w:pPr>
+        <w:spacing w:line="360" w:lineRule="auto"/>
+        <w:ind w:firstLine="420"/>
+      </w:pPr>
+      <w:r>
+        <w:rPr>
+          <w:rFonts w:ascii="Arial" w:hAnsi="Arial" w:eastAsia="宋体"/>
+          <w:b w:val="0"/>
+          <w:sz w:val="21"/>
+        </w:rPr>
+        <w:t>披露《股票交易异常波动公告》(临2026-037)：08-10/11/12连续三个交易日收盘价涨幅偏离值累计超20%。自查生产经营正常，不存在应披露未披露重大事项，董监高及控股股东异动期间未买卖股票。背景：公司08-12刚披露2026H1营收108.24亿(+15.90%)、归母净利4.41亿(+34.34%)，并推中期分配与收购控股子公司少数股权。</w:t>
+      </w:r>
+    </w:p>
+    <w:p>
+      <w:pPr>
+        <w:spacing w:after="40"/>
+      </w:pPr>
+      <w:r>
+        <w:rPr>
+          <w:rFonts w:ascii="Arial" w:hAnsi="Arial" w:eastAsia="宋体"/>
+          <w:i/>
+          <w:color w:val="888888"/>
+          <w:sz w:val="17"/>
+        </w:rPr>
+        <w:t>来源：上交所/东方财富·江河集团临2026-037号公告(正文逐字核验)　https://data.eastmoney.com/notices/detail/601886/AN202608121827906108.html</w:t>
+      </w:r>
+    </w:p>
+    <w:p>
+      <w:pPr>
+        <w:spacing w:line="360" w:lineRule="auto"/>
+      </w:pPr>
+      <w:r>
+        <w:rPr>
+          <w:rFonts w:ascii="Arial" w:hAnsi="Arial" w:eastAsia="宋体"/>
+          <w:b/>
+          <w:sz w:val="21"/>
+        </w:rPr>
+        <w:t>北新建材(000786)（公告(业绩说明会)｜2026-08-13）</w:t>
+      </w:r>
+    </w:p>
+    <w:p>
+      <w:pPr>
+        <w:spacing w:line="360" w:lineRule="auto"/>
+        <w:ind w:firstLine="420"/>
+      </w:pPr>
+      <w:r>
+        <w:rPr>
+          <w:rFonts w:ascii="Arial" w:hAnsi="Arial" w:eastAsia="宋体"/>
+          <w:b w:val="0"/>
+          <w:sz w:val="21"/>
+        </w:rPr>
+        <w:t>披露公告(2026-029)：拟于2026-08-21在深交所及巨潮资讯网披露《2026年半年度报告》，并于当日15:00-16:00在『进门』平台举行H1业绩说明会，08-20 15:00前经邮箱bnbm@bnbm.com.cn征集投资者问题。石膏板/防水/涂料龙头H1正式财报将于08-21落地。</w:t>
+      </w:r>
+    </w:p>
+    <w:p>
+      <w:pPr>
+        <w:spacing w:after="40"/>
+      </w:pPr>
+      <w:r>
+        <w:rPr>
+          <w:rFonts w:ascii="Arial" w:hAnsi="Arial" w:eastAsia="宋体"/>
+          <w:i/>
+          <w:color w:val="888888"/>
+          <w:sz w:val="17"/>
+        </w:rPr>
+        <w:t>来源：深交所/东方财富·北新建材2026-029号公告(正文逐字核验)　https://data.eastmoney.com/notices/detail/000786/AN202608121827905015.html</w:t>
       </w:r>
     </w:p>
     <w:p>
@@ -23617,6 +26066,684 @@
           </w:p>
         </w:tc>
       </w:tr>
+      <w:tr>
+        <w:tc>
+          <w:tcPr>
+            <w:tcW w:type="dxa" w:w="567"/>
+          </w:tcPr>
+          <w:p>
+            <w:pPr>
+              <w:jc w:val="left"/>
+            </w:pPr>
+            <w:r>
+              <w:rPr>
+                <w:rFonts w:ascii="Arial" w:hAnsi="Arial" w:eastAsia="宋体"/>
+                <w:b w:val="0"/>
+                <w:sz w:val="17"/>
+              </w:rPr>
+              <w:t>E</w:t>
+            </w:r>
+          </w:p>
+        </w:tc>
+        <w:tc>
+          <w:tcPr>
+            <w:tcW w:type="dxa" w:w="2268"/>
+          </w:tcPr>
+          <w:p>
+            <w:pPr>
+              <w:jc w:val="center"/>
+            </w:pPr>
+            <w:r>
+              <w:rPr>
+                <w:rFonts w:ascii="Arial" w:hAnsi="Arial" w:eastAsia="宋体"/>
+                <w:b w:val="0"/>
+                <w:sz w:val="17"/>
+              </w:rPr>
+              <w:t>微信小店成长中心·平台公告</w:t>
+            </w:r>
+          </w:p>
+        </w:tc>
+        <w:tc>
+          <w:tcPr>
+            <w:tcW w:type="dxa" w:w="1020"/>
+          </w:tcPr>
+          <w:p>
+            <w:pPr>
+              <w:jc w:val="center"/>
+            </w:pPr>
+            <w:r>
+              <w:rPr>
+                <w:rFonts w:ascii="Arial" w:hAnsi="Arial" w:eastAsia="宋体"/>
+                <w:b w:val="0"/>
+                <w:sz w:val="17"/>
+              </w:rPr>
+              <w:t>免登录(公告页)</w:t>
+            </w:r>
+          </w:p>
+        </w:tc>
+        <w:tc>
+          <w:tcPr>
+            <w:tcW w:type="dxa" w:w="680"/>
+          </w:tcPr>
+          <w:p>
+            <w:pPr>
+              <w:jc w:val="center"/>
+            </w:pPr>
+            <w:r>
+              <w:rPr>
+                <w:rFonts w:ascii="Arial" w:hAnsi="Arial" w:eastAsia="宋体"/>
+                <w:b w:val="0"/>
+                <w:sz w:val="17"/>
+              </w:rPr>
+              <w:t>2</w:t>
+            </w:r>
+          </w:p>
+        </w:tc>
+        <w:tc>
+          <w:tcPr>
+            <w:tcW w:type="dxa" w:w="1587"/>
+          </w:tcPr>
+          <w:p>
+            <w:pPr>
+              <w:jc w:val="center"/>
+            </w:pPr>
+            <w:r>
+              <w:rPr>
+                <w:rFonts w:ascii="Arial" w:hAnsi="Arial" w:eastAsia="宋体"/>
+                <w:b w:val="0"/>
+                <w:sz w:val="17"/>
+              </w:rPr>
+              <w:t>1条(家具类目调整08-24</w:t>
+            </w:r>
+          </w:p>
+        </w:tc>
+        <w:tc>
+          <w:tcPr>
+            <w:tcW w:type="dxa" w:w="2551"/>
+          </w:tcPr>
+          <w:p>
+            <w:pPr>
+              <w:jc w:val="center"/>
+            </w:pPr>
+            <w:r>
+              <w:rPr>
+                <w:rFonts w:ascii="Arial" w:hAnsi="Arial" w:eastAsia="宋体"/>
+                <w:b w:val="0"/>
+                <w:sz w:val="17"/>
+              </w:rPr>
+              <w:t>SPA页，商家后台明细需登录；公告正文可核。</w:t>
+            </w:r>
+          </w:p>
+        </w:tc>
+      </w:tr>
+      <w:tr>
+        <w:tc>
+          <w:tcPr>
+            <w:tcW w:type="dxa" w:w="567"/>
+            <w:shd w:val="clear" w:fill="F4F6F9"/>
+          </w:tcPr>
+          <w:p>
+            <w:pPr>
+              <w:jc w:val="left"/>
+            </w:pPr>
+            <w:r>
+              <w:rPr>
+                <w:rFonts w:ascii="Arial" w:hAnsi="Arial" w:eastAsia="宋体"/>
+                <w:b w:val="0"/>
+                <w:sz w:val="17"/>
+              </w:rPr>
+              <w:t>A</w:t>
+            </w:r>
+          </w:p>
+        </w:tc>
+        <w:tc>
+          <w:tcPr>
+            <w:tcW w:type="dxa" w:w="2268"/>
+            <w:shd w:val="clear" w:fill="F4F6F9"/>
+          </w:tcPr>
+          <w:p>
+            <w:pPr>
+              <w:jc w:val="center"/>
+            </w:pPr>
+            <w:r>
+              <w:rPr>
+                <w:rFonts w:ascii="Arial" w:hAnsi="Arial" w:eastAsia="宋体"/>
+                <w:b w:val="0"/>
+                <w:sz w:val="17"/>
+              </w:rPr>
+              <w:t>东方财富·上市公司公告(cnotice正文API</w:t>
+            </w:r>
+          </w:p>
+        </w:tc>
+        <w:tc>
+          <w:tcPr>
+            <w:tcW w:type="dxa" w:w="1020"/>
+            <w:shd w:val="clear" w:fill="F4F6F9"/>
+          </w:tcPr>
+          <w:p>
+            <w:pPr>
+              <w:jc w:val="center"/>
+            </w:pPr>
+            <w:r>
+              <w:rPr>
+                <w:rFonts w:ascii="Arial" w:hAnsi="Arial" w:eastAsia="宋体"/>
+                <w:b w:val="0"/>
+                <w:sz w:val="17"/>
+              </w:rPr>
+              <w:t>免登录</w:t>
+            </w:r>
+          </w:p>
+        </w:tc>
+        <w:tc>
+          <w:tcPr>
+            <w:tcW w:type="dxa" w:w="680"/>
+            <w:shd w:val="clear" w:fill="F4F6F9"/>
+          </w:tcPr>
+          <w:p>
+            <w:pPr>
+              <w:jc w:val="center"/>
+            </w:pPr>
+            <w:r>
+              <w:rPr>
+                <w:rFonts w:ascii="Arial" w:hAnsi="Arial" w:eastAsia="宋体"/>
+                <w:b w:val="0"/>
+                <w:sz w:val="17"/>
+              </w:rPr>
+              <w:t>3</w:t>
+            </w:r>
+          </w:p>
+        </w:tc>
+        <w:tc>
+          <w:tcPr>
+            <w:tcW w:type="dxa" w:w="1587"/>
+            <w:shd w:val="clear" w:fill="F4F6F9"/>
+          </w:tcPr>
+          <w:p>
+            <w:pPr>
+              <w:jc w:val="center"/>
+            </w:pPr>
+            <w:r>
+              <w:rPr>
+                <w:rFonts w:ascii="Arial" w:hAnsi="Arial" w:eastAsia="宋体"/>
+                <w:b w:val="0"/>
+                <w:sz w:val="17"/>
+              </w:rPr>
+              <w:t>本期08-13新增4家逐字核</w:t>
+            </w:r>
+          </w:p>
+        </w:tc>
+        <w:tc>
+          <w:tcPr>
+            <w:tcW w:type="dxa" w:w="2551"/>
+            <w:shd w:val="clear" w:fill="F4F6F9"/>
+          </w:tcPr>
+          <w:p>
+            <w:pPr>
+              <w:jc w:val="center"/>
+            </w:pPr>
+            <w:r>
+              <w:rPr>
+                <w:rFonts w:ascii="Arial" w:hAnsi="Arial" w:eastAsia="宋体"/>
+                <w:b w:val="0"/>
+                <w:sz w:val="17"/>
+              </w:rPr>
+              <w:t>无。作为公告关键数字一手核验通道。</w:t>
+            </w:r>
+          </w:p>
+        </w:tc>
+      </w:tr>
+      <w:tr>
+        <w:tc>
+          <w:tcPr>
+            <w:tcW w:type="dxa" w:w="567"/>
+          </w:tcPr>
+          <w:p>
+            <w:pPr>
+              <w:jc w:val="left"/>
+            </w:pPr>
+            <w:r>
+              <w:rPr>
+                <w:rFonts w:ascii="Arial" w:hAnsi="Arial" w:eastAsia="宋体"/>
+                <w:b w:val="0"/>
+                <w:sz w:val="17"/>
+              </w:rPr>
+              <w:t>A</w:t>
+            </w:r>
+          </w:p>
+        </w:tc>
+        <w:tc>
+          <w:tcPr>
+            <w:tcW w:type="dxa" w:w="2268"/>
+          </w:tcPr>
+          <w:p>
+            <w:pPr>
+              <w:jc w:val="center"/>
+            </w:pPr>
+            <w:r>
+              <w:rPr>
+                <w:rFonts w:ascii="Arial" w:hAnsi="Arial" w:eastAsia="宋体"/>
+                <w:b w:val="0"/>
+                <w:sz w:val="17"/>
+              </w:rPr>
+              <w:t>东方财富·datacenter中报API(RPT</w:t>
+            </w:r>
+          </w:p>
+        </w:tc>
+        <w:tc>
+          <w:tcPr>
+            <w:tcW w:type="dxa" w:w="1020"/>
+          </w:tcPr>
+          <w:p>
+            <w:pPr>
+              <w:jc w:val="center"/>
+            </w:pPr>
+            <w:r>
+              <w:rPr>
+                <w:rFonts w:ascii="Arial" w:hAnsi="Arial" w:eastAsia="宋体"/>
+                <w:b w:val="0"/>
+                <w:sz w:val="17"/>
+              </w:rPr>
+              <w:t>免登录</w:t>
+            </w:r>
+          </w:p>
+        </w:tc>
+        <w:tc>
+          <w:tcPr>
+            <w:tcW w:type="dxa" w:w="680"/>
+          </w:tcPr>
+          <w:p>
+            <w:pPr>
+              <w:jc w:val="center"/>
+            </w:pPr>
+            <w:r>
+              <w:rPr>
+                <w:rFonts w:ascii="Arial" w:hAnsi="Arial" w:eastAsia="宋体"/>
+                <w:b w:val="0"/>
+                <w:sz w:val="17"/>
+              </w:rPr>
+              <w:t>3</w:t>
+            </w:r>
+          </w:p>
+        </w:tc>
+        <w:tc>
+          <w:tcPr>
+            <w:tcW w:type="dxa" w:w="1587"/>
+          </w:tcPr>
+          <w:p>
+            <w:pPr>
+              <w:jc w:val="center"/>
+            </w:pPr>
+            <w:r>
+              <w:rPr>
+                <w:rFonts w:ascii="Arial" w:hAnsi="Arial" w:eastAsia="宋体"/>
+                <w:b w:val="0"/>
+                <w:sz w:val="17"/>
+              </w:rPr>
+              <w:t>2026H1(REPORTD</w:t>
+            </w:r>
+          </w:p>
+        </w:tc>
+        <w:tc>
+          <w:tcPr>
+            <w:tcW w:type="dxa" w:w="2551"/>
+          </w:tcPr>
+          <w:p>
+            <w:pPr>
+              <w:jc w:val="center"/>
+            </w:pPr>
+            <w:r>
+              <w:rPr>
+                <w:rFonts w:ascii="Arial" w:hAnsi="Arial" w:eastAsia="宋体"/>
+                <w:b w:val="0"/>
+                <w:sz w:val="17"/>
+              </w:rPr>
+              <w:t>无。营收/净利/毛利率/YoY一手取数。</w:t>
+            </w:r>
+          </w:p>
+        </w:tc>
+      </w:tr>
+      <w:tr>
+        <w:tc>
+          <w:tcPr>
+            <w:tcW w:type="dxa" w:w="567"/>
+            <w:shd w:val="clear" w:fill="F4F6F9"/>
+          </w:tcPr>
+          <w:p>
+            <w:pPr>
+              <w:jc w:val="left"/>
+            </w:pPr>
+            <w:r>
+              <w:rPr>
+                <w:rFonts w:ascii="Arial" w:hAnsi="Arial" w:eastAsia="宋体"/>
+                <w:b w:val="0"/>
+                <w:sz w:val="17"/>
+              </w:rPr>
+              <w:t>A</w:t>
+            </w:r>
+          </w:p>
+        </w:tc>
+        <w:tc>
+          <w:tcPr>
+            <w:tcW w:type="dxa" w:w="2268"/>
+            <w:shd w:val="clear" w:fill="F4F6F9"/>
+          </w:tcPr>
+          <w:p>
+            <w:pPr>
+              <w:jc w:val="center"/>
+            </w:pPr>
+            <w:r>
+              <w:rPr>
+                <w:rFonts w:ascii="Arial" w:hAnsi="Arial" w:eastAsia="宋体"/>
+                <w:b w:val="0"/>
+                <w:sz w:val="17"/>
+              </w:rPr>
+              <w:t>福建省发改委/南平·尤溪·三明地方国补公告</w:t>
+            </w:r>
+          </w:p>
+        </w:tc>
+        <w:tc>
+          <w:tcPr>
+            <w:tcW w:type="dxa" w:w="1020"/>
+            <w:shd w:val="clear" w:fill="F4F6F9"/>
+          </w:tcPr>
+          <w:p>
+            <w:pPr>
+              <w:jc w:val="center"/>
+            </w:pPr>
+            <w:r>
+              <w:rPr>
+                <w:rFonts w:ascii="Arial" w:hAnsi="Arial" w:eastAsia="宋体"/>
+                <w:b w:val="0"/>
+                <w:sz w:val="17"/>
+              </w:rPr>
+              <w:t>免登录</w:t>
+            </w:r>
+          </w:p>
+        </w:tc>
+        <w:tc>
+          <w:tcPr>
+            <w:tcW w:type="dxa" w:w="680"/>
+            <w:shd w:val="clear" w:fill="F4F6F9"/>
+          </w:tcPr>
+          <w:p>
+            <w:pPr>
+              <w:jc w:val="center"/>
+            </w:pPr>
+            <w:r>
+              <w:rPr>
+                <w:rFonts w:ascii="Arial" w:hAnsi="Arial" w:eastAsia="宋体"/>
+                <w:b w:val="0"/>
+                <w:sz w:val="17"/>
+              </w:rPr>
+              <w:t>3</w:t>
+            </w:r>
+          </w:p>
+        </w:tc>
+        <w:tc>
+          <w:tcPr>
+            <w:tcW w:type="dxa" w:w="1587"/>
+            <w:shd w:val="clear" w:fill="F4F6F9"/>
+          </w:tcPr>
+          <w:p>
+            <w:pPr>
+              <w:jc w:val="center"/>
+            </w:pPr>
+            <w:r>
+              <w:rPr>
+                <w:rFonts w:ascii="Arial" w:hAnsi="Arial" w:eastAsia="宋体"/>
+                <w:b w:val="0"/>
+                <w:sz w:val="17"/>
+              </w:rPr>
+              <w:t>南平扩围+尤溪第十七批白名单</w:t>
+            </w:r>
+          </w:p>
+        </w:tc>
+        <w:tc>
+          <w:tcPr>
+            <w:tcW w:type="dxa" w:w="2551"/>
+            <w:shd w:val="clear" w:fill="F4F6F9"/>
+          </w:tcPr>
+          <w:p>
+            <w:pPr>
+              <w:jc w:val="center"/>
+            </w:pPr>
+            <w:r>
+              <w:rPr>
+                <w:rFonts w:ascii="Arial" w:hAnsi="Arial" w:eastAsia="宋体"/>
+                <w:b w:val="0"/>
+                <w:sz w:val="17"/>
+              </w:rPr>
+              <w:t>三明市商务局原文一度连接失败，已由同省南平公告佐证。</w:t>
+            </w:r>
+          </w:p>
+        </w:tc>
+      </w:tr>
+      <w:tr>
+        <w:tc>
+          <w:tcPr>
+            <w:tcW w:type="dxa" w:w="567"/>
+          </w:tcPr>
+          <w:p>
+            <w:pPr>
+              <w:jc w:val="left"/>
+            </w:pPr>
+            <w:r>
+              <w:rPr>
+                <w:rFonts w:ascii="Arial" w:hAnsi="Arial" w:eastAsia="宋体"/>
+                <w:b w:val="0"/>
+                <w:sz w:val="17"/>
+              </w:rPr>
+              <w:t>A</w:t>
+            </w:r>
+          </w:p>
+        </w:tc>
+        <w:tc>
+          <w:tcPr>
+            <w:tcW w:type="dxa" w:w="2268"/>
+          </w:tcPr>
+          <w:p>
+            <w:pPr>
+              <w:jc w:val="center"/>
+            </w:pPr>
+            <w:r>
+              <w:rPr>
+                <w:rFonts w:ascii="Arial" w:hAnsi="Arial" w:eastAsia="宋体"/>
+                <w:b w:val="0"/>
+                <w:sz w:val="17"/>
+              </w:rPr>
+              <w:t>武汉市商务局·国补白名单</w:t>
+            </w:r>
+          </w:p>
+        </w:tc>
+        <w:tc>
+          <w:tcPr>
+            <w:tcW w:type="dxa" w:w="1020"/>
+          </w:tcPr>
+          <w:p>
+            <w:pPr>
+              <w:jc w:val="center"/>
+            </w:pPr>
+            <w:r>
+              <w:rPr>
+                <w:rFonts w:ascii="Arial" w:hAnsi="Arial" w:eastAsia="宋体"/>
+                <w:b w:val="0"/>
+                <w:sz w:val="17"/>
+              </w:rPr>
+              <w:t>免登录</w:t>
+            </w:r>
+          </w:p>
+        </w:tc>
+        <w:tc>
+          <w:tcPr>
+            <w:tcW w:type="dxa" w:w="680"/>
+          </w:tcPr>
+          <w:p>
+            <w:pPr>
+              <w:jc w:val="center"/>
+            </w:pPr>
+            <w:r>
+              <w:rPr>
+                <w:rFonts w:ascii="Arial" w:hAnsi="Arial" w:eastAsia="宋体"/>
+                <w:b w:val="0"/>
+                <w:sz w:val="17"/>
+              </w:rPr>
+              <w:t>3</w:t>
+            </w:r>
+          </w:p>
+        </w:tc>
+        <w:tc>
+          <w:tcPr>
+            <w:tcW w:type="dxa" w:w="1587"/>
+          </w:tcPr>
+          <w:p>
+            <w:pPr>
+              <w:jc w:val="center"/>
+            </w:pPr>
+            <w:r>
+              <w:rPr>
+                <w:rFonts w:ascii="Arial" w:hAnsi="Arial" w:eastAsia="宋体"/>
+                <w:b w:val="0"/>
+                <w:sz w:val="17"/>
+              </w:rPr>
+              <w:t>第六批智能家居主体名单</w:t>
+            </w:r>
+          </w:p>
+        </w:tc>
+        <w:tc>
+          <w:tcPr>
+            <w:tcW w:type="dxa" w:w="2551"/>
+          </w:tcPr>
+          <w:p>
+            <w:pPr>
+              <w:jc w:val="center"/>
+            </w:pPr>
+            <w:r>
+              <w:rPr>
+                <w:rFonts w:ascii="Arial" w:hAnsi="Arial" w:eastAsia="宋体"/>
+                <w:b w:val="0"/>
+                <w:sz w:val="17"/>
+              </w:rPr>
+              <w:t>无。</w:t>
+            </w:r>
+          </w:p>
+        </w:tc>
+      </w:tr>
+      <w:tr>
+        <w:tc>
+          <w:tcPr>
+            <w:tcW w:type="dxa" w:w="567"/>
+            <w:shd w:val="clear" w:fill="F4F6F9"/>
+          </w:tcPr>
+          <w:p>
+            <w:pPr>
+              <w:jc w:val="left"/>
+            </w:pPr>
+            <w:r>
+              <w:rPr>
+                <w:rFonts w:ascii="Arial" w:hAnsi="Arial" w:eastAsia="宋体"/>
+                <w:b w:val="0"/>
+                <w:sz w:val="17"/>
+              </w:rPr>
+              <w:t>A</w:t>
+            </w:r>
+          </w:p>
+        </w:tc>
+        <w:tc>
+          <w:tcPr>
+            <w:tcW w:type="dxa" w:w="2268"/>
+            <w:shd w:val="clear" w:fill="F4F6F9"/>
+          </w:tcPr>
+          <w:p>
+            <w:pPr>
+              <w:jc w:val="center"/>
+            </w:pPr>
+            <w:r>
+              <w:rPr>
+                <w:rFonts w:ascii="Arial" w:hAnsi="Arial" w:eastAsia="宋体"/>
+                <w:b w:val="0"/>
+                <w:sz w:val="17"/>
+              </w:rPr>
+              <w:t>中国建筑节能协会CABEE/中国建筑装饰协会CB</w:t>
+            </w:r>
+          </w:p>
+        </w:tc>
+        <w:tc>
+          <w:tcPr>
+            <w:tcW w:type="dxa" w:w="1020"/>
+            <w:shd w:val="clear" w:fill="F4F6F9"/>
+          </w:tcPr>
+          <w:p>
+            <w:pPr>
+              <w:jc w:val="center"/>
+            </w:pPr>
+            <w:r>
+              <w:rPr>
+                <w:rFonts w:ascii="Arial" w:hAnsi="Arial" w:eastAsia="宋体"/>
+                <w:b w:val="0"/>
+                <w:sz w:val="17"/>
+              </w:rPr>
+              <w:t>免登录</w:t>
+            </w:r>
+          </w:p>
+        </w:tc>
+        <w:tc>
+          <w:tcPr>
+            <w:tcW w:type="dxa" w:w="680"/>
+            <w:shd w:val="clear" w:fill="F4F6F9"/>
+          </w:tcPr>
+          <w:p>
+            <w:pPr>
+              <w:jc w:val="center"/>
+            </w:pPr>
+            <w:r>
+              <w:rPr>
+                <w:rFonts w:ascii="Arial" w:hAnsi="Arial" w:eastAsia="宋体"/>
+                <w:b w:val="0"/>
+                <w:sz w:val="17"/>
+              </w:rPr>
+              <w:t>3</w:t>
+            </w:r>
+          </w:p>
+        </w:tc>
+        <w:tc>
+          <w:tcPr>
+            <w:tcW w:type="dxa" w:w="1587"/>
+            <w:shd w:val="clear" w:fill="F4F6F9"/>
+          </w:tcPr>
+          <w:p>
+            <w:pPr>
+              <w:jc w:val="center"/>
+            </w:pPr>
+            <w:r>
+              <w:rPr>
+                <w:rFonts w:ascii="Arial" w:hAnsi="Arial" w:eastAsia="宋体"/>
+                <w:b w:val="0"/>
+                <w:sz w:val="17"/>
+              </w:rPr>
+              <w:t>辐射隔热涂料团标+CBDA标</w:t>
+            </w:r>
+          </w:p>
+        </w:tc>
+        <w:tc>
+          <w:tcPr>
+            <w:tcW w:type="dxa" w:w="2551"/>
+            <w:shd w:val="clear" w:fill="F4F6F9"/>
+          </w:tcPr>
+          <w:p>
+            <w:pPr>
+              <w:jc w:val="center"/>
+            </w:pPr>
+            <w:r>
+              <w:rPr>
+                <w:rFonts w:ascii="Arial" w:hAnsi="Arial" w:eastAsia="宋体"/>
+                <w:b w:val="0"/>
+                <w:sz w:val="17"/>
+              </w:rPr>
+              <w:t>无。</w:t>
+            </w:r>
+          </w:p>
+        </w:tc>
+      </w:tr>
     </w:tbl>
     <w:p>
       <w:pPr>
@@ -23639,7 +26766,7 @@
           <w:color w:val="333333"/>
           <w:sz w:val="21"/>
         </w:rPr>
-        <w:t>共接入40个数据源：深层采集(depth3)17个、中层14个、浅层3个、阻塞(depth0)6个。仍阻塞源：京麦(无POP商家权限)、京准通行业分析(需竞价投放广告主账号)、微信文档(公司网络DLP拦截)、千瓜行业流量大盘曲线(需更高阶数据权限)、京东规则详情页(需POP商家账号登录)。强登录源(蝉妈妈/千瓜/抖店罗盘)本期为非交互刷新未重采，沿用上期数据并标注原始日期。以上均按『阻塞透明、不臆测填充』规则标注。 公开层已采集约79条(Layer A/B) + 抖店罗盘完整类目盘 + 本期(08-07~08-12)新增39条：上市公司2026H1中报4家全字段财务、重大公告6家(顾家定增/居然智家实控人/惠达出表/箭牌激励作废/欧派现金管理/好莱客私募)、宏观3项(7月CPI含居住分项、7月PPI、1-7月进出口)、地产2项(中指第32周二手房与30城新房)、京东规则5项、地方补贴2项(深圳线上国补经营主体白名单、盐城盐都400万消费券)。本期(2026-07-30)经本机夸克浏览器 Computer Use 桌面自动化陪跑，已重采抖店罗盘、并首次采到蝉妈妈(抖音电商·家具建材品牌销售额TOP17)、千瓜尊享版(小红书·家居家装商单笔记榜TOP19)、阿拉丁照明网(照明行业2026H1景气资讯，过堡塔云WAF滑块)三大站外精确数据源；仍阻塞的为：京麦(无POP商家权限)、京准通行业分析(平台权限门槛，仅对有竞价广告投放的pin开放，该账号零投放故取不到)、微信文档(公司网络DLP拦截)、千瓜行业流量大盘曲线(需更高阶数据权限)——均非采集能力问题，已按阻塞透明规则标注，待相应账号/权限就绪即可补采。</w:t>
+        <w:t>共接入46个数据源：深层采集(depth3)22个、中层15个、浅层3个、阻塞(depth0)6个。仍阻塞：抖音/淘天/拼多多/小红书本窗口无可核验的家装818专项招商规则一手源；京麦『类目调整公告』详情页登录墙；甘肃省商务厅报道WAF拦截(HTTP 412)；三明市商务局预征集原文连接失败；内部sale-analyzer工具HTTP 504不可用；抖店罗盘见layerC说明。 公开层已采集约79条(Layer A/B) + 抖店罗盘完整类目盘 + 本期(08-07~08-12)新增39条：上市公司2026H1中报4家全字段财务、重大公告6家(顾家定增/居然智家实控人/惠达出表/箭牌激励作废/欧派现金管理/好莱客私募)、宏观3项(7月CPI含居住分项、7月PPI、1-7月进出口)、地产2项(中指第32周二手房与30城新房)、京东规则5项、地方补贴2项(深圳线上国补经营主体白名单、盐城盐都400万消费券)。本期(2026-07-30)经本机夸克浏览器 Computer Use 桌面自动化陪跑，已重采抖店罗盘、并首次采到蝉妈妈(抖音电商·家具建材品牌销售额TOP17)、千瓜尊享版(小红书·家居家装商单笔记榜TOP19)、阿拉丁照明网(照明行业2026H1景气资讯，过堡塔云WAF滑块)三大站外精确数据源；仍阻塞的为：京麦(无POP商家权限)、京准通行业分析(平台权限门槛，仅对有竞价广告投放的pin开放，该账号零投放故取不到)、微信文档(公司网络DLP拦截)、千瓜行业流量大盘曲线(需更高阶数据权限)——均非采集能力问题，已按阻塞透明规则标注，待相应账号/权限就绪即可补采。</w:t>
       </w:r>
     </w:p>
     <w:p>
